--- a/文件/競賽的相關東西/2025總統杯黑客松.docx
+++ b/文件/競賽的相關東西/2025總統杯黑客松.docx
@@ -3,11 +3,6 @@
 <w:document xmlns:wpc="http://schemas.microsoft.com/office/word/2010/wordprocessingCanvas" xmlns:cx="http://schemas.microsoft.com/office/drawing/2014/chartex" xmlns:cx1="http://schemas.microsoft.com/office/drawing/2015/9/8/chartex" xmlns:cx2="http://schemas.microsoft.com/office/drawing/2015/10/21/chartex" xmlns:cx3="http://schemas.microsoft.com/office/drawing/2016/5/9/chartex" xmlns:cx4="http://schemas.microsoft.com/office/drawing/2016/5/10/chartex" xmlns:cx5="http://schemas.microsoft.com/office/drawing/2016/5/11/chartex" xmlns:cx6="http://schemas.microsoft.com/office/drawing/2016/5/12/chartex" xmlns:cx7="http://schemas.microsoft.com/office/drawing/2016/5/13/chartex" xmlns:cx8="http://schemas.microsoft.com/office/drawing/2016/5/14/chartex" xmlns:mc="http://schemas.openxmlformats.org/markup-compatibility/2006" xmlns:aink="http://schemas.microsoft.com/office/drawing/2016/ink" xmlns:am3d="http://schemas.microsoft.com/office/drawing/2017/model3d" xmlns:o="urn:schemas-microsoft-com:office:office" xmlns:oel="http://schemas.microsoft.com/office/2019/extlst" xmlns:r="http://schemas.openxmlformats.org/officeDocument/2006/relationships" xmlns:m="http://schemas.openxmlformats.org/officeDocument/2006/math" xmlns:v="urn:schemas-microsoft-com:vml" xmlns:wp14="http://schemas.microsoft.com/office/word/2010/wordprocessingDrawing" xmlns:wp="http://schemas.openxmlformats.org/drawingml/2006/wordprocessingDrawing" xmlns:w10="urn:schemas-microsoft-com:office:word" xmlns:w="http://schemas.openxmlformats.org/wordprocessingml/2006/main" xmlns:w14="http://schemas.microsoft.com/office/word/2010/wordml" xmlns:w15="http://schemas.microsoft.com/office/word/2012/wordml" xmlns:w16cex="http://schemas.microsoft.com/office/word/2018/wordml/cex" xmlns:w16cid="http://schemas.microsoft.com/office/word/2016/wordml/cid" xmlns:w16="http://schemas.microsoft.com/office/word/2018/wordml" xmlns:w16du="http://schemas.microsoft.com/office/word/2023/wordml/word16du" xmlns:w16sdtdh="http://schemas.microsoft.com/office/word/2020/wordml/sdtdatahash" xmlns:w16sdtfl="http://schemas.microsoft.com/office/word/2024/wordml/sdtformatlock" xmlns:w16se="http://schemas.microsoft.com/office/word/2015/wordml/symex" xmlns:wpg="http://schemas.microsoft.com/office/word/2010/wordprocessingGroup" xmlns:wpi="http://schemas.microsoft.com/office/word/2010/wordprocessingInk" xmlns:wne="http://schemas.microsoft.com/office/word/2006/wordml" xmlns:wps="http://schemas.microsoft.com/office/word/2010/wordprocessingShape" mc:Ignorable="w14 w15 w16se w16cid w16 w16cex w16sdtdh w16sdtfl w16du wp14">
   <w:body>
     <w:p>
-      <w:pPr>
-        <w:rPr>
-          <w:rFonts w:hint="eastAsia"/>
-        </w:rPr>
-      </w:pPr>
       <w:r>
         <w:rPr>
           <w:b/>
@@ -545,11 +540,6 @@
     </w:p>
     <w:p/>
     <w:p>
-      <w:pPr>
-        <w:rPr>
-          <w:rFonts w:hint="eastAsia"/>
-        </w:rPr>
-      </w:pPr>
       <w:r>
         <w:rPr>
           <w:b/>
@@ -561,7 +551,6 @@
     <w:p>
       <w:pPr>
         <w:rPr>
-          <w:rFonts w:hint="eastAsia"/>
           <w:b/>
           <w:bCs/>
         </w:rPr>
@@ -617,21 +606,7 @@
             <w:rStyle w:val="af2"/>
             <w:rFonts w:hint="eastAsia"/>
           </w:rPr>
-          <w:t>【自我</w:t>
-        </w:r>
-        <w:r>
-          <w:rPr>
-            <w:rStyle w:val="af2"/>
-            <w:rFonts w:hint="eastAsia"/>
-          </w:rPr>
-          <w:t>推</w:t>
-        </w:r>
-        <w:r>
-          <w:rPr>
-            <w:rStyle w:val="af2"/>
-            <w:rFonts w:hint="eastAsia"/>
-          </w:rPr>
-          <w:t>薦】</w:t>
+          <w:t>【自我推薦】</w:t>
         </w:r>
       </w:hyperlink>
       <w:r>
@@ -692,6 +667,70 @@
     <w:p>
       <w:pPr>
         <w:rPr>
+          <w:color w:val="00B050"/>
+        </w:rPr>
+      </w:pPr>
+      <w:r>
+        <w:rPr>
+          <w:rFonts w:hint="eastAsia"/>
+          <w:color w:val="00B050"/>
+        </w:rPr>
+        <w:t>單位類別</w:t>
+      </w:r>
+    </w:p>
+    <w:p>
+      <w:pPr>
+        <w:rPr>
+          <w:color w:val="00B050"/>
+        </w:rPr>
+      </w:pPr>
+      <w:r>
+        <w:rPr>
+          <w:rFonts w:hint="eastAsia"/>
+          <w:color w:val="00B050"/>
+        </w:rPr>
+        <w:t>姓名</w:t>
+      </w:r>
+    </w:p>
+    <w:p>
+      <w:pPr>
+        <w:rPr>
+          <w:color w:val="00B050"/>
+        </w:rPr>
+      </w:pPr>
+      <w:r>
+        <w:rPr>
+          <w:rFonts w:hint="eastAsia"/>
+          <w:color w:val="00B050"/>
+        </w:rPr>
+        <w:t>完整單位名稱與職稱</w:t>
+      </w:r>
+    </w:p>
+    <w:p>
+      <w:pPr>
+        <w:rPr>
+          <w:rFonts w:hint="eastAsia"/>
+          <w:color w:val="00B050"/>
+        </w:rPr>
+      </w:pPr>
+      <w:r>
+        <w:rPr>
+          <w:rFonts w:hint="eastAsia"/>
+          <w:color w:val="00B050"/>
+        </w:rPr>
+        <w:t>任務分工</w:t>
+      </w:r>
+    </w:p>
+    <w:p>
+      <w:pPr>
+        <w:rPr>
+          <w:rFonts w:hint="eastAsia"/>
+        </w:rPr>
+      </w:pPr>
+    </w:p>
+    <w:p>
+      <w:pPr>
+        <w:rPr>
           <w:color w:val="3A7C22" w:themeColor="accent6" w:themeShade="BF"/>
         </w:rPr>
       </w:pPr>
@@ -739,6 +778,7 @@
           <w:rFonts w:hint="eastAsia"/>
           <w:highlight w:val="yellow"/>
         </w:rPr>
+        <w:lastRenderedPageBreak/>
         <w:t>民間單位與個人</w:t>
       </w:r>
       <w:r>
@@ -1144,7 +1184,6 @@
         <w:rPr>
           <w:rFonts w:hint="eastAsia"/>
         </w:rPr>
-        <w:lastRenderedPageBreak/>
         <w:t>參賽隊員中是否有「歷屆卓越團隊或初審入選者」？</w:t>
       </w:r>
       <w:r>
@@ -1393,7 +1432,7 @@
         <w:rPr>
           <w:color w:val="0070C0"/>
         </w:rPr>
-        <w:t>系統已建置全台縣市、鄉鎮區與警局資料庫，整合政府開放資料（如內政部警政署之警政機關地址、電話、轄區資訊），作為「最近警局」與「安全資訊」功能基礎。同時透過開放地圖</w:t>
+        <w:t>系統已建置全台縣市、鄉鎮區與警局資料，整合政府開放資料（如內政部警政署之警政機關地址、電話、轄區資訊），作為「最近警局」功能基礎。同時透過開放地圖</w:t>
       </w:r>
       <w:r>
         <w:rPr>
@@ -1544,835 +1583,896 @@
     <w:p>
       <w:pPr>
         <w:rPr>
-          <w:color w:val="0070C0"/>
-        </w:rPr>
-      </w:pPr>
-      <w:r>
-        <w:rPr>
-          <w:color w:val="0070C0"/>
-        </w:rPr>
-        <w:t>已掌握的資料將應用於三方面：</w:t>
-      </w:r>
-    </w:p>
-    <w:p>
-      <w:pPr>
+          <w:b/>
+          <w:bCs/>
+        </w:rPr>
+      </w:pPr>
+      <w:r>
+        <w:rPr>
+          <w:color w:val="0070C0"/>
+        </w:rPr>
+        <w:lastRenderedPageBreak/>
+        <w:t>已掌握資料將用於事件回報顯示、地圖警示與教育宣導；未掌握資料則可補足官方可信度，透過結合警方數據強化警示精準度，並建立安全商家網路。最終可形成</w:t>
+      </w:r>
+      <w:r>
+        <w:rPr>
+          <w:b/>
+          <w:bCs/>
+          <w:color w:val="0070C0"/>
+        </w:rPr>
+        <w:t>官方數據</w:t>
+      </w:r>
+      <w:r>
+        <w:rPr>
+          <w:b/>
+          <w:bCs/>
+          <w:color w:val="0070C0"/>
+        </w:rPr>
+        <w:t xml:space="preserve"> + </w:t>
+      </w:r>
+      <w:r>
+        <w:rPr>
+          <w:b/>
+          <w:bCs/>
+          <w:color w:val="0070C0"/>
+        </w:rPr>
+        <w:t>群眾通報</w:t>
+      </w:r>
+      <w:r>
+        <w:rPr>
+          <w:b/>
+          <w:bCs/>
+          <w:color w:val="0070C0"/>
+        </w:rPr>
+        <w:t xml:space="preserve"> + </w:t>
+      </w:r>
+      <w:r>
+        <w:rPr>
+          <w:b/>
+          <w:bCs/>
+          <w:color w:val="0070C0"/>
+        </w:rPr>
+        <w:t>商家合作</w:t>
+      </w:r>
+      <w:r>
+        <w:rPr>
+          <w:color w:val="0070C0"/>
+        </w:rPr>
+        <w:t>的三向資料流，兼顧即時性與公信力。</w:t>
+      </w:r>
+      <w:r>
+        <w:rPr>
+          <w:rFonts w:hint="eastAsia"/>
+        </w:rPr>
+        <w:br/>
+      </w:r>
+    </w:p>
+    <w:p>
+      <w:r>
+        <w:rPr>
+          <w:rFonts w:hint="eastAsia"/>
+          <w:b/>
+          <w:bCs/>
+        </w:rPr>
+        <w:t>請說明提案預計實證及落地場域為何，如在中央或地方機關、產業、或</w:t>
+      </w:r>
+      <w:r>
+        <w:rPr>
+          <w:rFonts w:hint="eastAsia"/>
+          <w:b/>
+          <w:bCs/>
+        </w:rPr>
+        <w:t>NPO/NGO</w:t>
+      </w:r>
+      <w:r>
+        <w:rPr>
+          <w:rFonts w:hint="eastAsia"/>
+          <w:b/>
+          <w:bCs/>
+        </w:rPr>
+        <w:t>等，如何導入公共服務運作？</w:t>
+      </w:r>
+      <w:r>
+        <w:rPr>
+          <w:rFonts w:hint="eastAsia"/>
+          <w:b/>
+          <w:bCs/>
+        </w:rPr>
+        <w:t>400</w:t>
+      </w:r>
+      <w:r>
+        <w:rPr>
+          <w:rFonts w:hint="eastAsia"/>
+          <w:b/>
+          <w:bCs/>
+        </w:rPr>
+        <w:t>字為限）</w:t>
+      </w:r>
+      <w:r>
+        <w:rPr>
+          <w:rFonts w:hint="eastAsia"/>
+        </w:rPr>
+        <w:t> * </w:t>
+      </w:r>
+      <w:r>
+        <w:rPr>
+          <w:rFonts w:hint="eastAsia"/>
+          <w:b/>
+          <w:bCs/>
+        </w:rPr>
+        <w:t>(0/400)</w:t>
+      </w:r>
+      <w:r>
+        <w:rPr>
+          <w:rFonts w:hint="eastAsia"/>
+        </w:rPr>
+        <w:br/>
+      </w:r>
+      <w:r>
+        <w:rPr>
+          <w:color w:val="0070C0"/>
+        </w:rPr>
+        <w:t>系統將優先導入於地方政府、警察局與校園社區，作為公共安全的輔助工具。例如與大專校院合作測試平台，提供學生夜歸安全保障；與地方政府合作，整合在地警局資料與商家合作據點，形成社區安全網。同時亦能推廣至</w:t>
+      </w:r>
+      <w:r>
+        <w:rPr>
+          <w:color w:val="0070C0"/>
+        </w:rPr>
+        <w:t xml:space="preserve"> NGO</w:t>
+      </w:r>
+      <w:r>
+        <w:rPr>
+          <w:color w:val="0070C0"/>
+        </w:rPr>
+        <w:t>、婦女團體與社區組織，作為安全倡議與教育的數位工具。</w:t>
+      </w:r>
+    </w:p>
+    <w:p/>
+    <w:p>
+      <w:r>
+        <w:rPr>
+          <w:rFonts w:hint="eastAsia"/>
+          <w:b/>
+          <w:bCs/>
+        </w:rPr>
+        <w:t>請說明提案應符合現行哪一主管機關之管制法規要求或未來具備法規調適空間？（</w:t>
+      </w:r>
+      <w:r>
+        <w:rPr>
+          <w:rFonts w:hint="eastAsia"/>
+          <w:b/>
+          <w:bCs/>
+        </w:rPr>
+        <w:t>400</w:t>
+      </w:r>
+      <w:r>
+        <w:rPr>
+          <w:rFonts w:hint="eastAsia"/>
+          <w:b/>
+          <w:bCs/>
+        </w:rPr>
+        <w:t>字為限）</w:t>
+      </w:r>
+      <w:r>
+        <w:rPr>
+          <w:rFonts w:hint="eastAsia"/>
+        </w:rPr>
+        <w:t> * </w:t>
+      </w:r>
+      <w:r>
+        <w:rPr>
+          <w:rFonts w:hint="eastAsia"/>
+          <w:b/>
+          <w:bCs/>
+        </w:rPr>
+        <w:t>(0/400)</w:t>
+      </w:r>
+      <w:r>
+        <w:rPr>
+          <w:rFonts w:hint="eastAsia"/>
+        </w:rPr>
+        <w:br/>
+      </w:r>
+      <w:r>
+        <w:rPr>
+          <w:color w:val="0070C0"/>
+        </w:rPr>
+        <w:t>本系統需遵循《個人資料保護法》保障使用者資訊隱私，並依《社會秩序維護法》避免誤導與誹謗問題。聊天室與回報內容須設置</w:t>
+      </w:r>
+      <w:r>
+        <w:rPr>
+          <w:color w:val="0070C0"/>
+        </w:rPr>
+        <w:t xml:space="preserve"> AI + </w:t>
+      </w:r>
+      <w:r>
+        <w:rPr>
+          <w:color w:val="0070C0"/>
+        </w:rPr>
+        <w:t>人工審核，確保不涉及違法言論。未來若推動成全國性平台，需與內政部警政署協調，建立官方數據共享機制，並具備法規調適空間，讓回報資料能合法運用於治安防治。</w:t>
+      </w:r>
+    </w:p>
+    <w:p/>
+    <w:p>
+      <w:pPr>
+        <w:rPr>
+          <w:b/>
+          <w:bCs/>
+        </w:rPr>
+      </w:pPr>
+      <w:r>
+        <w:rPr>
+          <w:b/>
+          <w:bCs/>
+        </w:rPr>
+        <w:t>二、社會影響力（解決方案、預期效益及可擴散性說明）</w:t>
+      </w:r>
+    </w:p>
+    <w:p>
+      <w:pPr>
+        <w:rPr>
+          <w:color w:val="0070C0"/>
+        </w:rPr>
+      </w:pPr>
+      <w:r>
+        <w:rPr>
+          <w:rFonts w:hint="eastAsia"/>
+          <w:b/>
+          <w:bCs/>
+        </w:rPr>
+        <w:t>請說明您的具體解決方案？（</w:t>
+      </w:r>
+      <w:r>
+        <w:rPr>
+          <w:rFonts w:hint="eastAsia"/>
+          <w:b/>
+          <w:bCs/>
+        </w:rPr>
+        <w:t>400</w:t>
+      </w:r>
+      <w:r>
+        <w:rPr>
+          <w:rFonts w:hint="eastAsia"/>
+          <w:b/>
+          <w:bCs/>
+        </w:rPr>
+        <w:t>字為限）</w:t>
+      </w:r>
+      <w:r>
+        <w:rPr>
+          <w:rFonts w:hint="eastAsia"/>
+        </w:rPr>
+        <w:t> * </w:t>
+      </w:r>
+      <w:r>
+        <w:rPr>
+          <w:rFonts w:hint="eastAsia"/>
+          <w:b/>
+          <w:bCs/>
+        </w:rPr>
+        <w:t>(0/400)</w:t>
+      </w:r>
+      <w:r>
+        <w:rPr>
+          <w:rFonts w:hint="eastAsia"/>
+        </w:rPr>
+        <w:br/>
+      </w:r>
+      <w:r>
+        <w:rPr>
+          <w:color w:val="0070C0"/>
+        </w:rPr>
+        <w:t>本平台結合事件回報、即時地圖警示、匿名聊天室、商家安全據點與一鍵求助功能。使用者可即時通報可疑人物，地圖即時更新並推播警示；同時在「安全合作商家」處獲得協助。平台也提供匿名交流區，分享防範經驗並獲得心理支持。</w:t>
+      </w:r>
+    </w:p>
+    <w:p>
+      <w:pPr>
+        <w:rPr>
+          <w:color w:val="0070C0"/>
+        </w:rPr>
+      </w:pPr>
+    </w:p>
+    <w:p>
+      <w:r>
+        <w:rPr>
+          <w:rFonts w:hint="eastAsia"/>
+          <w:b/>
+          <w:bCs/>
+        </w:rPr>
+        <w:t>請說明您認為本次提案內容可帶來的影響與效益？（</w:t>
+      </w:r>
+      <w:r>
+        <w:rPr>
+          <w:rFonts w:hint="eastAsia"/>
+          <w:b/>
+          <w:bCs/>
+        </w:rPr>
+        <w:t>400</w:t>
+      </w:r>
+      <w:r>
+        <w:rPr>
+          <w:rFonts w:hint="eastAsia"/>
+          <w:b/>
+          <w:bCs/>
+        </w:rPr>
+        <w:t>字為限）</w:t>
+      </w:r>
+      <w:r>
+        <w:rPr>
+          <w:rFonts w:hint="eastAsia"/>
+        </w:rPr>
+        <w:t> * </w:t>
+      </w:r>
+      <w:r>
+        <w:rPr>
+          <w:rFonts w:hint="eastAsia"/>
+          <w:b/>
+          <w:bCs/>
+        </w:rPr>
+        <w:t>(0/400)</w:t>
+      </w:r>
+      <w:r>
+        <w:rPr>
+          <w:rFonts w:hint="eastAsia"/>
+        </w:rPr>
+        <w:br/>
+      </w:r>
+      <w:r>
+        <w:rPr>
+          <w:color w:val="0070C0"/>
+        </w:rPr>
+        <w:t>提案能有效降低街頭騷擾與潛在侵害風險，提升個人安全感。透過數據共享，政府可掌握治安熱點，作為資源調度參考。商家參與「安全據點」計畫，不僅提升形象，也實質強化社區安全。社群互助與資訊透明則能促進社會信任，達</w:t>
+      </w:r>
+      <w:r>
+        <w:rPr>
+          <w:color w:val="0070C0"/>
+        </w:rPr>
+        <w:lastRenderedPageBreak/>
+        <w:t>到科技公益效益。</w:t>
+      </w:r>
+    </w:p>
+    <w:p/>
+    <w:p>
+      <w:r>
+        <w:rPr>
+          <w:rFonts w:hint="eastAsia"/>
+          <w:b/>
+          <w:bCs/>
+        </w:rPr>
+        <w:t>請說明本提案是否具備可複製性及擴散性？（</w:t>
+      </w:r>
+      <w:r>
+        <w:rPr>
+          <w:rFonts w:hint="eastAsia"/>
+          <w:b/>
+          <w:bCs/>
+        </w:rPr>
+        <w:t>400</w:t>
+      </w:r>
+      <w:r>
+        <w:rPr>
+          <w:rFonts w:hint="eastAsia"/>
+          <w:b/>
+          <w:bCs/>
+        </w:rPr>
+        <w:t>字為限）</w:t>
+      </w:r>
+      <w:r>
+        <w:rPr>
+          <w:rFonts w:hint="eastAsia"/>
+        </w:rPr>
+        <w:t> * </w:t>
+      </w:r>
+      <w:r>
+        <w:rPr>
+          <w:rFonts w:hint="eastAsia"/>
+          <w:b/>
+          <w:bCs/>
+        </w:rPr>
+        <w:t>(0/400)</w:t>
+      </w:r>
+      <w:r>
+        <w:rPr>
+          <w:rFonts w:hint="eastAsia"/>
+        </w:rPr>
+        <w:br/>
+      </w:r>
+      <w:r>
+        <w:rPr>
+          <w:color w:val="0070C0"/>
+        </w:rPr>
+        <w:t>系統採用</w:t>
+      </w:r>
+      <w:r>
+        <w:rPr>
+          <w:color w:val="0070C0"/>
+        </w:rPr>
+        <w:t xml:space="preserve"> PWA </w:t>
+      </w:r>
+      <w:r>
+        <w:rPr>
+          <w:color w:val="0070C0"/>
+        </w:rPr>
+        <w:t>與</w:t>
+      </w:r>
+      <w:r>
+        <w:rPr>
+          <w:color w:val="0070C0"/>
+        </w:rPr>
+        <w:t xml:space="preserve"> Django </w:t>
+      </w:r>
+      <w:r>
+        <w:rPr>
+          <w:color w:val="0070C0"/>
+        </w:rPr>
+        <w:t>架構，具備跨平台相容性</w:t>
+      </w:r>
+      <w:r>
+        <w:rPr>
+          <w:color w:val="0070C0"/>
+        </w:rPr>
+        <w:t>，僅需導入地方數據與商家合作即可複製應用</w:t>
+      </w:r>
+      <w:r>
+        <w:rPr>
+          <w:color w:val="0070C0"/>
+        </w:rPr>
+        <w:t>。未來可依需求擴充，如校園版、女性夜歸安全版，甚至國際化應用。只要有開放資料與合作商家，皆能快速導入，具高度擴散性與永續推廣價值。</w:t>
+      </w:r>
+    </w:p>
+    <w:p/>
+    <w:p>
+      <w:pPr>
+        <w:rPr>
+          <w:b/>
+          <w:bCs/>
+        </w:rPr>
+      </w:pPr>
+      <w:r>
+        <w:rPr>
+          <w:b/>
+          <w:bCs/>
+        </w:rPr>
+        <w:t>三、創新性（使用之工具、實作期程規劃說明）</w:t>
+      </w:r>
+    </w:p>
+    <w:p>
+      <w:r>
+        <w:rPr>
+          <w:rFonts w:hint="eastAsia"/>
+          <w:b/>
+          <w:bCs/>
+        </w:rPr>
+        <w:t>請說明本次提案內容跨領域合作或服務與技術之創新程度？（</w:t>
+      </w:r>
+      <w:r>
+        <w:rPr>
+          <w:rFonts w:hint="eastAsia"/>
+          <w:b/>
+          <w:bCs/>
+        </w:rPr>
+        <w:t>400</w:t>
+      </w:r>
+      <w:r>
+        <w:rPr>
+          <w:rFonts w:hint="eastAsia"/>
+          <w:b/>
+          <w:bCs/>
+        </w:rPr>
+        <w:t>字為限）</w:t>
+      </w:r>
+      <w:r>
+        <w:rPr>
+          <w:rFonts w:hint="eastAsia"/>
+        </w:rPr>
+        <w:t> * </w:t>
+      </w:r>
+      <w:r>
+        <w:rPr>
+          <w:rFonts w:hint="eastAsia"/>
+          <w:b/>
+          <w:bCs/>
+        </w:rPr>
+        <w:t>(0/400)</w:t>
+      </w:r>
+      <w:r>
+        <w:rPr>
+          <w:rFonts w:hint="eastAsia"/>
+        </w:rPr>
+        <w:br/>
+      </w:r>
+      <w:r>
+        <w:rPr>
+          <w:color w:val="0070C0"/>
+        </w:rPr>
+        <w:t>本系統結合資訊工程、公共安全、社會倡議與商業合作，跨足</w:t>
+      </w:r>
+      <w:r>
+        <w:rPr>
+          <w:b/>
+          <w:bCs/>
+          <w:color w:val="0070C0"/>
+        </w:rPr>
+        <w:t>警政、防騷擾</w:t>
+      </w:r>
+      <w:r>
+        <w:rPr>
+          <w:b/>
+          <w:bCs/>
+          <w:color w:val="0070C0"/>
+        </w:rPr>
+        <w:t xml:space="preserve"> NGO</w:t>
+      </w:r>
+      <w:r>
+        <w:rPr>
+          <w:b/>
+          <w:bCs/>
+          <w:color w:val="0070C0"/>
+        </w:rPr>
+        <w:t>、商家、校園</w:t>
+      </w:r>
+      <w:r>
+        <w:rPr>
+          <w:color w:val="0070C0"/>
+        </w:rPr>
+        <w:t>等領域。創新點包括：</w:t>
+      </w:r>
+      <w:r>
+        <w:rPr>
+          <w:color w:val="0070C0"/>
+        </w:rPr>
+        <w:t xml:space="preserve">AI </w:t>
+      </w:r>
+      <w:r>
+        <w:rPr>
+          <w:color w:val="0070C0"/>
+        </w:rPr>
+        <w:t>審查防止惡意言論、匿名社群降低受害者壓力、商家合作模式兼顧安全與經濟利益，形成社會共治的創新解決方案。</w:t>
+      </w:r>
+    </w:p>
+    <w:p/>
+    <w:p>
+      <w:r>
+        <w:rPr>
+          <w:rFonts w:hint="eastAsia"/>
+          <w:b/>
+          <w:bCs/>
+        </w:rPr>
+        <w:t>請說明提案預計使用之工具或平台？（</w:t>
+      </w:r>
+      <w:r>
+        <w:rPr>
+          <w:rFonts w:hint="eastAsia"/>
+          <w:b/>
+          <w:bCs/>
+        </w:rPr>
+        <w:t>400</w:t>
+      </w:r>
+      <w:r>
+        <w:rPr>
+          <w:rFonts w:hint="eastAsia"/>
+          <w:b/>
+          <w:bCs/>
+        </w:rPr>
+        <w:t>字為限）</w:t>
+      </w:r>
+      <w:r>
+        <w:rPr>
+          <w:rFonts w:hint="eastAsia"/>
+        </w:rPr>
+        <w:t> * </w:t>
+      </w:r>
+      <w:r>
+        <w:rPr>
+          <w:rFonts w:hint="eastAsia"/>
+          <w:b/>
+          <w:bCs/>
+        </w:rPr>
+        <w:t>(0/400)</w:t>
+      </w:r>
+      <w:r>
+        <w:rPr>
+          <w:rFonts w:hint="eastAsia"/>
+        </w:rPr>
+        <w:br/>
+      </w:r>
+      <w:r>
+        <w:rPr>
+          <w:color w:val="0070C0"/>
+        </w:rPr>
+        <w:t>後端採</w:t>
+      </w:r>
+      <w:r>
+        <w:rPr>
+          <w:color w:val="0070C0"/>
+        </w:rPr>
+        <w:t xml:space="preserve"> Django + Python</w:t>
+      </w:r>
+      <w:r>
+        <w:rPr>
+          <w:color w:val="0070C0"/>
+        </w:rPr>
+        <w:t>，資料庫</w:t>
+      </w:r>
+      <w:r>
+        <w:rPr>
+          <w:color w:val="0070C0"/>
+        </w:rPr>
+        <w:t xml:space="preserve"> MySQL</w:t>
+      </w:r>
+      <w:r>
+        <w:rPr>
+          <w:color w:val="0070C0"/>
+        </w:rPr>
+        <w:t>，前端使用</w:t>
+      </w:r>
+      <w:r>
+        <w:rPr>
+          <w:color w:val="0070C0"/>
+        </w:rPr>
+        <w:t xml:space="preserve"> HTML/CSS/JS </w:t>
+      </w:r>
+      <w:r>
+        <w:rPr>
+          <w:color w:val="0070C0"/>
+        </w:rPr>
+        <w:t>並整合</w:t>
+      </w:r>
+      <w:r>
+        <w:rPr>
+          <w:color w:val="0070C0"/>
+        </w:rPr>
+        <w:t xml:space="preserve"> Google Maps API</w:t>
+      </w:r>
+      <w:r>
+        <w:rPr>
+          <w:color w:val="0070C0"/>
+        </w:rPr>
+        <w:t>。</w:t>
+      </w:r>
+      <w:r>
+        <w:rPr>
+          <w:color w:val="0070C0"/>
+        </w:rPr>
+        <w:t xml:space="preserve">PWA </w:t>
+      </w:r>
+      <w:r>
+        <w:rPr>
+          <w:color w:val="0070C0"/>
+        </w:rPr>
+        <w:t>技術支援跨平台推播，</w:t>
+      </w:r>
+      <w:r>
+        <w:rPr>
+          <w:color w:val="0070C0"/>
+        </w:rPr>
+        <w:t xml:space="preserve">AI </w:t>
+      </w:r>
+      <w:r>
+        <w:rPr>
+          <w:color w:val="0070C0"/>
+        </w:rPr>
+        <w:t>模型（</w:t>
+      </w:r>
+      <w:r>
+        <w:rPr>
+          <w:color w:val="0070C0"/>
+        </w:rPr>
+        <w:t>OpenCV + Caffe</w:t>
+      </w:r>
+      <w:r>
+        <w:rPr>
+          <w:color w:val="0070C0"/>
+        </w:rPr>
+        <w:t>）用於人臉模糊與聊天室審查。平台以</w:t>
+      </w:r>
+      <w:r>
+        <w:rPr>
+          <w:color w:val="0070C0"/>
+        </w:rPr>
+        <w:t xml:space="preserve"> GitHub </w:t>
+      </w:r>
+      <w:r>
+        <w:rPr>
+          <w:color w:val="0070C0"/>
+        </w:rPr>
+        <w:t>管控版本，並透過</w:t>
+      </w:r>
+      <w:r>
+        <w:rPr>
+          <w:color w:val="0070C0"/>
+        </w:rPr>
+        <w:t xml:space="preserve"> Figma/Canva </w:t>
+      </w:r>
+      <w:r>
+        <w:rPr>
+          <w:color w:val="0070C0"/>
+        </w:rPr>
+        <w:t>進行設計與簡報製作。</w:t>
+      </w:r>
+    </w:p>
+    <w:p/>
+    <w:p>
+      <w:r>
+        <w:rPr>
+          <w:rFonts w:hint="eastAsia"/>
+          <w:b/>
+          <w:bCs/>
+        </w:rPr>
+        <w:t>實作期程規劃</w:t>
+      </w:r>
+      <w:r>
+        <w:rPr>
+          <w:rFonts w:hint="eastAsia"/>
+          <w:b/>
+          <w:bCs/>
+        </w:rPr>
+        <w:t xml:space="preserve"> </w:t>
+      </w:r>
+      <w:r>
+        <w:rPr>
+          <w:rFonts w:hint="eastAsia"/>
+          <w:b/>
+          <w:bCs/>
+        </w:rPr>
+        <w:t>（入選後至決審期間）？</w:t>
+      </w:r>
+      <w:r>
+        <w:rPr>
+          <w:rFonts w:hint="eastAsia"/>
+        </w:rPr>
+        <w:t> * </w:t>
+      </w:r>
+      <w:r>
+        <w:rPr>
+          <w:rFonts w:hint="eastAsia"/>
+          <w:b/>
+          <w:bCs/>
+        </w:rPr>
+        <w:t>(0/400)</w:t>
+      </w:r>
+    </w:p>
+    <w:p>
+      <w:pPr>
+        <w:pStyle w:val="a9"/>
         <w:numPr>
           <w:ilvl w:val="0"/>
-          <w:numId w:val="1"/>
+          <w:numId w:val="10"/>
         </w:numPr>
         <w:rPr>
-          <w:color w:val="0070C0"/>
-        </w:rPr>
-      </w:pPr>
-      <w:r>
-        <w:rPr>
-          <w:b/>
-          <w:bCs/>
-          <w:color w:val="0070C0"/>
-        </w:rPr>
-        <w:t>地圖警示</w:t>
-      </w:r>
-      <w:r>
-        <w:rPr>
-          <w:color w:val="0070C0"/>
-        </w:rPr>
-        <w:t>：標註騷擾熱點與警局位置，提供即時導航與避險。</w:t>
-      </w:r>
-    </w:p>
-    <w:p>
-      <w:pPr>
+          <w:color w:val="00B050"/>
+        </w:rPr>
+      </w:pPr>
+      <w:r>
+        <w:rPr>
+          <w:color w:val="00B050"/>
+        </w:rPr>
+        <w:t xml:space="preserve">1–2 </w:t>
+      </w:r>
+      <w:r>
+        <w:rPr>
+          <w:color w:val="00B050"/>
+        </w:rPr>
+        <w:t>月：核心功能完成（登入、事件回報、地圖顯示）。</w:t>
+      </w:r>
+    </w:p>
+    <w:p>
+      <w:pPr>
+        <w:pStyle w:val="a9"/>
         <w:numPr>
           <w:ilvl w:val="0"/>
-          <w:numId w:val="1"/>
+          <w:numId w:val="10"/>
         </w:numPr>
         <w:rPr>
-          <w:color w:val="0070C0"/>
-        </w:rPr>
-      </w:pPr>
-      <w:r>
-        <w:rPr>
-          <w:b/>
-          <w:bCs/>
-          <w:color w:val="0070C0"/>
-        </w:rPr>
-        <w:t>趨勢分析</w:t>
-      </w:r>
-      <w:r>
-        <w:rPr>
-          <w:color w:val="0070C0"/>
-        </w:rPr>
-        <w:t>：統計回報事件的時間、地點、類型，生成熱點圖與警示推播。</w:t>
-      </w:r>
-    </w:p>
-    <w:p>
-      <w:pPr>
+          <w:color w:val="00B050"/>
+        </w:rPr>
+      </w:pPr>
+      <w:r>
+        <w:rPr>
+          <w:color w:val="00B050"/>
+        </w:rPr>
+        <w:t xml:space="preserve">3–4 </w:t>
+      </w:r>
+      <w:r>
+        <w:rPr>
+          <w:color w:val="00B050"/>
+        </w:rPr>
+        <w:t>月：匿名聊天室、安全商家合作、</w:t>
+      </w:r>
+      <w:r>
+        <w:rPr>
+          <w:color w:val="00B050"/>
+        </w:rPr>
+        <w:t xml:space="preserve">AI </w:t>
+      </w:r>
+      <w:r>
+        <w:rPr>
+          <w:color w:val="00B050"/>
+        </w:rPr>
+        <w:t>審查上線。</w:t>
+      </w:r>
+    </w:p>
+    <w:p>
+      <w:pPr>
+        <w:pStyle w:val="a9"/>
         <w:numPr>
           <w:ilvl w:val="0"/>
-          <w:numId w:val="1"/>
+          <w:numId w:val="10"/>
         </w:numPr>
         <w:rPr>
-          <w:color w:val="0070C0"/>
-        </w:rPr>
-      </w:pPr>
-      <w:r>
-        <w:rPr>
-          <w:b/>
-          <w:bCs/>
-          <w:color w:val="0070C0"/>
-        </w:rPr>
-        <w:t>教育宣導</w:t>
-      </w:r>
-      <w:r>
-        <w:rPr>
-          <w:color w:val="0070C0"/>
-        </w:rPr>
-        <w:t>：利用安全資訊與防騷擾文章，提升民眾警覺。</w:t>
-      </w:r>
-      <w:r>
-        <w:rPr>
-          <w:color w:val="0070C0"/>
-        </w:rPr>
-        <w:br/>
-      </w:r>
-      <w:r>
-        <w:rPr>
-          <w:color w:val="0070C0"/>
+          <w:color w:val="00B050"/>
+        </w:rPr>
+      </w:pPr>
+      <w:r>
+        <w:rPr>
+          <w:color w:val="00B050"/>
+        </w:rPr>
+        <w:t xml:space="preserve">5 </w:t>
+      </w:r>
+      <w:r>
+        <w:rPr>
+          <w:color w:val="00B050"/>
+        </w:rPr>
+        <w:t>月：教育資訊整合與警局定位完成，進行測試。</w:t>
+      </w:r>
+    </w:p>
+    <w:p>
+      <w:pPr>
+        <w:pStyle w:val="a9"/>
+        <w:numPr>
+          <w:ilvl w:val="0"/>
+          <w:numId w:val="10"/>
+        </w:numPr>
+        <w:rPr>
+          <w:color w:val="00B050"/>
+        </w:rPr>
+      </w:pPr>
+      <w:r>
+        <w:rPr>
+          <w:color w:val="00B050"/>
+        </w:rPr>
+        <w:t xml:space="preserve">6 </w:t>
+      </w:r>
+      <w:r>
+        <w:rPr>
+          <w:color w:val="00B050"/>
+        </w:rPr>
+        <w:t>月：校園與社區場域試運行，蒐集回饋優化。</w:t>
+      </w:r>
+    </w:p>
+    <w:p>
+      <w:pPr>
+        <w:pStyle w:val="a9"/>
+        <w:numPr>
+          <w:ilvl w:val="0"/>
+          <w:numId w:val="10"/>
+        </w:numPr>
+        <w:rPr>
+          <w:color w:val="00B050"/>
+        </w:rPr>
+      </w:pPr>
+      <w:r>
+        <w:rPr>
+          <w:color w:val="00B050"/>
+        </w:rPr>
+        <w:t xml:space="preserve">7 </w:t>
+      </w:r>
+      <w:r>
+        <w:rPr>
+          <w:color w:val="00B050"/>
+        </w:rPr>
+        <w:t>月：最終版本完成並提交決審。</w:t>
+      </w:r>
+    </w:p>
+    <w:p/>
+    <w:p>
+      <w:r>
+        <w:rPr>
+          <w:rFonts w:hint="eastAsia"/>
+          <w:b/>
+          <w:bCs/>
         </w:rPr>
         <w:lastRenderedPageBreak/>
-        <w:t>未掌握的資料則用於</w:t>
-      </w:r>
-      <w:r>
-        <w:rPr>
-          <w:b/>
-          <w:bCs/>
-          <w:color w:val="0070C0"/>
-        </w:rPr>
-        <w:t>補強官方可信度</w:t>
-      </w:r>
-      <w:r>
-        <w:rPr>
-          <w:color w:val="0070C0"/>
-        </w:rPr>
-        <w:t>（如警方數據佐證回報資訊）、</w:t>
-      </w:r>
-      <w:r>
-        <w:rPr>
-          <w:b/>
-          <w:bCs/>
-          <w:color w:val="0070C0"/>
-        </w:rPr>
-        <w:t>商家安全合作</w:t>
-      </w:r>
-      <w:r>
-        <w:rPr>
-          <w:color w:val="0070C0"/>
-        </w:rPr>
-        <w:t>（提供避難據點），並結合使用者回報形成雙向資料流，提升準確性與公信力。</w:t>
-      </w:r>
-    </w:p>
-    <w:p>
-      <w:pPr>
-        <w:rPr>
-          <w:b/>
-          <w:bCs/>
-        </w:rPr>
-      </w:pPr>
-      <w:r>
-        <w:rPr>
-          <w:rFonts w:hint="eastAsia"/>
-        </w:rPr>
-        <w:br/>
-      </w:r>
-    </w:p>
-    <w:p>
-      <w:r>
-        <w:rPr>
-          <w:rFonts w:hint="eastAsia"/>
-          <w:b/>
-          <w:bCs/>
-        </w:rPr>
-        <w:t>請說明提案預計實證及落地場域為何，如在中央或地方機關、產業、或</w:t>
-      </w:r>
-      <w:r>
-        <w:rPr>
-          <w:rFonts w:hint="eastAsia"/>
-          <w:b/>
-          <w:bCs/>
-        </w:rPr>
-        <w:t>NPO/NGO</w:t>
-      </w:r>
-      <w:r>
-        <w:rPr>
-          <w:rFonts w:hint="eastAsia"/>
-          <w:b/>
-          <w:bCs/>
-        </w:rPr>
-        <w:t>等，如何導入公共服務運作？</w:t>
-      </w:r>
-      <w:r>
-        <w:rPr>
-          <w:rFonts w:hint="eastAsia"/>
-          <w:b/>
-          <w:bCs/>
-        </w:rPr>
-        <w:t>400</w:t>
-      </w:r>
-      <w:r>
-        <w:rPr>
-          <w:rFonts w:hint="eastAsia"/>
-          <w:b/>
-          <w:bCs/>
-        </w:rPr>
-        <w:t>字為限）</w:t>
-      </w:r>
-      <w:r>
-        <w:rPr>
-          <w:rFonts w:hint="eastAsia"/>
-        </w:rPr>
-        <w:t> * </w:t>
-      </w:r>
-      <w:r>
-        <w:rPr>
-          <w:rFonts w:hint="eastAsia"/>
-          <w:b/>
-          <w:bCs/>
-        </w:rPr>
-        <w:t>(0/400)</w:t>
-      </w:r>
-      <w:r>
-        <w:rPr>
-          <w:rFonts w:hint="eastAsia"/>
-        </w:rPr>
-        <w:br/>
-      </w:r>
-      <w:r>
-        <w:rPr>
-          <w:color w:val="0070C0"/>
-        </w:rPr>
-        <w:t>系統將優先導入於地方政府、警察局與校園社區，作為公共安全的輔助工具。例如與大專校院合作測試平台，提供學生夜歸安全保障；與地方政府合作，整合在地警局資料與商家合作據點，形成社區安全網。同時亦能推廣至</w:t>
-      </w:r>
-      <w:r>
-        <w:rPr>
-          <w:color w:val="0070C0"/>
-        </w:rPr>
-        <w:t xml:space="preserve"> NGO</w:t>
-      </w:r>
-      <w:r>
-        <w:rPr>
-          <w:color w:val="0070C0"/>
-        </w:rPr>
-        <w:t>、婦女團體與社區組織，作為安全倡議與教育的數位工具。</w:t>
-      </w:r>
-    </w:p>
-    <w:p/>
-    <w:p>
-      <w:r>
-        <w:rPr>
-          <w:rFonts w:hint="eastAsia"/>
-          <w:b/>
-          <w:bCs/>
-        </w:rPr>
-        <w:t>請說明提案應符合現行哪一主管機關之管制法規要求或未來具備法規調適空間？（</w:t>
-      </w:r>
-      <w:r>
-        <w:rPr>
-          <w:rFonts w:hint="eastAsia"/>
-          <w:b/>
-          <w:bCs/>
-        </w:rPr>
-        <w:t>400</w:t>
-      </w:r>
-      <w:r>
-        <w:rPr>
-          <w:rFonts w:hint="eastAsia"/>
-          <w:b/>
-          <w:bCs/>
-        </w:rPr>
-        <w:t>字為限）</w:t>
-      </w:r>
-      <w:r>
-        <w:rPr>
-          <w:rFonts w:hint="eastAsia"/>
-        </w:rPr>
-        <w:t> * </w:t>
-      </w:r>
-      <w:r>
-        <w:rPr>
-          <w:rFonts w:hint="eastAsia"/>
-          <w:b/>
-          <w:bCs/>
-        </w:rPr>
-        <w:t>(0/400)</w:t>
-      </w:r>
-      <w:r>
-        <w:rPr>
-          <w:rFonts w:hint="eastAsia"/>
-        </w:rPr>
-        <w:br/>
-      </w:r>
-      <w:r>
-        <w:rPr>
-          <w:color w:val="0070C0"/>
-        </w:rPr>
-        <w:t>本系統需遵循《個人資料保護法》保障使用者資訊隱私，並依《社會秩序維護法》避免誤導與誹謗問題。聊天室與回報內容須設置</w:t>
-      </w:r>
-      <w:r>
-        <w:rPr>
-          <w:color w:val="0070C0"/>
-        </w:rPr>
-        <w:t xml:space="preserve"> AI + </w:t>
-      </w:r>
-      <w:r>
-        <w:rPr>
-          <w:color w:val="0070C0"/>
-        </w:rPr>
-        <w:t>人工審核，確保不涉及違法言論。未來若推動成全國性平台，需與內政部警政署協調，建立官方數據共享機制，並具備法規調適空間，讓回報資料能合法運用於治安防治。</w:t>
-      </w:r>
-    </w:p>
-    <w:p/>
-    <w:p>
-      <w:pPr>
-        <w:rPr>
-          <w:rFonts w:hint="eastAsia"/>
-          <w:b/>
-          <w:bCs/>
-        </w:rPr>
-      </w:pPr>
-      <w:r>
-        <w:rPr>
-          <w:b/>
-          <w:bCs/>
-        </w:rPr>
-        <w:t>二、社會影響力（解決方案、預期效益及可擴散性說明）</w:t>
-      </w:r>
-    </w:p>
-    <w:p>
-      <w:pPr>
-        <w:rPr>
-          <w:color w:val="0070C0"/>
-        </w:rPr>
-      </w:pPr>
-      <w:r>
-        <w:rPr>
-          <w:rFonts w:hint="eastAsia"/>
-          <w:b/>
-          <w:bCs/>
-        </w:rPr>
-        <w:t>請說明您的具體解決方案？（</w:t>
-      </w:r>
-      <w:r>
-        <w:rPr>
-          <w:rFonts w:hint="eastAsia"/>
-          <w:b/>
-          <w:bCs/>
-        </w:rPr>
-        <w:t>400</w:t>
-      </w:r>
-      <w:r>
-        <w:rPr>
-          <w:rFonts w:hint="eastAsia"/>
-          <w:b/>
-          <w:bCs/>
-        </w:rPr>
-        <w:t>字為限）</w:t>
-      </w:r>
-      <w:r>
-        <w:rPr>
-          <w:rFonts w:hint="eastAsia"/>
-        </w:rPr>
-        <w:t> * </w:t>
-      </w:r>
-      <w:r>
-        <w:rPr>
-          <w:rFonts w:hint="eastAsia"/>
-          <w:b/>
-          <w:bCs/>
-        </w:rPr>
-        <w:t>(0/400)</w:t>
-      </w:r>
-      <w:r>
-        <w:rPr>
-          <w:rFonts w:hint="eastAsia"/>
-        </w:rPr>
-        <w:br/>
-      </w:r>
-      <w:r>
-        <w:rPr>
-          <w:color w:val="0070C0"/>
-        </w:rPr>
-        <w:t>本平台結合事件回報、即時地圖警示、匿名聊天室、商家安全據點與一鍵求助功能。使用者可即時通報可疑人物，地圖即時更新並推播警示；可透過快捷鍵快速撥打警局或通知親友；同時在「安全合作商家」處獲得協助。平台也提供匿名交流區，分享防範經驗並獲得心理支持。</w:t>
-      </w:r>
-    </w:p>
-    <w:p>
-      <w:pPr>
-        <w:rPr>
-          <w:rFonts w:hint="eastAsia"/>
-          <w:color w:val="0070C0"/>
-        </w:rPr>
-      </w:pPr>
-    </w:p>
-    <w:p>
-      <w:r>
-        <w:rPr>
-          <w:rFonts w:hint="eastAsia"/>
-          <w:b/>
-          <w:bCs/>
-        </w:rPr>
-        <w:t>請說明您認為本次提案內容可帶來的影響與效益？（</w:t>
-      </w:r>
-      <w:r>
-        <w:rPr>
-          <w:rFonts w:hint="eastAsia"/>
-          <w:b/>
-          <w:bCs/>
-        </w:rPr>
-        <w:t>400</w:t>
-      </w:r>
-      <w:r>
-        <w:rPr>
-          <w:rFonts w:hint="eastAsia"/>
-          <w:b/>
-          <w:bCs/>
-        </w:rPr>
-        <w:t>字為限）</w:t>
-      </w:r>
-      <w:r>
-        <w:rPr>
-          <w:rFonts w:hint="eastAsia"/>
-        </w:rPr>
-        <w:t> * </w:t>
-      </w:r>
-      <w:r>
-        <w:rPr>
-          <w:rFonts w:hint="eastAsia"/>
-          <w:b/>
-          <w:bCs/>
-        </w:rPr>
-        <w:t>(0/400)</w:t>
-      </w:r>
-      <w:r>
-        <w:rPr>
-          <w:rFonts w:hint="eastAsia"/>
-        </w:rPr>
-        <w:br/>
-      </w:r>
-      <w:r>
-        <w:rPr>
-          <w:color w:val="0070C0"/>
-        </w:rPr>
-        <w:t>提案能有效降低街頭騷擾與潛在侵害風險，提升個人安全感。透過數據共享，政府可掌握治安熱點，作為資源調度參考。商家參與「安全據點」計畫，不僅提升形象，也實質強化社區安全。社群互助與資訊透明則能促進社會信任，達</w:t>
-      </w:r>
-      <w:r>
-        <w:rPr>
-          <w:color w:val="0070C0"/>
-        </w:rPr>
-        <w:lastRenderedPageBreak/>
-        <w:t>到科技公益效益。</w:t>
-      </w:r>
-    </w:p>
-    <w:p/>
-    <w:p>
-      <w:r>
-        <w:rPr>
-          <w:rFonts w:hint="eastAsia"/>
-          <w:b/>
-          <w:bCs/>
-        </w:rPr>
-        <w:t>請說明本提案是否具備可複製性及擴散性？（</w:t>
-      </w:r>
-      <w:r>
-        <w:rPr>
-          <w:rFonts w:hint="eastAsia"/>
-          <w:b/>
-          <w:bCs/>
-        </w:rPr>
-        <w:t>400</w:t>
-      </w:r>
-      <w:r>
-        <w:rPr>
-          <w:rFonts w:hint="eastAsia"/>
-          <w:b/>
-          <w:bCs/>
-        </w:rPr>
-        <w:t>字為限）</w:t>
-      </w:r>
-      <w:r>
-        <w:rPr>
-          <w:rFonts w:hint="eastAsia"/>
-        </w:rPr>
-        <w:t> * </w:t>
-      </w:r>
-      <w:r>
-        <w:rPr>
-          <w:rFonts w:hint="eastAsia"/>
-          <w:b/>
-          <w:bCs/>
-        </w:rPr>
-        <w:t>(0/400)</w:t>
-      </w:r>
-      <w:r>
-        <w:rPr>
-          <w:rFonts w:hint="eastAsia"/>
-        </w:rPr>
-        <w:br/>
-      </w:r>
-      <w:r>
-        <w:rPr>
-          <w:color w:val="0070C0"/>
-        </w:rPr>
-        <w:t>系統採用</w:t>
-      </w:r>
-      <w:r>
-        <w:rPr>
-          <w:color w:val="0070C0"/>
-        </w:rPr>
-        <w:t xml:space="preserve"> PWA </w:t>
-      </w:r>
-      <w:r>
-        <w:rPr>
-          <w:color w:val="0070C0"/>
-        </w:rPr>
-        <w:t>與</w:t>
-      </w:r>
-      <w:r>
-        <w:rPr>
-          <w:color w:val="0070C0"/>
-        </w:rPr>
-        <w:t xml:space="preserve"> Django </w:t>
-      </w:r>
-      <w:r>
-        <w:rPr>
-          <w:color w:val="0070C0"/>
-        </w:rPr>
-        <w:t>架構，具備跨平台相容性，能快速複製至不同縣市或機構。未來可依需求擴充，如校園版、女性夜歸安全版，甚至國際化應用。只要有開放資料與合作商家，皆能快速導入，具高度擴散性與永續推廣價值。</w:t>
-      </w:r>
-    </w:p>
-    <w:p/>
-    <w:p>
-      <w:pPr>
-        <w:rPr>
-          <w:rFonts w:hint="eastAsia"/>
-          <w:b/>
-          <w:bCs/>
-        </w:rPr>
-      </w:pPr>
-      <w:r>
-        <w:rPr>
-          <w:b/>
-          <w:bCs/>
-        </w:rPr>
-        <w:t>三、創新性（使用之工具、實作期程規劃說明）</w:t>
-      </w:r>
-    </w:p>
-    <w:p>
-      <w:r>
-        <w:rPr>
-          <w:rFonts w:hint="eastAsia"/>
-          <w:b/>
-          <w:bCs/>
-        </w:rPr>
-        <w:t>請說明本次提案內容跨領域合作或服務與技術之創新程度？（</w:t>
-      </w:r>
-      <w:r>
-        <w:rPr>
-          <w:rFonts w:hint="eastAsia"/>
-          <w:b/>
-          <w:bCs/>
-        </w:rPr>
-        <w:t>400</w:t>
-      </w:r>
-      <w:r>
-        <w:rPr>
-          <w:rFonts w:hint="eastAsia"/>
-          <w:b/>
-          <w:bCs/>
-        </w:rPr>
-        <w:t>字為限）</w:t>
-      </w:r>
-      <w:r>
-        <w:rPr>
-          <w:rFonts w:hint="eastAsia"/>
-        </w:rPr>
-        <w:t> * </w:t>
-      </w:r>
-      <w:r>
-        <w:rPr>
-          <w:rFonts w:hint="eastAsia"/>
-          <w:b/>
-          <w:bCs/>
-        </w:rPr>
-        <w:t>(0/400)</w:t>
-      </w:r>
-      <w:r>
-        <w:rPr>
-          <w:rFonts w:hint="eastAsia"/>
-        </w:rPr>
-        <w:br/>
-      </w:r>
-      <w:r>
-        <w:rPr>
-          <w:color w:val="0070C0"/>
-        </w:rPr>
-        <w:t>本系統結合資訊工程、公共安全、社會倡議與商業合作，跨足</w:t>
-      </w:r>
-      <w:r>
-        <w:rPr>
-          <w:b/>
-          <w:bCs/>
-          <w:color w:val="0070C0"/>
-        </w:rPr>
-        <w:t>警政、防騷擾</w:t>
-      </w:r>
-      <w:r>
-        <w:rPr>
-          <w:b/>
-          <w:bCs/>
-          <w:color w:val="0070C0"/>
-        </w:rPr>
-        <w:t xml:space="preserve"> NGO</w:t>
-      </w:r>
-      <w:r>
-        <w:rPr>
-          <w:b/>
-          <w:bCs/>
-          <w:color w:val="0070C0"/>
-        </w:rPr>
-        <w:t>、商家、校園</w:t>
-      </w:r>
-      <w:r>
-        <w:rPr>
-          <w:color w:val="0070C0"/>
-        </w:rPr>
-        <w:t>等領域。創新點包括：</w:t>
-      </w:r>
-      <w:r>
-        <w:rPr>
-          <w:color w:val="0070C0"/>
-        </w:rPr>
-        <w:t xml:space="preserve">AI </w:t>
-      </w:r>
-      <w:r>
-        <w:rPr>
-          <w:color w:val="0070C0"/>
-        </w:rPr>
-        <w:t>審查防止惡意言論、匿名社群降低受害者壓力、商家合作模式兼顧安全與經濟利益，形成社會共治的創新解決方案。</w:t>
-      </w:r>
-    </w:p>
-    <w:p/>
-    <w:p>
-      <w:r>
-        <w:rPr>
-          <w:rFonts w:hint="eastAsia"/>
-          <w:b/>
-          <w:bCs/>
-        </w:rPr>
-        <w:t>請說明提案預計使用之工具或平台？（</w:t>
-      </w:r>
-      <w:r>
-        <w:rPr>
-          <w:rFonts w:hint="eastAsia"/>
-          <w:b/>
-          <w:bCs/>
-        </w:rPr>
-        <w:t>400</w:t>
-      </w:r>
-      <w:r>
-        <w:rPr>
-          <w:rFonts w:hint="eastAsia"/>
-          <w:b/>
-          <w:bCs/>
-        </w:rPr>
-        <w:t>字為限）</w:t>
-      </w:r>
-      <w:r>
-        <w:rPr>
-          <w:rFonts w:hint="eastAsia"/>
-        </w:rPr>
-        <w:t> * </w:t>
-      </w:r>
-      <w:r>
-        <w:rPr>
-          <w:rFonts w:hint="eastAsia"/>
-          <w:b/>
-          <w:bCs/>
-        </w:rPr>
-        <w:t>(0/400)</w:t>
-      </w:r>
-      <w:r>
-        <w:rPr>
-          <w:rFonts w:hint="eastAsia"/>
-        </w:rPr>
-        <w:br/>
-      </w:r>
-      <w:r>
-        <w:rPr>
-          <w:color w:val="0070C0"/>
-        </w:rPr>
-        <w:t>後端採</w:t>
-      </w:r>
-      <w:r>
-        <w:rPr>
-          <w:color w:val="0070C0"/>
-        </w:rPr>
-        <w:t xml:space="preserve"> Django + Python</w:t>
-      </w:r>
-      <w:r>
-        <w:rPr>
-          <w:color w:val="0070C0"/>
-        </w:rPr>
-        <w:t>，資料庫</w:t>
-      </w:r>
-      <w:r>
-        <w:rPr>
-          <w:color w:val="0070C0"/>
-        </w:rPr>
-        <w:t xml:space="preserve"> MySQL</w:t>
-      </w:r>
-      <w:r>
-        <w:rPr>
-          <w:color w:val="0070C0"/>
-        </w:rPr>
-        <w:t>，前端使用</w:t>
-      </w:r>
-      <w:r>
-        <w:rPr>
-          <w:color w:val="0070C0"/>
-        </w:rPr>
-        <w:t xml:space="preserve"> HTML/CSS/JS </w:t>
-      </w:r>
-      <w:r>
-        <w:rPr>
-          <w:color w:val="0070C0"/>
-        </w:rPr>
-        <w:t>並整合</w:t>
-      </w:r>
-      <w:r>
-        <w:rPr>
-          <w:color w:val="0070C0"/>
-        </w:rPr>
-        <w:t xml:space="preserve"> Google Maps API</w:t>
-      </w:r>
-      <w:r>
-        <w:rPr>
-          <w:color w:val="0070C0"/>
-        </w:rPr>
-        <w:t>。</w:t>
-      </w:r>
-      <w:r>
-        <w:rPr>
-          <w:color w:val="0070C0"/>
-        </w:rPr>
-        <w:t xml:space="preserve">PWA </w:t>
-      </w:r>
-      <w:r>
-        <w:rPr>
-          <w:color w:val="0070C0"/>
-        </w:rPr>
-        <w:t>技術支援跨平台推播，</w:t>
-      </w:r>
-      <w:r>
-        <w:rPr>
-          <w:color w:val="0070C0"/>
-        </w:rPr>
-        <w:t xml:space="preserve">AI </w:t>
-      </w:r>
-      <w:r>
-        <w:rPr>
-          <w:color w:val="0070C0"/>
-        </w:rPr>
-        <w:t>模型（</w:t>
-      </w:r>
-      <w:r>
-        <w:rPr>
-          <w:color w:val="0070C0"/>
-        </w:rPr>
-        <w:t>OpenCV + Caffe</w:t>
-      </w:r>
-      <w:r>
-        <w:rPr>
-          <w:color w:val="0070C0"/>
-        </w:rPr>
-        <w:t>）用於人臉模糊與聊天室審查。平台以</w:t>
-      </w:r>
-      <w:r>
-        <w:rPr>
-          <w:color w:val="0070C0"/>
-        </w:rPr>
-        <w:t xml:space="preserve"> GitHub </w:t>
-      </w:r>
-      <w:r>
-        <w:rPr>
-          <w:color w:val="0070C0"/>
-        </w:rPr>
-        <w:t>管控版本，並透過</w:t>
-      </w:r>
-      <w:r>
-        <w:rPr>
-          <w:color w:val="0070C0"/>
-        </w:rPr>
-        <w:t xml:space="preserve"> Figma/Canva </w:t>
-      </w:r>
-      <w:r>
-        <w:rPr>
-          <w:color w:val="0070C0"/>
-        </w:rPr>
-        <w:t>進行設計與簡報製作。</w:t>
-      </w:r>
-    </w:p>
-    <w:p/>
-    <w:p>
-      <w:r>
-        <w:rPr>
-          <w:rFonts w:hint="eastAsia"/>
-          <w:b/>
-          <w:bCs/>
-        </w:rPr>
-        <w:t>實作期程規劃</w:t>
-      </w:r>
-      <w:r>
-        <w:rPr>
-          <w:rFonts w:hint="eastAsia"/>
-          <w:b/>
-          <w:bCs/>
-        </w:rPr>
-        <w:t xml:space="preserve"> </w:t>
-      </w:r>
-      <w:r>
-        <w:rPr>
-          <w:rFonts w:hint="eastAsia"/>
-          <w:b/>
-          <w:bCs/>
-        </w:rPr>
-        <w:t>（入選後至決審期間）？</w:t>
-      </w:r>
-      <w:r>
-        <w:rPr>
-          <w:rFonts w:hint="eastAsia"/>
-        </w:rPr>
-        <w:t> * </w:t>
-      </w:r>
-      <w:r>
-        <w:rPr>
-          <w:rFonts w:hint="eastAsia"/>
-          <w:b/>
-          <w:bCs/>
-        </w:rPr>
-        <w:t>(0/400)</w:t>
-      </w:r>
-      <w:r>
-        <w:rPr>
-          <w:rFonts w:hint="eastAsia"/>
-        </w:rPr>
-        <w:br/>
-      </w:r>
-    </w:p>
-    <w:p>
-      <w:r>
-        <w:rPr>
-          <w:rFonts w:hint="eastAsia"/>
-          <w:b/>
-          <w:bCs/>
-        </w:rPr>
         <w:t>是否有使用</w:t>
       </w:r>
       <w:r>
@@ -2533,16 +2633,7 @@
           <w:b/>
           <w:bCs/>
         </w:rPr>
-        <w:t>字為</w:t>
-      </w:r>
-      <w:r>
-        <w:rPr>
-          <w:rFonts w:hint="eastAsia"/>
-          <w:b/>
-          <w:bCs/>
-        </w:rPr>
-        <w:lastRenderedPageBreak/>
-        <w:t>限）</w:t>
+        <w:t>字為限）</w:t>
       </w:r>
       <w:r>
         <w:rPr>
@@ -2853,6 +2944,7 @@
         <w:rPr>
           <w:rFonts w:hint="eastAsia"/>
         </w:rPr>
+        <w:lastRenderedPageBreak/>
         <w:t>其他內容</w:t>
       </w:r>
     </w:p>
@@ -2929,7 +3021,6 @@
           </w:tcPr>
           <w:p>
             <w:r>
-              <w:lastRenderedPageBreak/>
               <w:t>是</w:t>
             </w:r>
             <w:r>
@@ -2954,11 +3045,6 @@
       </w:r>
     </w:p>
     <w:p>
-      <w:pPr>
-        <w:rPr>
-          <w:rFonts w:hint="eastAsia"/>
-        </w:rPr>
-      </w:pPr>
       <w:r>
         <w:rPr>
           <w:b/>
@@ -3323,6 +3409,119 @@
     </w:lvl>
   </w:abstractNum>
   <w:abstractNum w:abstractNumId="1" w15:restartNumberingAfterBreak="0">
+    <w:nsid w:val="1D1022BE"/>
+    <w:multiLevelType w:val="hybridMultilevel"/>
+    <w:tmpl w:val="711E0B36"/>
+    <w:lvl w:ilvl="0" w:tplc="8D522CBA">
+      <w:start w:val="1"/>
+      <w:numFmt w:val="bullet"/>
+      <w:lvlText w:val=""/>
+      <w:lvlJc w:val="left"/>
+      <w:pPr>
+        <w:ind w:left="360" w:hanging="360"/>
+      </w:pPr>
+      <w:rPr>
+        <w:rFonts w:ascii="Wingdings" w:hAnsi="Wingdings" w:hint="default"/>
+      </w:rPr>
+    </w:lvl>
+    <w:lvl w:ilvl="1" w:tplc="FFFFFFFF" w:tentative="1">
+      <w:start w:val="1"/>
+      <w:numFmt w:val="bullet"/>
+      <w:lvlText w:val=""/>
+      <w:lvlJc w:val="left"/>
+      <w:pPr>
+        <w:ind w:left="960" w:hanging="480"/>
+      </w:pPr>
+      <w:rPr>
+        <w:rFonts w:ascii="Wingdings" w:hAnsi="Wingdings" w:hint="default"/>
+      </w:rPr>
+    </w:lvl>
+    <w:lvl w:ilvl="2" w:tplc="FFFFFFFF" w:tentative="1">
+      <w:start w:val="1"/>
+      <w:numFmt w:val="bullet"/>
+      <w:lvlText w:val=""/>
+      <w:lvlJc w:val="left"/>
+      <w:pPr>
+        <w:ind w:left="1440" w:hanging="480"/>
+      </w:pPr>
+      <w:rPr>
+        <w:rFonts w:ascii="Wingdings" w:hAnsi="Wingdings" w:hint="default"/>
+      </w:rPr>
+    </w:lvl>
+    <w:lvl w:ilvl="3" w:tplc="FFFFFFFF" w:tentative="1">
+      <w:start w:val="1"/>
+      <w:numFmt w:val="bullet"/>
+      <w:lvlText w:val=""/>
+      <w:lvlJc w:val="left"/>
+      <w:pPr>
+        <w:ind w:left="1920" w:hanging="480"/>
+      </w:pPr>
+      <w:rPr>
+        <w:rFonts w:ascii="Wingdings" w:hAnsi="Wingdings" w:hint="default"/>
+      </w:rPr>
+    </w:lvl>
+    <w:lvl w:ilvl="4" w:tplc="FFFFFFFF" w:tentative="1">
+      <w:start w:val="1"/>
+      <w:numFmt w:val="bullet"/>
+      <w:lvlText w:val=""/>
+      <w:lvlJc w:val="left"/>
+      <w:pPr>
+        <w:ind w:left="2400" w:hanging="480"/>
+      </w:pPr>
+      <w:rPr>
+        <w:rFonts w:ascii="Wingdings" w:hAnsi="Wingdings" w:hint="default"/>
+      </w:rPr>
+    </w:lvl>
+    <w:lvl w:ilvl="5" w:tplc="FFFFFFFF" w:tentative="1">
+      <w:start w:val="1"/>
+      <w:numFmt w:val="bullet"/>
+      <w:lvlText w:val=""/>
+      <w:lvlJc w:val="left"/>
+      <w:pPr>
+        <w:ind w:left="2880" w:hanging="480"/>
+      </w:pPr>
+      <w:rPr>
+        <w:rFonts w:ascii="Wingdings" w:hAnsi="Wingdings" w:hint="default"/>
+      </w:rPr>
+    </w:lvl>
+    <w:lvl w:ilvl="6" w:tplc="FFFFFFFF" w:tentative="1">
+      <w:start w:val="1"/>
+      <w:numFmt w:val="bullet"/>
+      <w:lvlText w:val=""/>
+      <w:lvlJc w:val="left"/>
+      <w:pPr>
+        <w:ind w:left="3360" w:hanging="480"/>
+      </w:pPr>
+      <w:rPr>
+        <w:rFonts w:ascii="Wingdings" w:hAnsi="Wingdings" w:hint="default"/>
+      </w:rPr>
+    </w:lvl>
+    <w:lvl w:ilvl="7" w:tplc="FFFFFFFF" w:tentative="1">
+      <w:start w:val="1"/>
+      <w:numFmt w:val="bullet"/>
+      <w:lvlText w:val=""/>
+      <w:lvlJc w:val="left"/>
+      <w:pPr>
+        <w:ind w:left="3840" w:hanging="480"/>
+      </w:pPr>
+      <w:rPr>
+        <w:rFonts w:ascii="Wingdings" w:hAnsi="Wingdings" w:hint="default"/>
+      </w:rPr>
+    </w:lvl>
+    <w:lvl w:ilvl="8" w:tplc="FFFFFFFF" w:tentative="1">
+      <w:start w:val="1"/>
+      <w:numFmt w:val="bullet"/>
+      <w:lvlText w:val=""/>
+      <w:lvlJc w:val="left"/>
+      <w:pPr>
+        <w:ind w:left="4320" w:hanging="480"/>
+      </w:pPr>
+      <w:rPr>
+        <w:rFonts w:ascii="Wingdings" w:hAnsi="Wingdings" w:hint="default"/>
+      </w:rPr>
+    </w:lvl>
+  </w:abstractNum>
+  <w:abstractNum w:abstractNumId="2" w15:restartNumberingAfterBreak="0">
     <w:nsid w:val="2A72220E"/>
     <w:multiLevelType w:val="multilevel"/>
     <w:tmpl w:val="7D5CC8A2"/>
@@ -3435,7 +3634,119 @@
       </w:pPr>
     </w:lvl>
   </w:abstractNum>
-  <w:abstractNum w:abstractNumId="2" w15:restartNumberingAfterBreak="0">
+  <w:abstractNum w:abstractNumId="3" w15:restartNumberingAfterBreak="0">
+    <w:nsid w:val="432C26D6"/>
+    <w:multiLevelType w:val="hybridMultilevel"/>
+    <w:tmpl w:val="2F880292"/>
+    <w:lvl w:ilvl="0" w:tplc="B96029E8">
+      <w:numFmt w:val="bullet"/>
+      <w:lvlText w:val=""/>
+      <w:lvlJc w:val="left"/>
+      <w:pPr>
+        <w:ind w:left="360" w:hanging="360"/>
+      </w:pPr>
+      <w:rPr>
+        <w:rFonts w:ascii="Aptos" w:eastAsiaTheme="minorEastAsia" w:hAnsi="Aptos" w:cstheme="minorBidi" w:hint="default"/>
+      </w:rPr>
+    </w:lvl>
+    <w:lvl w:ilvl="1" w:tplc="04090003" w:tentative="1">
+      <w:start w:val="1"/>
+      <w:numFmt w:val="bullet"/>
+      <w:lvlText w:val=""/>
+      <w:lvlJc w:val="left"/>
+      <w:pPr>
+        <w:ind w:left="960" w:hanging="480"/>
+      </w:pPr>
+      <w:rPr>
+        <w:rFonts w:ascii="Wingdings" w:hAnsi="Wingdings" w:hint="default"/>
+      </w:rPr>
+    </w:lvl>
+    <w:lvl w:ilvl="2" w:tplc="04090005" w:tentative="1">
+      <w:start w:val="1"/>
+      <w:numFmt w:val="bullet"/>
+      <w:lvlText w:val=""/>
+      <w:lvlJc w:val="left"/>
+      <w:pPr>
+        <w:ind w:left="1440" w:hanging="480"/>
+      </w:pPr>
+      <w:rPr>
+        <w:rFonts w:ascii="Wingdings" w:hAnsi="Wingdings" w:hint="default"/>
+      </w:rPr>
+    </w:lvl>
+    <w:lvl w:ilvl="3" w:tplc="04090001" w:tentative="1">
+      <w:start w:val="1"/>
+      <w:numFmt w:val="bullet"/>
+      <w:lvlText w:val=""/>
+      <w:lvlJc w:val="left"/>
+      <w:pPr>
+        <w:ind w:left="1920" w:hanging="480"/>
+      </w:pPr>
+      <w:rPr>
+        <w:rFonts w:ascii="Wingdings" w:hAnsi="Wingdings" w:hint="default"/>
+      </w:rPr>
+    </w:lvl>
+    <w:lvl w:ilvl="4" w:tplc="04090003" w:tentative="1">
+      <w:start w:val="1"/>
+      <w:numFmt w:val="bullet"/>
+      <w:lvlText w:val=""/>
+      <w:lvlJc w:val="left"/>
+      <w:pPr>
+        <w:ind w:left="2400" w:hanging="480"/>
+      </w:pPr>
+      <w:rPr>
+        <w:rFonts w:ascii="Wingdings" w:hAnsi="Wingdings" w:hint="default"/>
+      </w:rPr>
+    </w:lvl>
+    <w:lvl w:ilvl="5" w:tplc="04090005" w:tentative="1">
+      <w:start w:val="1"/>
+      <w:numFmt w:val="bullet"/>
+      <w:lvlText w:val=""/>
+      <w:lvlJc w:val="left"/>
+      <w:pPr>
+        <w:ind w:left="2880" w:hanging="480"/>
+      </w:pPr>
+      <w:rPr>
+        <w:rFonts w:ascii="Wingdings" w:hAnsi="Wingdings" w:hint="default"/>
+      </w:rPr>
+    </w:lvl>
+    <w:lvl w:ilvl="6" w:tplc="04090001" w:tentative="1">
+      <w:start w:val="1"/>
+      <w:numFmt w:val="bullet"/>
+      <w:lvlText w:val=""/>
+      <w:lvlJc w:val="left"/>
+      <w:pPr>
+        <w:ind w:left="3360" w:hanging="480"/>
+      </w:pPr>
+      <w:rPr>
+        <w:rFonts w:ascii="Wingdings" w:hAnsi="Wingdings" w:hint="default"/>
+      </w:rPr>
+    </w:lvl>
+    <w:lvl w:ilvl="7" w:tplc="04090003" w:tentative="1">
+      <w:start w:val="1"/>
+      <w:numFmt w:val="bullet"/>
+      <w:lvlText w:val=""/>
+      <w:lvlJc w:val="left"/>
+      <w:pPr>
+        <w:ind w:left="3840" w:hanging="480"/>
+      </w:pPr>
+      <w:rPr>
+        <w:rFonts w:ascii="Wingdings" w:hAnsi="Wingdings" w:hint="default"/>
+      </w:rPr>
+    </w:lvl>
+    <w:lvl w:ilvl="8" w:tplc="04090005" w:tentative="1">
+      <w:start w:val="1"/>
+      <w:numFmt w:val="bullet"/>
+      <w:lvlText w:val=""/>
+      <w:lvlJc w:val="left"/>
+      <w:pPr>
+        <w:ind w:left="4320" w:hanging="480"/>
+      </w:pPr>
+      <w:rPr>
+        <w:rFonts w:ascii="Wingdings" w:hAnsi="Wingdings" w:hint="default"/>
+      </w:rPr>
+    </w:lvl>
+  </w:abstractNum>
+  <w:abstractNum w:abstractNumId="4" w15:restartNumberingAfterBreak="0">
     <w:nsid w:val="557A7A1C"/>
     <w:multiLevelType w:val="hybridMultilevel"/>
     <w:tmpl w:val="F212549A"/>
@@ -3547,7 +3858,120 @@
       </w:rPr>
     </w:lvl>
   </w:abstractNum>
-  <w:abstractNum w:abstractNumId="3" w15:restartNumberingAfterBreak="0">
+  <w:abstractNum w:abstractNumId="5" w15:restartNumberingAfterBreak="0">
+    <w:nsid w:val="5A3B5080"/>
+    <w:multiLevelType w:val="hybridMultilevel"/>
+    <w:tmpl w:val="EA101984"/>
+    <w:lvl w:ilvl="0" w:tplc="04090001">
+      <w:start w:val="1"/>
+      <w:numFmt w:val="bullet"/>
+      <w:lvlText w:val=""/>
+      <w:lvlJc w:val="left"/>
+      <w:pPr>
+        <w:ind w:left="480" w:hanging="480"/>
+      </w:pPr>
+      <w:rPr>
+        <w:rFonts w:ascii="Wingdings" w:hAnsi="Wingdings" w:hint="default"/>
+      </w:rPr>
+    </w:lvl>
+    <w:lvl w:ilvl="1" w:tplc="04090003" w:tentative="1">
+      <w:start w:val="1"/>
+      <w:numFmt w:val="bullet"/>
+      <w:lvlText w:val=""/>
+      <w:lvlJc w:val="left"/>
+      <w:pPr>
+        <w:ind w:left="960" w:hanging="480"/>
+      </w:pPr>
+      <w:rPr>
+        <w:rFonts w:ascii="Wingdings" w:hAnsi="Wingdings" w:hint="default"/>
+      </w:rPr>
+    </w:lvl>
+    <w:lvl w:ilvl="2" w:tplc="04090005" w:tentative="1">
+      <w:start w:val="1"/>
+      <w:numFmt w:val="bullet"/>
+      <w:lvlText w:val=""/>
+      <w:lvlJc w:val="left"/>
+      <w:pPr>
+        <w:ind w:left="1440" w:hanging="480"/>
+      </w:pPr>
+      <w:rPr>
+        <w:rFonts w:ascii="Wingdings" w:hAnsi="Wingdings" w:hint="default"/>
+      </w:rPr>
+    </w:lvl>
+    <w:lvl w:ilvl="3" w:tplc="04090001" w:tentative="1">
+      <w:start w:val="1"/>
+      <w:numFmt w:val="bullet"/>
+      <w:lvlText w:val=""/>
+      <w:lvlJc w:val="left"/>
+      <w:pPr>
+        <w:ind w:left="1920" w:hanging="480"/>
+      </w:pPr>
+      <w:rPr>
+        <w:rFonts w:ascii="Wingdings" w:hAnsi="Wingdings" w:hint="default"/>
+      </w:rPr>
+    </w:lvl>
+    <w:lvl w:ilvl="4" w:tplc="04090003" w:tentative="1">
+      <w:start w:val="1"/>
+      <w:numFmt w:val="bullet"/>
+      <w:lvlText w:val=""/>
+      <w:lvlJc w:val="left"/>
+      <w:pPr>
+        <w:ind w:left="2400" w:hanging="480"/>
+      </w:pPr>
+      <w:rPr>
+        <w:rFonts w:ascii="Wingdings" w:hAnsi="Wingdings" w:hint="default"/>
+      </w:rPr>
+    </w:lvl>
+    <w:lvl w:ilvl="5" w:tplc="04090005" w:tentative="1">
+      <w:start w:val="1"/>
+      <w:numFmt w:val="bullet"/>
+      <w:lvlText w:val=""/>
+      <w:lvlJc w:val="left"/>
+      <w:pPr>
+        <w:ind w:left="2880" w:hanging="480"/>
+      </w:pPr>
+      <w:rPr>
+        <w:rFonts w:ascii="Wingdings" w:hAnsi="Wingdings" w:hint="default"/>
+      </w:rPr>
+    </w:lvl>
+    <w:lvl w:ilvl="6" w:tplc="04090001" w:tentative="1">
+      <w:start w:val="1"/>
+      <w:numFmt w:val="bullet"/>
+      <w:lvlText w:val=""/>
+      <w:lvlJc w:val="left"/>
+      <w:pPr>
+        <w:ind w:left="3360" w:hanging="480"/>
+      </w:pPr>
+      <w:rPr>
+        <w:rFonts w:ascii="Wingdings" w:hAnsi="Wingdings" w:hint="default"/>
+      </w:rPr>
+    </w:lvl>
+    <w:lvl w:ilvl="7" w:tplc="04090003" w:tentative="1">
+      <w:start w:val="1"/>
+      <w:numFmt w:val="bullet"/>
+      <w:lvlText w:val=""/>
+      <w:lvlJc w:val="left"/>
+      <w:pPr>
+        <w:ind w:left="3840" w:hanging="480"/>
+      </w:pPr>
+      <w:rPr>
+        <w:rFonts w:ascii="Wingdings" w:hAnsi="Wingdings" w:hint="default"/>
+      </w:rPr>
+    </w:lvl>
+    <w:lvl w:ilvl="8" w:tplc="04090005" w:tentative="1">
+      <w:start w:val="1"/>
+      <w:numFmt w:val="bullet"/>
+      <w:lvlText w:val=""/>
+      <w:lvlJc w:val="left"/>
+      <w:pPr>
+        <w:ind w:left="4320" w:hanging="480"/>
+      </w:pPr>
+      <w:rPr>
+        <w:rFonts w:ascii="Wingdings" w:hAnsi="Wingdings" w:hint="default"/>
+      </w:rPr>
+    </w:lvl>
+  </w:abstractNum>
+  <w:abstractNum w:abstractNumId="6" w15:restartNumberingAfterBreak="0">
     <w:nsid w:val="613168DD"/>
     <w:multiLevelType w:val="hybridMultilevel"/>
     <w:tmpl w:val="70A61BBA"/>
@@ -3659,7 +4083,7 @@
       </w:rPr>
     </w:lvl>
   </w:abstractNum>
-  <w:abstractNum w:abstractNumId="4" w15:restartNumberingAfterBreak="0">
+  <w:abstractNum w:abstractNumId="7" w15:restartNumberingAfterBreak="0">
     <w:nsid w:val="77A533FE"/>
     <w:multiLevelType w:val="hybridMultilevel"/>
     <w:tmpl w:val="A7446F1E"/>
@@ -3771,7 +4195,7 @@
       </w:rPr>
     </w:lvl>
   </w:abstractNum>
-  <w:abstractNum w:abstractNumId="5" w15:restartNumberingAfterBreak="0">
+  <w:abstractNum w:abstractNumId="8" w15:restartNumberingAfterBreak="0">
     <w:nsid w:val="7A0612CE"/>
     <w:multiLevelType w:val="multilevel"/>
     <w:tmpl w:val="4AA031B2"/>
@@ -3884,7 +4308,7 @@
       </w:pPr>
     </w:lvl>
   </w:abstractNum>
-  <w:abstractNum w:abstractNumId="6" w15:restartNumberingAfterBreak="0">
+  <w:abstractNum w:abstractNumId="9" w15:restartNumberingAfterBreak="0">
     <w:nsid w:val="7E25383F"/>
     <w:multiLevelType w:val="hybridMultilevel"/>
     <w:tmpl w:val="FF34FB8A"/>
@@ -3998,25 +4422,34 @@
     </w:lvl>
   </w:abstractNum>
   <w:num w:numId="1" w16cid:durableId="1836720406">
-    <w:abstractNumId w:val="5"/>
+    <w:abstractNumId w:val="8"/>
   </w:num>
   <w:num w:numId="2" w16cid:durableId="1118909259">
-    <w:abstractNumId w:val="1"/>
+    <w:abstractNumId w:val="2"/>
   </w:num>
   <w:num w:numId="3" w16cid:durableId="470056481">
-    <w:abstractNumId w:val="6"/>
+    <w:abstractNumId w:val="9"/>
   </w:num>
   <w:num w:numId="4" w16cid:durableId="29694649">
-    <w:abstractNumId w:val="2"/>
+    <w:abstractNumId w:val="4"/>
   </w:num>
   <w:num w:numId="5" w16cid:durableId="1431320025">
-    <w:abstractNumId w:val="4"/>
+    <w:abstractNumId w:val="7"/>
   </w:num>
   <w:num w:numId="6" w16cid:durableId="814953280">
-    <w:abstractNumId w:val="3"/>
+    <w:abstractNumId w:val="6"/>
   </w:num>
   <w:num w:numId="7" w16cid:durableId="852449747">
     <w:abstractNumId w:val="0"/>
+  </w:num>
+  <w:num w:numId="8" w16cid:durableId="163934287">
+    <w:abstractNumId w:val="5"/>
+  </w:num>
+  <w:num w:numId="9" w16cid:durableId="2128812208">
+    <w:abstractNumId w:val="3"/>
+  </w:num>
+  <w:num w:numId="10" w16cid:durableId="428084449">
+    <w:abstractNumId w:val="1"/>
   </w:num>
 </w:numbering>
 </file>

--- a/文件/競賽的相關東西/2025總統杯黑客松.docx
+++ b/文件/競賽的相關東西/2025總統杯黑客松.docx
@@ -710,6 +710,20 @@
       <w:pPr>
         <w:rPr>
           <w:rFonts w:hint="eastAsia"/>
+          <w:color w:val="0070C0"/>
+        </w:rPr>
+      </w:pPr>
+      <w:r>
+        <w:rPr>
+          <w:rFonts w:hint="eastAsia"/>
+          <w:color w:val="0070C0"/>
+        </w:rPr>
+        <w:t>台北商業大學資訊管理科學生</w:t>
+      </w:r>
+    </w:p>
+    <w:p>
+      <w:pPr>
+        <w:rPr>
           <w:color w:val="00B050"/>
         </w:rPr>
       </w:pPr>
@@ -721,13 +735,7 @@
         <w:t>任務分工</w:t>
       </w:r>
     </w:p>
-    <w:p>
-      <w:pPr>
-        <w:rPr>
-          <w:rFonts w:hint="eastAsia"/>
-        </w:rPr>
-      </w:pPr>
-    </w:p>
+    <w:p/>
     <w:p>
       <w:pPr>
         <w:rPr>
@@ -738,6 +746,7 @@
         <w:rPr>
           <w:rFonts w:hint="eastAsia"/>
         </w:rPr>
+        <w:lastRenderedPageBreak/>
         <w:t xml:space="preserve">  </w:t>
       </w:r>
       <w:r>
@@ -762,14 +771,7 @@
         <w:rPr>
           <w:rFonts w:hint="eastAsia"/>
         </w:rPr>
-        <w:t xml:space="preserve">)  </w:t>
-      </w:r>
-      <w:r>
-        <w:rPr>
-          <w:rFonts w:hint="eastAsia"/>
-          <w:color w:val="3A7C22" w:themeColor="accent6" w:themeShade="BF"/>
-        </w:rPr>
-        <w:t>不確定要哪個</w:t>
+        <w:t>)</w:t>
       </w:r>
     </w:p>
     <w:p>
@@ -778,7 +780,6 @@
           <w:rFonts w:hint="eastAsia"/>
           <w:highlight w:val="yellow"/>
         </w:rPr>
-        <w:lastRenderedPageBreak/>
         <w:t>民間單位與個人</w:t>
       </w:r>
       <w:r>
@@ -802,7 +803,6 @@
       <w:r>
         <w:rPr>
           <w:rFonts w:hint="eastAsia"/>
-          <w:highlight w:val="yellow"/>
         </w:rPr>
         <w:t>學校</w:t>
       </w:r>
@@ -1517,6 +1517,35 @@
         </w:rPr>
         <w:br/>
       </w:r>
+      <w:r>
+        <w:rPr>
+          <w:rFonts w:hint="eastAsia"/>
+          <w:color w:val="0070C0"/>
+        </w:rPr>
+        <w:t>目前尚缺乏警方內部未全面公開的數據，例如跟蹤騷擾案件斑點圖、夜間治安熱點分布、學校或社區安全事件統計。此外，安全合作商家名單、營業時間與</w:t>
+      </w:r>
+      <w:r>
+        <w:rPr>
+          <w:rFonts w:hint="eastAsia"/>
+          <w:color w:val="0070C0"/>
+        </w:rPr>
+        <w:lastRenderedPageBreak/>
+        <w:t>認證資訊需透過地方政府或</w:t>
+      </w:r>
+      <w:r>
+        <w:rPr>
+          <w:rFonts w:hint="eastAsia"/>
+          <w:color w:val="0070C0"/>
+        </w:rPr>
+        <w:t xml:space="preserve"> NGO </w:t>
+      </w:r>
+      <w:r>
+        <w:rPr>
+          <w:rFonts w:hint="eastAsia"/>
+          <w:color w:val="0070C0"/>
+        </w:rPr>
+        <w:t>進一步合作取得，方能完善「避難據點」功能。</w:t>
+      </w:r>
     </w:p>
     <w:p>
       <w:pPr>
@@ -1591,54 +1620,325 @@
         <w:rPr>
           <w:color w:val="0070C0"/>
         </w:rPr>
+        <w:t>已掌握資料將用於事件回報顯示、地圖警示與教育宣導；未掌握資料則可補足官方可信度，透過結合警方數據強化警示精準度，並建立安全商家網路。最終可形成</w:t>
+      </w:r>
+      <w:r>
+        <w:rPr>
+          <w:b/>
+          <w:bCs/>
+          <w:color w:val="0070C0"/>
+        </w:rPr>
+        <w:t>官方數據</w:t>
+      </w:r>
+      <w:r>
+        <w:rPr>
+          <w:b/>
+          <w:bCs/>
+          <w:color w:val="0070C0"/>
+        </w:rPr>
+        <w:t xml:space="preserve"> + </w:t>
+      </w:r>
+      <w:r>
+        <w:rPr>
+          <w:b/>
+          <w:bCs/>
+          <w:color w:val="0070C0"/>
+        </w:rPr>
+        <w:t>群眾通報</w:t>
+      </w:r>
+      <w:r>
+        <w:rPr>
+          <w:b/>
+          <w:bCs/>
+          <w:color w:val="0070C0"/>
+        </w:rPr>
+        <w:t xml:space="preserve"> + </w:t>
+      </w:r>
+      <w:r>
+        <w:rPr>
+          <w:b/>
+          <w:bCs/>
+          <w:color w:val="0070C0"/>
+        </w:rPr>
+        <w:t>商家合作</w:t>
+      </w:r>
+      <w:r>
+        <w:rPr>
+          <w:color w:val="0070C0"/>
+        </w:rPr>
+        <w:t>的三向資料流，兼顧即時性與公信力。</w:t>
+      </w:r>
+      <w:r>
+        <w:rPr>
+          <w:rFonts w:hint="eastAsia"/>
+        </w:rPr>
+        <w:br/>
+      </w:r>
+    </w:p>
+    <w:p>
+      <w:r>
+        <w:rPr>
+          <w:rFonts w:hint="eastAsia"/>
+          <w:b/>
+          <w:bCs/>
+        </w:rPr>
+        <w:t>請說明提案預計實證及落地場域為何，如在中央或地方機關、產業、或</w:t>
+      </w:r>
+      <w:r>
+        <w:rPr>
+          <w:rFonts w:hint="eastAsia"/>
+          <w:b/>
+          <w:bCs/>
+        </w:rPr>
+        <w:t>NPO/NGO</w:t>
+      </w:r>
+      <w:r>
+        <w:rPr>
+          <w:rFonts w:hint="eastAsia"/>
+          <w:b/>
+          <w:bCs/>
+        </w:rPr>
+        <w:t>等，如何導入公共服務運作？</w:t>
+      </w:r>
+      <w:r>
+        <w:rPr>
+          <w:rFonts w:hint="eastAsia"/>
+          <w:b/>
+          <w:bCs/>
+        </w:rPr>
+        <w:t>400</w:t>
+      </w:r>
+      <w:r>
+        <w:rPr>
+          <w:rFonts w:hint="eastAsia"/>
+          <w:b/>
+          <w:bCs/>
+        </w:rPr>
+        <w:t>字為限）</w:t>
+      </w:r>
+      <w:r>
+        <w:rPr>
+          <w:rFonts w:hint="eastAsia"/>
+        </w:rPr>
+        <w:t> * </w:t>
+      </w:r>
+      <w:r>
+        <w:rPr>
+          <w:rFonts w:hint="eastAsia"/>
+          <w:b/>
+          <w:bCs/>
+        </w:rPr>
+        <w:t>(0/400)</w:t>
+      </w:r>
+      <w:r>
+        <w:rPr>
+          <w:rFonts w:hint="eastAsia"/>
+        </w:rPr>
+        <w:br/>
+      </w:r>
+      <w:r>
+        <w:rPr>
+          <w:color w:val="0070C0"/>
+        </w:rPr>
+        <w:t>系統將優先導入於地方政府、警察局與校園社區，作為公共安全的輔助工具。例如與大專校院合作測試平台，提供學生夜歸安全保障；與地方政府合作，整合在地警局資料與商家合作據點，形成社區安全網。同時亦能推廣至</w:t>
+      </w:r>
+      <w:r>
+        <w:rPr>
+          <w:color w:val="0070C0"/>
+        </w:rPr>
+        <w:t xml:space="preserve"> NGO</w:t>
+      </w:r>
+      <w:r>
+        <w:rPr>
+          <w:color w:val="0070C0"/>
+        </w:rPr>
+        <w:t>、婦女團體與社區組織，作為安全倡議與教育的數位工具。</w:t>
+      </w:r>
+    </w:p>
+    <w:p/>
+    <w:p>
+      <w:r>
+        <w:rPr>
+          <w:rFonts w:hint="eastAsia"/>
+          <w:b/>
+          <w:bCs/>
+        </w:rPr>
+        <w:t>請說明提案應符合現行哪一主管機關之管制法規要求或未來具備法規調適空間？（</w:t>
+      </w:r>
+      <w:r>
+        <w:rPr>
+          <w:rFonts w:hint="eastAsia"/>
+          <w:b/>
+          <w:bCs/>
+        </w:rPr>
+        <w:t>400</w:t>
+      </w:r>
+      <w:r>
+        <w:rPr>
+          <w:rFonts w:hint="eastAsia"/>
+          <w:b/>
+          <w:bCs/>
+        </w:rPr>
+        <w:t>字為限）</w:t>
+      </w:r>
+      <w:r>
+        <w:rPr>
+          <w:rFonts w:hint="eastAsia"/>
+        </w:rPr>
+        <w:t> * </w:t>
+      </w:r>
+      <w:r>
+        <w:rPr>
+          <w:rFonts w:hint="eastAsia"/>
+          <w:b/>
+          <w:bCs/>
+        </w:rPr>
+        <w:t>(0/400)</w:t>
+      </w:r>
+      <w:r>
+        <w:rPr>
+          <w:rFonts w:hint="eastAsia"/>
+        </w:rPr>
+        <w:br/>
+      </w:r>
+      <w:r>
+        <w:rPr>
+          <w:color w:val="0070C0"/>
+        </w:rPr>
+        <w:t>本系統需遵循《個人資料保護法》保障使用者資訊隱私，並依《社會秩序維護法》避免誤導與誹謗問題。聊天室與回報內容須設置</w:t>
+      </w:r>
+      <w:r>
+        <w:rPr>
+          <w:color w:val="0070C0"/>
+        </w:rPr>
+        <w:t xml:space="preserve"> AI + </w:t>
+      </w:r>
+      <w:r>
+        <w:rPr>
+          <w:color w:val="0070C0"/>
+        </w:rPr>
+        <w:t>人工審核，確保不涉及違法言論。未來若推動成全國性平台，需與內政部警政署協調，建立官方數據共享機制，並具備法規調適空間，讓回報資料能合法運用於治安防治。</w:t>
+      </w:r>
+    </w:p>
+    <w:p/>
+    <w:p>
+      <w:pPr>
+        <w:rPr>
+          <w:b/>
+          <w:bCs/>
+        </w:rPr>
+      </w:pPr>
+      <w:r>
+        <w:rPr>
+          <w:b/>
+          <w:bCs/>
+        </w:rPr>
+        <w:t>二、社會影響力（解決方案、預期效益及可擴散性說明）</w:t>
+      </w:r>
+    </w:p>
+    <w:p>
+      <w:pPr>
+        <w:rPr>
+          <w:color w:val="0070C0"/>
+        </w:rPr>
+      </w:pPr>
+      <w:r>
+        <w:rPr>
+          <w:rFonts w:hint="eastAsia"/>
+          <w:b/>
+          <w:bCs/>
+        </w:rPr>
+        <w:t>請說明您的具體解決方案？（</w:t>
+      </w:r>
+      <w:r>
+        <w:rPr>
+          <w:rFonts w:hint="eastAsia"/>
+          <w:b/>
+          <w:bCs/>
+        </w:rPr>
+        <w:t>400</w:t>
+      </w:r>
+      <w:r>
+        <w:rPr>
+          <w:rFonts w:hint="eastAsia"/>
+          <w:b/>
+          <w:bCs/>
+        </w:rPr>
+        <w:t>字為限）</w:t>
+      </w:r>
+      <w:r>
+        <w:rPr>
+          <w:rFonts w:hint="eastAsia"/>
+        </w:rPr>
+        <w:t> * </w:t>
+      </w:r>
+      <w:r>
+        <w:rPr>
+          <w:rFonts w:hint="eastAsia"/>
+          <w:b/>
+          <w:bCs/>
+        </w:rPr>
+        <w:t>(0/400)</w:t>
+      </w:r>
+      <w:r>
+        <w:rPr>
+          <w:rFonts w:hint="eastAsia"/>
+        </w:rPr>
+        <w:br/>
+      </w:r>
+      <w:r>
+        <w:rPr>
+          <w:color w:val="0070C0"/>
+        </w:rPr>
+        <w:t>本平台結合事件回報、即時地圖警示、匿名聊天室、商家安全據點與一鍵求助功能。使用者可即時通報可疑人物，地圖即時更新並推播警示；同時在「安全合作商家」處獲得協助。平台也提供匿名交流區，分享防範經驗並獲得心理支持。</w:t>
+      </w:r>
+    </w:p>
+    <w:p>
+      <w:pPr>
+        <w:rPr>
+          <w:color w:val="0070C0"/>
+        </w:rPr>
+      </w:pPr>
+    </w:p>
+    <w:p>
+      <w:r>
+        <w:rPr>
+          <w:rFonts w:hint="eastAsia"/>
+          <w:b/>
+          <w:bCs/>
+        </w:rPr>
         <w:lastRenderedPageBreak/>
-        <w:t>已掌握資料將用於事件回報顯示、地圖警示與教育宣導；未掌握資料則可補足官方可信度，透過結合警方數據強化警示精準度，並建立安全商家網路。最終可形成</w:t>
-      </w:r>
-      <w:r>
-        <w:rPr>
-          <w:b/>
-          <w:bCs/>
-          <w:color w:val="0070C0"/>
-        </w:rPr>
-        <w:t>官方數據</w:t>
-      </w:r>
-      <w:r>
-        <w:rPr>
-          <w:b/>
-          <w:bCs/>
-          <w:color w:val="0070C0"/>
-        </w:rPr>
-        <w:t xml:space="preserve"> + </w:t>
-      </w:r>
-      <w:r>
-        <w:rPr>
-          <w:b/>
-          <w:bCs/>
-          <w:color w:val="0070C0"/>
-        </w:rPr>
-        <w:t>群眾通報</w:t>
-      </w:r>
-      <w:r>
-        <w:rPr>
-          <w:b/>
-          <w:bCs/>
-          <w:color w:val="0070C0"/>
-        </w:rPr>
-        <w:t xml:space="preserve"> + </w:t>
-      </w:r>
-      <w:r>
-        <w:rPr>
-          <w:b/>
-          <w:bCs/>
-          <w:color w:val="0070C0"/>
-        </w:rPr>
-        <w:t>商家合作</w:t>
-      </w:r>
-      <w:r>
-        <w:rPr>
-          <w:color w:val="0070C0"/>
-        </w:rPr>
-        <w:t>的三向資料流，兼顧即時性與公信力。</w:t>
+        <w:t>請說明您認為本次提案內容可帶來的影響與效益？（</w:t>
+      </w:r>
+      <w:r>
+        <w:rPr>
+          <w:rFonts w:hint="eastAsia"/>
+          <w:b/>
+          <w:bCs/>
+        </w:rPr>
+        <w:t>400</w:t>
+      </w:r>
+      <w:r>
+        <w:rPr>
+          <w:rFonts w:hint="eastAsia"/>
+          <w:b/>
+          <w:bCs/>
+        </w:rPr>
+        <w:t>字為限）</w:t>
+      </w:r>
+      <w:r>
+        <w:rPr>
+          <w:rFonts w:hint="eastAsia"/>
+        </w:rPr>
+        <w:t> * </w:t>
+      </w:r>
+      <w:r>
+        <w:rPr>
+          <w:rFonts w:hint="eastAsia"/>
+          <w:b/>
+          <w:bCs/>
+        </w:rPr>
+        <w:t>(0/400)</w:t>
       </w:r>
       <w:r>
         <w:rPr>
@@ -1646,31 +1946,22 @@
         </w:rPr>
         <w:br/>
       </w:r>
-    </w:p>
-    <w:p>
-      <w:r>
-        <w:rPr>
-          <w:rFonts w:hint="eastAsia"/>
-          <w:b/>
-          <w:bCs/>
-        </w:rPr>
-        <w:t>請說明提案預計實證及落地場域為何，如在中央或地方機關、產業、或</w:t>
-      </w:r>
-      <w:r>
-        <w:rPr>
-          <w:rFonts w:hint="eastAsia"/>
-          <w:b/>
-          <w:bCs/>
-        </w:rPr>
-        <w:t>NPO/NGO</w:t>
-      </w:r>
-      <w:r>
-        <w:rPr>
-          <w:rFonts w:hint="eastAsia"/>
-          <w:b/>
-          <w:bCs/>
-        </w:rPr>
-        <w:t>等，如何導入公共服務運作？</w:t>
+      <w:r>
+        <w:rPr>
+          <w:color w:val="0070C0"/>
+        </w:rPr>
+        <w:t>提案能有效降低街頭騷擾與潛在侵害風險，提升個人安全感。透過數據共享，政府可掌握治安熱點，作為資源調度參考。商家參與「安全據點」計畫，不僅提升形象，也實質強化社區安全。社群互助與資訊透明則能促進社會信任，達到科技公益效益。</w:t>
+      </w:r>
+    </w:p>
+    <w:p/>
+    <w:p>
+      <w:r>
+        <w:rPr>
+          <w:rFonts w:hint="eastAsia"/>
+          <w:b/>
+          <w:bCs/>
+        </w:rPr>
+        <w:t>請說明本提案是否具備可複製性及擴散性？（</w:t>
       </w:r>
       <w:r>
         <w:rPr>
@@ -1712,19 +2003,153 @@
         <w:rPr>
           <w:color w:val="0070C0"/>
         </w:rPr>
-        <w:t>系統將優先導入於地方政府、警察局與校園社區，作為公共安全的輔助工具。例如與大專校院合作測試平台，提供學生夜歸安全保障；與地方政府合作，整合在地警局資料與商家合作據點，形成社區安全網。同時亦能推廣至</w:t>
-      </w:r>
-      <w:r>
-        <w:rPr>
+        <w:t>系統採用</w:t>
+      </w:r>
+      <w:r>
+        <w:rPr>
+          <w:color w:val="0070C0"/>
+        </w:rPr>
+        <w:t xml:space="preserve"> PWA </w:t>
+      </w:r>
+      <w:r>
+        <w:rPr>
+          <w:color w:val="0070C0"/>
+        </w:rPr>
+        <w:t>與</w:t>
+      </w:r>
+      <w:r>
+        <w:rPr>
+          <w:color w:val="0070C0"/>
+        </w:rPr>
+        <w:t xml:space="preserve"> Django </w:t>
+      </w:r>
+      <w:r>
+        <w:rPr>
+          <w:color w:val="0070C0"/>
+        </w:rPr>
+        <w:t>架構，具備跨平台相容性</w:t>
+      </w:r>
+      <w:r>
+        <w:rPr>
+          <w:color w:val="0070C0"/>
+        </w:rPr>
+        <w:t>，僅需導入地方數據與商家合作即可複製應用</w:t>
+      </w:r>
+      <w:r>
+        <w:rPr>
+          <w:color w:val="0070C0"/>
+        </w:rPr>
+        <w:t>。未來可依需求擴充，如校園版、女性夜歸安全版，甚至國際化應用。只要有開放資料與合作商家，皆能快速導入，具高度擴散性與永續推廣價值。</w:t>
+      </w:r>
+    </w:p>
+    <w:p/>
+    <w:p>
+      <w:pPr>
+        <w:rPr>
+          <w:b/>
+          <w:bCs/>
+        </w:rPr>
+      </w:pPr>
+      <w:r>
+        <w:rPr>
+          <w:b/>
+          <w:bCs/>
+        </w:rPr>
+        <w:t>三、創新性（使用之工具、實作期程規劃說明）</w:t>
+      </w:r>
+    </w:p>
+    <w:p>
+      <w:r>
+        <w:rPr>
+          <w:rFonts w:hint="eastAsia"/>
+          <w:b/>
+          <w:bCs/>
+        </w:rPr>
+        <w:t>請說明本次提案內容跨領域合作或服務與技術之創新程度？（</w:t>
+      </w:r>
+      <w:r>
+        <w:rPr>
+          <w:rFonts w:hint="eastAsia"/>
+          <w:b/>
+          <w:bCs/>
+        </w:rPr>
+        <w:t>400</w:t>
+      </w:r>
+      <w:r>
+        <w:rPr>
+          <w:rFonts w:hint="eastAsia"/>
+          <w:b/>
+          <w:bCs/>
+        </w:rPr>
+        <w:t>字為限）</w:t>
+      </w:r>
+      <w:r>
+        <w:rPr>
+          <w:rFonts w:hint="eastAsia"/>
+        </w:rPr>
+        <w:t> * </w:t>
+      </w:r>
+      <w:r>
+        <w:rPr>
+          <w:rFonts w:hint="eastAsia"/>
+          <w:b/>
+          <w:bCs/>
+        </w:rPr>
+        <w:t>(0/400)</w:t>
+      </w:r>
+      <w:r>
+        <w:rPr>
+          <w:rFonts w:hint="eastAsia"/>
+        </w:rPr>
+        <w:br/>
+      </w:r>
+      <w:r>
+        <w:rPr>
+          <w:color w:val="0070C0"/>
+        </w:rPr>
+        <w:t>本系統結合資訊工程、公共安全、社會倡議與商業合作，跨足</w:t>
+      </w:r>
+      <w:r>
+        <w:rPr>
+          <w:b/>
+          <w:bCs/>
+          <w:color w:val="0070C0"/>
+        </w:rPr>
+        <w:t>警政、防騷擾</w:t>
+      </w:r>
+      <w:r>
+        <w:rPr>
+          <w:b/>
+          <w:bCs/>
           <w:color w:val="0070C0"/>
         </w:rPr>
         <w:t xml:space="preserve"> NGO</w:t>
       </w:r>
       <w:r>
         <w:rPr>
-          <w:color w:val="0070C0"/>
-        </w:rPr>
-        <w:t>、婦女團體與社區組織，作為安全倡議與教育的數位工具。</w:t>
+          <w:b/>
+          <w:bCs/>
+          <w:color w:val="0070C0"/>
+        </w:rPr>
+        <w:t>、商家、校園</w:t>
+      </w:r>
+      <w:r>
+        <w:rPr>
+          <w:color w:val="0070C0"/>
+        </w:rPr>
+        <w:t>等領域。創新點包括：</w:t>
+      </w:r>
+      <w:r>
+        <w:rPr>
+          <w:color w:val="0070C0"/>
+        </w:rPr>
+        <w:t xml:space="preserve">AI </w:t>
+      </w:r>
+      <w:r>
+        <w:rPr>
+          <w:color w:val="0070C0"/>
+        </w:rPr>
+        <w:t>審查防止惡意言論、匿名社群降低受害者壓力、商家合作模式兼顧安全與經濟利益，形成社會共治的創新解決方案。</w:t>
       </w:r>
     </w:p>
     <w:p/>
@@ -1735,7 +2160,7 @@
           <w:b/>
           <w:bCs/>
         </w:rPr>
-        <w:t>請說明提案應符合現行哪一主管機關之管制法規要求或未來具備法規調適空間？（</w:t>
+        <w:t>請說明提案預計使用之工具或平台？（</w:t>
       </w:r>
       <w:r>
         <w:rPr>
@@ -1777,66 +2202,142 @@
         <w:rPr>
           <w:color w:val="0070C0"/>
         </w:rPr>
-        <w:t>本系統需遵循《個人資料保護法》保障使用者資訊隱私，並依《社會秩序維護法》避免誤導與誹謗問題。聊天室與回報內容須設置</w:t>
-      </w:r>
-      <w:r>
-        <w:rPr>
-          <w:color w:val="0070C0"/>
-        </w:rPr>
-        <w:t xml:space="preserve"> AI + </w:t>
-      </w:r>
-      <w:r>
-        <w:rPr>
-          <w:color w:val="0070C0"/>
-        </w:rPr>
-        <w:t>人工審核，確保不涉及違法言論。未來若推動成全國性平台，需與內政部警政署協調，建立官方數據共享機制，並具備法規調適空間，讓回報資料能合法運用於治安防治。</w:t>
+        <w:t>後端採</w:t>
+      </w:r>
+      <w:r>
+        <w:rPr>
+          <w:color w:val="0070C0"/>
+        </w:rPr>
+        <w:t xml:space="preserve"> Django + Python</w:t>
+      </w:r>
+      <w:r>
+        <w:rPr>
+          <w:color w:val="0070C0"/>
+        </w:rPr>
+        <w:t>，資料庫</w:t>
+      </w:r>
+      <w:r>
+        <w:rPr>
+          <w:color w:val="0070C0"/>
+        </w:rPr>
+        <w:t xml:space="preserve"> MySQL</w:t>
+      </w:r>
+      <w:r>
+        <w:rPr>
+          <w:color w:val="0070C0"/>
+        </w:rPr>
+        <w:t>，前端使用</w:t>
+      </w:r>
+      <w:r>
+        <w:rPr>
+          <w:color w:val="0070C0"/>
+        </w:rPr>
+        <w:t xml:space="preserve"> HTML/CSS/JS </w:t>
+      </w:r>
+      <w:r>
+        <w:rPr>
+          <w:color w:val="0070C0"/>
+        </w:rPr>
+        <w:t>並整合</w:t>
+      </w:r>
+      <w:r>
+        <w:rPr>
+          <w:color w:val="0070C0"/>
+        </w:rPr>
+        <w:t xml:space="preserve"> Google Maps API</w:t>
+      </w:r>
+      <w:r>
+        <w:rPr>
+          <w:color w:val="0070C0"/>
+        </w:rPr>
+        <w:t>。</w:t>
+      </w:r>
+      <w:r>
+        <w:rPr>
+          <w:color w:val="0070C0"/>
+        </w:rPr>
+        <w:t xml:space="preserve">PWA </w:t>
+      </w:r>
+      <w:r>
+        <w:rPr>
+          <w:color w:val="0070C0"/>
+        </w:rPr>
+        <w:t>技術支援跨平台推播，</w:t>
+      </w:r>
+      <w:r>
+        <w:rPr>
+          <w:color w:val="0070C0"/>
+        </w:rPr>
+        <w:t xml:space="preserve">AI </w:t>
+      </w:r>
+      <w:r>
+        <w:rPr>
+          <w:color w:val="0070C0"/>
+        </w:rPr>
+        <w:t>模型（</w:t>
+      </w:r>
+      <w:r>
+        <w:rPr>
+          <w:color w:val="0070C0"/>
+        </w:rPr>
+        <w:t>OpenCV + Caffe</w:t>
+      </w:r>
+      <w:r>
+        <w:rPr>
+          <w:color w:val="0070C0"/>
+        </w:rPr>
+        <w:t>）用於人臉模糊與聊天室審查。平台以</w:t>
+      </w:r>
+      <w:r>
+        <w:rPr>
+          <w:color w:val="0070C0"/>
+        </w:rPr>
+        <w:t xml:space="preserve"> GitHub </w:t>
+      </w:r>
+      <w:r>
+        <w:rPr>
+          <w:color w:val="0070C0"/>
+        </w:rPr>
+        <w:t>管控版本，並透過</w:t>
+      </w:r>
+      <w:r>
+        <w:rPr>
+          <w:color w:val="0070C0"/>
+        </w:rPr>
+        <w:t xml:space="preserve"> Figma/Canva </w:t>
+      </w:r>
+      <w:r>
+        <w:rPr>
+          <w:color w:val="0070C0"/>
+        </w:rPr>
+        <w:t>進行設計與簡報製作。</w:t>
       </w:r>
     </w:p>
     <w:p/>
     <w:p>
-      <w:pPr>
-        <w:rPr>
-          <w:b/>
-          <w:bCs/>
-        </w:rPr>
-      </w:pPr>
-      <w:r>
-        <w:rPr>
-          <w:b/>
-          <w:bCs/>
-        </w:rPr>
-        <w:t>二、社會影響力（解決方案、預期效益及可擴散性說明）</w:t>
-      </w:r>
-    </w:p>
-    <w:p>
-      <w:pPr>
-        <w:rPr>
-          <w:color w:val="0070C0"/>
-        </w:rPr>
-      </w:pPr>
-      <w:r>
-        <w:rPr>
-          <w:rFonts w:hint="eastAsia"/>
-          <w:b/>
-          <w:bCs/>
-        </w:rPr>
-        <w:t>請說明您的具體解決方案？（</w:t>
-      </w:r>
-      <w:r>
-        <w:rPr>
-          <w:rFonts w:hint="eastAsia"/>
-          <w:b/>
-          <w:bCs/>
-        </w:rPr>
-        <w:t>400</w:t>
-      </w:r>
-      <w:r>
-        <w:rPr>
-          <w:rFonts w:hint="eastAsia"/>
-          <w:b/>
-          <w:bCs/>
-        </w:rPr>
-        <w:t>字為限）</w:t>
+      <w:r>
+        <w:rPr>
+          <w:rFonts w:hint="eastAsia"/>
+          <w:b/>
+          <w:bCs/>
+        </w:rPr>
+        <w:t>實作期程規劃</w:t>
+      </w:r>
+      <w:r>
+        <w:rPr>
+          <w:rFonts w:hint="eastAsia"/>
+          <w:b/>
+          <w:bCs/>
+        </w:rPr>
+        <w:t xml:space="preserve"> </w:t>
+      </w:r>
+      <w:r>
+        <w:rPr>
+          <w:rFonts w:hint="eastAsia"/>
+          <w:b/>
+          <w:bCs/>
+        </w:rPr>
+        <w:t>（入選後至決審期間）？</w:t>
       </w:r>
       <w:r>
         <w:rPr>
@@ -1852,83 +2353,279 @@
         </w:rPr>
         <w:t>(0/400)</w:t>
       </w:r>
-      <w:r>
-        <w:rPr>
-          <w:rFonts w:hint="eastAsia"/>
-        </w:rPr>
-        <w:br/>
-      </w:r>
-      <w:r>
-        <w:rPr>
-          <w:color w:val="0070C0"/>
-        </w:rPr>
-        <w:t>本平台結合事件回報、即時地圖警示、匿名聊天室、商家安全據點與一鍵求助功能。使用者可即時通報可疑人物，地圖即時更新並推播警示；同時在「安全合作商家」處獲得協助。平台也提供匿名交流區，分享防範經驗並獲得心理支持。</w:t>
-      </w:r>
-    </w:p>
-    <w:p>
-      <w:pPr>
-        <w:rPr>
-          <w:color w:val="0070C0"/>
-        </w:rPr>
-      </w:pPr>
-    </w:p>
-    <w:p>
-      <w:r>
-        <w:rPr>
-          <w:rFonts w:hint="eastAsia"/>
-          <w:b/>
-          <w:bCs/>
-        </w:rPr>
-        <w:t>請說明您認為本次提案內容可帶來的影響與效益？（</w:t>
-      </w:r>
-      <w:r>
-        <w:rPr>
-          <w:rFonts w:hint="eastAsia"/>
-          <w:b/>
-          <w:bCs/>
-        </w:rPr>
-        <w:t>400</w:t>
-      </w:r>
-      <w:r>
-        <w:rPr>
-          <w:rFonts w:hint="eastAsia"/>
-          <w:b/>
-          <w:bCs/>
-        </w:rPr>
-        <w:t>字為限）</w:t>
-      </w:r>
-      <w:r>
-        <w:rPr>
-          <w:rFonts w:hint="eastAsia"/>
-        </w:rPr>
-        <w:t> * </w:t>
-      </w:r>
-      <w:r>
-        <w:rPr>
-          <w:rFonts w:hint="eastAsia"/>
-          <w:b/>
-          <w:bCs/>
-        </w:rPr>
-        <w:t>(0/400)</w:t>
-      </w:r>
-      <w:r>
-        <w:rPr>
-          <w:rFonts w:hint="eastAsia"/>
-        </w:rPr>
-        <w:br/>
-      </w:r>
-      <w:r>
-        <w:rPr>
-          <w:color w:val="0070C0"/>
-        </w:rPr>
-        <w:t>提案能有效降低街頭騷擾與潛在侵害風險，提升個人安全感。透過數據共享，政府可掌握治安熱點，作為資源調度參考。商家參與「安全據點」計畫，不僅提升形象，也實質強化社區安全。社群互助與資訊透明則能促進社會信任，達</w:t>
+    </w:p>
+    <w:p>
+      <w:pPr>
+        <w:rPr>
+          <w:rFonts w:hint="eastAsia"/>
+          <w:color w:val="0070C0"/>
+        </w:rPr>
+      </w:pPr>
+      <w:r>
+        <w:rPr>
+          <w:color w:val="0070C0"/>
+        </w:rPr>
+        <w:t>本專案共分為六個主要工作階段。首先進行</w:t>
+      </w:r>
+      <w:r>
+        <w:rPr>
+          <w:color w:val="0070C0"/>
+        </w:rPr>
+        <w:t xml:space="preserve"> </w:t>
+      </w:r>
+      <w:r>
+        <w:rPr>
+          <w:b/>
+          <w:bCs/>
+          <w:color w:val="0070C0"/>
+        </w:rPr>
+        <w:t>需求分析與市場調查</w:t>
+      </w:r>
+      <w:r>
+        <w:rPr>
+          <w:rFonts w:hint="eastAsia"/>
+          <w:color w:val="0070C0"/>
+        </w:rPr>
+        <w:t>，</w:t>
+      </w:r>
+      <w:r>
+        <w:rPr>
+          <w:color w:val="0070C0"/>
+        </w:rPr>
+        <w:t>歷時</w:t>
+      </w:r>
+      <w:r>
+        <w:rPr>
+          <w:color w:val="0070C0"/>
+        </w:rPr>
+        <w:t xml:space="preserve"> </w:t>
+      </w:r>
+      <w:r>
+        <w:rPr>
+          <w:rFonts w:hint="eastAsia"/>
+          <w:color w:val="0070C0"/>
+        </w:rPr>
+        <w:t>38</w:t>
+      </w:r>
+      <w:r>
+        <w:rPr>
+          <w:color w:val="0070C0"/>
+        </w:rPr>
+        <w:t xml:space="preserve"> </w:t>
+      </w:r>
+      <w:r>
+        <w:rPr>
+          <w:color w:val="0070C0"/>
+        </w:rPr>
+        <w:t>日，以確認系統功能方向與使用者需求。接著展開</w:t>
+      </w:r>
+      <w:r>
+        <w:rPr>
+          <w:color w:val="0070C0"/>
+        </w:rPr>
+        <w:t xml:space="preserve"> </w:t>
+      </w:r>
+      <w:r>
+        <w:rPr>
+          <w:b/>
+          <w:bCs/>
+          <w:color w:val="0070C0"/>
+        </w:rPr>
+        <w:t>系統設計與資料庫規劃</w:t>
+      </w:r>
+      <w:r>
+        <w:rPr>
+          <w:color w:val="0070C0"/>
+        </w:rPr>
+        <w:t>，投</w:t>
       </w:r>
       <w:r>
         <w:rPr>
           <w:color w:val="0070C0"/>
         </w:rPr>
         <w:lastRenderedPageBreak/>
-        <w:t>到科技公益效益。</w:t>
+        <w:t>入</w:t>
+      </w:r>
+      <w:r>
+        <w:rPr>
+          <w:color w:val="0070C0"/>
+        </w:rPr>
+        <w:t xml:space="preserve"> 26 </w:t>
+      </w:r>
+      <w:r>
+        <w:rPr>
+          <w:color w:val="0070C0"/>
+        </w:rPr>
+        <w:t>日完成整體架構規劃。之後進入為期最長的</w:t>
+      </w:r>
+      <w:r>
+        <w:rPr>
+          <w:color w:val="0070C0"/>
+        </w:rPr>
+        <w:t xml:space="preserve"> </w:t>
+      </w:r>
+      <w:r>
+        <w:rPr>
+          <w:b/>
+          <w:bCs/>
+          <w:color w:val="0070C0"/>
+        </w:rPr>
+        <w:t>系統開發階段</w:t>
+      </w:r>
+      <w:r>
+        <w:rPr>
+          <w:color w:val="0070C0"/>
+        </w:rPr>
+        <w:t>，共計</w:t>
+      </w:r>
+      <w:r>
+        <w:rPr>
+          <w:color w:val="0070C0"/>
+        </w:rPr>
+        <w:t xml:space="preserve"> 13</w:t>
+      </w:r>
+      <w:r>
+        <w:rPr>
+          <w:rFonts w:hint="eastAsia"/>
+          <w:color w:val="0070C0"/>
+        </w:rPr>
+        <w:t>0</w:t>
+      </w:r>
+      <w:r>
+        <w:rPr>
+          <w:color w:val="0070C0"/>
+        </w:rPr>
+        <w:t xml:space="preserve"> </w:t>
+      </w:r>
+      <w:r>
+        <w:rPr>
+          <w:color w:val="0070C0"/>
+        </w:rPr>
+        <w:t>日，完成核心功能與模組建置。完成開發後進行</w:t>
+      </w:r>
+      <w:r>
+        <w:rPr>
+          <w:color w:val="0070C0"/>
+        </w:rPr>
+        <w:t xml:space="preserve"> </w:t>
+      </w:r>
+      <w:r>
+        <w:rPr>
+          <w:b/>
+          <w:bCs/>
+          <w:color w:val="0070C0"/>
+        </w:rPr>
+        <w:t>系統整合與測試</w:t>
+      </w:r>
+      <w:r>
+        <w:rPr>
+          <w:color w:val="0070C0"/>
+        </w:rPr>
+        <w:t>，耗時</w:t>
+      </w:r>
+      <w:r>
+        <w:rPr>
+          <w:color w:val="0070C0"/>
+        </w:rPr>
+        <w:t xml:space="preserve"> 34 </w:t>
+      </w:r>
+      <w:r>
+        <w:rPr>
+          <w:color w:val="0070C0"/>
+        </w:rPr>
+        <w:t>日，以確保系統穩定性與正確性。接下來投入</w:t>
+      </w:r>
+      <w:r>
+        <w:rPr>
+          <w:color w:val="0070C0"/>
+        </w:rPr>
+        <w:t xml:space="preserve"> 14 </w:t>
+      </w:r>
+      <w:r>
+        <w:rPr>
+          <w:color w:val="0070C0"/>
+        </w:rPr>
+        <w:t>日進行</w:t>
+      </w:r>
+      <w:r>
+        <w:rPr>
+          <w:color w:val="0070C0"/>
+        </w:rPr>
+        <w:t xml:space="preserve"> </w:t>
+      </w:r>
+      <w:r>
+        <w:rPr>
+          <w:b/>
+          <w:bCs/>
+          <w:color w:val="0070C0"/>
+        </w:rPr>
+        <w:t xml:space="preserve">UI/UX </w:t>
+      </w:r>
+      <w:r>
+        <w:rPr>
+          <w:b/>
+          <w:bCs/>
+          <w:color w:val="0070C0"/>
+        </w:rPr>
+        <w:t>優化與上線準備</w:t>
+      </w:r>
+      <w:r>
+        <w:rPr>
+          <w:color w:val="0070C0"/>
+        </w:rPr>
+        <w:t>，確保使用體驗與正式運行的順利。最後安排</w:t>
+      </w:r>
+      <w:r>
+        <w:rPr>
+          <w:color w:val="0070C0"/>
+        </w:rPr>
+        <w:t xml:space="preserve"> 16 </w:t>
+      </w:r>
+      <w:r>
+        <w:rPr>
+          <w:color w:val="0070C0"/>
+        </w:rPr>
+        <w:t>日進行</w:t>
+      </w:r>
+      <w:r>
+        <w:rPr>
+          <w:color w:val="0070C0"/>
+        </w:rPr>
+        <w:t xml:space="preserve"> </w:t>
+      </w:r>
+      <w:r>
+        <w:rPr>
+          <w:b/>
+          <w:bCs/>
+          <w:color w:val="0070C0"/>
+        </w:rPr>
+        <w:t>發表與回饋改善</w:t>
+      </w:r>
+      <w:r>
+        <w:rPr>
+          <w:color w:val="0070C0"/>
+        </w:rPr>
+        <w:t>，依據實際使用狀況進行調整。此外，專案同時進行</w:t>
+      </w:r>
+      <w:r>
+        <w:rPr>
+          <w:color w:val="0070C0"/>
+        </w:rPr>
+        <w:t xml:space="preserve"> </w:t>
+      </w:r>
+      <w:r>
+        <w:rPr>
+          <w:b/>
+          <w:bCs/>
+          <w:color w:val="0070C0"/>
+        </w:rPr>
+        <w:t>簡報與文件等資料的準備</w:t>
+      </w:r>
+      <w:r>
+        <w:rPr>
+          <w:color w:val="0070C0"/>
+        </w:rPr>
+        <w:t>，以利後續成果發表與推廣。</w:t>
       </w:r>
     </w:p>
     <w:p/>
@@ -1939,540 +2636,6 @@
           <w:b/>
           <w:bCs/>
         </w:rPr>
-        <w:t>請說明本提案是否具備可複製性及擴散性？（</w:t>
-      </w:r>
-      <w:r>
-        <w:rPr>
-          <w:rFonts w:hint="eastAsia"/>
-          <w:b/>
-          <w:bCs/>
-        </w:rPr>
-        <w:t>400</w:t>
-      </w:r>
-      <w:r>
-        <w:rPr>
-          <w:rFonts w:hint="eastAsia"/>
-          <w:b/>
-          <w:bCs/>
-        </w:rPr>
-        <w:t>字為限）</w:t>
-      </w:r>
-      <w:r>
-        <w:rPr>
-          <w:rFonts w:hint="eastAsia"/>
-        </w:rPr>
-        <w:t> * </w:t>
-      </w:r>
-      <w:r>
-        <w:rPr>
-          <w:rFonts w:hint="eastAsia"/>
-          <w:b/>
-          <w:bCs/>
-        </w:rPr>
-        <w:t>(0/400)</w:t>
-      </w:r>
-      <w:r>
-        <w:rPr>
-          <w:rFonts w:hint="eastAsia"/>
-        </w:rPr>
-        <w:br/>
-      </w:r>
-      <w:r>
-        <w:rPr>
-          <w:color w:val="0070C0"/>
-        </w:rPr>
-        <w:t>系統採用</w:t>
-      </w:r>
-      <w:r>
-        <w:rPr>
-          <w:color w:val="0070C0"/>
-        </w:rPr>
-        <w:t xml:space="preserve"> PWA </w:t>
-      </w:r>
-      <w:r>
-        <w:rPr>
-          <w:color w:val="0070C0"/>
-        </w:rPr>
-        <w:t>與</w:t>
-      </w:r>
-      <w:r>
-        <w:rPr>
-          <w:color w:val="0070C0"/>
-        </w:rPr>
-        <w:t xml:space="preserve"> Django </w:t>
-      </w:r>
-      <w:r>
-        <w:rPr>
-          <w:color w:val="0070C0"/>
-        </w:rPr>
-        <w:t>架構，具備跨平台相容性</w:t>
-      </w:r>
-      <w:r>
-        <w:rPr>
-          <w:color w:val="0070C0"/>
-        </w:rPr>
-        <w:t>，僅需導入地方數據與商家合作即可複製應用</w:t>
-      </w:r>
-      <w:r>
-        <w:rPr>
-          <w:color w:val="0070C0"/>
-        </w:rPr>
-        <w:t>。未來可依需求擴充，如校園版、女性夜歸安全版，甚至國際化應用。只要有開放資料與合作商家，皆能快速導入，具高度擴散性與永續推廣價值。</w:t>
-      </w:r>
-    </w:p>
-    <w:p/>
-    <w:p>
-      <w:pPr>
-        <w:rPr>
-          <w:b/>
-          <w:bCs/>
-        </w:rPr>
-      </w:pPr>
-      <w:r>
-        <w:rPr>
-          <w:b/>
-          <w:bCs/>
-        </w:rPr>
-        <w:t>三、創新性（使用之工具、實作期程規劃說明）</w:t>
-      </w:r>
-    </w:p>
-    <w:p>
-      <w:r>
-        <w:rPr>
-          <w:rFonts w:hint="eastAsia"/>
-          <w:b/>
-          <w:bCs/>
-        </w:rPr>
-        <w:t>請說明本次提案內容跨領域合作或服務與技術之創新程度？（</w:t>
-      </w:r>
-      <w:r>
-        <w:rPr>
-          <w:rFonts w:hint="eastAsia"/>
-          <w:b/>
-          <w:bCs/>
-        </w:rPr>
-        <w:t>400</w:t>
-      </w:r>
-      <w:r>
-        <w:rPr>
-          <w:rFonts w:hint="eastAsia"/>
-          <w:b/>
-          <w:bCs/>
-        </w:rPr>
-        <w:t>字為限）</w:t>
-      </w:r>
-      <w:r>
-        <w:rPr>
-          <w:rFonts w:hint="eastAsia"/>
-        </w:rPr>
-        <w:t> * </w:t>
-      </w:r>
-      <w:r>
-        <w:rPr>
-          <w:rFonts w:hint="eastAsia"/>
-          <w:b/>
-          <w:bCs/>
-        </w:rPr>
-        <w:t>(0/400)</w:t>
-      </w:r>
-      <w:r>
-        <w:rPr>
-          <w:rFonts w:hint="eastAsia"/>
-        </w:rPr>
-        <w:br/>
-      </w:r>
-      <w:r>
-        <w:rPr>
-          <w:color w:val="0070C0"/>
-        </w:rPr>
-        <w:t>本系統結合資訊工程、公共安全、社會倡議與商業合作，跨足</w:t>
-      </w:r>
-      <w:r>
-        <w:rPr>
-          <w:b/>
-          <w:bCs/>
-          <w:color w:val="0070C0"/>
-        </w:rPr>
-        <w:t>警政、防騷擾</w:t>
-      </w:r>
-      <w:r>
-        <w:rPr>
-          <w:b/>
-          <w:bCs/>
-          <w:color w:val="0070C0"/>
-        </w:rPr>
-        <w:t xml:space="preserve"> NGO</w:t>
-      </w:r>
-      <w:r>
-        <w:rPr>
-          <w:b/>
-          <w:bCs/>
-          <w:color w:val="0070C0"/>
-        </w:rPr>
-        <w:t>、商家、校園</w:t>
-      </w:r>
-      <w:r>
-        <w:rPr>
-          <w:color w:val="0070C0"/>
-        </w:rPr>
-        <w:t>等領域。創新點包括：</w:t>
-      </w:r>
-      <w:r>
-        <w:rPr>
-          <w:color w:val="0070C0"/>
-        </w:rPr>
-        <w:t xml:space="preserve">AI </w:t>
-      </w:r>
-      <w:r>
-        <w:rPr>
-          <w:color w:val="0070C0"/>
-        </w:rPr>
-        <w:t>審查防止惡意言論、匿名社群降低受害者壓力、商家合作模式兼顧安全與經濟利益，形成社會共治的創新解決方案。</w:t>
-      </w:r>
-    </w:p>
-    <w:p/>
-    <w:p>
-      <w:r>
-        <w:rPr>
-          <w:rFonts w:hint="eastAsia"/>
-          <w:b/>
-          <w:bCs/>
-        </w:rPr>
-        <w:t>請說明提案預計使用之工具或平台？（</w:t>
-      </w:r>
-      <w:r>
-        <w:rPr>
-          <w:rFonts w:hint="eastAsia"/>
-          <w:b/>
-          <w:bCs/>
-        </w:rPr>
-        <w:t>400</w:t>
-      </w:r>
-      <w:r>
-        <w:rPr>
-          <w:rFonts w:hint="eastAsia"/>
-          <w:b/>
-          <w:bCs/>
-        </w:rPr>
-        <w:t>字為限）</w:t>
-      </w:r>
-      <w:r>
-        <w:rPr>
-          <w:rFonts w:hint="eastAsia"/>
-        </w:rPr>
-        <w:t> * </w:t>
-      </w:r>
-      <w:r>
-        <w:rPr>
-          <w:rFonts w:hint="eastAsia"/>
-          <w:b/>
-          <w:bCs/>
-        </w:rPr>
-        <w:t>(0/400)</w:t>
-      </w:r>
-      <w:r>
-        <w:rPr>
-          <w:rFonts w:hint="eastAsia"/>
-        </w:rPr>
-        <w:br/>
-      </w:r>
-      <w:r>
-        <w:rPr>
-          <w:color w:val="0070C0"/>
-        </w:rPr>
-        <w:t>後端採</w:t>
-      </w:r>
-      <w:r>
-        <w:rPr>
-          <w:color w:val="0070C0"/>
-        </w:rPr>
-        <w:t xml:space="preserve"> Django + Python</w:t>
-      </w:r>
-      <w:r>
-        <w:rPr>
-          <w:color w:val="0070C0"/>
-        </w:rPr>
-        <w:t>，資料庫</w:t>
-      </w:r>
-      <w:r>
-        <w:rPr>
-          <w:color w:val="0070C0"/>
-        </w:rPr>
-        <w:t xml:space="preserve"> MySQL</w:t>
-      </w:r>
-      <w:r>
-        <w:rPr>
-          <w:color w:val="0070C0"/>
-        </w:rPr>
-        <w:t>，前端使用</w:t>
-      </w:r>
-      <w:r>
-        <w:rPr>
-          <w:color w:val="0070C0"/>
-        </w:rPr>
-        <w:t xml:space="preserve"> HTML/CSS/JS </w:t>
-      </w:r>
-      <w:r>
-        <w:rPr>
-          <w:color w:val="0070C0"/>
-        </w:rPr>
-        <w:t>並整合</w:t>
-      </w:r>
-      <w:r>
-        <w:rPr>
-          <w:color w:val="0070C0"/>
-        </w:rPr>
-        <w:t xml:space="preserve"> Google Maps API</w:t>
-      </w:r>
-      <w:r>
-        <w:rPr>
-          <w:color w:val="0070C0"/>
-        </w:rPr>
-        <w:t>。</w:t>
-      </w:r>
-      <w:r>
-        <w:rPr>
-          <w:color w:val="0070C0"/>
-        </w:rPr>
-        <w:t xml:space="preserve">PWA </w:t>
-      </w:r>
-      <w:r>
-        <w:rPr>
-          <w:color w:val="0070C0"/>
-        </w:rPr>
-        <w:t>技術支援跨平台推播，</w:t>
-      </w:r>
-      <w:r>
-        <w:rPr>
-          <w:color w:val="0070C0"/>
-        </w:rPr>
-        <w:t xml:space="preserve">AI </w:t>
-      </w:r>
-      <w:r>
-        <w:rPr>
-          <w:color w:val="0070C0"/>
-        </w:rPr>
-        <w:t>模型（</w:t>
-      </w:r>
-      <w:r>
-        <w:rPr>
-          <w:color w:val="0070C0"/>
-        </w:rPr>
-        <w:t>OpenCV + Caffe</w:t>
-      </w:r>
-      <w:r>
-        <w:rPr>
-          <w:color w:val="0070C0"/>
-        </w:rPr>
-        <w:t>）用於人臉模糊與聊天室審查。平台以</w:t>
-      </w:r>
-      <w:r>
-        <w:rPr>
-          <w:color w:val="0070C0"/>
-        </w:rPr>
-        <w:t xml:space="preserve"> GitHub </w:t>
-      </w:r>
-      <w:r>
-        <w:rPr>
-          <w:color w:val="0070C0"/>
-        </w:rPr>
-        <w:t>管控版本，並透過</w:t>
-      </w:r>
-      <w:r>
-        <w:rPr>
-          <w:color w:val="0070C0"/>
-        </w:rPr>
-        <w:t xml:space="preserve"> Figma/Canva </w:t>
-      </w:r>
-      <w:r>
-        <w:rPr>
-          <w:color w:val="0070C0"/>
-        </w:rPr>
-        <w:t>進行設計與簡報製作。</w:t>
-      </w:r>
-    </w:p>
-    <w:p/>
-    <w:p>
-      <w:r>
-        <w:rPr>
-          <w:rFonts w:hint="eastAsia"/>
-          <w:b/>
-          <w:bCs/>
-        </w:rPr>
-        <w:t>實作期程規劃</w:t>
-      </w:r>
-      <w:r>
-        <w:rPr>
-          <w:rFonts w:hint="eastAsia"/>
-          <w:b/>
-          <w:bCs/>
-        </w:rPr>
-        <w:t xml:space="preserve"> </w:t>
-      </w:r>
-      <w:r>
-        <w:rPr>
-          <w:rFonts w:hint="eastAsia"/>
-          <w:b/>
-          <w:bCs/>
-        </w:rPr>
-        <w:t>（入選後至決審期間）？</w:t>
-      </w:r>
-      <w:r>
-        <w:rPr>
-          <w:rFonts w:hint="eastAsia"/>
-        </w:rPr>
-        <w:t> * </w:t>
-      </w:r>
-      <w:r>
-        <w:rPr>
-          <w:rFonts w:hint="eastAsia"/>
-          <w:b/>
-          <w:bCs/>
-        </w:rPr>
-        <w:t>(0/400)</w:t>
-      </w:r>
-    </w:p>
-    <w:p>
-      <w:pPr>
-        <w:pStyle w:val="a9"/>
-        <w:numPr>
-          <w:ilvl w:val="0"/>
-          <w:numId w:val="10"/>
-        </w:numPr>
-        <w:rPr>
-          <w:color w:val="00B050"/>
-        </w:rPr>
-      </w:pPr>
-      <w:r>
-        <w:rPr>
-          <w:color w:val="00B050"/>
-        </w:rPr>
-        <w:t xml:space="preserve">1–2 </w:t>
-      </w:r>
-      <w:r>
-        <w:rPr>
-          <w:color w:val="00B050"/>
-        </w:rPr>
-        <w:t>月：核心功能完成（登入、事件回報、地圖顯示）。</w:t>
-      </w:r>
-    </w:p>
-    <w:p>
-      <w:pPr>
-        <w:pStyle w:val="a9"/>
-        <w:numPr>
-          <w:ilvl w:val="0"/>
-          <w:numId w:val="10"/>
-        </w:numPr>
-        <w:rPr>
-          <w:color w:val="00B050"/>
-        </w:rPr>
-      </w:pPr>
-      <w:r>
-        <w:rPr>
-          <w:color w:val="00B050"/>
-        </w:rPr>
-        <w:t xml:space="preserve">3–4 </w:t>
-      </w:r>
-      <w:r>
-        <w:rPr>
-          <w:color w:val="00B050"/>
-        </w:rPr>
-        <w:t>月：匿名聊天室、安全商家合作、</w:t>
-      </w:r>
-      <w:r>
-        <w:rPr>
-          <w:color w:val="00B050"/>
-        </w:rPr>
-        <w:t xml:space="preserve">AI </w:t>
-      </w:r>
-      <w:r>
-        <w:rPr>
-          <w:color w:val="00B050"/>
-        </w:rPr>
-        <w:t>審查上線。</w:t>
-      </w:r>
-    </w:p>
-    <w:p>
-      <w:pPr>
-        <w:pStyle w:val="a9"/>
-        <w:numPr>
-          <w:ilvl w:val="0"/>
-          <w:numId w:val="10"/>
-        </w:numPr>
-        <w:rPr>
-          <w:color w:val="00B050"/>
-        </w:rPr>
-      </w:pPr>
-      <w:r>
-        <w:rPr>
-          <w:color w:val="00B050"/>
-        </w:rPr>
-        <w:t xml:space="preserve">5 </w:t>
-      </w:r>
-      <w:r>
-        <w:rPr>
-          <w:color w:val="00B050"/>
-        </w:rPr>
-        <w:t>月：教育資訊整合與警局定位完成，進行測試。</w:t>
-      </w:r>
-    </w:p>
-    <w:p>
-      <w:pPr>
-        <w:pStyle w:val="a9"/>
-        <w:numPr>
-          <w:ilvl w:val="0"/>
-          <w:numId w:val="10"/>
-        </w:numPr>
-        <w:rPr>
-          <w:color w:val="00B050"/>
-        </w:rPr>
-      </w:pPr>
-      <w:r>
-        <w:rPr>
-          <w:color w:val="00B050"/>
-        </w:rPr>
-        <w:t xml:space="preserve">6 </w:t>
-      </w:r>
-      <w:r>
-        <w:rPr>
-          <w:color w:val="00B050"/>
-        </w:rPr>
-        <w:t>月：校園與社區場域試運行，蒐集回饋優化。</w:t>
-      </w:r>
-    </w:p>
-    <w:p>
-      <w:pPr>
-        <w:pStyle w:val="a9"/>
-        <w:numPr>
-          <w:ilvl w:val="0"/>
-          <w:numId w:val="10"/>
-        </w:numPr>
-        <w:rPr>
-          <w:color w:val="00B050"/>
-        </w:rPr>
-      </w:pPr>
-      <w:r>
-        <w:rPr>
-          <w:color w:val="00B050"/>
-        </w:rPr>
-        <w:t xml:space="preserve">7 </w:t>
-      </w:r>
-      <w:r>
-        <w:rPr>
-          <w:color w:val="00B050"/>
-        </w:rPr>
-        <w:t>月：最終版本完成並提交決審。</w:t>
-      </w:r>
-    </w:p>
-    <w:p/>
-    <w:p>
-      <w:r>
-        <w:rPr>
-          <w:rFonts w:hint="eastAsia"/>
-          <w:b/>
-          <w:bCs/>
-        </w:rPr>
-        <w:lastRenderedPageBreak/>
         <w:t>是否有使用</w:t>
       </w:r>
       <w:r>
@@ -2873,6 +3036,7 @@
           </w:tcPr>
           <w:p>
             <w:r>
+              <w:lastRenderedPageBreak/>
               <w:t>協助跨機關資料取得</w:t>
             </w:r>
           </w:p>
@@ -2944,7 +3108,6 @@
         <w:rPr>
           <w:rFonts w:hint="eastAsia"/>
         </w:rPr>
-        <w:lastRenderedPageBreak/>
         <w:t>其他內容</w:t>
       </w:r>
     </w:p>
@@ -5476,6 +5639,22 @@
       <w:rFonts w:ascii="Times New Roman" w:hAnsi="Times New Roman" w:cs="Times New Roman"/>
     </w:rPr>
   </w:style>
+  <w:style w:type="paragraph" w:customStyle="1" w:styleId="Default">
+    <w:name w:val="Default"/>
+    <w:rsid w:val="00AD4DDA"/>
+    <w:pPr>
+      <w:widowControl w:val="0"/>
+      <w:autoSpaceDE w:val="0"/>
+      <w:autoSpaceDN w:val="0"/>
+      <w:adjustRightInd w:val="0"/>
+    </w:pPr>
+    <w:rPr>
+      <w:rFonts w:ascii="Times New Roman" w:eastAsia="新細明體" w:hAnsi="Times New Roman" w:cs="Times New Roman"/>
+      <w:color w:val="000000"/>
+      <w:kern w:val="0"/>
+      <w14:ligatures w14:val="none"/>
+    </w:rPr>
+  </w:style>
 </w:styles>
 </file>
 

--- a/文件/競賽的相關東西/2025總統杯黑客松.docx
+++ b/文件/競賽的相關東西/2025總統杯黑客松.docx
@@ -115,7 +115,25 @@
           <w:b/>
           <w:bCs/>
         </w:rPr>
-        <w:t>提案對應之徵件構面（單選）</w:t>
+        <w:t>提案對應之</w:t>
+      </w:r>
+      <w:proofErr w:type="gramStart"/>
+      <w:r>
+        <w:rPr>
+          <w:rFonts w:hint="eastAsia"/>
+          <w:b/>
+          <w:bCs/>
+        </w:rPr>
+        <w:t>徵件構面</w:t>
+      </w:r>
+      <w:proofErr w:type="gramEnd"/>
+      <w:r>
+        <w:rPr>
+          <w:rFonts w:hint="eastAsia"/>
+          <w:b/>
+          <w:bCs/>
+        </w:rPr>
+        <w:t>（單選）</w:t>
       </w:r>
       <w:r>
         <w:rPr>
@@ -153,6 +171,7 @@
       </w:r>
     </w:p>
     <w:p>
+      <w:proofErr w:type="gramStart"/>
       <w:r>
         <w:rPr>
           <w:rFonts w:hint="eastAsia"/>
@@ -161,6 +180,7 @@
         </w:rPr>
         <w:t>淨零轉型</w:t>
       </w:r>
+      <w:proofErr w:type="gramEnd"/>
     </w:p>
     <w:p>
       <w:r>
@@ -538,7 +558,21 @@
         <w:t>正確性。</w:t>
       </w:r>
     </w:p>
-    <w:p/>
+    <w:p>
+      <w:pPr>
+        <w:rPr>
+          <w:rFonts w:hint="eastAsia"/>
+          <w:color w:val="0B769F" w:themeColor="accent4" w:themeShade="BF"/>
+        </w:rPr>
+      </w:pPr>
+      <w:r>
+        <w:rPr>
+          <w:rFonts w:hint="eastAsia"/>
+          <w:color w:val="0B769F" w:themeColor="accent4" w:themeShade="BF"/>
+        </w:rPr>
+        <w:t>melodychen2976@gmail.com</w:t>
+      </w:r>
+    </w:p>
     <w:p>
       <w:r>
         <w:rPr>
@@ -709,7 +743,6 @@
     <w:p>
       <w:pPr>
         <w:rPr>
-          <w:rFonts w:hint="eastAsia"/>
           <w:color w:val="0070C0"/>
         </w:rPr>
       </w:pPr>
@@ -898,11 +931,19 @@
       </w:r>
     </w:p>
     <w:p>
-      <w:r>
-        <w:rPr>
-          <w:rFonts w:hint="eastAsia"/>
-        </w:rPr>
-        <w:t>＊請詳細並完整揭露單位</w:t>
+      <w:proofErr w:type="gramStart"/>
+      <w:r>
+        <w:rPr>
+          <w:rFonts w:hint="eastAsia"/>
+        </w:rPr>
+        <w:t>＊</w:t>
+      </w:r>
+      <w:proofErr w:type="gramEnd"/>
+      <w:r>
+        <w:rPr>
+          <w:rFonts w:hint="eastAsia"/>
+        </w:rPr>
+        <w:t>請詳細並完整揭露單位</w:t>
       </w:r>
       <w:r>
         <w:rPr>
@@ -914,7 +955,35 @@
         <w:rPr>
           <w:rFonts w:hint="eastAsia"/>
         </w:rPr>
-        <w:t>職稱勿簡寫，細至「署</w:t>
+        <w:t>職稱</w:t>
+      </w:r>
+      <w:proofErr w:type="gramStart"/>
+      <w:r>
+        <w:rPr>
+          <w:rFonts w:hint="eastAsia"/>
+        </w:rPr>
+        <w:t>勿</w:t>
+      </w:r>
+      <w:proofErr w:type="gramEnd"/>
+      <w:r>
+        <w:rPr>
+          <w:rFonts w:hint="eastAsia"/>
+        </w:rPr>
+        <w:t>簡寫，</w:t>
+      </w:r>
+      <w:proofErr w:type="gramStart"/>
+      <w:r>
+        <w:rPr>
+          <w:rFonts w:hint="eastAsia"/>
+        </w:rPr>
+        <w:t>細至</w:t>
+      </w:r>
+      <w:proofErr w:type="gramEnd"/>
+      <w:r>
+        <w:rPr>
+          <w:rFonts w:hint="eastAsia"/>
+        </w:rPr>
+        <w:t>「署</w:t>
       </w:r>
       <w:r>
         <w:rPr>
@@ -1196,7 +1265,21 @@
         <w:rPr>
           <w:rFonts w:hint="eastAsia"/>
         </w:rPr>
-        <w:t>如無請填選「否」</w:t>
+        <w:t>如無</w:t>
+      </w:r>
+      <w:proofErr w:type="gramStart"/>
+      <w:r>
+        <w:rPr>
+          <w:rFonts w:hint="eastAsia"/>
+        </w:rPr>
+        <w:t>請填選</w:t>
+      </w:r>
+      <w:proofErr w:type="gramEnd"/>
+      <w:r>
+        <w:rPr>
+          <w:rFonts w:hint="eastAsia"/>
+        </w:rPr>
+        <w:t>「否」</w:t>
       </w:r>
       <w:r>
         <w:rPr>
@@ -1260,8 +1343,13 @@
             <w:r>
               <w:t xml:space="preserve"> </w:t>
             </w:r>
+            <w:proofErr w:type="gramStart"/>
             <w:r>
-              <w:t>（請填寫年度及隊名。</w:t>
+              <w:t>（</w:t>
+            </w:r>
+            <w:proofErr w:type="gramEnd"/>
+            <w:r>
+              <w:t>請填寫年度及隊名。</w:t>
             </w:r>
             <w:r>
               <w:t>Ex: 2023</w:t>
@@ -1273,8 +1361,13 @@
               <w:t>-</w:t>
             </w:r>
             <w:r>
-              <w:t>街道醫生）</w:t>
+              <w:t>街道醫生</w:t>
             </w:r>
+            <w:proofErr w:type="gramStart"/>
+            <w:r>
+              <w:t>）</w:t>
+            </w:r>
+            <w:proofErr w:type="gramEnd"/>
           </w:p>
         </w:tc>
       </w:tr>
@@ -1351,7 +1444,15 @@
           </w:tcPr>
           <w:p>
             <w:r>
-              <w:t>是（請填寫獎項名稱</w:t>
+              <w:t>是</w:t>
+            </w:r>
+            <w:proofErr w:type="gramStart"/>
+            <w:r>
+              <w:t>（</w:t>
+            </w:r>
+            <w:proofErr w:type="gramEnd"/>
+            <w:r>
+              <w:t>請填寫獎項名稱</w:t>
             </w:r>
             <w:r>
               <w:t>-</w:t>
@@ -1369,8 +1470,13 @@
               <w:t>-OO</w:t>
             </w:r>
             <w:r>
-              <w:t>部）</w:t>
+              <w:t>部</w:t>
             </w:r>
+            <w:proofErr w:type="gramStart"/>
+            <w:r>
+              <w:t>）</w:t>
+            </w:r>
+            <w:proofErr w:type="gramEnd"/>
           </w:p>
         </w:tc>
       </w:tr>
@@ -1522,7 +1628,23 @@
           <w:rFonts w:hint="eastAsia"/>
           <w:color w:val="0070C0"/>
         </w:rPr>
-        <w:t>目前尚缺乏警方內部未全面公開的數據，例如跟蹤騷擾案件斑點圖、夜間治安熱點分布、學校或社區安全事件統計。此外，安全合作商家名單、營業時間與</w:t>
+        <w:t>目前尚缺乏警方內部未全面公開的數據，例如跟蹤騷擾案件斑點圖、夜間治安熱點分布、學校或社區安全事件統計。</w:t>
+      </w:r>
+      <w:proofErr w:type="gramStart"/>
+      <w:r>
+        <w:rPr>
+          <w:rFonts w:hint="eastAsia"/>
+          <w:color w:val="0070C0"/>
+        </w:rPr>
+        <w:t>此外，</w:t>
+      </w:r>
+      <w:proofErr w:type="gramEnd"/>
+      <w:r>
+        <w:rPr>
+          <w:rFonts w:hint="eastAsia"/>
+          <w:color w:val="0070C0"/>
+        </w:rPr>
+        <w:t>安全合作商家名單、營業時間與</w:t>
       </w:r>
       <w:r>
         <w:rPr>
@@ -1620,7 +1742,21 @@
         <w:rPr>
           <w:color w:val="0070C0"/>
         </w:rPr>
-        <w:t>已掌握資料將用於事件回報顯示、地圖警示與教育宣導；未掌握資料則可補足官方可信度，透過結合警方數據強化警示精準度，並建立安全商家網路。最終可形成</w:t>
+        <w:t>已掌握資料將用於事件回報顯示、地圖警示與教育宣導；未掌握資料則可補足官方可信度，透過結合警方數據強化警示精</w:t>
+      </w:r>
+      <w:proofErr w:type="gramStart"/>
+      <w:r>
+        <w:rPr>
+          <w:color w:val="0070C0"/>
+        </w:rPr>
+        <w:t>準</w:t>
+      </w:r>
+      <w:proofErr w:type="gramEnd"/>
+      <w:r>
+        <w:rPr>
+          <w:color w:val="0070C0"/>
+        </w:rPr>
+        <w:t>度，並建立安全商家網路。最終可形成</w:t>
       </w:r>
       <w:r>
         <w:rPr>
@@ -1714,6 +1850,81 @@
           <w:b/>
           <w:bCs/>
         </w:rPr>
+        <w:t>字為限</w:t>
+      </w:r>
+      <w:proofErr w:type="gramStart"/>
+      <w:r>
+        <w:rPr>
+          <w:rFonts w:hint="eastAsia"/>
+          <w:b/>
+          <w:bCs/>
+        </w:rPr>
+        <w:t>）</w:t>
+      </w:r>
+      <w:proofErr w:type="gramEnd"/>
+      <w:r>
+        <w:rPr>
+          <w:rFonts w:hint="eastAsia"/>
+        </w:rPr>
+        <w:t> * </w:t>
+      </w:r>
+      <w:r>
+        <w:rPr>
+          <w:rFonts w:hint="eastAsia"/>
+          <w:b/>
+          <w:bCs/>
+        </w:rPr>
+        <w:t>(0/400)</w:t>
+      </w:r>
+      <w:r>
+        <w:rPr>
+          <w:rFonts w:hint="eastAsia"/>
+        </w:rPr>
+        <w:br/>
+      </w:r>
+      <w:r>
+        <w:rPr>
+          <w:color w:val="0070C0"/>
+        </w:rPr>
+        <w:t>系統將優先導入於地方政府、警察局與校園社區，作為公共安全的輔助工具。例如與大專校院合作測試平台，提供學生夜歸安全保障；與地方政府合作，整合在地警局資料與商家合作據點，形成社區安全網。同時亦能推廣至</w:t>
+      </w:r>
+      <w:r>
+        <w:rPr>
+          <w:color w:val="0070C0"/>
+        </w:rPr>
+        <w:t xml:space="preserve"> NGO</w:t>
+      </w:r>
+      <w:r>
+        <w:rPr>
+          <w:color w:val="0070C0"/>
+        </w:rPr>
+        <w:t>、婦女團體與社區組織，作為安全倡議與教育的數位工具。</w:t>
+      </w:r>
+    </w:p>
+    <w:p/>
+    <w:p>
+      <w:r>
+        <w:rPr>
+          <w:rFonts w:hint="eastAsia"/>
+          <w:b/>
+          <w:bCs/>
+        </w:rPr>
+        <w:t>請說明提案應符合現行哪一主管機關之管制法規要求或未來具備法規調適空間？（</w:t>
+      </w:r>
+      <w:r>
+        <w:rPr>
+          <w:rFonts w:hint="eastAsia"/>
+          <w:b/>
+          <w:bCs/>
+        </w:rPr>
+        <w:t>400</w:t>
+      </w:r>
+      <w:r>
+        <w:rPr>
+          <w:rFonts w:hint="eastAsia"/>
+          <w:b/>
+          <w:bCs/>
+        </w:rPr>
         <w:t>字為限）</w:t>
       </w:r>
       <w:r>
@@ -1740,30 +1951,50 @@
         <w:rPr>
           <w:color w:val="0070C0"/>
         </w:rPr>
-        <w:t>系統將優先導入於地方政府、警察局與校園社區，作為公共安全的輔助工具。例如與大專校院合作測試平台，提供學生夜歸安全保障；與地方政府合作，整合在地警局資料與商家合作據點，形成社區安全網。同時亦能推廣至</w:t>
-      </w:r>
-      <w:r>
-        <w:rPr>
-          <w:color w:val="0070C0"/>
-        </w:rPr>
-        <w:t xml:space="preserve"> NGO</w:t>
-      </w:r>
-      <w:r>
-        <w:rPr>
-          <w:color w:val="0070C0"/>
-        </w:rPr>
-        <w:t>、婦女團體與社區組織，作為安全倡議與教育的數位工具。</w:t>
+        <w:t>本系統需遵循《個人資料保護法》保障使用者資訊隱私，並依《社會秩序維護法》避免誤導與誹謗問題。聊天室與回報內容須設置</w:t>
+      </w:r>
+      <w:r>
+        <w:rPr>
+          <w:color w:val="0070C0"/>
+        </w:rPr>
+        <w:t xml:space="preserve"> AI + </w:t>
+      </w:r>
+      <w:r>
+        <w:rPr>
+          <w:color w:val="0070C0"/>
+        </w:rPr>
+        <w:t>人工審核，確保不涉及違法言論。未來若推動成全國性平台，需與內政部警政署協調，建立官方數據共享機制，並具備法規調適空間，讓回報資料能合法運用於治安防治。</w:t>
       </w:r>
     </w:p>
     <w:p/>
     <w:p>
-      <w:r>
-        <w:rPr>
-          <w:rFonts w:hint="eastAsia"/>
-          <w:b/>
-          <w:bCs/>
-        </w:rPr>
-        <w:t>請說明提案應符合現行哪一主管機關之管制法規要求或未來具備法規調適空間？（</w:t>
+      <w:pPr>
+        <w:rPr>
+          <w:b/>
+          <w:bCs/>
+        </w:rPr>
+      </w:pPr>
+      <w:r>
+        <w:rPr>
+          <w:b/>
+          <w:bCs/>
+        </w:rPr>
+        <w:t>二、社會影響力（解決方案、預期效益及可擴散性說明）</w:t>
+      </w:r>
+    </w:p>
+    <w:p>
+      <w:pPr>
+        <w:rPr>
+          <w:color w:val="0070C0"/>
+        </w:rPr>
+      </w:pPr>
+      <w:r>
+        <w:rPr>
+          <w:rFonts w:hint="eastAsia"/>
+          <w:b/>
+          <w:bCs/>
+        </w:rPr>
+        <w:t>請說明您的具體解決方案？（</w:t>
       </w:r>
       <w:r>
         <w:rPr>
@@ -1805,92 +2036,21 @@
         <w:rPr>
           <w:color w:val="0070C0"/>
         </w:rPr>
-        <w:t>本系統需遵循《個人資料保護法》保障使用者資訊隱私，並依《社會秩序維護法》避免誤導與誹謗問題。聊天室與回報內容須設置</w:t>
-      </w:r>
-      <w:r>
-        <w:rPr>
-          <w:color w:val="0070C0"/>
-        </w:rPr>
-        <w:t xml:space="preserve"> AI + </w:t>
-      </w:r>
-      <w:r>
-        <w:rPr>
-          <w:color w:val="0070C0"/>
-        </w:rPr>
-        <w:t>人工審核，確保不涉及違法言論。未來若推動成全國性平台，需與內政部警政署協調，建立官方數據共享機制，並具備法規調適空間，讓回報資料能合法運用於治安防治。</w:t>
-      </w:r>
-    </w:p>
-    <w:p/>
-    <w:p>
-      <w:pPr>
-        <w:rPr>
-          <w:b/>
-          <w:bCs/>
-        </w:rPr>
-      </w:pPr>
-      <w:r>
-        <w:rPr>
-          <w:b/>
-          <w:bCs/>
-        </w:rPr>
-        <w:t>二、社會影響力（解決方案、預期效益及可擴散性說明）</w:t>
-      </w:r>
-    </w:p>
-    <w:p>
-      <w:pPr>
-        <w:rPr>
-          <w:color w:val="0070C0"/>
-        </w:rPr>
-      </w:pPr>
-      <w:r>
-        <w:rPr>
-          <w:rFonts w:hint="eastAsia"/>
-          <w:b/>
-          <w:bCs/>
-        </w:rPr>
-        <w:t>請說明您的具體解決方案？（</w:t>
-      </w:r>
-      <w:r>
-        <w:rPr>
-          <w:rFonts w:hint="eastAsia"/>
-          <w:b/>
-          <w:bCs/>
-        </w:rPr>
-        <w:t>400</w:t>
-      </w:r>
-      <w:r>
-        <w:rPr>
-          <w:rFonts w:hint="eastAsia"/>
-          <w:b/>
-          <w:bCs/>
-        </w:rPr>
-        <w:t>字為限）</w:t>
-      </w:r>
-      <w:r>
-        <w:rPr>
-          <w:rFonts w:hint="eastAsia"/>
-        </w:rPr>
-        <w:t> * </w:t>
-      </w:r>
-      <w:r>
-        <w:rPr>
-          <w:rFonts w:hint="eastAsia"/>
-          <w:b/>
-          <w:bCs/>
-        </w:rPr>
-        <w:t>(0/400)</w:t>
-      </w:r>
-      <w:r>
-        <w:rPr>
-          <w:rFonts w:hint="eastAsia"/>
-        </w:rPr>
-        <w:br/>
-      </w:r>
-      <w:r>
-        <w:rPr>
-          <w:color w:val="0070C0"/>
-        </w:rPr>
-        <w:t>本平台結合事件回報、即時地圖警示、匿名聊天室、商家安全據點與一鍵求助功能。使用者可即時通報可疑人物，地圖即時更新並推播警示；同時在「安全合作商家」處獲得協助。平台也提供匿名交流區，分享防範經驗並獲得心理支持。</w:t>
+        <w:t>本平台結合事件回報、即時地圖警示、匿名聊天室、商家安全據點與一鍵求助功能。使用者可即時通報可疑人物，地圖即時更新並</w:t>
+      </w:r>
+      <w:proofErr w:type="gramStart"/>
+      <w:r>
+        <w:rPr>
+          <w:color w:val="0070C0"/>
+        </w:rPr>
+        <w:t>推播警示</w:t>
+      </w:r>
+      <w:proofErr w:type="gramEnd"/>
+      <w:r>
+        <w:rPr>
+          <w:color w:val="0070C0"/>
+        </w:rPr>
+        <w:t>；同時在「安全合作商家」處獲得協助。平台也提供匿名交流區，分享防範經驗並獲得心理支持。</w:t>
       </w:r>
     </w:p>
     <w:p>
@@ -2357,7 +2517,6 @@
     <w:p>
       <w:pPr>
         <w:rPr>
-          <w:rFonts w:hint="eastAsia"/>
           <w:color w:val="0070C0"/>
         </w:rPr>
       </w:pPr>
@@ -2605,7 +2764,21 @@
         <w:rPr>
           <w:color w:val="0070C0"/>
         </w:rPr>
-        <w:t>，依據實際使用狀況進行調整。此外，專案同時進行</w:t>
+        <w:t>，依據實際使用狀況進行調整。</w:t>
+      </w:r>
+      <w:proofErr w:type="gramStart"/>
+      <w:r>
+        <w:rPr>
+          <w:color w:val="0070C0"/>
+        </w:rPr>
+        <w:t>此外，</w:t>
+      </w:r>
+      <w:proofErr w:type="gramEnd"/>
+      <w:r>
+        <w:rPr>
+          <w:color w:val="0070C0"/>
+        </w:rPr>
+        <w:t>專案同時進行</w:t>
       </w:r>
       <w:r>
         <w:rPr>
@@ -2740,8 +2913,16 @@
               <w:rPr>
                 <w:highlight w:val="yellow"/>
               </w:rPr>
-              <w:t>選填「是」者，請續填下題</w:t>
+              <w:t>選填「是」者，</w:t>
             </w:r>
+            <w:proofErr w:type="gramStart"/>
+            <w:r>
+              <w:rPr>
+                <w:highlight w:val="yellow"/>
+              </w:rPr>
+              <w:t>請續填下題</w:t>
+            </w:r>
+            <w:proofErr w:type="gramEnd"/>
             <w:r>
               <w:rPr>
                 <w:highlight w:val="yellow"/>
@@ -3190,8 +3371,13 @@
               <w:t xml:space="preserve"> (</w:t>
             </w:r>
             <w:r>
-              <w:t>選填「是」者，請續填下題</w:t>
+              <w:t>選填「是」者，</w:t>
             </w:r>
+            <w:proofErr w:type="gramStart"/>
+            <w:r>
+              <w:t>請續填下題</w:t>
+            </w:r>
+            <w:proofErr w:type="gramEnd"/>
             <w:r>
               <w:t>)</w:t>
             </w:r>
@@ -3376,7 +3562,21 @@
         <w:rPr>
           <w:rFonts w:hint="eastAsia"/>
         </w:rPr>
-        <w:t>範例：減碳平台整合資料來源：環境部氣候變遷署、溫室氣體國家報告等。</w:t>
+        <w:t>範例：</w:t>
+      </w:r>
+      <w:proofErr w:type="gramStart"/>
+      <w:r>
+        <w:rPr>
+          <w:rFonts w:hint="eastAsia"/>
+        </w:rPr>
+        <w:t>減碳平台</w:t>
+      </w:r>
+      <w:proofErr w:type="gramEnd"/>
+      <w:r>
+        <w:rPr>
+          <w:rFonts w:hint="eastAsia"/>
+        </w:rPr>
+        <w:t>整合資料來源：環境部氣候變遷署、溫室氣體國家報告等。</w:t>
       </w:r>
       <w:r>
         <w:rPr>
@@ -5222,6 +5422,7 @@
   <w:style w:type="character" w:default="1" w:styleId="a0">
     <w:name w:val="Default Paragraph Font"/>
     <w:uiPriority w:val="1"/>
+    <w:semiHidden/>
     <w:unhideWhenUsed/>
   </w:style>
   <w:style w:type="table" w:default="1" w:styleId="a1">

--- a/文件/競賽的相關東西/2025總統杯黑客松.docx
+++ b/文件/競賽的相關東西/2025總統杯黑客松.docx
@@ -115,25 +115,7 @@
           <w:b/>
           <w:bCs/>
         </w:rPr>
-        <w:t>提案對應之</w:t>
-      </w:r>
-      <w:proofErr w:type="gramStart"/>
-      <w:r>
-        <w:rPr>
-          <w:rFonts w:hint="eastAsia"/>
-          <w:b/>
-          <w:bCs/>
-        </w:rPr>
-        <w:t>徵件構面</w:t>
-      </w:r>
-      <w:proofErr w:type="gramEnd"/>
-      <w:r>
-        <w:rPr>
-          <w:rFonts w:hint="eastAsia"/>
-          <w:b/>
-          <w:bCs/>
-        </w:rPr>
-        <w:t>（單選）</w:t>
+        <w:t>提案對應之徵件構面（單選）</w:t>
       </w:r>
       <w:r>
         <w:rPr>
@@ -171,7 +153,6 @@
       </w:r>
     </w:p>
     <w:p>
-      <w:proofErr w:type="gramStart"/>
       <w:r>
         <w:rPr>
           <w:rFonts w:hint="eastAsia"/>
@@ -180,7 +161,6 @@
         </w:rPr>
         <w:t>淨零轉型</w:t>
       </w:r>
-      <w:proofErr w:type="gramEnd"/>
     </w:p>
     <w:p>
       <w:r>
@@ -479,6 +459,20 @@
         <w:t>*</w:t>
       </w:r>
     </w:p>
+    <w:p>
+      <w:pPr>
+        <w:rPr>
+          <w:color w:val="0070C0"/>
+        </w:rPr>
+      </w:pPr>
+      <w:r>
+        <w:rPr>
+          <w:rFonts w:hint="eastAsia"/>
+          <w:color w:val="0070C0"/>
+        </w:rPr>
+        <w:t>陳雨琦</w:t>
+      </w:r>
+    </w:p>
     <w:p/>
     <w:p>
       <w:r>
@@ -495,6 +489,15 @@
         </w:rPr>
         <w:t>*</w:t>
       </w:r>
+    </w:p>
+    <w:p>
+      <w:r>
+        <w:rPr>
+          <w:rFonts w:hint="eastAsia"/>
+          <w:color w:val="0070C0"/>
+        </w:rPr>
+        <w:t>0906111802</w:t>
+      </w:r>
       <w:r>
         <w:rPr>
           <w:rFonts w:hint="eastAsia"/>
@@ -561,93 +564,410 @@
     <w:p>
       <w:pPr>
         <w:rPr>
-          <w:rFonts w:hint="eastAsia"/>
-          <w:color w:val="0B769F" w:themeColor="accent4" w:themeShade="BF"/>
-        </w:rPr>
-      </w:pPr>
-      <w:r>
-        <w:rPr>
-          <w:rFonts w:hint="eastAsia"/>
-          <w:color w:val="0B769F" w:themeColor="accent4" w:themeShade="BF"/>
-        </w:rPr>
-        <w:t>melodychen2976@gmail.com</w:t>
-      </w:r>
-    </w:p>
-    <w:p>
-      <w:r>
-        <w:rPr>
-          <w:b/>
-          <w:bCs/>
-        </w:rPr>
-        <w:t>參、提案內容說明（對應評分構面）</w:t>
-      </w:r>
-    </w:p>
-    <w:p>
-      <w:pPr>
-        <w:rPr>
-          <w:b/>
-          <w:bCs/>
-        </w:rPr>
-      </w:pPr>
-      <w:r>
-        <w:rPr>
-          <w:b/>
-          <w:bCs/>
-        </w:rPr>
-        <w:t>一、可行性（團隊組成、資料應用、實證場域及法規調適說明）</w:t>
-      </w:r>
-    </w:p>
-    <w:p>
-      <w:r>
-        <w:rPr>
-          <w:rFonts w:hint="eastAsia"/>
-          <w:b/>
-          <w:bCs/>
-        </w:rPr>
-        <w:t>已有隊員人數（含聯絡人）</w:t>
-      </w:r>
-      <w:r>
-        <w:rPr>
-          <w:rFonts w:hint="eastAsia"/>
-        </w:rPr>
-        <w:t>*</w:t>
-      </w:r>
-    </w:p>
-    <w:p>
-      <w:pPr>
-        <w:rPr>
-          <w:color w:val="0070C0"/>
-        </w:rPr>
-      </w:pPr>
-      <w:r>
-        <w:rPr>
-          <w:rFonts w:hint="eastAsia"/>
-          <w:color w:val="0070C0"/>
-        </w:rPr>
-        <w:t>4</w:t>
-      </w:r>
-    </w:p>
-    <w:p>
-      <w:r>
-        <w:rPr>
-          <w:rFonts w:hint="eastAsia"/>
-        </w:rPr>
-        <w:t>*</w:t>
-      </w:r>
-      <w:hyperlink r:id="rId7" w:tgtFrame="_blank" w:history="1">
+          <w:color w:val="0070C0"/>
+        </w:rPr>
+      </w:pPr>
+      <w:hyperlink r:id="rId7" w:history="1">
         <w:r>
           <w:rPr>
             <w:rStyle w:val="af2"/>
             <w:rFonts w:hint="eastAsia"/>
+            <w:color w:val="0070C0"/>
           </w:rPr>
-          <w:t>【自我推薦】</w:t>
+          <w:t>melodychen2976@gmail.com</w:t>
         </w:r>
       </w:hyperlink>
-      <w:r>
-        <w:rPr>
-          <w:rFonts w:hint="eastAsia"/>
-        </w:rPr>
-        <w:t>提供欲參賽者若有技術</w:t>
+    </w:p>
+    <w:p>
+      <w:pPr>
+        <w:rPr>
+          <w:color w:val="0B769F" w:themeColor="accent4" w:themeShade="BF"/>
+        </w:rPr>
+      </w:pPr>
+    </w:p>
+    <w:p>
+      <w:r>
+        <w:rPr>
+          <w:b/>
+          <w:bCs/>
+        </w:rPr>
+        <w:t>參、提案內容說明（對應評分構面）</w:t>
+      </w:r>
+    </w:p>
+    <w:p>
+      <w:pPr>
+        <w:rPr>
+          <w:b/>
+          <w:bCs/>
+        </w:rPr>
+      </w:pPr>
+      <w:r>
+        <w:rPr>
+          <w:b/>
+          <w:bCs/>
+        </w:rPr>
+        <w:t>一、可行性（團隊組成、資料應用、實證場域及法規調適說明）</w:t>
+      </w:r>
+    </w:p>
+    <w:p>
+      <w:r>
+        <w:rPr>
+          <w:rFonts w:hint="eastAsia"/>
+          <w:b/>
+          <w:bCs/>
+        </w:rPr>
+        <w:t>已有隊員人數（含聯絡人）</w:t>
+      </w:r>
+      <w:r>
+        <w:rPr>
+          <w:rFonts w:hint="eastAsia"/>
+        </w:rPr>
+        <w:t>*</w:t>
+      </w:r>
+    </w:p>
+    <w:p>
+      <w:pPr>
+        <w:rPr>
+          <w:color w:val="0070C0"/>
+        </w:rPr>
+      </w:pPr>
+      <w:r>
+        <w:rPr>
+          <w:rFonts w:hint="eastAsia"/>
+          <w:color w:val="0070C0"/>
+        </w:rPr>
+        <w:t>4</w:t>
+      </w:r>
+    </w:p>
+    <w:p/>
+    <w:p>
+      <w:r>
+        <w:rPr>
+          <w:rFonts w:hint="eastAsia"/>
+        </w:rPr>
+        <w:t>團隊成員及任務分工？</w:t>
+      </w:r>
+      <w:r>
+        <w:rPr>
+          <w:rFonts w:hint="eastAsia"/>
+        </w:rPr>
+        <w:t> *</w:t>
+      </w:r>
+    </w:p>
+    <w:p>
+      <w:r>
+        <w:rPr>
+          <w:rFonts w:hint="eastAsia"/>
+        </w:rPr>
+        <w:t>※每隊人數上限</w:t>
+      </w:r>
+      <w:r>
+        <w:rPr>
+          <w:rFonts w:hint="eastAsia"/>
+        </w:rPr>
+        <w:t xml:space="preserve"> 10 </w:t>
+      </w:r>
+      <w:r>
+        <w:rPr>
+          <w:rFonts w:hint="eastAsia"/>
+        </w:rPr>
+        <w:t>人，鼓勵公私部門、跨領域、跨機關、跨地方政府合作組隊。</w:t>
+      </w:r>
+    </w:p>
+    <w:p/>
+    <w:p>
+      <w:pPr>
+        <w:rPr>
+          <w:color w:val="00B050"/>
+        </w:rPr>
+      </w:pPr>
+      <w:r>
+        <w:rPr>
+          <w:rFonts w:hint="eastAsia"/>
+          <w:color w:val="00B050"/>
+        </w:rPr>
+        <w:t>單位類別</w:t>
+      </w:r>
+    </w:p>
+    <w:p>
+      <w:pPr>
+        <w:rPr>
+          <w:color w:val="00B050"/>
+        </w:rPr>
+      </w:pPr>
+      <w:r>
+        <w:rPr>
+          <w:rFonts w:hint="eastAsia"/>
+          <w:color w:val="00B050"/>
+        </w:rPr>
+        <w:t>姓名</w:t>
+      </w:r>
+    </w:p>
+    <w:p>
+      <w:pPr>
+        <w:rPr>
+          <w:color w:val="0070C0"/>
+        </w:rPr>
+      </w:pPr>
+      <w:r>
+        <w:rPr>
+          <w:rFonts w:hint="eastAsia"/>
+          <w:color w:val="0070C0"/>
+        </w:rPr>
+        <w:t>吳想想</w:t>
+      </w:r>
+    </w:p>
+    <w:p>
+      <w:pPr>
+        <w:rPr>
+          <w:color w:val="0070C0"/>
+        </w:rPr>
+      </w:pPr>
+      <w:r>
+        <w:rPr>
+          <w:rFonts w:hint="eastAsia"/>
+          <w:color w:val="0070C0"/>
+        </w:rPr>
+        <w:t>李品臻</w:t>
+      </w:r>
+    </w:p>
+    <w:p>
+      <w:pPr>
+        <w:rPr>
+          <w:rFonts w:hint="eastAsia"/>
+          <w:color w:val="0070C0"/>
+        </w:rPr>
+      </w:pPr>
+      <w:r>
+        <w:rPr>
+          <w:rFonts w:hint="eastAsia"/>
+          <w:color w:val="0070C0"/>
+        </w:rPr>
+        <w:t>黃思璇</w:t>
+      </w:r>
+    </w:p>
+    <w:p>
+      <w:pPr>
+        <w:rPr>
+          <w:color w:val="00B050"/>
+        </w:rPr>
+      </w:pPr>
+      <w:r>
+        <w:rPr>
+          <w:rFonts w:hint="eastAsia"/>
+          <w:color w:val="00B050"/>
+        </w:rPr>
+        <w:lastRenderedPageBreak/>
+        <w:t>完整單位名稱與職稱</w:t>
+      </w:r>
+    </w:p>
+    <w:p>
+      <w:pPr>
+        <w:rPr>
+          <w:color w:val="0070C0"/>
+        </w:rPr>
+      </w:pPr>
+      <w:r>
+        <w:rPr>
+          <w:rFonts w:hint="eastAsia"/>
+          <w:color w:val="0070C0"/>
+        </w:rPr>
+        <w:t>台北商業大學資訊管理科學生</w:t>
+      </w:r>
+    </w:p>
+    <w:p>
+      <w:pPr>
+        <w:rPr>
+          <w:color w:val="00B050"/>
+        </w:rPr>
+      </w:pPr>
+      <w:r>
+        <w:rPr>
+          <w:rFonts w:hint="eastAsia"/>
+          <w:color w:val="00B050"/>
+        </w:rPr>
+        <w:t>任務分工</w:t>
+      </w:r>
+    </w:p>
+    <w:p/>
+    <w:p>
+      <w:pPr>
+        <w:rPr>
+          <w:color w:val="3A7C22" w:themeColor="accent6" w:themeShade="BF"/>
+        </w:rPr>
+      </w:pPr>
+      <w:r>
+        <w:rPr>
+          <w:rFonts w:hint="eastAsia"/>
+        </w:rPr>
+        <w:t xml:space="preserve">  </w:t>
+      </w:r>
+      <w:r>
+        <w:rPr>
+          <w:rFonts w:hint="eastAsia"/>
+        </w:rPr>
+        <w:t>請選擇</w:t>
+      </w:r>
+      <w:r>
+        <w:rPr>
+          <w:rFonts w:hint="eastAsia"/>
+        </w:rPr>
+        <w:t>(</w:t>
+      </w:r>
+      <w:r>
+        <w:rPr>
+          <w:rFonts w:hint="eastAsia"/>
+        </w:rPr>
+        <w:t>單位類別</w:t>
+      </w:r>
+      <w:r>
+        <w:rPr>
+          <w:rFonts w:hint="eastAsia"/>
+        </w:rPr>
+        <w:t>)</w:t>
+      </w:r>
+    </w:p>
+    <w:p>
+      <w:r>
+        <w:rPr>
+          <w:rFonts w:hint="eastAsia"/>
+          <w:highlight w:val="yellow"/>
+        </w:rPr>
+        <w:t>民間單位與個人</w:t>
+      </w:r>
+      <w:r>
+        <w:rPr>
+          <w:rFonts w:hint="eastAsia"/>
+        </w:rPr>
+        <w:t xml:space="preserve">  </w:t>
+      </w:r>
+      <w:r>
+        <w:rPr>
+          <w:rFonts w:hint="eastAsia"/>
+        </w:rPr>
+        <w:t>企業</w:t>
+      </w:r>
+      <w:r>
+        <w:rPr>
+          <w:rFonts w:hint="eastAsia"/>
+        </w:rPr>
+        <w:t xml:space="preserve">  </w:t>
+      </w:r>
+      <w:r>
+        <w:rPr>
+          <w:rFonts w:hint="eastAsia"/>
+        </w:rPr>
+        <w:t>學校</w:t>
+      </w:r>
+      <w:r>
+        <w:rPr>
+          <w:rFonts w:hint="eastAsia"/>
+        </w:rPr>
+        <w:t xml:space="preserve">  </w:t>
+      </w:r>
+      <w:r>
+        <w:rPr>
+          <w:rFonts w:hint="eastAsia"/>
+        </w:rPr>
+        <w:t>政府機關</w:t>
+      </w:r>
+      <w:r>
+        <w:rPr>
+          <w:rFonts w:hint="eastAsia"/>
+        </w:rPr>
+        <w:t xml:space="preserve"> - </w:t>
+      </w:r>
+      <w:r>
+        <w:rPr>
+          <w:rFonts w:hint="eastAsia"/>
+        </w:rPr>
+        <w:t>中央</w:t>
+      </w:r>
+      <w:r>
+        <w:rPr>
+          <w:rFonts w:hint="eastAsia"/>
+        </w:rPr>
+        <w:t>(</w:t>
+      </w:r>
+      <w:r>
+        <w:rPr>
+          <w:rFonts w:hint="eastAsia"/>
+        </w:rPr>
+        <w:t>院、部會等</w:t>
+      </w:r>
+      <w:r>
+        <w:rPr>
+          <w:rFonts w:hint="eastAsia"/>
+        </w:rPr>
+        <w:t xml:space="preserve">)  </w:t>
+      </w:r>
+      <w:r>
+        <w:rPr>
+          <w:rFonts w:hint="eastAsia"/>
+        </w:rPr>
+        <w:t>政府機關</w:t>
+      </w:r>
+      <w:r>
+        <w:rPr>
+          <w:rFonts w:hint="eastAsia"/>
+        </w:rPr>
+        <w:t xml:space="preserve"> - </w:t>
+      </w:r>
+      <w:r>
+        <w:rPr>
+          <w:rFonts w:hint="eastAsia"/>
+        </w:rPr>
+        <w:t>地方</w:t>
+      </w:r>
+      <w:r>
+        <w:rPr>
+          <w:rFonts w:hint="eastAsia"/>
+        </w:rPr>
+        <w:t xml:space="preserve">  </w:t>
+      </w:r>
+      <w:r>
+        <w:rPr>
+          <w:rFonts w:hint="eastAsia"/>
+        </w:rPr>
+        <w:t>研究機構、國營企業、醫院</w:t>
+      </w:r>
+      <w:r>
+        <w:rPr>
+          <w:rFonts w:hint="eastAsia"/>
+        </w:rPr>
+        <w:t xml:space="preserve">  </w:t>
+      </w:r>
+      <w:r>
+        <w:rPr>
+          <w:rFonts w:hint="eastAsia"/>
+        </w:rPr>
+        <w:t>國際政府機構</w:t>
+      </w:r>
+      <w:r>
+        <w:rPr>
+          <w:rFonts w:hint="eastAsia"/>
+        </w:rPr>
+        <w:t xml:space="preserve">  </w:t>
+      </w:r>
+    </w:p>
+    <w:p>
+      <w:r>
+        <w:rPr>
+          <w:rFonts w:hint="eastAsia"/>
+        </w:rPr>
+        <w:t>＊請詳細並完整揭露單位</w:t>
+      </w:r>
+      <w:r>
+        <w:rPr>
+          <w:rFonts w:hint="eastAsia"/>
+        </w:rPr>
+        <w:t>+</w:t>
+      </w:r>
+      <w:r>
+        <w:rPr>
+          <w:rFonts w:hint="eastAsia"/>
+        </w:rPr>
+        <w:t>職稱勿簡寫，細至「署</w:t>
       </w:r>
       <w:r>
         <w:rPr>
@@ -659,134 +979,107 @@
         <w:rPr>
           <w:rFonts w:hint="eastAsia"/>
         </w:rPr>
-        <w:t>資源缺口可自主媒合隊友，人才資料庫滾動式更新，可隨時上官網關注。</w:t>
-      </w:r>
-    </w:p>
-    <w:p/>
-    <w:p>
-      <w:r>
-        <w:rPr>
-          <w:rFonts w:hint="eastAsia"/>
-        </w:rPr>
-        <w:t>團隊成員及任務分工？</w:t>
-      </w:r>
-      <w:r>
-        <w:rPr>
-          <w:rFonts w:hint="eastAsia"/>
-        </w:rPr>
-        <w:t> *</w:t>
-      </w:r>
-    </w:p>
-    <w:p>
-      <w:r>
-        <w:rPr>
-          <w:rFonts w:hint="eastAsia"/>
-        </w:rPr>
-        <w:t>※每隊人數上限</w:t>
-      </w:r>
-      <w:r>
-        <w:rPr>
-          <w:rFonts w:hint="eastAsia"/>
-        </w:rPr>
-        <w:t xml:space="preserve"> 10 </w:t>
-      </w:r>
-      <w:r>
-        <w:rPr>
-          <w:rFonts w:hint="eastAsia"/>
-        </w:rPr>
-        <w:t>人，鼓勵公私部門、跨領域、跨機關、跨地方政府合作組隊。</w:t>
-      </w:r>
-    </w:p>
-    <w:p/>
-    <w:p>
-      <w:pPr>
-        <w:rPr>
-          <w:color w:val="00B050"/>
-        </w:rPr>
-      </w:pPr>
-      <w:r>
-        <w:rPr>
-          <w:rFonts w:hint="eastAsia"/>
-          <w:color w:val="00B050"/>
-        </w:rPr>
-        <w:t>單位類別</w:t>
-      </w:r>
-    </w:p>
-    <w:p>
-      <w:pPr>
-        <w:rPr>
-          <w:color w:val="00B050"/>
-        </w:rPr>
-      </w:pPr>
-      <w:r>
-        <w:rPr>
-          <w:rFonts w:hint="eastAsia"/>
-          <w:color w:val="00B050"/>
-        </w:rPr>
-        <w:t>姓名</w:t>
-      </w:r>
-    </w:p>
-    <w:p>
-      <w:pPr>
-        <w:rPr>
-          <w:color w:val="00B050"/>
-        </w:rPr>
-      </w:pPr>
-      <w:r>
-        <w:rPr>
-          <w:rFonts w:hint="eastAsia"/>
-          <w:color w:val="00B050"/>
-        </w:rPr>
-        <w:t>完整單位名稱與職稱</w:t>
-      </w:r>
-    </w:p>
-    <w:p>
-      <w:pPr>
-        <w:rPr>
-          <w:color w:val="0070C0"/>
-        </w:rPr>
-      </w:pPr>
-      <w:r>
-        <w:rPr>
-          <w:rFonts w:hint="eastAsia"/>
-          <w:color w:val="0070C0"/>
-        </w:rPr>
-        <w:t>台北商業大學資訊管理科學生</w:t>
-      </w:r>
-    </w:p>
-    <w:p>
-      <w:pPr>
-        <w:rPr>
-          <w:color w:val="00B050"/>
-        </w:rPr>
-      </w:pPr>
-      <w:r>
-        <w:rPr>
-          <w:rFonts w:hint="eastAsia"/>
-          <w:color w:val="00B050"/>
+        <w:t>局</w:t>
+      </w:r>
+      <w:r>
+        <w:rPr>
+          <w:rFonts w:hint="eastAsia"/>
+        </w:rPr>
+        <w:t>/</w:t>
+      </w:r>
+      <w:r>
+        <w:rPr>
+          <w:rFonts w:hint="eastAsia"/>
+        </w:rPr>
+        <w:t>處</w:t>
+      </w:r>
+      <w:r>
+        <w:rPr>
+          <w:rFonts w:hint="eastAsia"/>
+        </w:rPr>
+        <w:t>/</w:t>
+      </w:r>
+      <w:r>
+        <w:rPr>
+          <w:rFonts w:hint="eastAsia"/>
+        </w:rPr>
+        <w:t>科</w:t>
+      </w:r>
+      <w:r>
+        <w:rPr>
+          <w:rFonts w:hint="eastAsia"/>
+        </w:rPr>
+        <w:t>/</w:t>
+      </w:r>
+      <w:r>
+        <w:rPr>
+          <w:rFonts w:hint="eastAsia"/>
+        </w:rPr>
+        <w:t>組分隊</w:t>
+      </w:r>
+      <w:r>
+        <w:rPr>
+          <w:rFonts w:hint="eastAsia"/>
+        </w:rPr>
+        <w:t>..</w:t>
+      </w:r>
+      <w:r>
+        <w:rPr>
+          <w:rFonts w:hint="eastAsia"/>
+        </w:rPr>
+        <w:t>」</w:t>
+      </w:r>
+    </w:p>
+    <w:p>
+      <w:r>
+        <w:rPr>
+          <w:rFonts w:hint="eastAsia"/>
+        </w:rPr>
+        <w:t xml:space="preserve">  </w:t>
+      </w:r>
+      <w:r>
+        <w:rPr>
+          <w:rFonts w:hint="eastAsia"/>
+        </w:rPr>
+        <w:t>請選擇</w:t>
+      </w:r>
+      <w:r>
+        <w:rPr>
+          <w:rFonts w:hint="eastAsia"/>
+        </w:rPr>
+        <w:t>(</w:t>
+      </w:r>
+      <w:r>
+        <w:rPr>
+          <w:rFonts w:hint="eastAsia"/>
         </w:rPr>
         <w:t>任務分工</w:t>
       </w:r>
-    </w:p>
-    <w:p/>
-    <w:p>
-      <w:pPr>
-        <w:rPr>
-          <w:color w:val="3A7C22" w:themeColor="accent6" w:themeShade="BF"/>
-        </w:rPr>
-      </w:pPr>
-      <w:r>
-        <w:rPr>
-          <w:rFonts w:hint="eastAsia"/>
-        </w:rPr>
-        <w:lastRenderedPageBreak/>
+      <w:r>
+        <w:rPr>
+          <w:rFonts w:hint="eastAsia"/>
+        </w:rPr>
+        <w:t xml:space="preserve">)  </w:t>
+      </w:r>
+    </w:p>
+    <w:p>
+      <w:r>
+        <w:rPr>
+          <w:rFonts w:hint="eastAsia"/>
+        </w:rPr>
+        <w:t>主要提案單位</w:t>
+      </w:r>
+      <w:r>
+        <w:rPr>
+          <w:rFonts w:hint="eastAsia"/>
+        </w:rPr>
         <w:t xml:space="preserve">  </w:t>
       </w:r>
       <w:r>
         <w:rPr>
           <w:rFonts w:hint="eastAsia"/>
         </w:rPr>
-        <w:t>請選擇</w:t>
+        <w:t>次要</w:t>
       </w:r>
       <w:r>
         <w:rPr>
@@ -798,7 +1091,7 @@
         <w:rPr>
           <w:rFonts w:hint="eastAsia"/>
         </w:rPr>
-        <w:t>單位類別</w:t>
+        <w:t>合作</w:t>
       </w:r>
       <w:r>
         <w:rPr>
@@ -806,14 +1099,11 @@
         </w:rPr>
         <w:t>)</w:t>
       </w:r>
-    </w:p>
-    <w:p>
-      <w:r>
-        <w:rPr>
-          <w:rFonts w:hint="eastAsia"/>
-          <w:highlight w:val="yellow"/>
-        </w:rPr>
-        <w:t>民間單位與個人</w:t>
+      <w:r>
+        <w:rPr>
+          <w:rFonts w:hint="eastAsia"/>
+        </w:rPr>
+        <w:t>提案單位</w:t>
       </w:r>
       <w:r>
         <w:rPr>
@@ -825,7 +1115,19 @@
         <w:rPr>
           <w:rFonts w:hint="eastAsia"/>
         </w:rPr>
-        <w:t>企業</w:t>
+        <w:t>僅資料協力</w:t>
+      </w:r>
+      <w:r>
+        <w:rPr>
+          <w:rFonts w:hint="eastAsia"/>
+        </w:rPr>
+        <w:t>/</w:t>
+      </w:r>
+      <w:r>
+        <w:rPr>
+          <w:rFonts w:hint="eastAsia"/>
+        </w:rPr>
+        <w:t>提供</w:t>
       </w:r>
       <w:r>
         <w:rPr>
@@ -837,7 +1139,19 @@
         <w:rPr>
           <w:rFonts w:hint="eastAsia"/>
         </w:rPr>
-        <w:t>學校</w:t>
+        <w:t>技術</w:t>
+      </w:r>
+      <w:r>
+        <w:rPr>
+          <w:rFonts w:hint="eastAsia"/>
+        </w:rPr>
+        <w:t>/</w:t>
+      </w:r>
+      <w:r>
+        <w:rPr>
+          <w:rFonts w:hint="eastAsia"/>
+        </w:rPr>
+        <w:t>資源協助</w:t>
       </w:r>
       <w:r>
         <w:rPr>
@@ -849,19 +1163,19 @@
         <w:rPr>
           <w:rFonts w:hint="eastAsia"/>
         </w:rPr>
-        <w:t>政府機關</w:t>
-      </w:r>
-      <w:r>
-        <w:rPr>
-          <w:rFonts w:hint="eastAsia"/>
-        </w:rPr>
-        <w:t xml:space="preserve"> - </w:t>
-      </w:r>
-      <w:r>
-        <w:rPr>
-          <w:rFonts w:hint="eastAsia"/>
-        </w:rPr>
-        <w:t>中央</w:t>
+        <w:t>落地</w:t>
+      </w:r>
+      <w:r>
+        <w:rPr>
+          <w:rFonts w:hint="eastAsia"/>
+        </w:rPr>
+        <w:t>/</w:t>
+      </w:r>
+      <w:r>
+        <w:rPr>
+          <w:rFonts w:hint="eastAsia"/>
+        </w:rPr>
+        <w:t>實驗場域單位</w:t>
       </w:r>
       <w:r>
         <w:rPr>
@@ -873,7 +1187,7 @@
         <w:rPr>
           <w:rFonts w:hint="eastAsia"/>
         </w:rPr>
-        <w:t>院、部會等</w:t>
+        <w:t>確定合作</w:t>
       </w:r>
       <w:r>
         <w:rPr>
@@ -885,19 +1199,31 @@
         <w:rPr>
           <w:rFonts w:hint="eastAsia"/>
         </w:rPr>
-        <w:t>政府機關</w:t>
-      </w:r>
-      <w:r>
-        <w:rPr>
-          <w:rFonts w:hint="eastAsia"/>
-        </w:rPr>
-        <w:t xml:space="preserve"> - </w:t>
-      </w:r>
-      <w:r>
-        <w:rPr>
-          <w:rFonts w:hint="eastAsia"/>
-        </w:rPr>
-        <w:t>地方</w:t>
+        <w:t>未來合作單位</w:t>
+      </w:r>
+      <w:r>
+        <w:rPr>
+          <w:rFonts w:hint="eastAsia"/>
+        </w:rPr>
+        <w:t>(</w:t>
+      </w:r>
+      <w:r>
+        <w:rPr>
+          <w:rFonts w:hint="eastAsia"/>
+        </w:rPr>
+        <w:t>洽談中</w:t>
+      </w:r>
+      <w:r>
+        <w:rPr>
+          <w:rFonts w:hint="eastAsia"/>
+        </w:rPr>
+        <w:t xml:space="preserve">)  </w:t>
+      </w:r>
+      <w:r>
+        <w:rPr>
+          <w:rFonts w:hint="eastAsia"/>
+        </w:rPr>
+        <w:t>其他</w:t>
       </w:r>
       <w:r>
         <w:rPr>
@@ -905,159 +1231,13 @@
         </w:rPr>
         <w:t xml:space="preserve">  </w:t>
       </w:r>
-      <w:r>
-        <w:rPr>
-          <w:rFonts w:hint="eastAsia"/>
-        </w:rPr>
-        <w:t>研究機構、國營企業、醫院</w:t>
-      </w:r>
-      <w:r>
-        <w:rPr>
-          <w:rFonts w:hint="eastAsia"/>
-        </w:rPr>
-        <w:t xml:space="preserve">  </w:t>
-      </w:r>
-      <w:r>
-        <w:rPr>
-          <w:rFonts w:hint="eastAsia"/>
-        </w:rPr>
-        <w:t>國際政府機構</w:t>
-      </w:r>
-      <w:r>
-        <w:rPr>
-          <w:rFonts w:hint="eastAsia"/>
-        </w:rPr>
-        <w:t xml:space="preserve">  </w:t>
-      </w:r>
-    </w:p>
-    <w:p>
-      <w:proofErr w:type="gramStart"/>
-      <w:r>
-        <w:rPr>
-          <w:rFonts w:hint="eastAsia"/>
-        </w:rPr>
-        <w:t>＊</w:t>
-      </w:r>
-      <w:proofErr w:type="gramEnd"/>
-      <w:r>
-        <w:rPr>
-          <w:rFonts w:hint="eastAsia"/>
-        </w:rPr>
-        <w:t>請詳細並完整揭露單位</w:t>
-      </w:r>
-      <w:r>
-        <w:rPr>
-          <w:rFonts w:hint="eastAsia"/>
-        </w:rPr>
-        <w:t>+</w:t>
-      </w:r>
-      <w:r>
-        <w:rPr>
-          <w:rFonts w:hint="eastAsia"/>
-        </w:rPr>
-        <w:t>職稱</w:t>
-      </w:r>
-      <w:proofErr w:type="gramStart"/>
-      <w:r>
-        <w:rPr>
-          <w:rFonts w:hint="eastAsia"/>
-        </w:rPr>
-        <w:t>勿</w:t>
-      </w:r>
-      <w:proofErr w:type="gramEnd"/>
-      <w:r>
-        <w:rPr>
-          <w:rFonts w:hint="eastAsia"/>
-        </w:rPr>
-        <w:t>簡寫，</w:t>
-      </w:r>
-      <w:proofErr w:type="gramStart"/>
-      <w:r>
-        <w:rPr>
-          <w:rFonts w:hint="eastAsia"/>
-        </w:rPr>
-        <w:t>細至</w:t>
-      </w:r>
-      <w:proofErr w:type="gramEnd"/>
-      <w:r>
-        <w:rPr>
-          <w:rFonts w:hint="eastAsia"/>
-        </w:rPr>
-        <w:t>「署</w:t>
-      </w:r>
-      <w:r>
-        <w:rPr>
-          <w:rFonts w:hint="eastAsia"/>
-        </w:rPr>
-        <w:t>/</w:t>
-      </w:r>
-      <w:r>
-        <w:rPr>
-          <w:rFonts w:hint="eastAsia"/>
-        </w:rPr>
-        <w:t>局</w:t>
-      </w:r>
-      <w:r>
-        <w:rPr>
-          <w:rFonts w:hint="eastAsia"/>
-        </w:rPr>
-        <w:t>/</w:t>
-      </w:r>
-      <w:r>
-        <w:rPr>
-          <w:rFonts w:hint="eastAsia"/>
-        </w:rPr>
-        <w:t>處</w:t>
-      </w:r>
-      <w:r>
-        <w:rPr>
-          <w:rFonts w:hint="eastAsia"/>
-        </w:rPr>
-        <w:t>/</w:t>
-      </w:r>
-      <w:r>
-        <w:rPr>
-          <w:rFonts w:hint="eastAsia"/>
-        </w:rPr>
-        <w:t>科</w:t>
-      </w:r>
-      <w:r>
-        <w:rPr>
-          <w:rFonts w:hint="eastAsia"/>
-        </w:rPr>
-        <w:t>/</w:t>
-      </w:r>
-      <w:r>
-        <w:rPr>
-          <w:rFonts w:hint="eastAsia"/>
-        </w:rPr>
-        <w:t>組分隊</w:t>
-      </w:r>
-      <w:r>
-        <w:rPr>
-          <w:rFonts w:hint="eastAsia"/>
-        </w:rPr>
-        <w:t>..</w:t>
-      </w:r>
-      <w:r>
-        <w:rPr>
-          <w:rFonts w:hint="eastAsia"/>
-        </w:rPr>
-        <w:t>」</w:t>
-      </w:r>
-    </w:p>
-    <w:p>
-      <w:r>
-        <w:rPr>
-          <w:rFonts w:hint="eastAsia"/>
-        </w:rPr>
-        <w:t xml:space="preserve">  </w:t>
-      </w:r>
-      <w:r>
-        <w:rPr>
-          <w:rFonts w:hint="eastAsia"/>
-        </w:rPr>
-        <w:t>請選擇</w:t>
+    </w:p>
+    <w:p>
+      <w:r>
+        <w:rPr>
+          <w:rFonts w:hint="eastAsia"/>
+        </w:rPr>
+        <w:t>參賽隊員中是否有「歷屆卓越團隊或初審入選者」？</w:t>
       </w:r>
       <w:r>
         <w:rPr>
@@ -1069,217 +1249,7 @@
         <w:rPr>
           <w:rFonts w:hint="eastAsia"/>
         </w:rPr>
-        <w:t>任務分工</w:t>
-      </w:r>
-      <w:r>
-        <w:rPr>
-          <w:rFonts w:hint="eastAsia"/>
-        </w:rPr>
-        <w:t xml:space="preserve">)  </w:t>
-      </w:r>
-    </w:p>
-    <w:p>
-      <w:r>
-        <w:rPr>
-          <w:rFonts w:hint="eastAsia"/>
-        </w:rPr>
-        <w:t>主要提案單位</w:t>
-      </w:r>
-      <w:r>
-        <w:rPr>
-          <w:rFonts w:hint="eastAsia"/>
-        </w:rPr>
-        <w:t xml:space="preserve">  </w:t>
-      </w:r>
-      <w:r>
-        <w:rPr>
-          <w:rFonts w:hint="eastAsia"/>
-        </w:rPr>
-        <w:t>次要</w:t>
-      </w:r>
-      <w:r>
-        <w:rPr>
-          <w:rFonts w:hint="eastAsia"/>
-        </w:rPr>
-        <w:t>(</w:t>
-      </w:r>
-      <w:r>
-        <w:rPr>
-          <w:rFonts w:hint="eastAsia"/>
-        </w:rPr>
-        <w:t>合作</w:t>
-      </w:r>
-      <w:r>
-        <w:rPr>
-          <w:rFonts w:hint="eastAsia"/>
-        </w:rPr>
-        <w:t>)</w:t>
-      </w:r>
-      <w:r>
-        <w:rPr>
-          <w:rFonts w:hint="eastAsia"/>
-        </w:rPr>
-        <w:t>提案單位</w:t>
-      </w:r>
-      <w:r>
-        <w:rPr>
-          <w:rFonts w:hint="eastAsia"/>
-        </w:rPr>
-        <w:t xml:space="preserve">  </w:t>
-      </w:r>
-      <w:r>
-        <w:rPr>
-          <w:rFonts w:hint="eastAsia"/>
-        </w:rPr>
-        <w:t>僅資料協力</w:t>
-      </w:r>
-      <w:r>
-        <w:rPr>
-          <w:rFonts w:hint="eastAsia"/>
-        </w:rPr>
-        <w:t>/</w:t>
-      </w:r>
-      <w:r>
-        <w:rPr>
-          <w:rFonts w:hint="eastAsia"/>
-        </w:rPr>
-        <w:t>提供</w:t>
-      </w:r>
-      <w:r>
-        <w:rPr>
-          <w:rFonts w:hint="eastAsia"/>
-        </w:rPr>
-        <w:t xml:space="preserve">  </w:t>
-      </w:r>
-      <w:r>
-        <w:rPr>
-          <w:rFonts w:hint="eastAsia"/>
-        </w:rPr>
-        <w:t>技術</w:t>
-      </w:r>
-      <w:r>
-        <w:rPr>
-          <w:rFonts w:hint="eastAsia"/>
-        </w:rPr>
-        <w:t>/</w:t>
-      </w:r>
-      <w:r>
-        <w:rPr>
-          <w:rFonts w:hint="eastAsia"/>
-        </w:rPr>
-        <w:t>資源協助</w:t>
-      </w:r>
-      <w:r>
-        <w:rPr>
-          <w:rFonts w:hint="eastAsia"/>
-        </w:rPr>
-        <w:t xml:space="preserve">  </w:t>
-      </w:r>
-      <w:r>
-        <w:rPr>
-          <w:rFonts w:hint="eastAsia"/>
-        </w:rPr>
-        <w:t>落地</w:t>
-      </w:r>
-      <w:r>
-        <w:rPr>
-          <w:rFonts w:hint="eastAsia"/>
-        </w:rPr>
-        <w:t>/</w:t>
-      </w:r>
-      <w:r>
-        <w:rPr>
-          <w:rFonts w:hint="eastAsia"/>
-        </w:rPr>
-        <w:t>實驗場域單位</w:t>
-      </w:r>
-      <w:r>
-        <w:rPr>
-          <w:rFonts w:hint="eastAsia"/>
-        </w:rPr>
-        <w:t>(</w:t>
-      </w:r>
-      <w:r>
-        <w:rPr>
-          <w:rFonts w:hint="eastAsia"/>
-        </w:rPr>
-        <w:t>確定合作</w:t>
-      </w:r>
-      <w:r>
-        <w:rPr>
-          <w:rFonts w:hint="eastAsia"/>
-        </w:rPr>
-        <w:t xml:space="preserve">)  </w:t>
-      </w:r>
-      <w:r>
-        <w:rPr>
-          <w:rFonts w:hint="eastAsia"/>
-        </w:rPr>
-        <w:t>未來合作單位</w:t>
-      </w:r>
-      <w:r>
-        <w:rPr>
-          <w:rFonts w:hint="eastAsia"/>
-        </w:rPr>
-        <w:t>(</w:t>
-      </w:r>
-      <w:r>
-        <w:rPr>
-          <w:rFonts w:hint="eastAsia"/>
-        </w:rPr>
-        <w:t>洽談中</w:t>
-      </w:r>
-      <w:r>
-        <w:rPr>
-          <w:rFonts w:hint="eastAsia"/>
-        </w:rPr>
-        <w:t xml:space="preserve">)  </w:t>
-      </w:r>
-      <w:r>
-        <w:rPr>
-          <w:rFonts w:hint="eastAsia"/>
-        </w:rPr>
-        <w:t>其他</w:t>
-      </w:r>
-      <w:r>
-        <w:rPr>
-          <w:rFonts w:hint="eastAsia"/>
-        </w:rPr>
-        <w:t xml:space="preserve">  </w:t>
-      </w:r>
-    </w:p>
-    <w:p>
-      <w:r>
-        <w:rPr>
-          <w:rFonts w:hint="eastAsia"/>
-        </w:rPr>
-        <w:t>參賽隊員中是否有「歷屆卓越團隊或初審入選者」？</w:t>
-      </w:r>
-      <w:r>
-        <w:rPr>
-          <w:rFonts w:hint="eastAsia"/>
-        </w:rPr>
-        <w:t>(</w:t>
-      </w:r>
-      <w:r>
-        <w:rPr>
-          <w:rFonts w:hint="eastAsia"/>
-        </w:rPr>
-        <w:t>如無</w:t>
-      </w:r>
-      <w:proofErr w:type="gramStart"/>
-      <w:r>
-        <w:rPr>
-          <w:rFonts w:hint="eastAsia"/>
-        </w:rPr>
-        <w:t>請填選</w:t>
-      </w:r>
-      <w:proofErr w:type="gramEnd"/>
-      <w:r>
-        <w:rPr>
-          <w:rFonts w:hint="eastAsia"/>
-        </w:rPr>
-        <w:t>「否」</w:t>
+        <w:t>如無請填選「否」</w:t>
       </w:r>
       <w:r>
         <w:rPr>
@@ -1343,13 +1313,8 @@
             <w:r>
               <w:t xml:space="preserve"> </w:t>
             </w:r>
-            <w:proofErr w:type="gramStart"/>
             <w:r>
-              <w:t>（</w:t>
-            </w:r>
-            <w:proofErr w:type="gramEnd"/>
-            <w:r>
-              <w:t>請填寫年度及隊名。</w:t>
+              <w:t>（請填寫年度及隊名。</w:t>
             </w:r>
             <w:r>
               <w:t>Ex: 2023</w:t>
@@ -1361,13 +1326,8 @@
               <w:t>-</w:t>
             </w:r>
             <w:r>
-              <w:t>街道醫生</w:t>
+              <w:t>街道醫生）</w:t>
             </w:r>
-            <w:proofErr w:type="gramStart"/>
-            <w:r>
-              <w:t>）</w:t>
-            </w:r>
-            <w:proofErr w:type="gramEnd"/>
           </w:p>
         </w:tc>
       </w:tr>
@@ -1444,15 +1404,7 @@
           </w:tcPr>
           <w:p>
             <w:r>
-              <w:t>是</w:t>
-            </w:r>
-            <w:proofErr w:type="gramStart"/>
-            <w:r>
-              <w:t>（</w:t>
-            </w:r>
-            <w:proofErr w:type="gramEnd"/>
-            <w:r>
-              <w:t>請填寫獎項名稱</w:t>
+              <w:t>是（請填寫獎項名稱</w:t>
             </w:r>
             <w:r>
               <w:t>-</w:t>
@@ -1470,13 +1422,8 @@
               <w:t>-OO</w:t>
             </w:r>
             <w:r>
-              <w:t>部</w:t>
+              <w:t>部）</w:t>
             </w:r>
-            <w:proofErr w:type="gramStart"/>
-            <w:r>
-              <w:t>）</w:t>
-            </w:r>
-            <w:proofErr w:type="gramEnd"/>
           </w:p>
         </w:tc>
       </w:tr>
@@ -1628,77 +1575,391 @@
           <w:rFonts w:hint="eastAsia"/>
           <w:color w:val="0070C0"/>
         </w:rPr>
-        <w:t>目前尚缺乏警方內部未全面公開的數據，例如跟蹤騷擾案件斑點圖、夜間治安熱點分布、學校或社區安全事件統計。</w:t>
-      </w:r>
-      <w:proofErr w:type="gramStart"/>
-      <w:r>
-        <w:rPr>
-          <w:rFonts w:hint="eastAsia"/>
-          <w:color w:val="0070C0"/>
-        </w:rPr>
-        <w:t>此外，</w:t>
-      </w:r>
-      <w:proofErr w:type="gramEnd"/>
-      <w:r>
-        <w:rPr>
-          <w:rFonts w:hint="eastAsia"/>
-          <w:color w:val="0070C0"/>
-        </w:rPr>
-        <w:t>安全合作商家名單、營業時間與</w:t>
-      </w:r>
-      <w:r>
-        <w:rPr>
-          <w:rFonts w:hint="eastAsia"/>
+        <w:t>目前尚缺乏警方內部未全面公開的數據，例如跟蹤騷擾案件斑點圖、夜間治安熱點分布、學校或社區安全事件統計。此外，安全合作商家名單、營業時間與認證資訊需透過地方政府或</w:t>
+      </w:r>
+      <w:r>
+        <w:rPr>
+          <w:rFonts w:hint="eastAsia"/>
+          <w:color w:val="0070C0"/>
+        </w:rPr>
+        <w:t xml:space="preserve"> NGO </w:t>
+      </w:r>
+      <w:r>
+        <w:rPr>
+          <w:rFonts w:hint="eastAsia"/>
+          <w:color w:val="0070C0"/>
+        </w:rPr>
+        <w:t>進一步合作取得，方能完善「避難據點」功能。</w:t>
+      </w:r>
+    </w:p>
+    <w:p>
+      <w:pPr>
+        <w:rPr>
+          <w:b/>
+          <w:bCs/>
+        </w:rPr>
+      </w:pPr>
+      <w:r>
+        <w:rPr>
+          <w:rFonts w:hint="eastAsia"/>
+          <w:b/>
+          <w:bCs/>
+        </w:rPr>
+        <w:t>請就已掌握</w:t>
+      </w:r>
+      <w:r>
+        <w:rPr>
+          <w:rFonts w:hint="eastAsia"/>
+          <w:b/>
+          <w:bCs/>
+        </w:rPr>
+        <w:t>/</w:t>
+      </w:r>
+      <w:r>
+        <w:rPr>
+          <w:rFonts w:hint="eastAsia"/>
+          <w:b/>
+          <w:bCs/>
+        </w:rPr>
+        <w:t>未掌握之資料預計應用方式進行具體說明？（</w:t>
+      </w:r>
+      <w:r>
+        <w:rPr>
+          <w:rFonts w:hint="eastAsia"/>
+          <w:b/>
+          <w:bCs/>
+        </w:rPr>
+        <w:t>400</w:t>
+      </w:r>
+      <w:r>
+        <w:rPr>
+          <w:rFonts w:hint="eastAsia"/>
+          <w:b/>
+          <w:bCs/>
+        </w:rPr>
+        <w:t>字為限）</w:t>
+      </w:r>
+      <w:r>
+        <w:rPr>
+          <w:rFonts w:hint="eastAsia"/>
+        </w:rPr>
+        <w:t>* </w:t>
+      </w:r>
+      <w:r>
+        <w:rPr>
+          <w:rFonts w:hint="eastAsia"/>
+          <w:b/>
+          <w:bCs/>
+        </w:rPr>
+        <w:t>(0/400)</w:t>
+      </w:r>
+    </w:p>
+    <w:p>
+      <w:pPr>
+        <w:rPr>
+          <w:b/>
+          <w:bCs/>
+        </w:rPr>
+      </w:pPr>
+      <w:r>
+        <w:rPr>
+          <w:color w:val="0070C0"/>
+        </w:rPr>
+        <w:t>已掌握資料將用於事件回報顯示、地圖警示與教育宣導；未掌握資料則可補足官方可信度，透過結合警方數據強化警示精準度，並建立安全商家網路。最終可形成</w:t>
+      </w:r>
+      <w:r>
+        <w:rPr>
+          <w:b/>
+          <w:bCs/>
+          <w:color w:val="0070C0"/>
+        </w:rPr>
+        <w:t>官方數據</w:t>
+      </w:r>
+      <w:r>
+        <w:rPr>
+          <w:b/>
+          <w:bCs/>
+          <w:color w:val="0070C0"/>
+        </w:rPr>
+        <w:t xml:space="preserve"> + </w:t>
+      </w:r>
+      <w:r>
+        <w:rPr>
+          <w:b/>
+          <w:bCs/>
+          <w:color w:val="0070C0"/>
+        </w:rPr>
+        <w:t>群眾通報</w:t>
+      </w:r>
+      <w:r>
+        <w:rPr>
+          <w:b/>
+          <w:bCs/>
+          <w:color w:val="0070C0"/>
+        </w:rPr>
+        <w:t xml:space="preserve"> + </w:t>
+      </w:r>
+      <w:r>
+        <w:rPr>
+          <w:b/>
+          <w:bCs/>
+          <w:color w:val="0070C0"/>
+        </w:rPr>
+        <w:t>商家合作</w:t>
+      </w:r>
+      <w:r>
+        <w:rPr>
+          <w:color w:val="0070C0"/>
+        </w:rPr>
+        <w:t>的三向資料流，兼顧即時性與公信力。</w:t>
+      </w:r>
+      <w:r>
+        <w:rPr>
+          <w:rFonts w:hint="eastAsia"/>
+        </w:rPr>
+        <w:br/>
+      </w:r>
+    </w:p>
+    <w:p>
+      <w:r>
+        <w:rPr>
+          <w:rFonts w:hint="eastAsia"/>
+          <w:b/>
+          <w:bCs/>
+        </w:rPr>
+        <w:t>請說明提案預計實證及落地場域為何，如在中央或地方機關、產業、或</w:t>
+      </w:r>
+      <w:r>
+        <w:rPr>
+          <w:rFonts w:hint="eastAsia"/>
+          <w:b/>
+          <w:bCs/>
+        </w:rPr>
+        <w:t>NPO/NGO</w:t>
+      </w:r>
+      <w:r>
+        <w:rPr>
+          <w:rFonts w:hint="eastAsia"/>
+          <w:b/>
+          <w:bCs/>
+        </w:rPr>
+        <w:t>等，如何導入公共服務運作？</w:t>
+      </w:r>
+      <w:r>
+        <w:rPr>
+          <w:rFonts w:hint="eastAsia"/>
+          <w:b/>
+          <w:bCs/>
+        </w:rPr>
+        <w:t>400</w:t>
+      </w:r>
+      <w:r>
+        <w:rPr>
+          <w:rFonts w:hint="eastAsia"/>
+          <w:b/>
+          <w:bCs/>
+        </w:rPr>
+        <w:t>字為限）</w:t>
+      </w:r>
+      <w:r>
+        <w:rPr>
+          <w:rFonts w:hint="eastAsia"/>
+        </w:rPr>
+        <w:t> * </w:t>
+      </w:r>
+      <w:r>
+        <w:rPr>
+          <w:rFonts w:hint="eastAsia"/>
+          <w:b/>
+          <w:bCs/>
+        </w:rPr>
+        <w:t>(0/400)</w:t>
+      </w:r>
+      <w:r>
+        <w:rPr>
+          <w:rFonts w:hint="eastAsia"/>
+        </w:rPr>
+        <w:br/>
+      </w:r>
+      <w:r>
+        <w:rPr>
+          <w:color w:val="0070C0"/>
+        </w:rPr>
+        <w:t>系統將優先導入於地方政府、警察局與校園社區，作為公共安全的輔助工具。例如與大專校院合作測試平台，提供學生夜歸安全保障；與地方政府合作，整合在地警局資料與商家合作據點，形成社區安全網。同時亦能推廣至</w:t>
+      </w:r>
+      <w:r>
+        <w:rPr>
+          <w:color w:val="0070C0"/>
+        </w:rPr>
+        <w:t xml:space="preserve"> NGO</w:t>
+      </w:r>
+      <w:r>
+        <w:rPr>
+          <w:color w:val="0070C0"/>
+        </w:rPr>
+        <w:t>、婦女團體與社區組織，作為安全倡議與教育的數位工具。</w:t>
+      </w:r>
+    </w:p>
+    <w:p/>
+    <w:p>
+      <w:r>
+        <w:rPr>
+          <w:rFonts w:hint="eastAsia"/>
+          <w:b/>
+          <w:bCs/>
+        </w:rPr>
+        <w:t>請說明提案應符合現行哪一主管機關之管制法規要求或未來具備法規調適空間？（</w:t>
+      </w:r>
+      <w:r>
+        <w:rPr>
+          <w:rFonts w:hint="eastAsia"/>
+          <w:b/>
+          <w:bCs/>
+        </w:rPr>
+        <w:t>400</w:t>
+      </w:r>
+      <w:r>
+        <w:rPr>
+          <w:rFonts w:hint="eastAsia"/>
+          <w:b/>
+          <w:bCs/>
+        </w:rPr>
+        <w:t>字為限）</w:t>
+      </w:r>
+      <w:r>
+        <w:rPr>
+          <w:rFonts w:hint="eastAsia"/>
+        </w:rPr>
+        <w:t> * </w:t>
+      </w:r>
+      <w:r>
+        <w:rPr>
+          <w:rFonts w:hint="eastAsia"/>
+          <w:b/>
+          <w:bCs/>
+        </w:rPr>
+        <w:t>(0/400)</w:t>
+      </w:r>
+      <w:r>
+        <w:rPr>
+          <w:rFonts w:hint="eastAsia"/>
+        </w:rPr>
+        <w:br/>
+      </w:r>
+      <w:r>
+        <w:rPr>
+          <w:color w:val="0070C0"/>
+        </w:rPr>
+        <w:t>本系統需遵循《個人資料保護法》保障使用者資訊隱私，並依《社會秩序維護法》避免誤導與誹謗問題。聊天室與回報內容須設置</w:t>
+      </w:r>
+      <w:r>
+        <w:rPr>
+          <w:color w:val="0070C0"/>
+        </w:rPr>
+        <w:t xml:space="preserve"> AI + </w:t>
+      </w:r>
+      <w:r>
+        <w:rPr>
+          <w:color w:val="0070C0"/>
+        </w:rPr>
+        <w:t>人工審核，確保不涉及違法言論。未來若推動成全國性平台，需與內政部警政署協調，建立官方數據共享機制，並具備法規調適空間，讓回報資料能合法運用於治安防治。</w:t>
+      </w:r>
+    </w:p>
+    <w:p/>
+    <w:p>
+      <w:pPr>
+        <w:rPr>
+          <w:b/>
+          <w:bCs/>
+        </w:rPr>
+      </w:pPr>
+      <w:r>
+        <w:rPr>
+          <w:b/>
+          <w:bCs/>
+        </w:rPr>
+        <w:t>二、社會影響力（解決方案、預期效益及可擴散性說明）</w:t>
+      </w:r>
+    </w:p>
+    <w:p>
+      <w:pPr>
+        <w:rPr>
+          <w:color w:val="0070C0"/>
+        </w:rPr>
+      </w:pPr>
+      <w:r>
+        <w:rPr>
+          <w:rFonts w:hint="eastAsia"/>
+          <w:b/>
+          <w:bCs/>
+        </w:rPr>
+        <w:t>請說明您的具體解決方案？（</w:t>
+      </w:r>
+      <w:r>
+        <w:rPr>
+          <w:rFonts w:hint="eastAsia"/>
+          <w:b/>
+          <w:bCs/>
+        </w:rPr>
+        <w:t>400</w:t>
+      </w:r>
+      <w:r>
+        <w:rPr>
+          <w:rFonts w:hint="eastAsia"/>
+          <w:b/>
+          <w:bCs/>
+        </w:rPr>
+        <w:t>字為限）</w:t>
+      </w:r>
+      <w:r>
+        <w:rPr>
+          <w:rFonts w:hint="eastAsia"/>
+        </w:rPr>
+        <w:t> * </w:t>
+      </w:r>
+      <w:r>
+        <w:rPr>
+          <w:rFonts w:hint="eastAsia"/>
+          <w:b/>
+          <w:bCs/>
+        </w:rPr>
+        <w:t>(0/400)</w:t>
+      </w:r>
+      <w:r>
+        <w:rPr>
+          <w:rFonts w:hint="eastAsia"/>
+        </w:rPr>
+        <w:br/>
+      </w:r>
+      <w:r>
+        <w:rPr>
+          <w:color w:val="0070C0"/>
+        </w:rPr>
+        <w:t>本平台結合事件回報、即時地圖警示、匿名聊天室、商家安全據點與一鍵求助</w:t>
+      </w:r>
+      <w:r>
+        <w:rPr>
           <w:color w:val="0070C0"/>
         </w:rPr>
         <w:lastRenderedPageBreak/>
-        <w:t>認證資訊需透過地方政府或</w:t>
-      </w:r>
-      <w:r>
-        <w:rPr>
-          <w:rFonts w:hint="eastAsia"/>
-          <w:color w:val="0070C0"/>
-        </w:rPr>
-        <w:t xml:space="preserve"> NGO </w:t>
-      </w:r>
-      <w:r>
-        <w:rPr>
-          <w:rFonts w:hint="eastAsia"/>
-          <w:color w:val="0070C0"/>
-        </w:rPr>
-        <w:t>進一步合作取得，方能完善「避難據點」功能。</w:t>
-      </w:r>
-    </w:p>
-    <w:p>
-      <w:pPr>
-        <w:rPr>
-          <w:b/>
-          <w:bCs/>
-        </w:rPr>
-      </w:pPr>
-      <w:r>
-        <w:rPr>
-          <w:rFonts w:hint="eastAsia"/>
-          <w:b/>
-          <w:bCs/>
-        </w:rPr>
-        <w:t>請就已掌握</w:t>
-      </w:r>
-      <w:r>
-        <w:rPr>
-          <w:rFonts w:hint="eastAsia"/>
-          <w:b/>
-          <w:bCs/>
-        </w:rPr>
-        <w:t>/</w:t>
-      </w:r>
-      <w:r>
-        <w:rPr>
-          <w:rFonts w:hint="eastAsia"/>
-          <w:b/>
-          <w:bCs/>
-        </w:rPr>
-        <w:t>未掌握之資料預計應用方式進行具體說明？（</w:t>
+        <w:t>功能。使用者可即時通報可疑人物，地圖即時更新並推播警示；同時在「安全合作商家」處獲得協助。平台也提供匿名交流區，分享防範經驗並獲得心理支持。</w:t>
+      </w:r>
+    </w:p>
+    <w:p>
+      <w:pPr>
+        <w:rPr>
+          <w:color w:val="0070C0"/>
+        </w:rPr>
+      </w:pPr>
+    </w:p>
+    <w:p>
+      <w:r>
+        <w:rPr>
+          <w:rFonts w:hint="eastAsia"/>
+          <w:b/>
+          <w:bCs/>
+        </w:rPr>
+        <w:t>請說明您認為本次提案內容可帶來的影響與效益？（</w:t>
       </w:r>
       <w:r>
         <w:rPr>
@@ -1720,7 +1981,7 @@
         <w:rPr>
           <w:rFonts w:hint="eastAsia"/>
         </w:rPr>
-        <w:t>* </w:t>
+        <w:t> * </w:t>
       </w:r>
       <w:r>
         <w:rPr>
@@ -1730,111 +1991,28 @@
         </w:rPr>
         <w:t>(0/400)</w:t>
       </w:r>
-    </w:p>
-    <w:p>
-      <w:pPr>
-        <w:rPr>
-          <w:b/>
-          <w:bCs/>
-        </w:rPr>
-      </w:pPr>
-      <w:r>
-        <w:rPr>
-          <w:color w:val="0070C0"/>
-        </w:rPr>
-        <w:t>已掌握資料將用於事件回報顯示、地圖警示與教育宣導；未掌握資料則可補足官方可信度，透過結合警方數據強化警示精</w:t>
-      </w:r>
-      <w:proofErr w:type="gramStart"/>
-      <w:r>
-        <w:rPr>
-          <w:color w:val="0070C0"/>
-        </w:rPr>
-        <w:t>準</w:t>
-      </w:r>
-      <w:proofErr w:type="gramEnd"/>
-      <w:r>
-        <w:rPr>
-          <w:color w:val="0070C0"/>
-        </w:rPr>
-        <w:t>度，並建立安全商家網路。最終可形成</w:t>
-      </w:r>
-      <w:r>
-        <w:rPr>
-          <w:b/>
-          <w:bCs/>
-          <w:color w:val="0070C0"/>
-        </w:rPr>
-        <w:t>官方數據</w:t>
-      </w:r>
-      <w:r>
-        <w:rPr>
-          <w:b/>
-          <w:bCs/>
-          <w:color w:val="0070C0"/>
-        </w:rPr>
-        <w:t xml:space="preserve"> + </w:t>
-      </w:r>
-      <w:r>
-        <w:rPr>
-          <w:b/>
-          <w:bCs/>
-          <w:color w:val="0070C0"/>
-        </w:rPr>
-        <w:t>群眾通報</w:t>
-      </w:r>
-      <w:r>
-        <w:rPr>
-          <w:b/>
-          <w:bCs/>
-          <w:color w:val="0070C0"/>
-        </w:rPr>
-        <w:t xml:space="preserve"> + </w:t>
-      </w:r>
-      <w:r>
-        <w:rPr>
-          <w:b/>
-          <w:bCs/>
-          <w:color w:val="0070C0"/>
-        </w:rPr>
-        <w:t>商家合作</w:t>
-      </w:r>
-      <w:r>
-        <w:rPr>
-          <w:color w:val="0070C0"/>
-        </w:rPr>
-        <w:t>的三向資料流，兼顧即時性與公信力。</w:t>
-      </w:r>
       <w:r>
         <w:rPr>
           <w:rFonts w:hint="eastAsia"/>
         </w:rPr>
         <w:br/>
       </w:r>
-    </w:p>
-    <w:p>
-      <w:r>
-        <w:rPr>
-          <w:rFonts w:hint="eastAsia"/>
-          <w:b/>
-          <w:bCs/>
-        </w:rPr>
-        <w:t>請說明提案預計實證及落地場域為何，如在中央或地方機關、產業、或</w:t>
-      </w:r>
-      <w:r>
-        <w:rPr>
-          <w:rFonts w:hint="eastAsia"/>
-          <w:b/>
-          <w:bCs/>
-        </w:rPr>
-        <w:t>NPO/NGO</w:t>
-      </w:r>
-      <w:r>
-        <w:rPr>
-          <w:rFonts w:hint="eastAsia"/>
-          <w:b/>
-          <w:bCs/>
-        </w:rPr>
-        <w:t>等，如何導入公共服務運作？</w:t>
+      <w:r>
+        <w:rPr>
+          <w:color w:val="0070C0"/>
+        </w:rPr>
+        <w:t>提案能有效降低街頭騷擾與潛在侵害風險，提升個人安全感。透過數據共享，政府可掌握治安熱點，作為資源調度參考。商家參與「安全據點」計畫，不僅提升形象，也實質強化社區安全。社群互助與資訊透明則能促進社會信任，達到科技公益效益。</w:t>
+      </w:r>
+    </w:p>
+    <w:p/>
+    <w:p>
+      <w:r>
+        <w:rPr>
+          <w:rFonts w:hint="eastAsia"/>
+          <w:b/>
+          <w:bCs/>
+        </w:rPr>
+        <w:t>請說明本提案是否具備可複製性及擴散性？（</w:t>
       </w:r>
       <w:r>
         <w:rPr>
@@ -1850,18 +2028,8 @@
           <w:b/>
           <w:bCs/>
         </w:rPr>
-        <w:t>字為限</w:t>
-      </w:r>
-      <w:proofErr w:type="gramStart"/>
-      <w:r>
-        <w:rPr>
-          <w:rFonts w:hint="eastAsia"/>
-          <w:b/>
-          <w:bCs/>
-        </w:rPr>
-        <w:t>）</w:t>
-      </w:r>
-      <w:proofErr w:type="gramEnd"/>
+        <w:t>字為限）</w:t>
+      </w:r>
       <w:r>
         <w:rPr>
           <w:rFonts w:hint="eastAsia"/>
@@ -1886,19 +2054,153 @@
         <w:rPr>
           <w:color w:val="0070C0"/>
         </w:rPr>
-        <w:t>系統將優先導入於地方政府、警察局與校園社區，作為公共安全的輔助工具。例如與大專校院合作測試平台，提供學生夜歸安全保障；與地方政府合作，整合在地警局資料與商家合作據點，形成社區安全網。同時亦能推廣至</w:t>
-      </w:r>
-      <w:r>
-        <w:rPr>
+        <w:t>系統採用</w:t>
+      </w:r>
+      <w:r>
+        <w:rPr>
+          <w:color w:val="0070C0"/>
+        </w:rPr>
+        <w:t xml:space="preserve"> PWA </w:t>
+      </w:r>
+      <w:r>
+        <w:rPr>
+          <w:color w:val="0070C0"/>
+        </w:rPr>
+        <w:t>與</w:t>
+      </w:r>
+      <w:r>
+        <w:rPr>
+          <w:color w:val="0070C0"/>
+        </w:rPr>
+        <w:t xml:space="preserve"> Django </w:t>
+      </w:r>
+      <w:r>
+        <w:rPr>
+          <w:color w:val="0070C0"/>
+        </w:rPr>
+        <w:t>架構，具備跨平台相容性</w:t>
+      </w:r>
+      <w:r>
+        <w:rPr>
+          <w:color w:val="0070C0"/>
+        </w:rPr>
+        <w:t>，僅需導入地方數據與商家合作即可複製應用</w:t>
+      </w:r>
+      <w:r>
+        <w:rPr>
+          <w:color w:val="0070C0"/>
+        </w:rPr>
+        <w:t>。未來可依需求擴充，如校園版、女性夜歸安全版，甚至國際化應用。只要有開放資料與合作商家，皆能快速導入，具高度擴散性與永續推廣價值。</w:t>
+      </w:r>
+    </w:p>
+    <w:p/>
+    <w:p>
+      <w:pPr>
+        <w:rPr>
+          <w:b/>
+          <w:bCs/>
+        </w:rPr>
+      </w:pPr>
+      <w:r>
+        <w:rPr>
+          <w:b/>
+          <w:bCs/>
+        </w:rPr>
+        <w:t>三、創新性（使用之工具、實作期程規劃說明）</w:t>
+      </w:r>
+    </w:p>
+    <w:p>
+      <w:r>
+        <w:rPr>
+          <w:rFonts w:hint="eastAsia"/>
+          <w:b/>
+          <w:bCs/>
+        </w:rPr>
+        <w:t>請說明本次提案內容跨領域合作或服務與技術之創新程度？（</w:t>
+      </w:r>
+      <w:r>
+        <w:rPr>
+          <w:rFonts w:hint="eastAsia"/>
+          <w:b/>
+          <w:bCs/>
+        </w:rPr>
+        <w:t>400</w:t>
+      </w:r>
+      <w:r>
+        <w:rPr>
+          <w:rFonts w:hint="eastAsia"/>
+          <w:b/>
+          <w:bCs/>
+        </w:rPr>
+        <w:t>字為限）</w:t>
+      </w:r>
+      <w:r>
+        <w:rPr>
+          <w:rFonts w:hint="eastAsia"/>
+        </w:rPr>
+        <w:t> * </w:t>
+      </w:r>
+      <w:r>
+        <w:rPr>
+          <w:rFonts w:hint="eastAsia"/>
+          <w:b/>
+          <w:bCs/>
+        </w:rPr>
+        <w:t>(0/400)</w:t>
+      </w:r>
+      <w:r>
+        <w:rPr>
+          <w:rFonts w:hint="eastAsia"/>
+        </w:rPr>
+        <w:br/>
+      </w:r>
+      <w:r>
+        <w:rPr>
+          <w:color w:val="0070C0"/>
+        </w:rPr>
+        <w:t>本系統結合資訊工程、公共安全、社會倡議與商業合作，跨足</w:t>
+      </w:r>
+      <w:r>
+        <w:rPr>
+          <w:b/>
+          <w:bCs/>
+          <w:color w:val="0070C0"/>
+        </w:rPr>
+        <w:t>警政、防騷擾</w:t>
+      </w:r>
+      <w:r>
+        <w:rPr>
+          <w:b/>
+          <w:bCs/>
           <w:color w:val="0070C0"/>
         </w:rPr>
         <w:t xml:space="preserve"> NGO</w:t>
       </w:r>
       <w:r>
         <w:rPr>
-          <w:color w:val="0070C0"/>
-        </w:rPr>
-        <w:t>、婦女團體與社區組織，作為安全倡議與教育的數位工具。</w:t>
+          <w:b/>
+          <w:bCs/>
+          <w:color w:val="0070C0"/>
+        </w:rPr>
+        <w:t>、商家、校園</w:t>
+      </w:r>
+      <w:r>
+        <w:rPr>
+          <w:color w:val="0070C0"/>
+        </w:rPr>
+        <w:t>等領域。創新點包括：</w:t>
+      </w:r>
+      <w:r>
+        <w:rPr>
+          <w:color w:val="0070C0"/>
+        </w:rPr>
+        <w:t xml:space="preserve">AI </w:t>
+      </w:r>
+      <w:r>
+        <w:rPr>
+          <w:color w:val="0070C0"/>
+        </w:rPr>
+        <w:t>審查防止惡意言論、匿名社群降低受害者壓力、商家合作模式兼顧安全與經濟利益，形成社會共治的創新解決方案。</w:t>
       </w:r>
     </w:p>
     <w:p/>
@@ -1909,7 +2211,7 @@
           <w:b/>
           <w:bCs/>
         </w:rPr>
-        <w:t>請說明提案應符合現行哪一主管機關之管制法規要求或未來具備法規調適空間？（</w:t>
+        <w:t>請說明提案預計使用之工具或平台？（</w:t>
       </w:r>
       <w:r>
         <w:rPr>
@@ -1951,66 +2253,142 @@
         <w:rPr>
           <w:color w:val="0070C0"/>
         </w:rPr>
-        <w:t>本系統需遵循《個人資料保護法》保障使用者資訊隱私，並依《社會秩序維護法》避免誤導與誹謗問題。聊天室與回報內容須設置</w:t>
-      </w:r>
-      <w:r>
-        <w:rPr>
-          <w:color w:val="0070C0"/>
-        </w:rPr>
-        <w:t xml:space="preserve"> AI + </w:t>
-      </w:r>
-      <w:r>
-        <w:rPr>
-          <w:color w:val="0070C0"/>
-        </w:rPr>
-        <w:t>人工審核，確保不涉及違法言論。未來若推動成全國性平台，需與內政部警政署協調，建立官方數據共享機制，並具備法規調適空間，讓回報資料能合法運用於治安防治。</w:t>
+        <w:t>後端採</w:t>
+      </w:r>
+      <w:r>
+        <w:rPr>
+          <w:color w:val="0070C0"/>
+        </w:rPr>
+        <w:t xml:space="preserve"> Django + Python</w:t>
+      </w:r>
+      <w:r>
+        <w:rPr>
+          <w:color w:val="0070C0"/>
+        </w:rPr>
+        <w:t>，資料庫</w:t>
+      </w:r>
+      <w:r>
+        <w:rPr>
+          <w:color w:val="0070C0"/>
+        </w:rPr>
+        <w:t xml:space="preserve"> MySQL</w:t>
+      </w:r>
+      <w:r>
+        <w:rPr>
+          <w:color w:val="0070C0"/>
+        </w:rPr>
+        <w:t>，前端使用</w:t>
+      </w:r>
+      <w:r>
+        <w:rPr>
+          <w:color w:val="0070C0"/>
+        </w:rPr>
+        <w:t xml:space="preserve"> HTML/CSS/JS </w:t>
+      </w:r>
+      <w:r>
+        <w:rPr>
+          <w:color w:val="0070C0"/>
+        </w:rPr>
+        <w:t>並整合</w:t>
+      </w:r>
+      <w:r>
+        <w:rPr>
+          <w:color w:val="0070C0"/>
+        </w:rPr>
+        <w:t xml:space="preserve"> Google Maps API</w:t>
+      </w:r>
+      <w:r>
+        <w:rPr>
+          <w:color w:val="0070C0"/>
+        </w:rPr>
+        <w:t>。</w:t>
+      </w:r>
+      <w:r>
+        <w:rPr>
+          <w:color w:val="0070C0"/>
+        </w:rPr>
+        <w:t xml:space="preserve">PWA </w:t>
+      </w:r>
+      <w:r>
+        <w:rPr>
+          <w:color w:val="0070C0"/>
+        </w:rPr>
+        <w:t>技術支援跨平台推播，</w:t>
+      </w:r>
+      <w:r>
+        <w:rPr>
+          <w:color w:val="0070C0"/>
+        </w:rPr>
+        <w:t xml:space="preserve">AI </w:t>
+      </w:r>
+      <w:r>
+        <w:rPr>
+          <w:color w:val="0070C0"/>
+        </w:rPr>
+        <w:t>模型（</w:t>
+      </w:r>
+      <w:r>
+        <w:rPr>
+          <w:color w:val="0070C0"/>
+        </w:rPr>
+        <w:t>OpenCV + Caffe</w:t>
+      </w:r>
+      <w:r>
+        <w:rPr>
+          <w:color w:val="0070C0"/>
+        </w:rPr>
+        <w:t>）用於人臉模糊與聊天室審查。平台以</w:t>
+      </w:r>
+      <w:r>
+        <w:rPr>
+          <w:color w:val="0070C0"/>
+        </w:rPr>
+        <w:t xml:space="preserve"> GitHub </w:t>
+      </w:r>
+      <w:r>
+        <w:rPr>
+          <w:color w:val="0070C0"/>
+        </w:rPr>
+        <w:t>管控版本，並透過</w:t>
+      </w:r>
+      <w:r>
+        <w:rPr>
+          <w:color w:val="0070C0"/>
+        </w:rPr>
+        <w:t xml:space="preserve"> Figma/Canva </w:t>
+      </w:r>
+      <w:r>
+        <w:rPr>
+          <w:color w:val="0070C0"/>
+        </w:rPr>
+        <w:t>進行設計與簡報製作。</w:t>
       </w:r>
     </w:p>
     <w:p/>
     <w:p>
-      <w:pPr>
-        <w:rPr>
-          <w:b/>
-          <w:bCs/>
-        </w:rPr>
-      </w:pPr>
-      <w:r>
-        <w:rPr>
-          <w:b/>
-          <w:bCs/>
-        </w:rPr>
-        <w:t>二、社會影響力（解決方案、預期效益及可擴散性說明）</w:t>
-      </w:r>
-    </w:p>
-    <w:p>
-      <w:pPr>
-        <w:rPr>
-          <w:color w:val="0070C0"/>
-        </w:rPr>
-      </w:pPr>
-      <w:r>
-        <w:rPr>
-          <w:rFonts w:hint="eastAsia"/>
-          <w:b/>
-          <w:bCs/>
-        </w:rPr>
-        <w:t>請說明您的具體解決方案？（</w:t>
-      </w:r>
-      <w:r>
-        <w:rPr>
-          <w:rFonts w:hint="eastAsia"/>
-          <w:b/>
-          <w:bCs/>
-        </w:rPr>
-        <w:t>400</w:t>
-      </w:r>
-      <w:r>
-        <w:rPr>
-          <w:rFonts w:hint="eastAsia"/>
-          <w:b/>
-          <w:bCs/>
-        </w:rPr>
-        <w:t>字為限）</w:t>
+      <w:r>
+        <w:rPr>
+          <w:rFonts w:hint="eastAsia"/>
+          <w:b/>
+          <w:bCs/>
+        </w:rPr>
+        <w:t>實作期程規劃</w:t>
+      </w:r>
+      <w:r>
+        <w:rPr>
+          <w:rFonts w:hint="eastAsia"/>
+          <w:b/>
+          <w:bCs/>
+        </w:rPr>
+        <w:t xml:space="preserve"> </w:t>
+      </w:r>
+      <w:r>
+        <w:rPr>
+          <w:rFonts w:hint="eastAsia"/>
+          <w:b/>
+          <w:bCs/>
+        </w:rPr>
+        <w:t>（入選後至決審期間）？</w:t>
       </w:r>
       <w:r>
         <w:rPr>
@@ -2026,505 +2404,45 @@
         </w:rPr>
         <w:t>(0/400)</w:t>
       </w:r>
-      <w:r>
-        <w:rPr>
-          <w:rFonts w:hint="eastAsia"/>
-        </w:rPr>
-        <w:br/>
-      </w:r>
-      <w:r>
-        <w:rPr>
-          <w:color w:val="0070C0"/>
-        </w:rPr>
-        <w:t>本平台結合事件回報、即時地圖警示、匿名聊天室、商家安全據點與一鍵求助功能。使用者可即時通報可疑人物，地圖即時更新並</w:t>
-      </w:r>
-      <w:proofErr w:type="gramStart"/>
-      <w:r>
-        <w:rPr>
-          <w:color w:val="0070C0"/>
-        </w:rPr>
-        <w:t>推播警示</w:t>
-      </w:r>
-      <w:proofErr w:type="gramEnd"/>
-      <w:r>
-        <w:rPr>
-          <w:color w:val="0070C0"/>
-        </w:rPr>
-        <w:t>；同時在「安全合作商家」處獲得協助。平台也提供匿名交流區，分享防範經驗並獲得心理支持。</w:t>
-      </w:r>
-    </w:p>
-    <w:p>
-      <w:pPr>
-        <w:rPr>
-          <w:color w:val="0070C0"/>
-        </w:rPr>
-      </w:pPr>
-    </w:p>
-    <w:p>
-      <w:r>
-        <w:rPr>
-          <w:rFonts w:hint="eastAsia"/>
-          <w:b/>
-          <w:bCs/>
-        </w:rPr>
-        <w:lastRenderedPageBreak/>
-        <w:t>請說明您認為本次提案內容可帶來的影響與效益？（</w:t>
-      </w:r>
-      <w:r>
-        <w:rPr>
-          <w:rFonts w:hint="eastAsia"/>
-          <w:b/>
-          <w:bCs/>
-        </w:rPr>
-        <w:t>400</w:t>
-      </w:r>
-      <w:r>
-        <w:rPr>
-          <w:rFonts w:hint="eastAsia"/>
-          <w:b/>
-          <w:bCs/>
-        </w:rPr>
-        <w:t>字為限）</w:t>
-      </w:r>
-      <w:r>
-        <w:rPr>
-          <w:rFonts w:hint="eastAsia"/>
-        </w:rPr>
-        <w:t> * </w:t>
-      </w:r>
-      <w:r>
-        <w:rPr>
-          <w:rFonts w:hint="eastAsia"/>
-          <w:b/>
-          <w:bCs/>
-        </w:rPr>
-        <w:t>(0/400)</w:t>
-      </w:r>
-      <w:r>
-        <w:rPr>
-          <w:rFonts w:hint="eastAsia"/>
-        </w:rPr>
-        <w:br/>
-      </w:r>
-      <w:r>
-        <w:rPr>
-          <w:color w:val="0070C0"/>
-        </w:rPr>
-        <w:t>提案能有效降低街頭騷擾與潛在侵害風險，提升個人安全感。透過數據共享，政府可掌握治安熱點，作為資源調度參考。商家參與「安全據點」計畫，不僅提升形象，也實質強化社區安全。社群互助與資訊透明則能促進社會信任，達到科技公益效益。</w:t>
-      </w:r>
-    </w:p>
-    <w:p/>
-    <w:p>
-      <w:r>
-        <w:rPr>
-          <w:rFonts w:hint="eastAsia"/>
-          <w:b/>
-          <w:bCs/>
-        </w:rPr>
-        <w:t>請說明本提案是否具備可複製性及擴散性？（</w:t>
-      </w:r>
-      <w:r>
-        <w:rPr>
-          <w:rFonts w:hint="eastAsia"/>
-          <w:b/>
-          <w:bCs/>
-        </w:rPr>
-        <w:t>400</w:t>
-      </w:r>
-      <w:r>
-        <w:rPr>
-          <w:rFonts w:hint="eastAsia"/>
-          <w:b/>
-          <w:bCs/>
-        </w:rPr>
-        <w:t>字為限）</w:t>
-      </w:r>
-      <w:r>
-        <w:rPr>
-          <w:rFonts w:hint="eastAsia"/>
-        </w:rPr>
-        <w:t> * </w:t>
-      </w:r>
-      <w:r>
-        <w:rPr>
-          <w:rFonts w:hint="eastAsia"/>
-          <w:b/>
-          <w:bCs/>
-        </w:rPr>
-        <w:t>(0/400)</w:t>
-      </w:r>
-      <w:r>
-        <w:rPr>
-          <w:rFonts w:hint="eastAsia"/>
-        </w:rPr>
-        <w:br/>
-      </w:r>
-      <w:r>
-        <w:rPr>
-          <w:color w:val="0070C0"/>
-        </w:rPr>
-        <w:t>系統採用</w:t>
-      </w:r>
-      <w:r>
-        <w:rPr>
-          <w:color w:val="0070C0"/>
-        </w:rPr>
-        <w:t xml:space="preserve"> PWA </w:t>
-      </w:r>
-      <w:r>
-        <w:rPr>
-          <w:color w:val="0070C0"/>
-        </w:rPr>
-        <w:t>與</w:t>
-      </w:r>
-      <w:r>
-        <w:rPr>
-          <w:color w:val="0070C0"/>
-        </w:rPr>
-        <w:t xml:space="preserve"> Django </w:t>
-      </w:r>
-      <w:r>
-        <w:rPr>
-          <w:color w:val="0070C0"/>
-        </w:rPr>
-        <w:t>架構，具備跨平台相容性</w:t>
-      </w:r>
-      <w:r>
-        <w:rPr>
-          <w:color w:val="0070C0"/>
-        </w:rPr>
-        <w:t>，僅需導入地方數據與商家合作即可複製應用</w:t>
-      </w:r>
-      <w:r>
-        <w:rPr>
-          <w:color w:val="0070C0"/>
-        </w:rPr>
-        <w:t>。未來可依需求擴充，如校園版、女性夜歸安全版，甚至國際化應用。只要有開放資料與合作商家，皆能快速導入，具高度擴散性與永續推廣價值。</w:t>
-      </w:r>
-    </w:p>
-    <w:p/>
-    <w:p>
-      <w:pPr>
-        <w:rPr>
-          <w:b/>
-          <w:bCs/>
-        </w:rPr>
-      </w:pPr>
-      <w:r>
-        <w:rPr>
-          <w:b/>
-          <w:bCs/>
-        </w:rPr>
-        <w:t>三、創新性（使用之工具、實作期程規劃說明）</w:t>
-      </w:r>
-    </w:p>
-    <w:p>
-      <w:r>
-        <w:rPr>
-          <w:rFonts w:hint="eastAsia"/>
-          <w:b/>
-          <w:bCs/>
-        </w:rPr>
-        <w:t>請說明本次提案內容跨領域合作或服務與技術之創新程度？（</w:t>
-      </w:r>
-      <w:r>
-        <w:rPr>
-          <w:rFonts w:hint="eastAsia"/>
-          <w:b/>
-          <w:bCs/>
-        </w:rPr>
-        <w:t>400</w:t>
-      </w:r>
-      <w:r>
-        <w:rPr>
-          <w:rFonts w:hint="eastAsia"/>
-          <w:b/>
-          <w:bCs/>
-        </w:rPr>
-        <w:t>字為限）</w:t>
-      </w:r>
-      <w:r>
-        <w:rPr>
-          <w:rFonts w:hint="eastAsia"/>
-        </w:rPr>
-        <w:t> * </w:t>
-      </w:r>
-      <w:r>
-        <w:rPr>
-          <w:rFonts w:hint="eastAsia"/>
-          <w:b/>
-          <w:bCs/>
-        </w:rPr>
-        <w:t>(0/400)</w:t>
-      </w:r>
-      <w:r>
-        <w:rPr>
-          <w:rFonts w:hint="eastAsia"/>
-        </w:rPr>
-        <w:br/>
-      </w:r>
-      <w:r>
-        <w:rPr>
-          <w:color w:val="0070C0"/>
-        </w:rPr>
-        <w:t>本系統結合資訊工程、公共安全、社會倡議與商業合作，跨足</w:t>
-      </w:r>
-      <w:r>
-        <w:rPr>
-          <w:b/>
-          <w:bCs/>
-          <w:color w:val="0070C0"/>
-        </w:rPr>
-        <w:t>警政、防騷擾</w:t>
-      </w:r>
-      <w:r>
-        <w:rPr>
-          <w:b/>
-          <w:bCs/>
-          <w:color w:val="0070C0"/>
-        </w:rPr>
-        <w:t xml:space="preserve"> NGO</w:t>
-      </w:r>
-      <w:r>
-        <w:rPr>
-          <w:b/>
-          <w:bCs/>
-          <w:color w:val="0070C0"/>
-        </w:rPr>
-        <w:t>、商家、校園</w:t>
-      </w:r>
-      <w:r>
-        <w:rPr>
-          <w:color w:val="0070C0"/>
-        </w:rPr>
-        <w:t>等領域。創新點包括：</w:t>
-      </w:r>
-      <w:r>
-        <w:rPr>
-          <w:color w:val="0070C0"/>
-        </w:rPr>
-        <w:t xml:space="preserve">AI </w:t>
-      </w:r>
-      <w:r>
-        <w:rPr>
-          <w:color w:val="0070C0"/>
-        </w:rPr>
-        <w:t>審查防止惡意言論、匿名社群降低受害者壓力、商家合作模式兼顧安全與經濟利益，形成社會共治的創新解決方案。</w:t>
-      </w:r>
-    </w:p>
-    <w:p/>
-    <w:p>
-      <w:r>
-        <w:rPr>
-          <w:rFonts w:hint="eastAsia"/>
-          <w:b/>
-          <w:bCs/>
-        </w:rPr>
-        <w:t>請說明提案預計使用之工具或平台？（</w:t>
-      </w:r>
-      <w:r>
-        <w:rPr>
-          <w:rFonts w:hint="eastAsia"/>
-          <w:b/>
-          <w:bCs/>
-        </w:rPr>
-        <w:t>400</w:t>
-      </w:r>
-      <w:r>
-        <w:rPr>
-          <w:rFonts w:hint="eastAsia"/>
-          <w:b/>
-          <w:bCs/>
-        </w:rPr>
-        <w:t>字為限）</w:t>
-      </w:r>
-      <w:r>
-        <w:rPr>
-          <w:rFonts w:hint="eastAsia"/>
-        </w:rPr>
-        <w:t> * </w:t>
-      </w:r>
-      <w:r>
-        <w:rPr>
-          <w:rFonts w:hint="eastAsia"/>
-          <w:b/>
-          <w:bCs/>
-        </w:rPr>
-        <w:t>(0/400)</w:t>
-      </w:r>
-      <w:r>
-        <w:rPr>
-          <w:rFonts w:hint="eastAsia"/>
-        </w:rPr>
-        <w:br/>
-      </w:r>
-      <w:r>
-        <w:rPr>
-          <w:color w:val="0070C0"/>
-        </w:rPr>
-        <w:t>後端採</w:t>
-      </w:r>
-      <w:r>
-        <w:rPr>
-          <w:color w:val="0070C0"/>
-        </w:rPr>
-        <w:t xml:space="preserve"> Django + Python</w:t>
-      </w:r>
-      <w:r>
-        <w:rPr>
-          <w:color w:val="0070C0"/>
-        </w:rPr>
-        <w:t>，資料庫</w:t>
-      </w:r>
-      <w:r>
-        <w:rPr>
-          <w:color w:val="0070C0"/>
-        </w:rPr>
-        <w:t xml:space="preserve"> MySQL</w:t>
-      </w:r>
-      <w:r>
-        <w:rPr>
-          <w:color w:val="0070C0"/>
-        </w:rPr>
-        <w:t>，前端使用</w:t>
-      </w:r>
-      <w:r>
-        <w:rPr>
-          <w:color w:val="0070C0"/>
-        </w:rPr>
-        <w:t xml:space="preserve"> HTML/CSS/JS </w:t>
-      </w:r>
-      <w:r>
-        <w:rPr>
-          <w:color w:val="0070C0"/>
-        </w:rPr>
-        <w:t>並整合</w:t>
-      </w:r>
-      <w:r>
-        <w:rPr>
-          <w:color w:val="0070C0"/>
-        </w:rPr>
-        <w:t xml:space="preserve"> Google Maps API</w:t>
-      </w:r>
-      <w:r>
-        <w:rPr>
-          <w:color w:val="0070C0"/>
-        </w:rPr>
-        <w:t>。</w:t>
-      </w:r>
-      <w:r>
-        <w:rPr>
-          <w:color w:val="0070C0"/>
-        </w:rPr>
-        <w:t xml:space="preserve">PWA </w:t>
-      </w:r>
-      <w:r>
-        <w:rPr>
-          <w:color w:val="0070C0"/>
-        </w:rPr>
-        <w:t>技術支援跨平台推播，</w:t>
-      </w:r>
-      <w:r>
-        <w:rPr>
-          <w:color w:val="0070C0"/>
-        </w:rPr>
-        <w:t xml:space="preserve">AI </w:t>
-      </w:r>
-      <w:r>
-        <w:rPr>
-          <w:color w:val="0070C0"/>
-        </w:rPr>
-        <w:t>模型（</w:t>
-      </w:r>
-      <w:r>
-        <w:rPr>
-          <w:color w:val="0070C0"/>
-        </w:rPr>
-        <w:t>OpenCV + Caffe</w:t>
-      </w:r>
-      <w:r>
-        <w:rPr>
-          <w:color w:val="0070C0"/>
-        </w:rPr>
-        <w:t>）用於人臉模糊與聊天室審查。平台以</w:t>
-      </w:r>
-      <w:r>
-        <w:rPr>
-          <w:color w:val="0070C0"/>
-        </w:rPr>
-        <w:t xml:space="preserve"> GitHub </w:t>
-      </w:r>
-      <w:r>
-        <w:rPr>
-          <w:color w:val="0070C0"/>
-        </w:rPr>
-        <w:t>管控版本，並透過</w:t>
-      </w:r>
-      <w:r>
-        <w:rPr>
-          <w:color w:val="0070C0"/>
-        </w:rPr>
-        <w:t xml:space="preserve"> Figma/Canva </w:t>
-      </w:r>
-      <w:r>
-        <w:rPr>
-          <w:color w:val="0070C0"/>
-        </w:rPr>
-        <w:t>進行設計與簡報製作。</w:t>
-      </w:r>
-    </w:p>
-    <w:p/>
-    <w:p>
-      <w:r>
-        <w:rPr>
-          <w:rFonts w:hint="eastAsia"/>
-          <w:b/>
-          <w:bCs/>
-        </w:rPr>
-        <w:t>實作期程規劃</w:t>
-      </w:r>
-      <w:r>
-        <w:rPr>
-          <w:rFonts w:hint="eastAsia"/>
-          <w:b/>
-          <w:bCs/>
+    </w:p>
+    <w:p>
+      <w:pPr>
+        <w:rPr>
+          <w:color w:val="0070C0"/>
+        </w:rPr>
+      </w:pPr>
+      <w:r>
+        <w:rPr>
+          <w:color w:val="0070C0"/>
+        </w:rPr>
+        <w:t>本專案共分為六個主要工作階段。首先進行</w:t>
+      </w:r>
+      <w:r>
+        <w:rPr>
+          <w:color w:val="0070C0"/>
         </w:rPr>
         <w:t xml:space="preserve"> </w:t>
       </w:r>
       <w:r>
         <w:rPr>
-          <w:rFonts w:hint="eastAsia"/>
-          <w:b/>
-          <w:bCs/>
-        </w:rPr>
-        <w:t>（入選後至決審期間）？</w:t>
-      </w:r>
-      <w:r>
-        <w:rPr>
-          <w:rFonts w:hint="eastAsia"/>
-        </w:rPr>
-        <w:t> * </w:t>
-      </w:r>
-      <w:r>
-        <w:rPr>
-          <w:rFonts w:hint="eastAsia"/>
-          <w:b/>
-          <w:bCs/>
-        </w:rPr>
-        <w:t>(0/400)</w:t>
-      </w:r>
-    </w:p>
-    <w:p>
-      <w:pPr>
-        <w:rPr>
-          <w:color w:val="0070C0"/>
-        </w:rPr>
-      </w:pPr>
-      <w:r>
-        <w:rPr>
-          <w:color w:val="0070C0"/>
-        </w:rPr>
-        <w:t>本專案共分為六個主要工作階段。首先進行</w:t>
+          <w:b/>
+          <w:bCs/>
+          <w:color w:val="0070C0"/>
+        </w:rPr>
+        <w:t>需求分析與市場調查</w:t>
+      </w:r>
+      <w:r>
+        <w:rPr>
+          <w:rFonts w:hint="eastAsia"/>
+          <w:color w:val="0070C0"/>
+        </w:rPr>
+        <w:t>，</w:t>
+      </w:r>
+      <w:r>
+        <w:rPr>
+          <w:color w:val="0070C0"/>
+        </w:rPr>
+        <w:t>歷時</w:t>
       </w:r>
       <w:r>
         <w:rPr>
@@ -2534,24 +2452,10 @@
       </w:r>
       <w:r>
         <w:rPr>
-          <w:b/>
-          <w:bCs/>
-          <w:color w:val="0070C0"/>
-        </w:rPr>
-        <w:t>需求分析與市場調查</w:t>
-      </w:r>
-      <w:r>
-        <w:rPr>
-          <w:rFonts w:hint="eastAsia"/>
-          <w:color w:val="0070C0"/>
-        </w:rPr>
-        <w:t>，</w:t>
-      </w:r>
-      <w:r>
-        <w:rPr>
-          <w:color w:val="0070C0"/>
-        </w:rPr>
-        <w:t>歷時</w:t>
+          <w:rFonts w:hint="eastAsia"/>
+          <w:color w:val="0070C0"/>
+        </w:rPr>
+        <w:t>38</w:t>
       </w:r>
       <w:r>
         <w:rPr>
@@ -2561,10 +2465,9 @@
       </w:r>
       <w:r>
         <w:rPr>
-          <w:rFonts w:hint="eastAsia"/>
-          <w:color w:val="0070C0"/>
-        </w:rPr>
-        <w:t>38</w:t>
+          <w:color w:val="0070C0"/>
+        </w:rPr>
+        <w:t>日，以確認系統功能方向與使用者需求。接著展開</w:t>
       </w:r>
       <w:r>
         <w:rPr>
@@ -2574,9 +2477,29 @@
       </w:r>
       <w:r>
         <w:rPr>
-          <w:color w:val="0070C0"/>
-        </w:rPr>
-        <w:t>日，以確認系統功能方向與使用者需求。接著展開</w:t>
+          <w:b/>
+          <w:bCs/>
+          <w:color w:val="0070C0"/>
+        </w:rPr>
+        <w:t>系統設計與資料庫規劃</w:t>
+      </w:r>
+      <w:r>
+        <w:rPr>
+          <w:color w:val="0070C0"/>
+        </w:rPr>
+        <w:t>，投入</w:t>
+      </w:r>
+      <w:r>
+        <w:rPr>
+          <w:color w:val="0070C0"/>
+        </w:rPr>
+        <w:t xml:space="preserve"> 26 </w:t>
+      </w:r>
+      <w:r>
+        <w:rPr>
+          <w:color w:val="0070C0"/>
+        </w:rPr>
+        <w:t>日完成整體架構規劃。之後進入為期最長的</w:t>
       </w:r>
       <w:r>
         <w:rPr>
@@ -2590,32 +2513,26 @@
           <w:bCs/>
           <w:color w:val="0070C0"/>
         </w:rPr>
-        <w:t>系統設計與資料庫規劃</w:t>
-      </w:r>
-      <w:r>
-        <w:rPr>
-          <w:color w:val="0070C0"/>
-        </w:rPr>
-        <w:t>，投</w:t>
-      </w:r>
-      <w:r>
-        <w:rPr>
-          <w:color w:val="0070C0"/>
-        </w:rPr>
-        <w:lastRenderedPageBreak/>
-        <w:t>入</w:t>
-      </w:r>
-      <w:r>
-        <w:rPr>
-          <w:color w:val="0070C0"/>
-        </w:rPr>
-        <w:t xml:space="preserve"> 26 </w:t>
-      </w:r>
-      <w:r>
-        <w:rPr>
-          <w:color w:val="0070C0"/>
-        </w:rPr>
-        <w:t>日完成整體架構規劃。之後進入為期最長的</w:t>
+        <w:t>系統開發階段</w:t>
+      </w:r>
+      <w:r>
+        <w:rPr>
+          <w:color w:val="0070C0"/>
+        </w:rPr>
+        <w:t>，共計</w:t>
+      </w:r>
+      <w:r>
+        <w:rPr>
+          <w:color w:val="0070C0"/>
+        </w:rPr>
+        <w:t xml:space="preserve"> 13</w:t>
+      </w:r>
+      <w:r>
+        <w:rPr>
+          <w:rFonts w:hint="eastAsia"/>
+          <w:color w:val="0070C0"/>
+        </w:rPr>
+        <w:t>0</w:t>
       </w:r>
       <w:r>
         <w:rPr>
@@ -2625,30 +2542,9 @@
       </w:r>
       <w:r>
         <w:rPr>
-          <w:b/>
-          <w:bCs/>
-          <w:color w:val="0070C0"/>
-        </w:rPr>
-        <w:t>系統開發階段</w:t>
-      </w:r>
-      <w:r>
-        <w:rPr>
-          <w:color w:val="0070C0"/>
-        </w:rPr>
-        <w:t>，共計</w:t>
-      </w:r>
-      <w:r>
-        <w:rPr>
-          <w:color w:val="0070C0"/>
-        </w:rPr>
-        <w:t xml:space="preserve"> 13</w:t>
-      </w:r>
-      <w:r>
-        <w:rPr>
-          <w:rFonts w:hint="eastAsia"/>
-          <w:color w:val="0070C0"/>
-        </w:rPr>
-        <w:t>0</w:t>
+          <w:color w:val="0070C0"/>
+        </w:rPr>
+        <w:t>日，完成核心功能與模組建置。完成開發後進行</w:t>
       </w:r>
       <w:r>
         <w:rPr>
@@ -2658,9 +2554,41 @@
       </w:r>
       <w:r>
         <w:rPr>
-          <w:color w:val="0070C0"/>
-        </w:rPr>
-        <w:t>日，完成核心功能與模組建置。完成開發後進行</w:t>
+          <w:b/>
+          <w:bCs/>
+          <w:color w:val="0070C0"/>
+        </w:rPr>
+        <w:t>系統整合與測試</w:t>
+      </w:r>
+      <w:r>
+        <w:rPr>
+          <w:color w:val="0070C0"/>
+        </w:rPr>
+        <w:t>，耗時</w:t>
+      </w:r>
+      <w:r>
+        <w:rPr>
+          <w:color w:val="0070C0"/>
+        </w:rPr>
+        <w:t xml:space="preserve"> 34 </w:t>
+      </w:r>
+      <w:r>
+        <w:rPr>
+          <w:color w:val="0070C0"/>
+        </w:rPr>
+        <w:t>日，以確保系統穩定性與正確性。接下來投入</w:t>
+      </w:r>
+      <w:r>
+        <w:rPr>
+          <w:color w:val="0070C0"/>
+        </w:rPr>
+        <w:t xml:space="preserve"> 14 </w:t>
+      </w:r>
+      <w:r>
+        <w:rPr>
+          <w:color w:val="0070C0"/>
+        </w:rPr>
+        <w:t>日進行</w:t>
       </w:r>
       <w:r>
         <w:rPr>
@@ -2674,31 +2602,27 @@
           <w:bCs/>
           <w:color w:val="0070C0"/>
         </w:rPr>
-        <w:t>系統整合與測試</w:t>
-      </w:r>
-      <w:r>
-        <w:rPr>
-          <w:color w:val="0070C0"/>
-        </w:rPr>
-        <w:t>，耗時</w:t>
-      </w:r>
-      <w:r>
-        <w:rPr>
-          <w:color w:val="0070C0"/>
-        </w:rPr>
-        <w:t xml:space="preserve"> 34 </w:t>
-      </w:r>
-      <w:r>
-        <w:rPr>
-          <w:color w:val="0070C0"/>
-        </w:rPr>
-        <w:t>日，以確保系統穩定性與正確性。接下來投入</w:t>
-      </w:r>
-      <w:r>
-        <w:rPr>
-          <w:color w:val="0070C0"/>
-        </w:rPr>
-        <w:t xml:space="preserve"> 14 </w:t>
+        <w:t xml:space="preserve">UI/UX </w:t>
+      </w:r>
+      <w:r>
+        <w:rPr>
+          <w:b/>
+          <w:bCs/>
+          <w:color w:val="0070C0"/>
+        </w:rPr>
+        <w:t>優化與上線準備</w:t>
+      </w:r>
+      <w:r>
+        <w:rPr>
+          <w:color w:val="0070C0"/>
+        </w:rPr>
+        <w:t>，確保使用體驗與正式運行的順利。最後安排</w:t>
+      </w:r>
+      <w:r>
+        <w:rPr>
+          <w:color w:val="0070C0"/>
+        </w:rPr>
+        <w:t xml:space="preserve"> 16 </w:t>
       </w:r>
       <w:r>
         <w:rPr>
@@ -2718,67 +2642,13 @@
           <w:bCs/>
           <w:color w:val="0070C0"/>
         </w:rPr>
-        <w:t xml:space="preserve">UI/UX </w:t>
-      </w:r>
-      <w:r>
-        <w:rPr>
-          <w:b/>
-          <w:bCs/>
-          <w:color w:val="0070C0"/>
-        </w:rPr>
-        <w:t>優化與上線準備</w:t>
-      </w:r>
-      <w:r>
-        <w:rPr>
-          <w:color w:val="0070C0"/>
-        </w:rPr>
-        <w:t>，確保使用體驗與正式運行的順利。最後安排</w:t>
-      </w:r>
-      <w:r>
-        <w:rPr>
-          <w:color w:val="0070C0"/>
-        </w:rPr>
-        <w:t xml:space="preserve"> 16 </w:t>
-      </w:r>
-      <w:r>
-        <w:rPr>
-          <w:color w:val="0070C0"/>
-        </w:rPr>
-        <w:t>日進行</w:t>
-      </w:r>
-      <w:r>
-        <w:rPr>
-          <w:color w:val="0070C0"/>
-        </w:rPr>
-        <w:t xml:space="preserve"> </w:t>
-      </w:r>
-      <w:r>
-        <w:rPr>
-          <w:b/>
-          <w:bCs/>
-          <w:color w:val="0070C0"/>
-        </w:rPr>
         <w:t>發表與回饋改善</w:t>
       </w:r>
       <w:r>
         <w:rPr>
           <w:color w:val="0070C0"/>
         </w:rPr>
-        <w:t>，依據實際使用狀況進行調整。</w:t>
-      </w:r>
-      <w:proofErr w:type="gramStart"/>
-      <w:r>
-        <w:rPr>
-          <w:color w:val="0070C0"/>
-        </w:rPr>
-        <w:t>此外，</w:t>
-      </w:r>
-      <w:proofErr w:type="gramEnd"/>
-      <w:r>
-        <w:rPr>
-          <w:color w:val="0070C0"/>
-        </w:rPr>
-        <w:t>專案同時進行</w:t>
+        <w:t>，依據實際使用狀況進行調整。此外，專案同時進行</w:t>
       </w:r>
       <w:r>
         <w:rPr>
@@ -2913,16 +2783,8 @@
               <w:rPr>
                 <w:highlight w:val="yellow"/>
               </w:rPr>
-              <w:t>選填「是」者，</w:t>
+              <w:t>選填「是」者，請續填下題</w:t>
             </w:r>
-            <w:proofErr w:type="gramStart"/>
-            <w:r>
-              <w:rPr>
-                <w:highlight w:val="yellow"/>
-              </w:rPr>
-              <w:t>請續填下題</w:t>
-            </w:r>
-            <w:proofErr w:type="gramEnd"/>
             <w:r>
               <w:rPr>
                 <w:highlight w:val="yellow"/>
@@ -3169,6 +3031,7 @@
           </w:tcPr>
           <w:p>
             <w:r>
+              <w:lastRenderedPageBreak/>
               <w:t>協助確認應用場域可行性</w:t>
             </w:r>
           </w:p>
@@ -3217,7 +3080,6 @@
           </w:tcPr>
           <w:p>
             <w:r>
-              <w:lastRenderedPageBreak/>
               <w:t>協助跨機關資料取得</w:t>
             </w:r>
           </w:p>
@@ -3371,13 +3233,8 @@
               <w:t xml:space="preserve"> (</w:t>
             </w:r>
             <w:r>
-              <w:t>選填「是」者，</w:t>
+              <w:t>選填「是」者，請續填下題</w:t>
             </w:r>
-            <w:proofErr w:type="gramStart"/>
-            <w:r>
-              <w:t>請續填下題</w:t>
-            </w:r>
-            <w:proofErr w:type="gramEnd"/>
             <w:r>
               <w:t>)</w:t>
             </w:r>
@@ -3392,8 +3249,6 @@
         </w:rPr>
         <w:br/>
       </w:r>
-    </w:p>
-    <w:p>
       <w:r>
         <w:rPr>
           <w:b/>
@@ -3562,21 +3417,7 @@
         <w:rPr>
           <w:rFonts w:hint="eastAsia"/>
         </w:rPr>
-        <w:t>範例：</w:t>
-      </w:r>
-      <w:proofErr w:type="gramStart"/>
-      <w:r>
-        <w:rPr>
-          <w:rFonts w:hint="eastAsia"/>
-        </w:rPr>
-        <w:t>減碳平台</w:t>
-      </w:r>
-      <w:proofErr w:type="gramEnd"/>
-      <w:r>
-        <w:rPr>
-          <w:rFonts w:hint="eastAsia"/>
-        </w:rPr>
-        <w:t>整合資料來源：環境部氣候變遷署、溫室氣體國家報告等。</w:t>
+        <w:t>範例：減碳平台整合資料來源：環境部氣候變遷署、溫室氣體國家報告等。</w:t>
       </w:r>
       <w:r>
         <w:rPr>
@@ -3594,7 +3435,6 @@
         </w:r>
       </w:hyperlink>
     </w:p>
-    <w:p/>
     <w:sectPr>
       <w:type w:val="continuous"/>
       <w:pgSz w:w="11906" w:h="16838"/>

--- a/文件/競賽的相關東西/2025總統杯黑客松.docx
+++ b/文件/競賽的相關東西/2025總統杯黑客松.docx
@@ -734,7 +734,6 @@
     <w:p>
       <w:pPr>
         <w:rPr>
-          <w:rFonts w:hint="eastAsia"/>
           <w:color w:val="0070C0"/>
         </w:rPr>
       </w:pPr>
@@ -1063,171 +1062,204 @@
       </w:r>
     </w:p>
     <w:p>
-      <w:r>
-        <w:rPr>
-          <w:rFonts w:hint="eastAsia"/>
+      <w:pPr>
+        <w:rPr>
+          <w:color w:val="EE0000"/>
+        </w:rPr>
+      </w:pPr>
+      <w:r>
+        <w:rPr>
+          <w:rFonts w:hint="eastAsia"/>
+          <w:color w:val="EE0000"/>
         </w:rPr>
         <w:t>主要提案單位</w:t>
       </w:r>
       <w:r>
         <w:rPr>
           <w:rFonts w:hint="eastAsia"/>
+          <w:color w:val="EE0000"/>
         </w:rPr>
         <w:t xml:space="preserve">  </w:t>
       </w:r>
       <w:r>
         <w:rPr>
           <w:rFonts w:hint="eastAsia"/>
+          <w:color w:val="EE0000"/>
         </w:rPr>
         <w:t>次要</w:t>
       </w:r>
       <w:r>
         <w:rPr>
           <w:rFonts w:hint="eastAsia"/>
+          <w:color w:val="EE0000"/>
         </w:rPr>
         <w:t>(</w:t>
       </w:r>
       <w:r>
         <w:rPr>
           <w:rFonts w:hint="eastAsia"/>
+          <w:color w:val="EE0000"/>
         </w:rPr>
         <w:t>合作</w:t>
       </w:r>
       <w:r>
         <w:rPr>
           <w:rFonts w:hint="eastAsia"/>
+          <w:color w:val="EE0000"/>
         </w:rPr>
         <w:t>)</w:t>
       </w:r>
       <w:r>
         <w:rPr>
           <w:rFonts w:hint="eastAsia"/>
+          <w:color w:val="EE0000"/>
         </w:rPr>
         <w:t>提案單位</w:t>
       </w:r>
       <w:r>
         <w:rPr>
           <w:rFonts w:hint="eastAsia"/>
+          <w:color w:val="EE0000"/>
         </w:rPr>
         <w:t xml:space="preserve">  </w:t>
       </w:r>
       <w:r>
         <w:rPr>
           <w:rFonts w:hint="eastAsia"/>
+          <w:color w:val="EE0000"/>
         </w:rPr>
         <w:t>僅資料協力</w:t>
       </w:r>
       <w:r>
         <w:rPr>
           <w:rFonts w:hint="eastAsia"/>
+          <w:color w:val="EE0000"/>
         </w:rPr>
         <w:t>/</w:t>
       </w:r>
       <w:r>
         <w:rPr>
           <w:rFonts w:hint="eastAsia"/>
+          <w:color w:val="EE0000"/>
         </w:rPr>
         <w:t>提供</w:t>
       </w:r>
       <w:r>
         <w:rPr>
           <w:rFonts w:hint="eastAsia"/>
+          <w:color w:val="EE0000"/>
         </w:rPr>
         <w:t xml:space="preserve">  </w:t>
       </w:r>
       <w:r>
         <w:rPr>
           <w:rFonts w:hint="eastAsia"/>
+          <w:color w:val="EE0000"/>
         </w:rPr>
         <w:t>技術</w:t>
       </w:r>
       <w:r>
         <w:rPr>
           <w:rFonts w:hint="eastAsia"/>
+          <w:color w:val="EE0000"/>
         </w:rPr>
         <w:t>/</w:t>
       </w:r>
       <w:r>
         <w:rPr>
           <w:rFonts w:hint="eastAsia"/>
+          <w:color w:val="EE0000"/>
         </w:rPr>
         <w:t>資源協助</w:t>
       </w:r>
       <w:r>
         <w:rPr>
           <w:rFonts w:hint="eastAsia"/>
+          <w:color w:val="EE0000"/>
         </w:rPr>
         <w:t xml:space="preserve">  </w:t>
       </w:r>
       <w:r>
         <w:rPr>
           <w:rFonts w:hint="eastAsia"/>
+          <w:color w:val="EE0000"/>
         </w:rPr>
         <w:t>落地</w:t>
       </w:r>
       <w:r>
         <w:rPr>
           <w:rFonts w:hint="eastAsia"/>
+          <w:color w:val="EE0000"/>
         </w:rPr>
         <w:t>/</w:t>
       </w:r>
       <w:r>
         <w:rPr>
           <w:rFonts w:hint="eastAsia"/>
+          <w:color w:val="EE0000"/>
         </w:rPr>
         <w:t>實驗場域單位</w:t>
       </w:r>
       <w:r>
         <w:rPr>
           <w:rFonts w:hint="eastAsia"/>
+          <w:color w:val="EE0000"/>
         </w:rPr>
         <w:t>(</w:t>
       </w:r>
       <w:r>
         <w:rPr>
           <w:rFonts w:hint="eastAsia"/>
+          <w:color w:val="EE0000"/>
         </w:rPr>
         <w:t>確定合作</w:t>
       </w:r>
       <w:r>
         <w:rPr>
           <w:rFonts w:hint="eastAsia"/>
+          <w:color w:val="EE0000"/>
         </w:rPr>
         <w:t xml:space="preserve">)  </w:t>
       </w:r>
       <w:r>
         <w:rPr>
           <w:rFonts w:hint="eastAsia"/>
+          <w:color w:val="EE0000"/>
         </w:rPr>
         <w:t>未來合作單位</w:t>
       </w:r>
       <w:r>
         <w:rPr>
           <w:rFonts w:hint="eastAsia"/>
+          <w:color w:val="EE0000"/>
         </w:rPr>
         <w:t>(</w:t>
       </w:r>
       <w:r>
         <w:rPr>
           <w:rFonts w:hint="eastAsia"/>
+          <w:color w:val="EE0000"/>
         </w:rPr>
         <w:t>洽談中</w:t>
       </w:r>
       <w:r>
         <w:rPr>
           <w:rFonts w:hint="eastAsia"/>
+          <w:color w:val="EE0000"/>
         </w:rPr>
         <w:t xml:space="preserve">)  </w:t>
       </w:r>
       <w:r>
         <w:rPr>
           <w:rFonts w:hint="eastAsia"/>
+          <w:color w:val="EE0000"/>
         </w:rPr>
         <w:t>其他</w:t>
       </w:r>
       <w:r>
         <w:rPr>
           <w:rFonts w:hint="eastAsia"/>
+          <w:color w:val="EE0000"/>
         </w:rPr>
         <w:t xml:space="preserve">  </w:t>
       </w:r>
@@ -2960,38 +2992,53 @@
     </w:p>
     <w:p/>
     <w:p>
-      <w:r>
-        <w:rPr>
-          <w:b/>
-          <w:bCs/>
+      <w:pPr>
+        <w:rPr>
+          <w:color w:val="EE0000"/>
+        </w:rPr>
+      </w:pPr>
+      <w:r>
+        <w:rPr>
+          <w:b/>
+          <w:bCs/>
+          <w:color w:val="EE0000"/>
         </w:rPr>
         <w:t>肆、團隊輔導需求調查</w:t>
       </w:r>
     </w:p>
     <w:p>
-      <w:r>
-        <w:rPr>
-          <w:rFonts w:hint="eastAsia"/>
-          <w:b/>
-          <w:bCs/>
+      <w:pPr>
+        <w:rPr>
+          <w:color w:val="EE0000"/>
+        </w:rPr>
+      </w:pPr>
+      <w:r>
+        <w:rPr>
+          <w:rFonts w:hint="eastAsia"/>
+          <w:b/>
+          <w:bCs/>
+          <w:color w:val="EE0000"/>
         </w:rPr>
         <w:t>若入圍初選，期待主辦單位提供之協助</w:t>
       </w:r>
       <w:r>
         <w:rPr>
           <w:rFonts w:hint="eastAsia"/>
+          <w:color w:val="EE0000"/>
         </w:rPr>
         <w:t> *</w:t>
       </w:r>
       <w:r>
         <w:rPr>
           <w:rFonts w:hint="eastAsia"/>
+          <w:color w:val="EE0000"/>
         </w:rPr>
         <w:br/>
       </w:r>
       <w:r>
         <w:rPr>
           <w:rFonts w:hint="eastAsia"/>
+          <w:color w:val="EE0000"/>
         </w:rPr>
         <w:t>※初審入選後，將由工作小組與團隊聯絡人聯繫，協助相關輔導資源安排。</w:t>
       </w:r>
@@ -3016,7 +3063,15 @@
             <w:hideMark/>
           </w:tcPr>
           <w:p>
+            <w:pPr>
+              <w:rPr>
+                <w:color w:val="EE0000"/>
+              </w:rPr>
+            </w:pPr>
             <w:r>
+              <w:rPr>
+                <w:color w:val="EE0000"/>
+              </w:rPr>
               <w:t>協助調整作品架構及服務模式</w:t>
             </w:r>
           </w:p>
@@ -3030,7 +3085,15 @@
             <w:hideMark/>
           </w:tcPr>
           <w:p>
+            <w:pPr>
+              <w:rPr>
+                <w:color w:val="EE0000"/>
+              </w:rPr>
+            </w:pPr>
             <w:r>
+              <w:rPr>
+                <w:color w:val="EE0000"/>
+              </w:rPr>
               <w:lastRenderedPageBreak/>
               <w:t>協助確認應用場域可行性</w:t>
             </w:r>
@@ -3045,13 +3108,27 @@
             <w:hideMark/>
           </w:tcPr>
           <w:p>
+            <w:pPr>
+              <w:rPr>
+                <w:color w:val="EE0000"/>
+              </w:rPr>
+            </w:pPr>
             <w:r>
+              <w:rPr>
+                <w:color w:val="EE0000"/>
+              </w:rPr>
               <w:t>協助確認預期使用者</w:t>
             </w:r>
             <w:r>
+              <w:rPr>
+                <w:color w:val="EE0000"/>
+              </w:rPr>
               <w:t>(TA)</w:t>
             </w:r>
             <w:r>
+              <w:rPr>
+                <w:color w:val="EE0000"/>
+              </w:rPr>
               <w:t>是否需調整</w:t>
             </w:r>
           </w:p>
@@ -3065,7 +3142,15 @@
             <w:hideMark/>
           </w:tcPr>
           <w:p>
+            <w:pPr>
+              <w:rPr>
+                <w:color w:val="EE0000"/>
+              </w:rPr>
+            </w:pPr>
             <w:r>
+              <w:rPr>
+                <w:color w:val="EE0000"/>
+              </w:rPr>
               <w:t>協助建議資料應用項目是否需要調整</w:t>
             </w:r>
           </w:p>
@@ -3079,7 +3164,15 @@
             <w:hideMark/>
           </w:tcPr>
           <w:p>
+            <w:pPr>
+              <w:rPr>
+                <w:color w:val="EE0000"/>
+              </w:rPr>
+            </w:pPr>
             <w:r>
+              <w:rPr>
+                <w:color w:val="EE0000"/>
+              </w:rPr>
               <w:t>協助跨機關資料取得</w:t>
             </w:r>
           </w:p>
@@ -3093,16 +3186,33 @@
             <w:hideMark/>
           </w:tcPr>
           <w:p>
+            <w:pPr>
+              <w:rPr>
+                <w:color w:val="EE0000"/>
+              </w:rPr>
+            </w:pPr>
             <w:r>
+              <w:rPr>
+                <w:color w:val="EE0000"/>
+              </w:rPr>
               <w:t>協助跨機關溝通合作</w:t>
             </w:r>
             <w:r>
+              <w:rPr>
+                <w:color w:val="EE0000"/>
+              </w:rPr>
               <w:t>(</w:t>
             </w:r>
             <w:r>
+              <w:rPr>
+                <w:color w:val="EE0000"/>
+              </w:rPr>
               <w:t>非資料面</w:t>
             </w:r>
             <w:r>
+              <w:rPr>
+                <w:color w:val="EE0000"/>
+              </w:rPr>
               <w:t>)</w:t>
             </w:r>
           </w:p>
@@ -3116,7 +3226,15 @@
             <w:hideMark/>
           </w:tcPr>
           <w:p>
+            <w:pPr>
+              <w:rPr>
+                <w:color w:val="EE0000"/>
+              </w:rPr>
+            </w:pPr>
             <w:r>
+              <w:rPr>
+                <w:color w:val="EE0000"/>
+              </w:rPr>
               <w:t>專門領域諮詢建議</w:t>
             </w:r>
           </w:p>
@@ -3130,52 +3248,87 @@
             <w:hideMark/>
           </w:tcPr>
           <w:p>
+            <w:pPr>
+              <w:rPr>
+                <w:color w:val="EE0000"/>
+              </w:rPr>
+            </w:pPr>
             <w:r>
+              <w:rPr>
+                <w:color w:val="EE0000"/>
+              </w:rPr>
               <w:t>其他</w:t>
             </w:r>
           </w:p>
         </w:tc>
       </w:tr>
     </w:tbl>
-    <w:p/>
-    <w:p>
-      <w:r>
-        <w:rPr>
-          <w:rFonts w:hint="eastAsia"/>
+    <w:p>
+      <w:pPr>
+        <w:rPr>
+          <w:color w:val="EE0000"/>
+        </w:rPr>
+      </w:pPr>
+    </w:p>
+    <w:p>
+      <w:pPr>
+        <w:rPr>
+          <w:color w:val="EE0000"/>
+        </w:rPr>
+      </w:pPr>
+      <w:r>
+        <w:rPr>
+          <w:rFonts w:hint="eastAsia"/>
+          <w:color w:val="EE0000"/>
         </w:rPr>
         <w:t>專門領域諮詢建議內容</w:t>
       </w:r>
     </w:p>
     <w:p>
-      <w:r>
-        <w:rPr>
-          <w:rFonts w:hint="eastAsia"/>
+      <w:pPr>
+        <w:rPr>
+          <w:color w:val="EE0000"/>
+        </w:rPr>
+      </w:pPr>
+      <w:r>
+        <w:rPr>
+          <w:rFonts w:hint="eastAsia"/>
+          <w:color w:val="EE0000"/>
         </w:rPr>
         <w:t>其他內容</w:t>
       </w:r>
     </w:p>
     <w:p>
-      <w:r>
-        <w:rPr>
-          <w:rFonts w:hint="eastAsia"/>
+      <w:pPr>
+        <w:rPr>
+          <w:color w:val="EE0000"/>
+        </w:rPr>
+      </w:pPr>
+      <w:r>
+        <w:rPr>
+          <w:rFonts w:hint="eastAsia"/>
+          <w:color w:val="EE0000"/>
         </w:rPr>
         <w:t>若入圍初選，是否需要雲端協力業者資源？</w:t>
       </w:r>
       <w:r>
         <w:rPr>
           <w:rFonts w:hint="eastAsia"/>
+          <w:color w:val="EE0000"/>
         </w:rPr>
         <w:t> *</w:t>
       </w:r>
       <w:r>
         <w:rPr>
           <w:rFonts w:hint="eastAsia"/>
+          <w:color w:val="EE0000"/>
         </w:rPr>
         <w:br/>
       </w:r>
       <w:r>
         <w:rPr>
           <w:rFonts w:hint="eastAsia"/>
+          <w:color w:val="EE0000"/>
         </w:rPr>
         <w:t>※初審入選後，將由工作小組與團隊聯絡人聯繫，協助雲端資源安排。</w:t>
       </w:r>
@@ -3206,7 +3359,15 @@
             <w:hideMark/>
           </w:tcPr>
           <w:p>
+            <w:pPr>
+              <w:rPr>
+                <w:color w:val="EE0000"/>
+              </w:rPr>
+            </w:pPr>
             <w:r>
+              <w:rPr>
+                <w:color w:val="EE0000"/>
+              </w:rPr>
               <w:t>否</w:t>
             </w:r>
           </w:p>
@@ -3226,16 +3387,33 @@
             <w:hideMark/>
           </w:tcPr>
           <w:p>
+            <w:pPr>
+              <w:rPr>
+                <w:color w:val="EE0000"/>
+              </w:rPr>
+            </w:pPr>
             <w:r>
+              <w:rPr>
+                <w:color w:val="EE0000"/>
+              </w:rPr>
               <w:t>是</w:t>
             </w:r>
             <w:r>
+              <w:rPr>
+                <w:color w:val="EE0000"/>
+              </w:rPr>
               <w:t xml:space="preserve"> (</w:t>
             </w:r>
             <w:r>
+              <w:rPr>
+                <w:color w:val="EE0000"/>
+              </w:rPr>
               <w:t>選填「是」者，請續填下題</w:t>
             </w:r>
             <w:r>
+              <w:rPr>
+                <w:color w:val="EE0000"/>
+              </w:rPr>
               <w:t>)</w:t>
             </w:r>
           </w:p>
@@ -3246,6 +3424,7 @@
       <w:r>
         <w:rPr>
           <w:rFonts w:hint="eastAsia"/>
+          <w:color w:val="EE0000"/>
         </w:rPr>
         <w:br/>
       </w:r>

--- a/文件/競賽的相關東西/2025總統杯黑客松.docx
+++ b/文件/競賽的相關東西/2025總統杯黑客松.docx
@@ -3093,6 +3093,7 @@
             <w:r>
               <w:rPr>
                 <w:color w:val="EE0000"/>
+                <w:highlight w:val="yellow"/>
               </w:rPr>
               <w:lastRenderedPageBreak/>
               <w:t>協助確認應用場域可行性</w:t>
@@ -3111,23 +3112,27 @@
             <w:pPr>
               <w:rPr>
                 <w:color w:val="EE0000"/>
+                <w:highlight w:val="yellow"/>
               </w:rPr>
             </w:pPr>
             <w:r>
               <w:rPr>
                 <w:color w:val="EE0000"/>
+                <w:highlight w:val="yellow"/>
               </w:rPr>
               <w:t>協助確認預期使用者</w:t>
             </w:r>
             <w:r>
               <w:rPr>
                 <w:color w:val="EE0000"/>
+                <w:highlight w:val="yellow"/>
               </w:rPr>
               <w:t>(TA)</w:t>
             </w:r>
             <w:r>
               <w:rPr>
                 <w:color w:val="EE0000"/>
+                <w:highlight w:val="yellow"/>
               </w:rPr>
               <w:t>是否需調整</w:t>
             </w:r>
@@ -3145,11 +3150,13 @@
             <w:pPr>
               <w:rPr>
                 <w:color w:val="EE0000"/>
+                <w:highlight w:val="yellow"/>
               </w:rPr>
             </w:pPr>
             <w:r>
               <w:rPr>
                 <w:color w:val="EE0000"/>
+                <w:highlight w:val="yellow"/>
               </w:rPr>
               <w:t>協助建議資料應用項目是否需要調整</w:t>
             </w:r>
@@ -3167,11 +3174,13 @@
             <w:pPr>
               <w:rPr>
                 <w:color w:val="EE0000"/>
+                <w:highlight w:val="yellow"/>
               </w:rPr>
             </w:pPr>
             <w:r>
               <w:rPr>
                 <w:color w:val="EE0000"/>
+                <w:highlight w:val="yellow"/>
               </w:rPr>
               <w:t>協助跨機關資料取得</w:t>
             </w:r>
@@ -3189,29 +3198,34 @@
             <w:pPr>
               <w:rPr>
                 <w:color w:val="EE0000"/>
+                <w:highlight w:val="yellow"/>
               </w:rPr>
             </w:pPr>
             <w:r>
               <w:rPr>
                 <w:color w:val="EE0000"/>
+                <w:highlight w:val="yellow"/>
               </w:rPr>
               <w:t>協助跨機關溝通合作</w:t>
             </w:r>
             <w:r>
               <w:rPr>
                 <w:color w:val="EE0000"/>
+                <w:highlight w:val="yellow"/>
               </w:rPr>
               <w:t>(</w:t>
             </w:r>
             <w:r>
               <w:rPr>
                 <w:color w:val="EE0000"/>
+                <w:highlight w:val="yellow"/>
               </w:rPr>
               <w:t>非資料面</w:t>
             </w:r>
             <w:r>
               <w:rPr>
                 <w:color w:val="EE0000"/>
+                <w:highlight w:val="yellow"/>
               </w:rPr>
               <w:t>)</w:t>
             </w:r>
@@ -3229,11 +3243,13 @@
             <w:pPr>
               <w:rPr>
                 <w:color w:val="EE0000"/>
+                <w:highlight w:val="yellow"/>
               </w:rPr>
             </w:pPr>
             <w:r>
               <w:rPr>
                 <w:color w:val="EE0000"/>
+                <w:highlight w:val="yellow"/>
               </w:rPr>
               <w:t>專門領域諮詢建議</w:t>
             </w:r>

--- a/文件/競賽的相關東西/2025總統杯黑客松.docx
+++ b/文件/競賽的相關東西/2025總統杯黑客松.docx
@@ -716,6 +716,41 @@
         </w:rPr>
         <w:t>吳想想</w:t>
       </w:r>
+      <w:r>
+        <w:rPr>
+          <w:rFonts w:hint="eastAsia"/>
+          <w:color w:val="0070C0"/>
+        </w:rPr>
+        <w:t xml:space="preserve"> </w:t>
+      </w:r>
+      <w:r>
+        <w:rPr>
+          <w:rFonts w:hint="eastAsia"/>
+          <w:color w:val="EE0000"/>
+        </w:rPr>
+        <w:t>主要提案單位</w:t>
+      </w:r>
+      <w:r>
+        <w:rPr>
+          <w:rFonts w:hint="eastAsia"/>
+          <w:color w:val="EE0000"/>
+        </w:rPr>
+        <w:t> </w:t>
+      </w:r>
+    </w:p>
+    <w:p>
+      <w:pPr>
+        <w:rPr>
+          <w:color w:val="0070C0"/>
+        </w:rPr>
+      </w:pPr>
+      <w:r>
+        <w:rPr>
+          <w:rFonts w:hint="eastAsia"/>
+          <w:color w:val="0070C0"/>
+        </w:rPr>
+        <w:t>陳雨琦</w:t>
+      </w:r>
     </w:p>
     <w:p>
       <w:pPr>
@@ -742,6 +777,7 @@
           <w:rFonts w:hint="eastAsia"/>
           <w:color w:val="0070C0"/>
         </w:rPr>
+        <w:lastRenderedPageBreak/>
         <w:t>黃思璇</w:t>
       </w:r>
     </w:p>
@@ -756,7 +792,6 @@
           <w:rFonts w:hint="eastAsia"/>
           <w:color w:val="00B050"/>
         </w:rPr>
-        <w:lastRenderedPageBreak/>
         <w:t>完整單位名稱與職稱</w:t>
       </w:r>
     </w:p>
@@ -950,84 +985,11 @@
       </w:r>
     </w:p>
     <w:p>
-      <w:r>
-        <w:rPr>
-          <w:rFonts w:hint="eastAsia"/>
-        </w:rPr>
-        <w:t>＊請詳細並完整揭露單位</w:t>
-      </w:r>
-      <w:r>
-        <w:rPr>
-          <w:rFonts w:hint="eastAsia"/>
-        </w:rPr>
-        <w:t>+</w:t>
-      </w:r>
-      <w:r>
-        <w:rPr>
-          <w:rFonts w:hint="eastAsia"/>
-        </w:rPr>
-        <w:t>職稱勿簡寫，細至「署</w:t>
-      </w:r>
-      <w:r>
-        <w:rPr>
-          <w:rFonts w:hint="eastAsia"/>
-        </w:rPr>
-        <w:t>/</w:t>
-      </w:r>
-      <w:r>
-        <w:rPr>
-          <w:rFonts w:hint="eastAsia"/>
-        </w:rPr>
-        <w:t>局</w:t>
-      </w:r>
-      <w:r>
-        <w:rPr>
-          <w:rFonts w:hint="eastAsia"/>
-        </w:rPr>
-        <w:t>/</w:t>
-      </w:r>
-      <w:r>
-        <w:rPr>
-          <w:rFonts w:hint="eastAsia"/>
-        </w:rPr>
-        <w:t>處</w:t>
-      </w:r>
-      <w:r>
-        <w:rPr>
-          <w:rFonts w:hint="eastAsia"/>
-        </w:rPr>
-        <w:t>/</w:t>
-      </w:r>
-      <w:r>
-        <w:rPr>
-          <w:rFonts w:hint="eastAsia"/>
-        </w:rPr>
-        <w:t>科</w:t>
-      </w:r>
-      <w:r>
-        <w:rPr>
-          <w:rFonts w:hint="eastAsia"/>
-        </w:rPr>
-        <w:t>/</w:t>
-      </w:r>
-      <w:r>
-        <w:rPr>
-          <w:rFonts w:hint="eastAsia"/>
-        </w:rPr>
-        <w:t>組分隊</w:t>
-      </w:r>
-      <w:r>
-        <w:rPr>
-          <w:rFonts w:hint="eastAsia"/>
-        </w:rPr>
-        <w:t>..</w:t>
-      </w:r>
-      <w:r>
-        <w:rPr>
-          <w:rFonts w:hint="eastAsia"/>
-        </w:rPr>
-        <w:t>」</w:t>
-      </w:r>
+      <w:pPr>
+        <w:rPr>
+          <w:rFonts w:hint="eastAsia"/>
+        </w:rPr>
+      </w:pPr>
     </w:p>
     <w:p>
       <w:r>
@@ -1364,14 +1326,7 @@
         </w:tc>
       </w:tr>
     </w:tbl>
-    <w:p>
-      <w:r>
-        <w:rPr>
-          <w:rFonts w:hint="eastAsia"/>
-        </w:rPr>
-        <w:br/>
-      </w:r>
-    </w:p>
+    <w:p/>
     <w:p>
       <w:r>
         <w:rPr>
@@ -1553,7 +1508,14 @@
         <w:rPr>
           <w:color w:val="0070C0"/>
         </w:rPr>
-        <w:t>定位，將事件熱點視覺化展示。另設計資料表紀錄事件回報、商家申請、安全教育資源，形成系統性數據管理。這些資料不僅支援即時警示，也能進行後續趨勢分析與政策參考。</w:t>
+        <w:t>定位，將事件熱點視覺化展示。另設計資料表紀錄事件回報、商家申請、安全教育資源，形成系統性數據管理。這些</w:t>
+      </w:r>
+      <w:r>
+        <w:rPr>
+          <w:color w:val="0070C0"/>
+        </w:rPr>
+        <w:lastRenderedPageBreak/>
+        <w:t>資料不僅支援即時警示，也能進行後續趨勢分析與政策參考。</w:t>
       </w:r>
     </w:p>
     <w:p/>
@@ -1925,6 +1887,7 @@
           <w:b/>
           <w:bCs/>
         </w:rPr>
+        <w:lastRenderedPageBreak/>
         <w:t>請說明您的具體解決方案？（</w:t>
       </w:r>
       <w:r>
@@ -1967,432 +1930,426 @@
         <w:rPr>
           <w:color w:val="0070C0"/>
         </w:rPr>
-        <w:t>本平台結合事件回報、即時地圖警示、匿名聊天室、商家安全據點與一鍵求助</w:t>
+        <w:t>本平台結合事件回報、即時地圖警示、匿名聊天室、商家安全據點與一鍵求助功能。使用者可即時通報可疑人物，地圖即時更新並推播警示；同時在「安全合作商家」處獲得協助。平台也提供匿名交流區，分享防範經驗並獲得心理支持。</w:t>
+      </w:r>
+    </w:p>
+    <w:p>
+      <w:pPr>
+        <w:rPr>
+          <w:color w:val="0070C0"/>
+        </w:rPr>
+      </w:pPr>
+    </w:p>
+    <w:p>
+      <w:r>
+        <w:rPr>
+          <w:rFonts w:hint="eastAsia"/>
+          <w:b/>
+          <w:bCs/>
+        </w:rPr>
+        <w:t>請說明您認為本次提案內容可帶來的影響與效益？（</w:t>
+      </w:r>
+      <w:r>
+        <w:rPr>
+          <w:rFonts w:hint="eastAsia"/>
+          <w:b/>
+          <w:bCs/>
+        </w:rPr>
+        <w:t>400</w:t>
+      </w:r>
+      <w:r>
+        <w:rPr>
+          <w:rFonts w:hint="eastAsia"/>
+          <w:b/>
+          <w:bCs/>
+        </w:rPr>
+        <w:t>字為限）</w:t>
+      </w:r>
+      <w:r>
+        <w:rPr>
+          <w:rFonts w:hint="eastAsia"/>
+        </w:rPr>
+        <w:t> * </w:t>
+      </w:r>
+      <w:r>
+        <w:rPr>
+          <w:rFonts w:hint="eastAsia"/>
+          <w:b/>
+          <w:bCs/>
+        </w:rPr>
+        <w:t>(0/400)</w:t>
+      </w:r>
+      <w:r>
+        <w:rPr>
+          <w:rFonts w:hint="eastAsia"/>
+        </w:rPr>
+        <w:br/>
+      </w:r>
+      <w:r>
+        <w:rPr>
+          <w:color w:val="0070C0"/>
+        </w:rPr>
+        <w:t>提案能有效降低街頭騷擾與潛在侵害風險，提升個人安全感。透過數據共享，政府可掌握治安熱點，作為資源調度參考。商家參與「安全據點」計畫，不僅提升形象，也實質強化社區安全。社群互助與資訊透明則能促進社會信任，達到科技公益效益。</w:t>
+      </w:r>
+    </w:p>
+    <w:p/>
+    <w:p>
+      <w:r>
+        <w:rPr>
+          <w:rFonts w:hint="eastAsia"/>
+          <w:b/>
+          <w:bCs/>
+        </w:rPr>
+        <w:t>請說明本提案是否具備可複製性及擴散性？（</w:t>
+      </w:r>
+      <w:r>
+        <w:rPr>
+          <w:rFonts w:hint="eastAsia"/>
+          <w:b/>
+          <w:bCs/>
+        </w:rPr>
+        <w:t>400</w:t>
+      </w:r>
+      <w:r>
+        <w:rPr>
+          <w:rFonts w:hint="eastAsia"/>
+          <w:b/>
+          <w:bCs/>
+        </w:rPr>
+        <w:t>字為限）</w:t>
+      </w:r>
+      <w:r>
+        <w:rPr>
+          <w:rFonts w:hint="eastAsia"/>
+        </w:rPr>
+        <w:t> * </w:t>
+      </w:r>
+      <w:r>
+        <w:rPr>
+          <w:rFonts w:hint="eastAsia"/>
+          <w:b/>
+          <w:bCs/>
+        </w:rPr>
+        <w:t>(0/400)</w:t>
+      </w:r>
+      <w:r>
+        <w:rPr>
+          <w:rFonts w:hint="eastAsia"/>
+        </w:rPr>
+        <w:br/>
+      </w:r>
+      <w:r>
+        <w:rPr>
+          <w:color w:val="0070C0"/>
+        </w:rPr>
+        <w:t>系統採用</w:t>
+      </w:r>
+      <w:r>
+        <w:rPr>
+          <w:color w:val="0070C0"/>
+        </w:rPr>
+        <w:t xml:space="preserve"> PWA </w:t>
+      </w:r>
+      <w:r>
+        <w:rPr>
+          <w:color w:val="0070C0"/>
+        </w:rPr>
+        <w:t>與</w:t>
+      </w:r>
+      <w:r>
+        <w:rPr>
+          <w:color w:val="0070C0"/>
+        </w:rPr>
+        <w:t xml:space="preserve"> Django </w:t>
+      </w:r>
+      <w:r>
+        <w:rPr>
+          <w:color w:val="0070C0"/>
+        </w:rPr>
+        <w:t>架構，具備跨平台相容性</w:t>
+      </w:r>
+      <w:r>
+        <w:rPr>
+          <w:color w:val="0070C0"/>
+        </w:rPr>
+        <w:t>，僅需導入地方數據與商家合作即可複製應用</w:t>
+      </w:r>
+      <w:r>
+        <w:rPr>
+          <w:color w:val="0070C0"/>
+        </w:rPr>
+        <w:t>。未來可依需求擴充，如校園版、女性夜歸安全版，甚至國際化應用。只要有開放資料與合作商家，皆能快速導入，具高度擴散性與永續推廣價值。</w:t>
+      </w:r>
+    </w:p>
+    <w:p/>
+    <w:p>
+      <w:pPr>
+        <w:rPr>
+          <w:b/>
+          <w:bCs/>
+        </w:rPr>
+      </w:pPr>
+      <w:r>
+        <w:rPr>
+          <w:b/>
+          <w:bCs/>
+        </w:rPr>
+        <w:t>三、創新性（使用之工具、實作期程規劃說明）</w:t>
+      </w:r>
+    </w:p>
+    <w:p>
+      <w:r>
+        <w:rPr>
+          <w:rFonts w:hint="eastAsia"/>
+          <w:b/>
+          <w:bCs/>
+        </w:rPr>
+        <w:t>請說明本次提案內容跨領域合作或服務與技術之創新程度？（</w:t>
+      </w:r>
+      <w:r>
+        <w:rPr>
+          <w:rFonts w:hint="eastAsia"/>
+          <w:b/>
+          <w:bCs/>
+        </w:rPr>
+        <w:t>400</w:t>
+      </w:r>
+      <w:r>
+        <w:rPr>
+          <w:rFonts w:hint="eastAsia"/>
+          <w:b/>
+          <w:bCs/>
+        </w:rPr>
+        <w:t>字為限）</w:t>
+      </w:r>
+      <w:r>
+        <w:rPr>
+          <w:rFonts w:hint="eastAsia"/>
+        </w:rPr>
+        <w:t> * </w:t>
+      </w:r>
+      <w:r>
+        <w:rPr>
+          <w:rFonts w:hint="eastAsia"/>
+          <w:b/>
+          <w:bCs/>
+        </w:rPr>
+        <w:t>(0/400)</w:t>
+      </w:r>
+      <w:r>
+        <w:rPr>
+          <w:rFonts w:hint="eastAsia"/>
+        </w:rPr>
+        <w:br/>
+      </w:r>
+      <w:r>
+        <w:rPr>
+          <w:color w:val="0070C0"/>
+        </w:rPr>
+        <w:t>本系統結合資訊工程、公共安全、社會倡議與商業合作，跨足</w:t>
+      </w:r>
+      <w:r>
+        <w:rPr>
+          <w:b/>
+          <w:bCs/>
+          <w:color w:val="0070C0"/>
+        </w:rPr>
+        <w:t>警政、防騷擾</w:t>
+      </w:r>
+      <w:r>
+        <w:rPr>
+          <w:b/>
+          <w:bCs/>
+          <w:color w:val="0070C0"/>
+        </w:rPr>
+        <w:t xml:space="preserve"> NGO</w:t>
+      </w:r>
+      <w:r>
+        <w:rPr>
+          <w:b/>
+          <w:bCs/>
+          <w:color w:val="0070C0"/>
+        </w:rPr>
+        <w:t>、商家、校園</w:t>
+      </w:r>
+      <w:r>
+        <w:rPr>
+          <w:color w:val="0070C0"/>
+        </w:rPr>
+        <w:t>等領域。創新點包括：</w:t>
+      </w:r>
+      <w:r>
+        <w:rPr>
+          <w:color w:val="0070C0"/>
+        </w:rPr>
+        <w:t xml:space="preserve">AI </w:t>
+      </w:r>
+      <w:r>
+        <w:rPr>
+          <w:color w:val="0070C0"/>
+        </w:rPr>
+        <w:t>審查防止惡意言論、匿名社群降低受害者壓力、商家合作模式兼顧安全與經濟利益，形成社會共治的創新解決方案。</w:t>
+      </w:r>
+    </w:p>
+    <w:p/>
+    <w:p>
+      <w:r>
+        <w:rPr>
+          <w:rFonts w:hint="eastAsia"/>
+          <w:b/>
+          <w:bCs/>
+        </w:rPr>
+        <w:t>請說明提案預計使用之工具或平台？（</w:t>
+      </w:r>
+      <w:r>
+        <w:rPr>
+          <w:rFonts w:hint="eastAsia"/>
+          <w:b/>
+          <w:bCs/>
+        </w:rPr>
+        <w:t>400</w:t>
+      </w:r>
+      <w:r>
+        <w:rPr>
+          <w:rFonts w:hint="eastAsia"/>
+          <w:b/>
+          <w:bCs/>
+        </w:rPr>
+        <w:t>字為限）</w:t>
+      </w:r>
+      <w:r>
+        <w:rPr>
+          <w:rFonts w:hint="eastAsia"/>
+        </w:rPr>
+        <w:t> * </w:t>
+      </w:r>
+      <w:r>
+        <w:rPr>
+          <w:rFonts w:hint="eastAsia"/>
+          <w:b/>
+          <w:bCs/>
+        </w:rPr>
+        <w:t>(0/400)</w:t>
+      </w:r>
+      <w:r>
+        <w:rPr>
+          <w:rFonts w:hint="eastAsia"/>
+        </w:rPr>
+        <w:br/>
+      </w:r>
+      <w:r>
+        <w:rPr>
+          <w:color w:val="0070C0"/>
+        </w:rPr>
+        <w:t>後端採</w:t>
+      </w:r>
+      <w:r>
+        <w:rPr>
+          <w:color w:val="0070C0"/>
+        </w:rPr>
+        <w:t xml:space="preserve"> Django + Python</w:t>
+      </w:r>
+      <w:r>
+        <w:rPr>
+          <w:color w:val="0070C0"/>
+        </w:rPr>
+        <w:t>，資料庫</w:t>
+      </w:r>
+      <w:r>
+        <w:rPr>
+          <w:color w:val="0070C0"/>
+        </w:rPr>
+        <w:t xml:space="preserve"> MySQL</w:t>
+      </w:r>
+      <w:r>
+        <w:rPr>
+          <w:color w:val="0070C0"/>
+        </w:rPr>
+        <w:t>，前端使用</w:t>
+      </w:r>
+      <w:r>
+        <w:rPr>
+          <w:color w:val="0070C0"/>
+        </w:rPr>
+        <w:t xml:space="preserve"> HTML/CSS/JS </w:t>
+      </w:r>
+      <w:r>
+        <w:rPr>
+          <w:color w:val="0070C0"/>
+        </w:rPr>
+        <w:t>並整合</w:t>
+      </w:r>
+      <w:r>
+        <w:rPr>
+          <w:color w:val="0070C0"/>
+        </w:rPr>
+        <w:t xml:space="preserve"> Google Maps API</w:t>
+      </w:r>
+      <w:r>
+        <w:rPr>
+          <w:color w:val="0070C0"/>
+        </w:rPr>
+        <w:t>。</w:t>
+      </w:r>
+      <w:r>
+        <w:rPr>
+          <w:color w:val="0070C0"/>
+        </w:rPr>
+        <w:t xml:space="preserve">PWA </w:t>
+      </w:r>
+      <w:r>
+        <w:rPr>
+          <w:color w:val="0070C0"/>
+        </w:rPr>
+        <w:t>技術支援跨平台推播，</w:t>
+      </w:r>
+      <w:r>
+        <w:rPr>
+          <w:color w:val="0070C0"/>
+        </w:rPr>
+        <w:t xml:space="preserve">AI </w:t>
+      </w:r>
+      <w:r>
+        <w:rPr>
+          <w:color w:val="0070C0"/>
+        </w:rPr>
+        <w:t>模型（</w:t>
+      </w:r>
+      <w:r>
+        <w:rPr>
+          <w:color w:val="0070C0"/>
+        </w:rPr>
+        <w:t>OpenCV + Caffe</w:t>
+      </w:r>
+      <w:r>
+        <w:rPr>
+          <w:color w:val="0070C0"/>
+        </w:rPr>
+        <w:t>）用於人臉模糊與聊天室審查。平台以</w:t>
+      </w:r>
+      <w:r>
+        <w:rPr>
+          <w:color w:val="0070C0"/>
+        </w:rPr>
+        <w:t xml:space="preserve"> GitHub </w:t>
+      </w:r>
+      <w:r>
+        <w:rPr>
+          <w:color w:val="0070C0"/>
+        </w:rPr>
+        <w:t>管控版本，並透過</w:t>
+      </w:r>
+      <w:r>
+        <w:rPr>
+          <w:color w:val="0070C0"/>
+        </w:rPr>
+        <w:t xml:space="preserve"> Figma/Canva </w:t>
       </w:r>
       <w:r>
         <w:rPr>
           <w:color w:val="0070C0"/>
         </w:rPr>
         <w:lastRenderedPageBreak/>
-        <w:t>功能。使用者可即時通報可疑人物，地圖即時更新並推播警示；同時在「安全合作商家」處獲得協助。平台也提供匿名交流區，分享防範經驗並獲得心理支持。</w:t>
-      </w:r>
-    </w:p>
-    <w:p>
-      <w:pPr>
-        <w:rPr>
-          <w:color w:val="0070C0"/>
-        </w:rPr>
-      </w:pPr>
-    </w:p>
-    <w:p>
-      <w:r>
-        <w:rPr>
-          <w:rFonts w:hint="eastAsia"/>
-          <w:b/>
-          <w:bCs/>
-        </w:rPr>
-        <w:t>請說明您認為本次提案內容可帶來的影響與效益？（</w:t>
-      </w:r>
-      <w:r>
-        <w:rPr>
-          <w:rFonts w:hint="eastAsia"/>
-          <w:b/>
-          <w:bCs/>
-        </w:rPr>
-        <w:t>400</w:t>
-      </w:r>
-      <w:r>
-        <w:rPr>
-          <w:rFonts w:hint="eastAsia"/>
-          <w:b/>
-          <w:bCs/>
-        </w:rPr>
-        <w:t>字為限）</w:t>
-      </w:r>
-      <w:r>
-        <w:rPr>
-          <w:rFonts w:hint="eastAsia"/>
-        </w:rPr>
-        <w:t> * </w:t>
-      </w:r>
-      <w:r>
-        <w:rPr>
-          <w:rFonts w:hint="eastAsia"/>
-          <w:b/>
-          <w:bCs/>
-        </w:rPr>
-        <w:t>(0/400)</w:t>
-      </w:r>
-      <w:r>
-        <w:rPr>
-          <w:rFonts w:hint="eastAsia"/>
-        </w:rPr>
-        <w:br/>
-      </w:r>
-      <w:r>
-        <w:rPr>
-          <w:color w:val="0070C0"/>
-        </w:rPr>
-        <w:t>提案能有效降低街頭騷擾與潛在侵害風險，提升個人安全感。透過數據共享，政府可掌握治安熱點，作為資源調度參考。商家參與「安全據點」計畫，不僅提升形象，也實質強化社區安全。社群互助與資訊透明則能促進社會信任，達到科技公益效益。</w:t>
-      </w:r>
-    </w:p>
-    <w:p/>
-    <w:p>
-      <w:r>
-        <w:rPr>
-          <w:rFonts w:hint="eastAsia"/>
-          <w:b/>
-          <w:bCs/>
-        </w:rPr>
-        <w:t>請說明本提案是否具備可複製性及擴散性？（</w:t>
-      </w:r>
-      <w:r>
-        <w:rPr>
-          <w:rFonts w:hint="eastAsia"/>
-          <w:b/>
-          <w:bCs/>
-        </w:rPr>
-        <w:t>400</w:t>
-      </w:r>
-      <w:r>
-        <w:rPr>
-          <w:rFonts w:hint="eastAsia"/>
-          <w:b/>
-          <w:bCs/>
-        </w:rPr>
-        <w:t>字為限）</w:t>
-      </w:r>
-      <w:r>
-        <w:rPr>
-          <w:rFonts w:hint="eastAsia"/>
-        </w:rPr>
-        <w:t> * </w:t>
-      </w:r>
-      <w:r>
-        <w:rPr>
-          <w:rFonts w:hint="eastAsia"/>
-          <w:b/>
-          <w:bCs/>
-        </w:rPr>
-        <w:t>(0/400)</w:t>
-      </w:r>
-      <w:r>
-        <w:rPr>
-          <w:rFonts w:hint="eastAsia"/>
-        </w:rPr>
-        <w:br/>
-      </w:r>
-      <w:r>
-        <w:rPr>
-          <w:color w:val="0070C0"/>
-        </w:rPr>
-        <w:t>系統採用</w:t>
-      </w:r>
-      <w:r>
-        <w:rPr>
-          <w:color w:val="0070C0"/>
-        </w:rPr>
-        <w:t xml:space="preserve"> PWA </w:t>
-      </w:r>
-      <w:r>
-        <w:rPr>
-          <w:color w:val="0070C0"/>
-        </w:rPr>
-        <w:t>與</w:t>
-      </w:r>
-      <w:r>
-        <w:rPr>
-          <w:color w:val="0070C0"/>
-        </w:rPr>
-        <w:t xml:space="preserve"> Django </w:t>
-      </w:r>
-      <w:r>
-        <w:rPr>
-          <w:color w:val="0070C0"/>
-        </w:rPr>
-        <w:t>架構，具備跨平台相容性</w:t>
-      </w:r>
-      <w:r>
-        <w:rPr>
-          <w:color w:val="0070C0"/>
-        </w:rPr>
-        <w:t>，僅需導入地方數據與商家合作即可複製應用</w:t>
-      </w:r>
-      <w:r>
-        <w:rPr>
-          <w:color w:val="0070C0"/>
-        </w:rPr>
-        <w:t>。未來可依需求擴充，如校園版、女性夜歸安全版，甚至國際化應用。只要有開放資料與合作商家，皆能快速導入，具高度擴散性與永續推廣價值。</w:t>
-      </w:r>
-    </w:p>
-    <w:p/>
-    <w:p>
-      <w:pPr>
-        <w:rPr>
-          <w:b/>
-          <w:bCs/>
-        </w:rPr>
-      </w:pPr>
-      <w:r>
-        <w:rPr>
-          <w:b/>
-          <w:bCs/>
-        </w:rPr>
-        <w:t>三、創新性（使用之工具、實作期程規劃說明）</w:t>
-      </w:r>
-    </w:p>
-    <w:p>
-      <w:r>
-        <w:rPr>
-          <w:rFonts w:hint="eastAsia"/>
-          <w:b/>
-          <w:bCs/>
-        </w:rPr>
-        <w:t>請說明本次提案內容跨領域合作或服務與技術之創新程度？（</w:t>
-      </w:r>
-      <w:r>
-        <w:rPr>
-          <w:rFonts w:hint="eastAsia"/>
-          <w:b/>
-          <w:bCs/>
-        </w:rPr>
-        <w:t>400</w:t>
-      </w:r>
-      <w:r>
-        <w:rPr>
-          <w:rFonts w:hint="eastAsia"/>
-          <w:b/>
-          <w:bCs/>
-        </w:rPr>
-        <w:t>字為限）</w:t>
-      </w:r>
-      <w:r>
-        <w:rPr>
-          <w:rFonts w:hint="eastAsia"/>
-        </w:rPr>
-        <w:t> * </w:t>
-      </w:r>
-      <w:r>
-        <w:rPr>
-          <w:rFonts w:hint="eastAsia"/>
-          <w:b/>
-          <w:bCs/>
-        </w:rPr>
-        <w:t>(0/400)</w:t>
-      </w:r>
-      <w:r>
-        <w:rPr>
-          <w:rFonts w:hint="eastAsia"/>
-        </w:rPr>
-        <w:br/>
-      </w:r>
-      <w:r>
-        <w:rPr>
-          <w:color w:val="0070C0"/>
-        </w:rPr>
-        <w:t>本系統結合資訊工程、公共安全、社會倡議與商業合作，跨足</w:t>
-      </w:r>
-      <w:r>
-        <w:rPr>
-          <w:b/>
-          <w:bCs/>
-          <w:color w:val="0070C0"/>
-        </w:rPr>
-        <w:t>警政、防騷擾</w:t>
-      </w:r>
-      <w:r>
-        <w:rPr>
-          <w:b/>
-          <w:bCs/>
-          <w:color w:val="0070C0"/>
-        </w:rPr>
-        <w:t xml:space="preserve"> NGO</w:t>
-      </w:r>
-      <w:r>
-        <w:rPr>
-          <w:b/>
-          <w:bCs/>
-          <w:color w:val="0070C0"/>
-        </w:rPr>
-        <w:t>、商家、校園</w:t>
-      </w:r>
-      <w:r>
-        <w:rPr>
-          <w:color w:val="0070C0"/>
-        </w:rPr>
-        <w:t>等領域。創新點包括：</w:t>
-      </w:r>
-      <w:r>
-        <w:rPr>
-          <w:color w:val="0070C0"/>
-        </w:rPr>
-        <w:t xml:space="preserve">AI </w:t>
-      </w:r>
-      <w:r>
-        <w:rPr>
-          <w:color w:val="0070C0"/>
-        </w:rPr>
-        <w:t>審查防止惡意言論、匿名社群降低受害者壓力、商家合作模式兼顧安全與經濟利益，形成社會共治的創新解決方案。</w:t>
-      </w:r>
-    </w:p>
-    <w:p/>
-    <w:p>
-      <w:r>
-        <w:rPr>
-          <w:rFonts w:hint="eastAsia"/>
-          <w:b/>
-          <w:bCs/>
-        </w:rPr>
-        <w:t>請說明提案預計使用之工具或平台？（</w:t>
-      </w:r>
-      <w:r>
-        <w:rPr>
-          <w:rFonts w:hint="eastAsia"/>
-          <w:b/>
-          <w:bCs/>
-        </w:rPr>
-        <w:t>400</w:t>
-      </w:r>
-      <w:r>
-        <w:rPr>
-          <w:rFonts w:hint="eastAsia"/>
-          <w:b/>
-          <w:bCs/>
-        </w:rPr>
-        <w:t>字為限）</w:t>
-      </w:r>
-      <w:r>
-        <w:rPr>
-          <w:rFonts w:hint="eastAsia"/>
-        </w:rPr>
-        <w:t> * </w:t>
-      </w:r>
-      <w:r>
-        <w:rPr>
-          <w:rFonts w:hint="eastAsia"/>
-          <w:b/>
-          <w:bCs/>
-        </w:rPr>
-        <w:t>(0/400)</w:t>
-      </w:r>
-      <w:r>
-        <w:rPr>
-          <w:rFonts w:hint="eastAsia"/>
-        </w:rPr>
-        <w:br/>
-      </w:r>
-      <w:r>
-        <w:rPr>
-          <w:color w:val="0070C0"/>
-        </w:rPr>
-        <w:t>後端採</w:t>
-      </w:r>
-      <w:r>
-        <w:rPr>
-          <w:color w:val="0070C0"/>
-        </w:rPr>
-        <w:t xml:space="preserve"> Django + Python</w:t>
-      </w:r>
-      <w:r>
-        <w:rPr>
-          <w:color w:val="0070C0"/>
-        </w:rPr>
-        <w:t>，資料庫</w:t>
-      </w:r>
-      <w:r>
-        <w:rPr>
-          <w:color w:val="0070C0"/>
-        </w:rPr>
-        <w:t xml:space="preserve"> MySQL</w:t>
-      </w:r>
-      <w:r>
-        <w:rPr>
-          <w:color w:val="0070C0"/>
-        </w:rPr>
-        <w:t>，前端使用</w:t>
-      </w:r>
-      <w:r>
-        <w:rPr>
-          <w:color w:val="0070C0"/>
-        </w:rPr>
-        <w:t xml:space="preserve"> HTML/CSS/JS </w:t>
-      </w:r>
-      <w:r>
-        <w:rPr>
-          <w:color w:val="0070C0"/>
-        </w:rPr>
-        <w:t>並整合</w:t>
-      </w:r>
-      <w:r>
-        <w:rPr>
-          <w:color w:val="0070C0"/>
-        </w:rPr>
-        <w:t xml:space="preserve"> Google Maps API</w:t>
-      </w:r>
-      <w:r>
-        <w:rPr>
-          <w:color w:val="0070C0"/>
-        </w:rPr>
-        <w:t>。</w:t>
-      </w:r>
-      <w:r>
-        <w:rPr>
-          <w:color w:val="0070C0"/>
-        </w:rPr>
-        <w:t xml:space="preserve">PWA </w:t>
-      </w:r>
-      <w:r>
-        <w:rPr>
-          <w:color w:val="0070C0"/>
-        </w:rPr>
-        <w:t>技術支援跨平台推播，</w:t>
-      </w:r>
-      <w:r>
-        <w:rPr>
-          <w:color w:val="0070C0"/>
-        </w:rPr>
-        <w:t xml:space="preserve">AI </w:t>
-      </w:r>
-      <w:r>
-        <w:rPr>
-          <w:color w:val="0070C0"/>
-        </w:rPr>
-        <w:t>模型（</w:t>
-      </w:r>
-      <w:r>
-        <w:rPr>
-          <w:color w:val="0070C0"/>
-        </w:rPr>
-        <w:t>OpenCV + Caffe</w:t>
-      </w:r>
-      <w:r>
-        <w:rPr>
-          <w:color w:val="0070C0"/>
-        </w:rPr>
-        <w:t>）用於人臉模糊與聊天室審查。平台以</w:t>
-      </w:r>
-      <w:r>
-        <w:rPr>
-          <w:color w:val="0070C0"/>
-        </w:rPr>
-        <w:t xml:space="preserve"> GitHub </w:t>
-      </w:r>
-      <w:r>
-        <w:rPr>
-          <w:color w:val="0070C0"/>
-        </w:rPr>
-        <w:t>管控版本，並透過</w:t>
-      </w:r>
-      <w:r>
-        <w:rPr>
-          <w:color w:val="0070C0"/>
-        </w:rPr>
-        <w:t xml:space="preserve"> Figma/Canva </w:t>
-      </w:r>
-      <w:r>
-        <w:rPr>
-          <w:color w:val="0070C0"/>
-        </w:rPr>
         <w:t>進行設計與簡報製作。</w:t>
       </w:r>
     </w:p>
@@ -3009,36 +2966,36 @@
     <w:p>
       <w:pPr>
         <w:rPr>
-          <w:color w:val="EE0000"/>
-        </w:rPr>
-      </w:pPr>
-      <w:r>
-        <w:rPr>
-          <w:rFonts w:hint="eastAsia"/>
-          <w:b/>
-          <w:bCs/>
-          <w:color w:val="EE0000"/>
+          <w:color w:val="000000" w:themeColor="text1"/>
+        </w:rPr>
+      </w:pPr>
+      <w:r>
+        <w:rPr>
+          <w:rFonts w:hint="eastAsia"/>
+          <w:b/>
+          <w:bCs/>
+          <w:color w:val="000000" w:themeColor="text1"/>
         </w:rPr>
         <w:t>若入圍初選，期待主辦單位提供之協助</w:t>
       </w:r>
       <w:r>
         <w:rPr>
           <w:rFonts w:hint="eastAsia"/>
-          <w:color w:val="EE0000"/>
+          <w:color w:val="000000" w:themeColor="text1"/>
         </w:rPr>
         <w:t> *</w:t>
       </w:r>
       <w:r>
         <w:rPr>
           <w:rFonts w:hint="eastAsia"/>
-          <w:color w:val="EE0000"/>
+          <w:color w:val="000000" w:themeColor="text1"/>
         </w:rPr>
         <w:br/>
       </w:r>
       <w:r>
         <w:rPr>
           <w:rFonts w:hint="eastAsia"/>
-          <w:color w:val="EE0000"/>
+          <w:color w:val="000000" w:themeColor="text1"/>
         </w:rPr>
         <w:t>※初審入選後，將由工作小組與團隊聯絡人聯繫，協助相關輔導資源安排。</w:t>
       </w:r>
@@ -3065,13 +3022,14 @@
           <w:p>
             <w:pPr>
               <w:rPr>
-                <w:color w:val="EE0000"/>
+                <w:color w:val="000000" w:themeColor="text1"/>
               </w:rPr>
             </w:pPr>
             <w:r>
               <w:rPr>
-                <w:color w:val="EE0000"/>
+                <w:color w:val="000000" w:themeColor="text1"/>
               </w:rPr>
+              <w:lastRenderedPageBreak/>
               <w:t>協助調整作品架構及服務模式</w:t>
             </w:r>
           </w:p>
@@ -3087,15 +3045,14 @@
           <w:p>
             <w:pPr>
               <w:rPr>
-                <w:color w:val="EE0000"/>
+                <w:color w:val="000000" w:themeColor="text1"/>
               </w:rPr>
             </w:pPr>
             <w:r>
               <w:rPr>
-                <w:color w:val="EE0000"/>
+                <w:color w:val="000000" w:themeColor="text1"/>
                 <w:highlight w:val="yellow"/>
               </w:rPr>
-              <w:lastRenderedPageBreak/>
               <w:t>協助確認應用場域可行性</w:t>
             </w:r>
           </w:p>
@@ -3111,27 +3068,27 @@
           <w:p>
             <w:pPr>
               <w:rPr>
-                <w:color w:val="EE0000"/>
+                <w:color w:val="000000" w:themeColor="text1"/>
                 <w:highlight w:val="yellow"/>
               </w:rPr>
             </w:pPr>
             <w:r>
               <w:rPr>
-                <w:color w:val="EE0000"/>
+                <w:color w:val="000000" w:themeColor="text1"/>
                 <w:highlight w:val="yellow"/>
               </w:rPr>
               <w:t>協助確認預期使用者</w:t>
             </w:r>
             <w:r>
               <w:rPr>
-                <w:color w:val="EE0000"/>
+                <w:color w:val="000000" w:themeColor="text1"/>
                 <w:highlight w:val="yellow"/>
               </w:rPr>
               <w:t>(TA)</w:t>
             </w:r>
             <w:r>
               <w:rPr>
-                <w:color w:val="EE0000"/>
+                <w:color w:val="000000" w:themeColor="text1"/>
                 <w:highlight w:val="yellow"/>
               </w:rPr>
               <w:t>是否需調整</w:t>
@@ -3149,13 +3106,13 @@
           <w:p>
             <w:pPr>
               <w:rPr>
-                <w:color w:val="EE0000"/>
+                <w:color w:val="000000" w:themeColor="text1"/>
                 <w:highlight w:val="yellow"/>
               </w:rPr>
             </w:pPr>
             <w:r>
               <w:rPr>
-                <w:color w:val="EE0000"/>
+                <w:color w:val="000000" w:themeColor="text1"/>
                 <w:highlight w:val="yellow"/>
               </w:rPr>
               <w:t>協助建議資料應用項目是否需要調整</w:t>
@@ -3173,13 +3130,13 @@
           <w:p>
             <w:pPr>
               <w:rPr>
-                <w:color w:val="EE0000"/>
+                <w:color w:val="000000" w:themeColor="text1"/>
                 <w:highlight w:val="yellow"/>
               </w:rPr>
             </w:pPr>
             <w:r>
               <w:rPr>
-                <w:color w:val="EE0000"/>
+                <w:color w:val="000000" w:themeColor="text1"/>
                 <w:highlight w:val="yellow"/>
               </w:rPr>
               <w:t>協助跨機關資料取得</w:t>
@@ -3197,34 +3154,34 @@
           <w:p>
             <w:pPr>
               <w:rPr>
-                <w:color w:val="EE0000"/>
+                <w:color w:val="000000" w:themeColor="text1"/>
                 <w:highlight w:val="yellow"/>
               </w:rPr>
             </w:pPr>
             <w:r>
               <w:rPr>
-                <w:color w:val="EE0000"/>
+                <w:color w:val="000000" w:themeColor="text1"/>
                 <w:highlight w:val="yellow"/>
               </w:rPr>
               <w:t>協助跨機關溝通合作</w:t>
             </w:r>
             <w:r>
               <w:rPr>
-                <w:color w:val="EE0000"/>
+                <w:color w:val="000000" w:themeColor="text1"/>
                 <w:highlight w:val="yellow"/>
               </w:rPr>
               <w:t>(</w:t>
             </w:r>
             <w:r>
               <w:rPr>
-                <w:color w:val="EE0000"/>
+                <w:color w:val="000000" w:themeColor="text1"/>
                 <w:highlight w:val="yellow"/>
               </w:rPr>
               <w:t>非資料面</w:t>
             </w:r>
             <w:r>
               <w:rPr>
-                <w:color w:val="EE0000"/>
+                <w:color w:val="000000" w:themeColor="text1"/>
                 <w:highlight w:val="yellow"/>
               </w:rPr>
               <w:t>)</w:t>
@@ -3242,13 +3199,13 @@
           <w:p>
             <w:pPr>
               <w:rPr>
-                <w:color w:val="EE0000"/>
+                <w:color w:val="000000" w:themeColor="text1"/>
                 <w:highlight w:val="yellow"/>
               </w:rPr>
             </w:pPr>
             <w:r>
               <w:rPr>
-                <w:color w:val="EE0000"/>
+                <w:color w:val="000000" w:themeColor="text1"/>
                 <w:highlight w:val="yellow"/>
               </w:rPr>
               <w:t>專門領域諮詢建議</w:t>
@@ -3266,12 +3223,12 @@
           <w:p>
             <w:pPr>
               <w:rPr>
-                <w:color w:val="EE0000"/>
+                <w:color w:val="000000" w:themeColor="text1"/>
               </w:rPr>
             </w:pPr>
             <w:r>
               <w:rPr>
-                <w:color w:val="EE0000"/>
+                <w:color w:val="000000" w:themeColor="text1"/>
               </w:rPr>
               <w:t>其他</w:t>
             </w:r>
@@ -3282,20 +3239,20 @@
     <w:p>
       <w:pPr>
         <w:rPr>
-          <w:color w:val="EE0000"/>
-        </w:rPr>
-      </w:pPr>
-    </w:p>
-    <w:p>
-      <w:pPr>
-        <w:rPr>
-          <w:color w:val="EE0000"/>
-        </w:rPr>
-      </w:pPr>
-      <w:r>
-        <w:rPr>
-          <w:rFonts w:hint="eastAsia"/>
-          <w:color w:val="EE0000"/>
+          <w:color w:val="000000" w:themeColor="text1"/>
+        </w:rPr>
+      </w:pPr>
+    </w:p>
+    <w:p>
+      <w:pPr>
+        <w:rPr>
+          <w:color w:val="000000" w:themeColor="text1"/>
+        </w:rPr>
+      </w:pPr>
+      <w:r>
+        <w:rPr>
+          <w:rFonts w:hint="eastAsia"/>
+          <w:color w:val="000000" w:themeColor="text1"/>
         </w:rPr>
         <w:t>專門領域諮詢建議內容</w:t>
       </w:r>
@@ -3303,13 +3260,13 @@
     <w:p>
       <w:pPr>
         <w:rPr>
-          <w:color w:val="EE0000"/>
-        </w:rPr>
-      </w:pPr>
-      <w:r>
-        <w:rPr>
-          <w:rFonts w:hint="eastAsia"/>
-          <w:color w:val="EE0000"/>
+          <w:color w:val="000000" w:themeColor="text1"/>
+        </w:rPr>
+      </w:pPr>
+      <w:r>
+        <w:rPr>
+          <w:rFonts w:hint="eastAsia"/>
+          <w:color w:val="000000" w:themeColor="text1"/>
         </w:rPr>
         <w:t>其他內容</w:t>
       </w:r>
@@ -3317,34 +3274,34 @@
     <w:p>
       <w:pPr>
         <w:rPr>
-          <w:color w:val="EE0000"/>
-        </w:rPr>
-      </w:pPr>
-      <w:r>
-        <w:rPr>
-          <w:rFonts w:hint="eastAsia"/>
-          <w:color w:val="EE0000"/>
+          <w:color w:val="000000" w:themeColor="text1"/>
+        </w:rPr>
+      </w:pPr>
+      <w:r>
+        <w:rPr>
+          <w:rFonts w:hint="eastAsia"/>
+          <w:color w:val="000000" w:themeColor="text1"/>
         </w:rPr>
         <w:t>若入圍初選，是否需要雲端協力業者資源？</w:t>
       </w:r>
       <w:r>
         <w:rPr>
           <w:rFonts w:hint="eastAsia"/>
-          <w:color w:val="EE0000"/>
+          <w:color w:val="000000" w:themeColor="text1"/>
         </w:rPr>
         <w:t> *</w:t>
       </w:r>
       <w:r>
         <w:rPr>
           <w:rFonts w:hint="eastAsia"/>
-          <w:color w:val="EE0000"/>
+          <w:color w:val="000000" w:themeColor="text1"/>
         </w:rPr>
         <w:br/>
       </w:r>
       <w:r>
         <w:rPr>
           <w:rFonts w:hint="eastAsia"/>
-          <w:color w:val="EE0000"/>
+          <w:color w:val="000000" w:themeColor="text1"/>
         </w:rPr>
         <w:t>※初審入選後，將由工作小組與團隊聯絡人聯繫，協助雲端資源安排。</w:t>
       </w:r>
@@ -3377,12 +3334,13 @@
           <w:p>
             <w:pPr>
               <w:rPr>
-                <w:color w:val="EE0000"/>
+                <w:color w:val="000000" w:themeColor="text1"/>
               </w:rPr>
             </w:pPr>
             <w:r>
               <w:rPr>
-                <w:color w:val="EE0000"/>
+                <w:color w:val="000000" w:themeColor="text1"/>
+                <w:highlight w:val="yellow"/>
               </w:rPr>
               <w:t>否</w:t>
             </w:r>
@@ -3405,30 +3363,30 @@
           <w:p>
             <w:pPr>
               <w:rPr>
-                <w:color w:val="EE0000"/>
+                <w:color w:val="000000" w:themeColor="text1"/>
               </w:rPr>
             </w:pPr>
             <w:r>
               <w:rPr>
-                <w:color w:val="EE0000"/>
+                <w:color w:val="000000" w:themeColor="text1"/>
               </w:rPr>
               <w:t>是</w:t>
             </w:r>
             <w:r>
               <w:rPr>
-                <w:color w:val="EE0000"/>
+                <w:color w:val="000000" w:themeColor="text1"/>
               </w:rPr>
               <w:t xml:space="preserve"> (</w:t>
             </w:r>
             <w:r>
               <w:rPr>
-                <w:color w:val="EE0000"/>
+                <w:color w:val="000000" w:themeColor="text1"/>
               </w:rPr>
               <w:t>選填「是」者，請續填下題</w:t>
             </w:r>
             <w:r>
               <w:rPr>
-                <w:color w:val="EE0000"/>
+                <w:color w:val="000000" w:themeColor="text1"/>
               </w:rPr>
               <w:t>)</w:t>
             </w:r>
@@ -3612,6 +3570,7 @@
         <w:rPr>
           <w:rFonts w:hint="eastAsia"/>
         </w:rPr>
+        <w:lastRenderedPageBreak/>
         <w:t>範例：減碳平台整合資料來源：環境部氣候變遷署、溫室氣體國家報告等。</w:t>
       </w:r>
       <w:r>

--- a/文件/競賽的相關東西/2025總統杯黑客松.docx
+++ b/文件/競賽的相關東西/2025總統杯黑客松.docx
@@ -259,34 +259,7 @@
         <w:rPr>
           <w:color w:val="0070C0"/>
         </w:rPr>
-        <w:t>街頭騷擾與襲擊事件持續增加，尤其</w:t>
-      </w:r>
-      <w:r>
-        <w:rPr>
-          <w:rFonts w:hint="eastAsia"/>
-          <w:color w:val="0070C0"/>
-        </w:rPr>
-        <w:t>是</w:t>
-      </w:r>
-      <w:r>
-        <w:rPr>
-          <w:color w:val="0070C0"/>
-        </w:rPr>
-        <w:t>年輕族群在夜間或人少地區特別容易成為目標。目前市場缺乏整合型的安全應用程式，多數僅能緊急撥號或定位分享，難以有效預防與警示。現有「斑點圖」等警政工具因商家疑慮而逐漸取消，導致資訊不透明。本團隊欲建置「怪怪走開，護您安全」平台，整合</w:t>
-      </w:r>
-      <w:r>
-        <w:rPr>
-          <w:b/>
-          <w:bCs/>
-          <w:color w:val="0070C0"/>
-        </w:rPr>
-        <w:t>即時回報、社群互助、快速求助、警局與商家合作安全據點</w:t>
-      </w:r>
-      <w:r>
-        <w:rPr>
-          <w:color w:val="0070C0"/>
-        </w:rPr>
-        <w:t>，讓民眾能掌握潛在危險、即時求助，並形成社區安全網，降低騷擾與侵害風險。</w:t>
+        <w:t>近年來街頭騷擾與襲擊事件頻繁發生，尤其在夜間或偏僻地區，年輕族群更容易成為目標，導致整體社會安全感不足。市面上的安全應用程式多僅具備緊急撥號或定位分享功能，缺乏整合性，難以真正發揮預防與警示效果；而既有的警政工具（如斑點圖）因商家顧慮而停用，資訊透明度不足，致使民眾缺乏即時的安全參考。本團隊提出的「怪怪走開，護您安全」平台，切中當前街頭事件頻仍、民眾安全感不足的社會現況，並以社群互助與技術創新為核心，建構日常可用的行動安全機制，進一步強化社區的全社會防衛韌性。</w:t>
       </w:r>
     </w:p>
     <w:p/>
@@ -421,6 +394,7 @@
         <w:rPr>
           <w:rFonts w:hint="eastAsia"/>
         </w:rPr>
+        <w:lastRenderedPageBreak/>
         <w:t>※</w:t>
       </w:r>
       <w:r>
@@ -433,14 +407,7 @@
         <w:rPr>
           <w:rFonts w:hint="eastAsia"/>
         </w:rPr>
-        <w:t>該員是與競賽工作小組聯繫之主要窗口，需協助轉達、彙整團隊資訊及繳交</w:t>
-      </w:r>
-      <w:r>
-        <w:rPr>
-          <w:rFonts w:hint="eastAsia"/>
-        </w:rPr>
-        <w:lastRenderedPageBreak/>
-        <w:t>後續競賽所需資料。</w:t>
+        <w:t>該員是與競賽工作小組聯繫之主要窗口，需協助轉達、彙整團隊資訊及繳交後續競賽所需資料。</w:t>
       </w:r>
     </w:p>
     <w:p>
@@ -674,35 +641,6 @@
         <w:t>人，鼓勵公私部門、跨領域、跨機關、跨地方政府合作組隊。</w:t>
       </w:r>
     </w:p>
-    <w:p/>
-    <w:p>
-      <w:pPr>
-        <w:rPr>
-          <w:color w:val="00B050"/>
-        </w:rPr>
-      </w:pPr>
-      <w:r>
-        <w:rPr>
-          <w:rFonts w:hint="eastAsia"/>
-          <w:color w:val="00B050"/>
-        </w:rPr>
-        <w:t>單位類別</w:t>
-      </w:r>
-    </w:p>
-    <w:p>
-      <w:pPr>
-        <w:rPr>
-          <w:color w:val="00B050"/>
-        </w:rPr>
-      </w:pPr>
-      <w:r>
-        <w:rPr>
-          <w:rFonts w:hint="eastAsia"/>
-          <w:color w:val="00B050"/>
-        </w:rPr>
-        <w:t>姓名</w:t>
-      </w:r>
-    </w:p>
     <w:p>
       <w:pPr>
         <w:rPr>
@@ -751,6 +689,20 @@
         </w:rPr>
         <w:t>陳雨琦</w:t>
       </w:r>
+      <w:r>
+        <w:rPr>
+          <w:rFonts w:hint="eastAsia"/>
+          <w:color w:val="0070C0"/>
+        </w:rPr>
+        <w:t xml:space="preserve"> </w:t>
+      </w:r>
+      <w:r>
+        <w:rPr>
+          <w:rFonts w:hint="eastAsia"/>
+          <w:color w:val="EE0000"/>
+        </w:rPr>
+        <w:t>主要提案單位</w:t>
+      </w:r>
     </w:p>
     <w:p>
       <w:pPr>
@@ -765,34 +717,47 @@
         </w:rPr>
         <w:t>李品臻</w:t>
       </w:r>
-    </w:p>
-    <w:p>
-      <w:pPr>
-        <w:rPr>
-          <w:color w:val="0070C0"/>
-        </w:rPr>
-      </w:pPr>
-      <w:r>
-        <w:rPr>
-          <w:rFonts w:hint="eastAsia"/>
-          <w:color w:val="0070C0"/>
-        </w:rPr>
-        <w:lastRenderedPageBreak/>
+      <w:r>
+        <w:rPr>
+          <w:rFonts w:hint="eastAsia"/>
+          <w:color w:val="0070C0"/>
+        </w:rPr>
+        <w:t xml:space="preserve"> </w:t>
+      </w:r>
+      <w:r>
+        <w:rPr>
+          <w:rFonts w:hint="eastAsia"/>
+          <w:color w:val="EE0000"/>
+        </w:rPr>
+        <w:t>主要提案單位</w:t>
+      </w:r>
+    </w:p>
+    <w:p>
+      <w:pPr>
+        <w:rPr>
+          <w:color w:val="0070C0"/>
+        </w:rPr>
+      </w:pPr>
+      <w:r>
+        <w:rPr>
+          <w:rFonts w:hint="eastAsia"/>
+          <w:color w:val="0070C0"/>
+        </w:rPr>
         <w:t>黃思璇</w:t>
       </w:r>
-    </w:p>
-    <w:p>
-      <w:pPr>
-        <w:rPr>
-          <w:color w:val="00B050"/>
-        </w:rPr>
-      </w:pPr>
-      <w:r>
-        <w:rPr>
-          <w:rFonts w:hint="eastAsia"/>
-          <w:color w:val="00B050"/>
-        </w:rPr>
-        <w:t>完整單位名稱與職稱</w:t>
+      <w:r>
+        <w:rPr>
+          <w:rFonts w:hint="eastAsia"/>
+          <w:color w:val="0070C0"/>
+        </w:rPr>
+        <w:t xml:space="preserve"> </w:t>
+      </w:r>
+      <w:r>
+        <w:rPr>
+          <w:rFonts w:hint="eastAsia"/>
+          <w:color w:val="EE0000"/>
+        </w:rPr>
+        <w:t>主要提案單位</w:t>
       </w:r>
     </w:p>
     <w:p>
@@ -812,419 +777,9 @@
     <w:p>
       <w:pPr>
         <w:rPr>
-          <w:color w:val="00B050"/>
-        </w:rPr>
-      </w:pPr>
-      <w:r>
-        <w:rPr>
-          <w:rFonts w:hint="eastAsia"/>
-          <w:color w:val="00B050"/>
-        </w:rPr>
-        <w:t>任務分工</w:t>
-      </w:r>
-    </w:p>
-    <w:p/>
-    <w:p>
-      <w:pPr>
-        <w:rPr>
-          <w:color w:val="3A7C22" w:themeColor="accent6" w:themeShade="BF"/>
-        </w:rPr>
-      </w:pPr>
-      <w:r>
-        <w:rPr>
-          <w:rFonts w:hint="eastAsia"/>
-        </w:rPr>
-        <w:t xml:space="preserve">  </w:t>
-      </w:r>
-      <w:r>
-        <w:rPr>
-          <w:rFonts w:hint="eastAsia"/>
-        </w:rPr>
-        <w:t>請選擇</w:t>
-      </w:r>
-      <w:r>
-        <w:rPr>
-          <w:rFonts w:hint="eastAsia"/>
-        </w:rPr>
-        <w:t>(</w:t>
-      </w:r>
-      <w:r>
-        <w:rPr>
-          <w:rFonts w:hint="eastAsia"/>
-        </w:rPr>
-        <w:t>單位類別</w:t>
-      </w:r>
-      <w:r>
-        <w:rPr>
-          <w:rFonts w:hint="eastAsia"/>
-        </w:rPr>
-        <w:t>)</w:t>
-      </w:r>
-    </w:p>
-    <w:p>
-      <w:r>
-        <w:rPr>
-          <w:rFonts w:hint="eastAsia"/>
-          <w:highlight w:val="yellow"/>
-        </w:rPr>
-        <w:t>民間單位與個人</w:t>
-      </w:r>
-      <w:r>
-        <w:rPr>
-          <w:rFonts w:hint="eastAsia"/>
-        </w:rPr>
-        <w:t xml:space="preserve">  </w:t>
-      </w:r>
-      <w:r>
-        <w:rPr>
-          <w:rFonts w:hint="eastAsia"/>
-        </w:rPr>
-        <w:t>企業</w:t>
-      </w:r>
-      <w:r>
-        <w:rPr>
-          <w:rFonts w:hint="eastAsia"/>
-        </w:rPr>
-        <w:t xml:space="preserve">  </w:t>
-      </w:r>
-      <w:r>
-        <w:rPr>
-          <w:rFonts w:hint="eastAsia"/>
-        </w:rPr>
-        <w:t>學校</w:t>
-      </w:r>
-      <w:r>
-        <w:rPr>
-          <w:rFonts w:hint="eastAsia"/>
-        </w:rPr>
-        <w:t xml:space="preserve">  </w:t>
-      </w:r>
-      <w:r>
-        <w:rPr>
-          <w:rFonts w:hint="eastAsia"/>
-        </w:rPr>
-        <w:t>政府機關</w:t>
-      </w:r>
-      <w:r>
-        <w:rPr>
-          <w:rFonts w:hint="eastAsia"/>
-        </w:rPr>
-        <w:t xml:space="preserve"> - </w:t>
-      </w:r>
-      <w:r>
-        <w:rPr>
-          <w:rFonts w:hint="eastAsia"/>
-        </w:rPr>
-        <w:t>中央</w:t>
-      </w:r>
-      <w:r>
-        <w:rPr>
-          <w:rFonts w:hint="eastAsia"/>
-        </w:rPr>
-        <w:t>(</w:t>
-      </w:r>
-      <w:r>
-        <w:rPr>
-          <w:rFonts w:hint="eastAsia"/>
-        </w:rPr>
-        <w:t>院、部會等</w:t>
-      </w:r>
-      <w:r>
-        <w:rPr>
-          <w:rFonts w:hint="eastAsia"/>
-        </w:rPr>
-        <w:t xml:space="preserve">)  </w:t>
-      </w:r>
-      <w:r>
-        <w:rPr>
-          <w:rFonts w:hint="eastAsia"/>
-        </w:rPr>
-        <w:t>政府機關</w:t>
-      </w:r>
-      <w:r>
-        <w:rPr>
-          <w:rFonts w:hint="eastAsia"/>
-        </w:rPr>
-        <w:t xml:space="preserve"> - </w:t>
-      </w:r>
-      <w:r>
-        <w:rPr>
-          <w:rFonts w:hint="eastAsia"/>
-        </w:rPr>
-        <w:t>地方</w:t>
-      </w:r>
-      <w:r>
-        <w:rPr>
-          <w:rFonts w:hint="eastAsia"/>
-        </w:rPr>
-        <w:t xml:space="preserve">  </w:t>
-      </w:r>
-      <w:r>
-        <w:rPr>
-          <w:rFonts w:hint="eastAsia"/>
-        </w:rPr>
-        <w:t>研究機構、國營企業、醫院</w:t>
-      </w:r>
-      <w:r>
-        <w:rPr>
-          <w:rFonts w:hint="eastAsia"/>
-        </w:rPr>
-        <w:t xml:space="preserve">  </w:t>
-      </w:r>
-      <w:r>
-        <w:rPr>
-          <w:rFonts w:hint="eastAsia"/>
-        </w:rPr>
-        <w:t>國際政府機構</w:t>
-      </w:r>
-      <w:r>
-        <w:rPr>
-          <w:rFonts w:hint="eastAsia"/>
-        </w:rPr>
-        <w:t xml:space="preserve">  </w:t>
-      </w:r>
-    </w:p>
-    <w:p>
-      <w:pPr>
-        <w:rPr>
-          <w:rFonts w:hint="eastAsia"/>
-        </w:rPr>
-      </w:pPr>
-    </w:p>
-    <w:p>
-      <w:r>
-        <w:rPr>
-          <w:rFonts w:hint="eastAsia"/>
-        </w:rPr>
-        <w:t xml:space="preserve">  </w:t>
-      </w:r>
-      <w:r>
-        <w:rPr>
-          <w:rFonts w:hint="eastAsia"/>
-        </w:rPr>
-        <w:t>請選擇</w:t>
-      </w:r>
-      <w:r>
-        <w:rPr>
-          <w:rFonts w:hint="eastAsia"/>
-        </w:rPr>
-        <w:t>(</w:t>
-      </w:r>
-      <w:r>
-        <w:rPr>
-          <w:rFonts w:hint="eastAsia"/>
-        </w:rPr>
-        <w:t>任務分工</w:t>
-      </w:r>
-      <w:r>
-        <w:rPr>
-          <w:rFonts w:hint="eastAsia"/>
-        </w:rPr>
-        <w:t xml:space="preserve">)  </w:t>
-      </w:r>
-    </w:p>
-    <w:p>
-      <w:pPr>
-        <w:rPr>
           <w:color w:val="EE0000"/>
         </w:rPr>
       </w:pPr>
-      <w:r>
-        <w:rPr>
-          <w:rFonts w:hint="eastAsia"/>
-          <w:color w:val="EE0000"/>
-        </w:rPr>
-        <w:t>主要提案單位</w:t>
-      </w:r>
-      <w:r>
-        <w:rPr>
-          <w:rFonts w:hint="eastAsia"/>
-          <w:color w:val="EE0000"/>
-        </w:rPr>
-        <w:t xml:space="preserve">  </w:t>
-      </w:r>
-      <w:r>
-        <w:rPr>
-          <w:rFonts w:hint="eastAsia"/>
-          <w:color w:val="EE0000"/>
-        </w:rPr>
-        <w:t>次要</w:t>
-      </w:r>
-      <w:r>
-        <w:rPr>
-          <w:rFonts w:hint="eastAsia"/>
-          <w:color w:val="EE0000"/>
-        </w:rPr>
-        <w:t>(</w:t>
-      </w:r>
-      <w:r>
-        <w:rPr>
-          <w:rFonts w:hint="eastAsia"/>
-          <w:color w:val="EE0000"/>
-        </w:rPr>
-        <w:t>合作</w:t>
-      </w:r>
-      <w:r>
-        <w:rPr>
-          <w:rFonts w:hint="eastAsia"/>
-          <w:color w:val="EE0000"/>
-        </w:rPr>
-        <w:t>)</w:t>
-      </w:r>
-      <w:r>
-        <w:rPr>
-          <w:rFonts w:hint="eastAsia"/>
-          <w:color w:val="EE0000"/>
-        </w:rPr>
-        <w:t>提案單位</w:t>
-      </w:r>
-      <w:r>
-        <w:rPr>
-          <w:rFonts w:hint="eastAsia"/>
-          <w:color w:val="EE0000"/>
-        </w:rPr>
-        <w:t xml:space="preserve">  </w:t>
-      </w:r>
-      <w:r>
-        <w:rPr>
-          <w:rFonts w:hint="eastAsia"/>
-          <w:color w:val="EE0000"/>
-        </w:rPr>
-        <w:t>僅資料協力</w:t>
-      </w:r>
-      <w:r>
-        <w:rPr>
-          <w:rFonts w:hint="eastAsia"/>
-          <w:color w:val="EE0000"/>
-        </w:rPr>
-        <w:t>/</w:t>
-      </w:r>
-      <w:r>
-        <w:rPr>
-          <w:rFonts w:hint="eastAsia"/>
-          <w:color w:val="EE0000"/>
-        </w:rPr>
-        <w:t>提供</w:t>
-      </w:r>
-      <w:r>
-        <w:rPr>
-          <w:rFonts w:hint="eastAsia"/>
-          <w:color w:val="EE0000"/>
-        </w:rPr>
-        <w:t xml:space="preserve">  </w:t>
-      </w:r>
-      <w:r>
-        <w:rPr>
-          <w:rFonts w:hint="eastAsia"/>
-          <w:color w:val="EE0000"/>
-        </w:rPr>
-        <w:t>技術</w:t>
-      </w:r>
-      <w:r>
-        <w:rPr>
-          <w:rFonts w:hint="eastAsia"/>
-          <w:color w:val="EE0000"/>
-        </w:rPr>
-        <w:t>/</w:t>
-      </w:r>
-      <w:r>
-        <w:rPr>
-          <w:rFonts w:hint="eastAsia"/>
-          <w:color w:val="EE0000"/>
-        </w:rPr>
-        <w:t>資源協助</w:t>
-      </w:r>
-      <w:r>
-        <w:rPr>
-          <w:rFonts w:hint="eastAsia"/>
-          <w:color w:val="EE0000"/>
-        </w:rPr>
-        <w:t xml:space="preserve">  </w:t>
-      </w:r>
-      <w:r>
-        <w:rPr>
-          <w:rFonts w:hint="eastAsia"/>
-          <w:color w:val="EE0000"/>
-        </w:rPr>
-        <w:t>落地</w:t>
-      </w:r>
-      <w:r>
-        <w:rPr>
-          <w:rFonts w:hint="eastAsia"/>
-          <w:color w:val="EE0000"/>
-        </w:rPr>
-        <w:t>/</w:t>
-      </w:r>
-      <w:r>
-        <w:rPr>
-          <w:rFonts w:hint="eastAsia"/>
-          <w:color w:val="EE0000"/>
-        </w:rPr>
-        <w:t>實驗場域單位</w:t>
-      </w:r>
-      <w:r>
-        <w:rPr>
-          <w:rFonts w:hint="eastAsia"/>
-          <w:color w:val="EE0000"/>
-        </w:rPr>
-        <w:t>(</w:t>
-      </w:r>
-      <w:r>
-        <w:rPr>
-          <w:rFonts w:hint="eastAsia"/>
-          <w:color w:val="EE0000"/>
-        </w:rPr>
-        <w:t>確定合作</w:t>
-      </w:r>
-      <w:r>
-        <w:rPr>
-          <w:rFonts w:hint="eastAsia"/>
-          <w:color w:val="EE0000"/>
-        </w:rPr>
-        <w:t xml:space="preserve">)  </w:t>
-      </w:r>
-      <w:r>
-        <w:rPr>
-          <w:rFonts w:hint="eastAsia"/>
-          <w:color w:val="EE0000"/>
-        </w:rPr>
-        <w:t>未來合作單位</w:t>
-      </w:r>
-      <w:r>
-        <w:rPr>
-          <w:rFonts w:hint="eastAsia"/>
-          <w:color w:val="EE0000"/>
-        </w:rPr>
-        <w:t>(</w:t>
-      </w:r>
-      <w:r>
-        <w:rPr>
-          <w:rFonts w:hint="eastAsia"/>
-          <w:color w:val="EE0000"/>
-        </w:rPr>
-        <w:t>洽談中</w:t>
-      </w:r>
-      <w:r>
-        <w:rPr>
-          <w:rFonts w:hint="eastAsia"/>
-          <w:color w:val="EE0000"/>
-        </w:rPr>
-        <w:t xml:space="preserve">)  </w:t>
-      </w:r>
-      <w:r>
-        <w:rPr>
-          <w:rFonts w:hint="eastAsia"/>
-          <w:color w:val="EE0000"/>
-        </w:rPr>
-        <w:t>其他</w:t>
-      </w:r>
-      <w:r>
-        <w:rPr>
-          <w:rFonts w:hint="eastAsia"/>
-          <w:color w:val="EE0000"/>
-        </w:rPr>
-        <w:t xml:space="preserve">  </w:t>
-      </w:r>
     </w:p>
     <w:p>
       <w:r>
@@ -1472,31 +1027,19 @@
         <w:rPr>
           <w:color w:val="0070C0"/>
         </w:rPr>
-        <w:t>系統已建置全台縣市、鄉鎮區與警局資料，整合政府開放資料（如內政部警政署之警政機關地址、電話、轄區資訊），作為「最近警局」功能基礎。同時透過開放地圖</w:t>
-      </w:r>
-      <w:r>
-        <w:rPr>
-          <w:color w:val="0070C0"/>
-        </w:rPr>
-        <w:t xml:space="preserve"> API</w:t>
-      </w:r>
-      <w:r>
-        <w:rPr>
-          <w:color w:val="0070C0"/>
-        </w:rPr>
-        <w:t>（</w:t>
-      </w:r>
-      <w:r>
-        <w:rPr>
-          <w:color w:val="0070C0"/>
-        </w:rPr>
-        <w:t>Google Maps</w:t>
-      </w:r>
-      <w:r>
-        <w:rPr>
-          <w:color w:val="0070C0"/>
-        </w:rPr>
-        <w:t>）與</w:t>
+        <w:t>本系統已建立全台縣市、鄉鎮區與警局資料，並整合政府開放資料（如內政部警政署之警政機關地址、電話與轄區資訊），作為「最近警局」與事件回報功能基礎。同時結合</w:t>
+      </w:r>
+      <w:r>
+        <w:rPr>
+          <w:color w:val="0070C0"/>
+        </w:rPr>
+        <w:t xml:space="preserve"> Google Maps API </w:t>
+      </w:r>
+      <w:r>
+        <w:rPr>
+          <w:color w:val="0070C0"/>
+        </w:rPr>
+        <w:t>與</w:t>
       </w:r>
       <w:r>
         <w:rPr>
@@ -1508,14 +1051,241 @@
         <w:rPr>
           <w:color w:val="0070C0"/>
         </w:rPr>
-        <w:t>定位，將事件熱點視覺化展示。另設計資料表紀錄事件回報、商家申請、安全教育資源，形成系統性數據管理。這些</w:t>
+        <w:t>定位，將使用者回報事件轉換為地圖警示與熱點視覺化。資料庫中另設計表格紀錄事件回報、商家合作申請及安全教育資源，形成系統化的數據管理。這些資料可支援即時推播警示，並作為後續趨勢分析與公共決策的參考依據。</w:t>
+      </w:r>
+    </w:p>
+    <w:p/>
+    <w:p>
+      <w:r>
+        <w:rPr>
+          <w:rFonts w:hint="eastAsia"/>
+          <w:b/>
+          <w:bCs/>
+        </w:rPr>
+        <w:t>除了上述資料外，您仍需要哪些機關的未開放資料？（</w:t>
+      </w:r>
+      <w:r>
+        <w:rPr>
+          <w:rFonts w:hint="eastAsia"/>
+          <w:b/>
+          <w:bCs/>
+        </w:rPr>
+        <w:t>400</w:t>
+      </w:r>
+      <w:r>
+        <w:rPr>
+          <w:rFonts w:hint="eastAsia"/>
+          <w:b/>
+          <w:bCs/>
+        </w:rPr>
+        <w:t>字為限）</w:t>
+      </w:r>
+      <w:r>
+        <w:rPr>
+          <w:rFonts w:hint="eastAsia"/>
+        </w:rPr>
+        <w:t>* </w:t>
+      </w:r>
+      <w:r>
+        <w:rPr>
+          <w:rFonts w:hint="eastAsia"/>
+          <w:b/>
+          <w:bCs/>
+        </w:rPr>
+        <w:t>(0/400)</w:t>
+      </w:r>
+      <w:r>
+        <w:rPr>
+          <w:rFonts w:hint="eastAsia"/>
+        </w:rPr>
+        <w:br/>
+      </w:r>
+      <w:r>
+        <w:rPr>
+          <w:color w:val="0070C0"/>
+        </w:rPr>
+        <w:t>目前尚缺乏警方內部未全面公開的數據，例如跟蹤騷擾案件斑點圖、夜間治安熱點分布與校園或社區安全事件統計。此外，「安全合作商家」的名單、營業時間與官方認證資訊，亦需透過地方政府、警政單位或</w:t>
+      </w:r>
+      <w:r>
+        <w:rPr>
+          <w:color w:val="0070C0"/>
+        </w:rPr>
+        <w:t xml:space="preserve"> NGO </w:t>
+      </w:r>
+      <w:r>
+        <w:rPr>
+          <w:color w:val="0070C0"/>
+        </w:rPr>
+        <w:t>合作取得，方能完善「避難據點」功能，並提高公信力。</w:t>
+      </w:r>
+    </w:p>
+    <w:p>
+      <w:pPr>
+        <w:rPr>
+          <w:b/>
+          <w:bCs/>
+        </w:rPr>
+      </w:pPr>
+      <w:r>
+        <w:rPr>
+          <w:rFonts w:hint="eastAsia"/>
+          <w:b/>
+          <w:bCs/>
+        </w:rPr>
+        <w:t>請就已掌握</w:t>
+      </w:r>
+      <w:r>
+        <w:rPr>
+          <w:rFonts w:hint="eastAsia"/>
+          <w:b/>
+          <w:bCs/>
+        </w:rPr>
+        <w:t>/</w:t>
+      </w:r>
+      <w:r>
+        <w:rPr>
+          <w:rFonts w:hint="eastAsia"/>
+          <w:b/>
+          <w:bCs/>
+        </w:rPr>
+        <w:t>未掌握之資料預計應用方式進行具體說明？（</w:t>
+      </w:r>
+      <w:r>
+        <w:rPr>
+          <w:rFonts w:hint="eastAsia"/>
+          <w:b/>
+          <w:bCs/>
+        </w:rPr>
+        <w:t>400</w:t>
+      </w:r>
+      <w:r>
+        <w:rPr>
+          <w:rFonts w:hint="eastAsia"/>
+          <w:b/>
+          <w:bCs/>
+        </w:rPr>
+        <w:t>字為限）</w:t>
+      </w:r>
+      <w:r>
+        <w:rPr>
+          <w:rFonts w:hint="eastAsia"/>
+        </w:rPr>
+        <w:t>* </w:t>
+      </w:r>
+      <w:r>
+        <w:rPr>
+          <w:rFonts w:hint="eastAsia"/>
+          <w:b/>
+          <w:bCs/>
+        </w:rPr>
+        <w:t>(0/400)</w:t>
+      </w:r>
+    </w:p>
+    <w:p>
+      <w:pPr>
+        <w:rPr>
+          <w:b/>
+          <w:bCs/>
+        </w:rPr>
+      </w:pPr>
+      <w:r>
+        <w:rPr>
+          <w:color w:val="0070C0"/>
+        </w:rPr>
+        <w:t>已掌握之資料將用於事件回報與地圖警示展示，搭配教育宣導資源推廣安全知識；未掌握的官方數據則可提升資訊可信度與精準度。透過結合警方資料、群眾回報與商家合作三方數據，平台能同時兼顧即時性、公信力與在地化，達成</w:t>
       </w:r>
       <w:r>
         <w:rPr>
           <w:color w:val="0070C0"/>
         </w:rPr>
         <w:lastRenderedPageBreak/>
-        <w:t>資料不僅支援即時警示，也能進行後續趨勢分析與政策參考。</w:t>
+        <w:t>完整的公共安全數據生態。</w:t>
+      </w:r>
+      <w:r>
+        <w:rPr>
+          <w:rFonts w:hint="eastAsia"/>
+        </w:rPr>
+        <w:br/>
+      </w:r>
+    </w:p>
+    <w:p>
+      <w:r>
+        <w:rPr>
+          <w:rFonts w:hint="eastAsia"/>
+          <w:b/>
+          <w:bCs/>
+        </w:rPr>
+        <w:t>請說明提案預計實證及落地場域為何，如在中央或地方機關、產業、或</w:t>
+      </w:r>
+      <w:r>
+        <w:rPr>
+          <w:rFonts w:hint="eastAsia"/>
+          <w:b/>
+          <w:bCs/>
+        </w:rPr>
+        <w:t>NPO/NGO</w:t>
+      </w:r>
+      <w:r>
+        <w:rPr>
+          <w:rFonts w:hint="eastAsia"/>
+          <w:b/>
+          <w:bCs/>
+        </w:rPr>
+        <w:t>等，如何導入公共服務運作？</w:t>
+      </w:r>
+      <w:r>
+        <w:rPr>
+          <w:rFonts w:hint="eastAsia"/>
+          <w:b/>
+          <w:bCs/>
+        </w:rPr>
+        <w:t>400</w:t>
+      </w:r>
+      <w:r>
+        <w:rPr>
+          <w:rFonts w:hint="eastAsia"/>
+          <w:b/>
+          <w:bCs/>
+        </w:rPr>
+        <w:t>字為限）</w:t>
+      </w:r>
+      <w:r>
+        <w:rPr>
+          <w:rFonts w:hint="eastAsia"/>
+        </w:rPr>
+        <w:t> * </w:t>
+      </w:r>
+      <w:r>
+        <w:rPr>
+          <w:rFonts w:hint="eastAsia"/>
+          <w:b/>
+          <w:bCs/>
+        </w:rPr>
+        <w:t>(0/400)</w:t>
+      </w:r>
+      <w:r>
+        <w:rPr>
+          <w:rFonts w:hint="eastAsia"/>
+        </w:rPr>
+        <w:br/>
+      </w:r>
+      <w:r>
+        <w:rPr>
+          <w:color w:val="0070C0"/>
+        </w:rPr>
+        <w:t>系統將優先導入於地方政府、警察局與校園社區，作為公共安全的輔助工具。例如與大專校院合作測試平台，提供學生夜歸安全保障；與地方政府合作，整合在地警局資料與商家合作據點，形成社區安全網。同時亦能推廣至</w:t>
+      </w:r>
+      <w:r>
+        <w:rPr>
+          <w:color w:val="0070C0"/>
+        </w:rPr>
+        <w:t xml:space="preserve"> NGO</w:t>
+      </w:r>
+      <w:r>
+        <w:rPr>
+          <w:color w:val="0070C0"/>
+        </w:rPr>
+        <w:t>、婦女團體與社區組織，作為安全倡議與教育的數位工具。</w:t>
       </w:r>
     </w:p>
     <w:p/>
@@ -1526,7 +1296,7 @@
           <w:b/>
           <w:bCs/>
         </w:rPr>
-        <w:t>除了上述資料外，您仍需要哪些機關的未開放資料？（</w:t>
+        <w:t>請說明提案應符合現行哪一主管機關之管制法規要求或未來具備法規調適空間？（</w:t>
       </w:r>
       <w:r>
         <w:rPr>
@@ -1548,7 +1318,7 @@
         <w:rPr>
           <w:rFonts w:hint="eastAsia"/>
         </w:rPr>
-        <w:t>* </w:t>
+        <w:t> * </w:t>
       </w:r>
       <w:r>
         <w:rPr>
@@ -1566,56 +1336,52 @@
       </w:r>
       <w:r>
         <w:rPr>
-          <w:rFonts w:hint="eastAsia"/>
-          <w:color w:val="0070C0"/>
-        </w:rPr>
-        <w:t>目前尚缺乏警方內部未全面公開的數據，例如跟蹤騷擾案件斑點圖、夜間治安熱點分布、學校或社區安全事件統計。此外，安全合作商家名單、營業時間與認證資訊需透過地方政府或</w:t>
-      </w:r>
-      <w:r>
-        <w:rPr>
-          <w:rFonts w:hint="eastAsia"/>
-          <w:color w:val="0070C0"/>
-        </w:rPr>
-        <w:t xml:space="preserve"> NGO </w:t>
-      </w:r>
-      <w:r>
-        <w:rPr>
-          <w:rFonts w:hint="eastAsia"/>
-          <w:color w:val="0070C0"/>
-        </w:rPr>
-        <w:t>進一步合作取得，方能完善「避難據點」功能。</w:t>
-      </w:r>
-    </w:p>
-    <w:p>
-      <w:pPr>
-        <w:rPr>
-          <w:b/>
-          <w:bCs/>
-        </w:rPr>
-      </w:pPr>
-      <w:r>
-        <w:rPr>
-          <w:rFonts w:hint="eastAsia"/>
-          <w:b/>
-          <w:bCs/>
-        </w:rPr>
-        <w:t>請就已掌握</w:t>
-      </w:r>
-      <w:r>
-        <w:rPr>
-          <w:rFonts w:hint="eastAsia"/>
-          <w:b/>
-          <w:bCs/>
-        </w:rPr>
-        <w:t>/</w:t>
-      </w:r>
-      <w:r>
-        <w:rPr>
-          <w:rFonts w:hint="eastAsia"/>
-          <w:b/>
-          <w:bCs/>
-        </w:rPr>
-        <w:t>未掌握之資料預計應用方式進行具體說明？（</w:t>
+          <w:color w:val="0070C0"/>
+        </w:rPr>
+        <w:t>本系統需遵循《個人資料保護法》保障使用者資訊隱私，並依《社會秩序維護法》避免誤導與誹謗問題。聊天室與回報內容須設置</w:t>
+      </w:r>
+      <w:r>
+        <w:rPr>
+          <w:color w:val="0070C0"/>
+        </w:rPr>
+        <w:t xml:space="preserve"> AI + </w:t>
+      </w:r>
+      <w:r>
+        <w:rPr>
+          <w:color w:val="0070C0"/>
+        </w:rPr>
+        <w:t>人工審核，確保不涉及違法言論。未來若推動成全國性平台，需與內政部警政署協調，建立官方數據共享機制，並具備法規調適空間，讓回報資料能合法運用於治安防治。</w:t>
+      </w:r>
+    </w:p>
+    <w:p/>
+    <w:p>
+      <w:pPr>
+        <w:rPr>
+          <w:b/>
+          <w:bCs/>
+        </w:rPr>
+      </w:pPr>
+      <w:r>
+        <w:rPr>
+          <w:b/>
+          <w:bCs/>
+        </w:rPr>
+        <w:t>二、社會影響力（解決方案、預期效益及可擴散性說明）</w:t>
+      </w:r>
+    </w:p>
+    <w:p>
+      <w:pPr>
+        <w:rPr>
+          <w:color w:val="0070C0"/>
+        </w:rPr>
+      </w:pPr>
+      <w:r>
+        <w:rPr>
+          <w:rFonts w:hint="eastAsia"/>
+          <w:b/>
+          <w:bCs/>
+        </w:rPr>
+        <w:t>請說明您的具體解決方案？（</w:t>
       </w:r>
       <w:r>
         <w:rPr>
@@ -1637,7 +1403,7 @@
         <w:rPr>
           <w:rFonts w:hint="eastAsia"/>
         </w:rPr>
-        <w:t>* </w:t>
+        <w:t> * </w:t>
       </w:r>
       <w:r>
         <w:rPr>
@@ -1647,97 +1413,46 @@
         </w:rPr>
         <w:t>(0/400)</w:t>
       </w:r>
-    </w:p>
-    <w:p>
-      <w:pPr>
-        <w:rPr>
-          <w:b/>
-          <w:bCs/>
-        </w:rPr>
-      </w:pPr>
-      <w:r>
-        <w:rPr>
-          <w:color w:val="0070C0"/>
-        </w:rPr>
-        <w:t>已掌握資料將用於事件回報顯示、地圖警示與教育宣導；未掌握資料則可補足官方可信度，透過結合警方數據強化警示精準度，並建立安全商家網路。最終可形成</w:t>
-      </w:r>
-      <w:r>
-        <w:rPr>
-          <w:b/>
-          <w:bCs/>
-          <w:color w:val="0070C0"/>
-        </w:rPr>
-        <w:t>官方數據</w:t>
-      </w:r>
-      <w:r>
-        <w:rPr>
-          <w:b/>
-          <w:bCs/>
-          <w:color w:val="0070C0"/>
-        </w:rPr>
-        <w:t xml:space="preserve"> + </w:t>
-      </w:r>
-      <w:r>
-        <w:rPr>
-          <w:b/>
-          <w:bCs/>
-          <w:color w:val="0070C0"/>
-        </w:rPr>
-        <w:t>群眾通報</w:t>
-      </w:r>
-      <w:r>
-        <w:rPr>
-          <w:b/>
-          <w:bCs/>
-          <w:color w:val="0070C0"/>
-        </w:rPr>
-        <w:t xml:space="preserve"> + </w:t>
-      </w:r>
-      <w:r>
-        <w:rPr>
-          <w:b/>
-          <w:bCs/>
-          <w:color w:val="0070C0"/>
-        </w:rPr>
-        <w:t>商家合作</w:t>
-      </w:r>
-      <w:r>
-        <w:rPr>
-          <w:color w:val="0070C0"/>
-        </w:rPr>
-        <w:t>的三向資料流，兼顧即時性與公信力。</w:t>
-      </w:r>
       <w:r>
         <w:rPr>
           <w:rFonts w:hint="eastAsia"/>
         </w:rPr>
         <w:br/>
       </w:r>
-    </w:p>
-    <w:p>
-      <w:r>
-        <w:rPr>
-          <w:rFonts w:hint="eastAsia"/>
-          <w:b/>
-          <w:bCs/>
-        </w:rPr>
-        <w:t>請說明提案預計實證及落地場域為何，如在中央或地方機關、產業、或</w:t>
-      </w:r>
-      <w:r>
-        <w:rPr>
-          <w:rFonts w:hint="eastAsia"/>
-          <w:b/>
-          <w:bCs/>
-        </w:rPr>
-        <w:t>NPO/NGO</w:t>
-      </w:r>
-      <w:r>
-        <w:rPr>
-          <w:rFonts w:hint="eastAsia"/>
-          <w:b/>
-          <w:bCs/>
-        </w:rPr>
-        <w:t>等，如何導入公共服務運作？</w:t>
+      <w:r>
+        <w:rPr>
+          <w:color w:val="0070C0"/>
+        </w:rPr>
+        <w:t>平台功能包括事件回報、即時地圖警示、一鍵求助與安全合作店家據點，並新增匿名聊天室作為社群互助空間，讓使用者能在安全環境中交流經驗與獲得支持；同時導入</w:t>
+      </w:r>
+      <w:r>
+        <w:rPr>
+          <w:color w:val="0070C0"/>
+        </w:rPr>
+        <w:t xml:space="preserve"> AI </w:t>
+      </w:r>
+      <w:r>
+        <w:rPr>
+          <w:color w:val="0070C0"/>
+        </w:rPr>
+        <w:t>審核機制，以確保資訊的正確性與友善性，避免不實或惡意內容。透過「安全合作店家」制度，日常生活場域可逐步轉化為社區防護網，讓民眾在熟悉的空間中獲得即時協助。此解決方案呼應政府推動的「全社會防衛韌性」政策，不僅提升社會安全感，也促進公私協力，逐步建立具擴散性與永續性的數位共治安全網。</w:t>
+      </w:r>
+    </w:p>
+    <w:p>
+      <w:pPr>
+        <w:rPr>
+          <w:color w:val="0070C0"/>
+        </w:rPr>
+      </w:pPr>
+    </w:p>
+    <w:p>
+      <w:r>
+        <w:rPr>
+          <w:rFonts w:hint="eastAsia"/>
+          <w:b/>
+          <w:bCs/>
+        </w:rPr>
+        <w:t>請說明您認為本次提案內容可帶來的影響與效益？（</w:t>
       </w:r>
       <w:r>
         <w:rPr>
@@ -1779,19 +1494,213 @@
         <w:rPr>
           <w:color w:val="0070C0"/>
         </w:rPr>
-        <w:t>系統將優先導入於地方政府、警察局與校園社區，作為公共安全的輔助工具。例如與大專校院合作測試平台，提供學生夜歸安全保障；與地方政府合作，整合在地警局資料與商家合作據點，形成社區安全網。同時亦能推廣至</w:t>
-      </w:r>
-      <w:r>
-        <w:rPr>
+        <w:t>提案能有效降低街頭騷擾與潛在侵害風險，提升個人安全感。透過數據共享，政府可掌握治安熱點，作為資源調度參考。商家參與「安全據點」計畫，不僅提升形象，也實質強化社區安全。社群互助與資訊透明則能促進社會信任，達</w:t>
+      </w:r>
+      <w:r>
+        <w:rPr>
+          <w:color w:val="0070C0"/>
+        </w:rPr>
+        <w:lastRenderedPageBreak/>
+        <w:t>到科技公益效益。</w:t>
+      </w:r>
+    </w:p>
+    <w:p/>
+    <w:p>
+      <w:r>
+        <w:rPr>
+          <w:rFonts w:hint="eastAsia"/>
+          <w:b/>
+          <w:bCs/>
+        </w:rPr>
+        <w:t>請說明本提案是否具備可複製性及擴散性？（</w:t>
+      </w:r>
+      <w:r>
+        <w:rPr>
+          <w:rFonts w:hint="eastAsia"/>
+          <w:b/>
+          <w:bCs/>
+        </w:rPr>
+        <w:t>400</w:t>
+      </w:r>
+      <w:r>
+        <w:rPr>
+          <w:rFonts w:hint="eastAsia"/>
+          <w:b/>
+          <w:bCs/>
+        </w:rPr>
+        <w:t>字為限）</w:t>
+      </w:r>
+      <w:r>
+        <w:rPr>
+          <w:rFonts w:hint="eastAsia"/>
+        </w:rPr>
+        <w:t> * </w:t>
+      </w:r>
+      <w:r>
+        <w:rPr>
+          <w:rFonts w:hint="eastAsia"/>
+          <w:b/>
+          <w:bCs/>
+        </w:rPr>
+        <w:t>(0/400)</w:t>
+      </w:r>
+      <w:r>
+        <w:rPr>
+          <w:rFonts w:hint="eastAsia"/>
+        </w:rPr>
+        <w:br/>
+      </w:r>
+      <w:r>
+        <w:rPr>
+          <w:color w:val="0070C0"/>
+        </w:rPr>
+        <w:t>系統採用</w:t>
+      </w:r>
+      <w:r>
+        <w:rPr>
+          <w:color w:val="0070C0"/>
+        </w:rPr>
+        <w:t xml:space="preserve"> PWA </w:t>
+      </w:r>
+      <w:r>
+        <w:rPr>
+          <w:color w:val="0070C0"/>
+        </w:rPr>
+        <w:t>與</w:t>
+      </w:r>
+      <w:r>
+        <w:rPr>
+          <w:color w:val="0070C0"/>
+        </w:rPr>
+        <w:t xml:space="preserve"> Django </w:t>
+      </w:r>
+      <w:r>
+        <w:rPr>
+          <w:color w:val="0070C0"/>
+        </w:rPr>
+        <w:t>架構，具備跨平台相容性</w:t>
+      </w:r>
+      <w:r>
+        <w:rPr>
+          <w:color w:val="0070C0"/>
+        </w:rPr>
+        <w:t>，僅需導入地方數據與商家合作即可複製應用</w:t>
+      </w:r>
+      <w:r>
+        <w:rPr>
+          <w:color w:val="0070C0"/>
+        </w:rPr>
+        <w:t>。未來可依需求擴充，如校園版、女性夜歸安全版，甚至國際化應用。只要有開放資料與合作商家，皆能快速導入，具高度擴散性與永續推廣價值。</w:t>
+      </w:r>
+    </w:p>
+    <w:p/>
+    <w:p>
+      <w:pPr>
+        <w:rPr>
+          <w:b/>
+          <w:bCs/>
+        </w:rPr>
+      </w:pPr>
+      <w:r>
+        <w:rPr>
+          <w:b/>
+          <w:bCs/>
+        </w:rPr>
+        <w:t>三、創新性（使用之工具、實作期程規劃說明）</w:t>
+      </w:r>
+    </w:p>
+    <w:p>
+      <w:r>
+        <w:rPr>
+          <w:rFonts w:hint="eastAsia"/>
+          <w:b/>
+          <w:bCs/>
+        </w:rPr>
+        <w:t>請說明本次提案內容跨領域合作或服務與技術之創新程度？（</w:t>
+      </w:r>
+      <w:r>
+        <w:rPr>
+          <w:rFonts w:hint="eastAsia"/>
+          <w:b/>
+          <w:bCs/>
+        </w:rPr>
+        <w:t>400</w:t>
+      </w:r>
+      <w:r>
+        <w:rPr>
+          <w:rFonts w:hint="eastAsia"/>
+          <w:b/>
+          <w:bCs/>
+        </w:rPr>
+        <w:t>字為限）</w:t>
+      </w:r>
+      <w:r>
+        <w:rPr>
+          <w:rFonts w:hint="eastAsia"/>
+        </w:rPr>
+        <w:t> * </w:t>
+      </w:r>
+      <w:r>
+        <w:rPr>
+          <w:rFonts w:hint="eastAsia"/>
+          <w:b/>
+          <w:bCs/>
+        </w:rPr>
+        <w:t>(0/400)</w:t>
+      </w:r>
+      <w:r>
+        <w:rPr>
+          <w:rFonts w:hint="eastAsia"/>
+        </w:rPr>
+        <w:br/>
+      </w:r>
+      <w:r>
+        <w:rPr>
+          <w:color w:val="0070C0"/>
+        </w:rPr>
+        <w:t>本系統結合資訊工程、公共安全、社會倡議與商業合作，跨足</w:t>
+      </w:r>
+      <w:r>
+        <w:rPr>
+          <w:b/>
+          <w:bCs/>
+          <w:color w:val="0070C0"/>
+        </w:rPr>
+        <w:t>警政、防騷擾</w:t>
+      </w:r>
+      <w:r>
+        <w:rPr>
+          <w:b/>
+          <w:bCs/>
           <w:color w:val="0070C0"/>
         </w:rPr>
         <w:t xml:space="preserve"> NGO</w:t>
       </w:r>
       <w:r>
         <w:rPr>
-          <w:color w:val="0070C0"/>
-        </w:rPr>
-        <w:t>、婦女團體與社區組織，作為安全倡議與教育的數位工具。</w:t>
+          <w:b/>
+          <w:bCs/>
+          <w:color w:val="0070C0"/>
+        </w:rPr>
+        <w:t>、商家、校園</w:t>
+      </w:r>
+      <w:r>
+        <w:rPr>
+          <w:color w:val="0070C0"/>
+        </w:rPr>
+        <w:t>等領域。創新點包括：</w:t>
+      </w:r>
+      <w:r>
+        <w:rPr>
+          <w:color w:val="0070C0"/>
+        </w:rPr>
+        <w:t xml:space="preserve">AI </w:t>
+      </w:r>
+      <w:r>
+        <w:rPr>
+          <w:color w:val="0070C0"/>
+        </w:rPr>
+        <w:t>審查防止惡意言論、匿名社群降低受害者壓力、商家合作模式兼顧安全與經濟利益，形成社會共治的創新解決方案。</w:t>
       </w:r>
     </w:p>
     <w:p/>
@@ -1802,7 +1711,7 @@
           <w:b/>
           <w:bCs/>
         </w:rPr>
-        <w:t>請說明提案應符合現行哪一主管機關之管制法規要求或未來具備法規調適空間？（</w:t>
+        <w:t>請說明提案預計使用之工具或平台？（</w:t>
       </w:r>
       <w:r>
         <w:rPr>
@@ -1844,67 +1753,202 @@
         <w:rPr>
           <w:color w:val="0070C0"/>
         </w:rPr>
-        <w:t>本系統需遵循《個人資料保護法》保障使用者資訊隱私，並依《社會秩序維護法》避免誤導與誹謗問題。聊天室與回報內容須設置</w:t>
-      </w:r>
-      <w:r>
-        <w:rPr>
-          <w:color w:val="0070C0"/>
-        </w:rPr>
-        <w:t xml:space="preserve"> AI + </w:t>
-      </w:r>
-      <w:r>
-        <w:rPr>
-          <w:color w:val="0070C0"/>
-        </w:rPr>
-        <w:t>人工審核，確保不涉及違法言論。未來若推動成全國性平台，需與內政部警政署協調，建立官方數據共享機制，並具備法規調適空間，讓回報資料能合法運用於治安防治。</w:t>
+        <w:t>後端以</w:t>
+      </w:r>
+      <w:r>
+        <w:rPr>
+          <w:color w:val="0070C0"/>
+        </w:rPr>
+        <w:t xml:space="preserve"> Django </w:t>
+      </w:r>
+      <w:r>
+        <w:rPr>
+          <w:color w:val="0070C0"/>
+        </w:rPr>
+        <w:t>與</w:t>
+      </w:r>
+      <w:r>
+        <w:rPr>
+          <w:color w:val="0070C0"/>
+        </w:rPr>
+        <w:t xml:space="preserve"> Python </w:t>
+      </w:r>
+      <w:r>
+        <w:rPr>
+          <w:color w:val="0070C0"/>
+        </w:rPr>
+        <w:t>開發，搭配</w:t>
+      </w:r>
+      <w:r>
+        <w:rPr>
+          <w:color w:val="0070C0"/>
+        </w:rPr>
+        <w:t xml:space="preserve"> MySQL </w:t>
+      </w:r>
+      <w:r>
+        <w:rPr>
+          <w:color w:val="0070C0"/>
+        </w:rPr>
+        <w:t>資料庫與</w:t>
+      </w:r>
+      <w:r>
+        <w:rPr>
+          <w:color w:val="0070C0"/>
+        </w:rPr>
+        <w:t xml:space="preserve"> Google Maps API</w:t>
+      </w:r>
+      <w:r>
+        <w:rPr>
+          <w:color w:val="0070C0"/>
+        </w:rPr>
+        <w:t>；前端採</w:t>
+      </w:r>
+      <w:r>
+        <w:rPr>
+          <w:color w:val="0070C0"/>
+        </w:rPr>
+        <w:t xml:space="preserve"> HTML</w:t>
+      </w:r>
+      <w:r>
+        <w:rPr>
+          <w:color w:val="0070C0"/>
+        </w:rPr>
+        <w:t>、</w:t>
+      </w:r>
+      <w:r>
+        <w:rPr>
+          <w:color w:val="0070C0"/>
+        </w:rPr>
+        <w:t>CSS</w:t>
+      </w:r>
+      <w:r>
+        <w:rPr>
+          <w:color w:val="0070C0"/>
+        </w:rPr>
+        <w:t>、</w:t>
+      </w:r>
+      <w:r>
+        <w:rPr>
+          <w:color w:val="0070C0"/>
+        </w:rPr>
+        <w:t xml:space="preserve">JavaScript </w:t>
+      </w:r>
+      <w:r>
+        <w:rPr>
+          <w:color w:val="0070C0"/>
+        </w:rPr>
+        <w:t>並結合</w:t>
+      </w:r>
+      <w:r>
+        <w:rPr>
+          <w:color w:val="0070C0"/>
+        </w:rPr>
+        <w:t xml:space="preserve"> PWA </w:t>
+      </w:r>
+      <w:r>
+        <w:rPr>
+          <w:color w:val="0070C0"/>
+        </w:rPr>
+        <w:t>推播，確保跨平台使用便利性。人工智慧部分則採用</w:t>
+      </w:r>
+      <w:r>
+        <w:rPr>
+          <w:color w:val="0070C0"/>
+        </w:rPr>
+        <w:t xml:space="preserve"> OpenCV Haar Cascade </w:t>
+      </w:r>
+      <w:r>
+        <w:rPr>
+          <w:color w:val="0070C0"/>
+        </w:rPr>
+        <w:t>進行人臉偵測與模糊化，並以</w:t>
+      </w:r>
+      <w:r>
+        <w:rPr>
+          <w:color w:val="0070C0"/>
+        </w:rPr>
+        <w:t xml:space="preserve"> Base64 </w:t>
+      </w:r>
+      <w:r>
+        <w:rPr>
+          <w:color w:val="0070C0"/>
+        </w:rPr>
+        <w:t>儲存影像，確保隱私安全，同時透過</w:t>
+      </w:r>
+      <w:r>
+        <w:rPr>
+          <w:color w:val="0070C0"/>
+        </w:rPr>
+        <w:t xml:space="preserve"> AI </w:t>
+      </w:r>
+      <w:r>
+        <w:rPr>
+          <w:color w:val="0070C0"/>
+        </w:rPr>
+        <w:t>模型審查聊天室內容，維護交流空間的安全性與友善度。整體開發過程以</w:t>
+      </w:r>
+      <w:r>
+        <w:rPr>
+          <w:color w:val="0070C0"/>
+        </w:rPr>
+        <w:t xml:space="preserve"> GitHub </w:t>
+      </w:r>
+      <w:r>
+        <w:rPr>
+          <w:color w:val="0070C0"/>
+        </w:rPr>
+        <w:t>進行版本控管，並透過</w:t>
+      </w:r>
+      <w:r>
+        <w:rPr>
+          <w:color w:val="0070C0"/>
+        </w:rPr>
+        <w:t xml:space="preserve"> Figma </w:t>
+      </w:r>
+      <w:r>
+        <w:rPr>
+          <w:color w:val="0070C0"/>
+        </w:rPr>
+        <w:t>與</w:t>
+      </w:r>
+      <w:r>
+        <w:rPr>
+          <w:color w:val="0070C0"/>
+        </w:rPr>
+        <w:t xml:space="preserve"> Canva </w:t>
+      </w:r>
+      <w:r>
+        <w:rPr>
+          <w:color w:val="0070C0"/>
+        </w:rPr>
+        <w:t>製作設計與展示。</w:t>
       </w:r>
     </w:p>
     <w:p/>
     <w:p>
-      <w:pPr>
-        <w:rPr>
-          <w:b/>
-          <w:bCs/>
-        </w:rPr>
-      </w:pPr>
-      <w:r>
-        <w:rPr>
-          <w:b/>
-          <w:bCs/>
-        </w:rPr>
-        <w:t>二、社會影響力（解決方案、預期效益及可擴散性說明）</w:t>
-      </w:r>
-    </w:p>
-    <w:p>
-      <w:pPr>
-        <w:rPr>
-          <w:color w:val="0070C0"/>
-        </w:rPr>
-      </w:pPr>
-      <w:r>
-        <w:rPr>
-          <w:rFonts w:hint="eastAsia"/>
-          <w:b/>
-          <w:bCs/>
-        </w:rPr>
-        <w:lastRenderedPageBreak/>
-        <w:t>請說明您的具體解決方案？（</w:t>
-      </w:r>
-      <w:r>
-        <w:rPr>
-          <w:rFonts w:hint="eastAsia"/>
-          <w:b/>
-          <w:bCs/>
-        </w:rPr>
-        <w:t>400</w:t>
-      </w:r>
-      <w:r>
-        <w:rPr>
-          <w:rFonts w:hint="eastAsia"/>
-          <w:b/>
-          <w:bCs/>
-        </w:rPr>
-        <w:t>字為限）</w:t>
+      <w:r>
+        <w:rPr>
+          <w:rFonts w:hint="eastAsia"/>
+          <w:b/>
+          <w:bCs/>
+        </w:rPr>
+        <w:t>實作期程規劃</w:t>
+      </w:r>
+      <w:r>
+        <w:rPr>
+          <w:rFonts w:hint="eastAsia"/>
+          <w:b/>
+          <w:bCs/>
+        </w:rPr>
+        <w:t xml:space="preserve"> </w:t>
+      </w:r>
+      <w:r>
+        <w:rPr>
+          <w:rFonts w:hint="eastAsia"/>
+          <w:b/>
+          <w:bCs/>
+        </w:rPr>
+        <w:t>（入選後至決審期間）？</w:t>
       </w:r>
       <w:r>
         <w:rPr>
@@ -1920,744 +1964,31 @@
         </w:rPr>
         <w:t>(0/400)</w:t>
       </w:r>
-      <w:r>
-        <w:rPr>
-          <w:rFonts w:hint="eastAsia"/>
-        </w:rPr>
-        <w:br/>
-      </w:r>
-      <w:r>
-        <w:rPr>
-          <w:color w:val="0070C0"/>
-        </w:rPr>
-        <w:t>本平台結合事件回報、即時地圖警示、匿名聊天室、商家安全據點與一鍵求助功能。使用者可即時通報可疑人物，地圖即時更新並推播警示；同時在「安全合作商家」處獲得協助。平台也提供匿名交流區，分享防範經驗並獲得心理支持。</w:t>
-      </w:r>
-    </w:p>
-    <w:p>
-      <w:pPr>
-        <w:rPr>
-          <w:color w:val="0070C0"/>
-        </w:rPr>
-      </w:pPr>
-    </w:p>
-    <w:p>
-      <w:r>
-        <w:rPr>
-          <w:rFonts w:hint="eastAsia"/>
-          <w:b/>
-          <w:bCs/>
-        </w:rPr>
-        <w:t>請說明您認為本次提案內容可帶來的影響與效益？（</w:t>
-      </w:r>
-      <w:r>
-        <w:rPr>
-          <w:rFonts w:hint="eastAsia"/>
-          <w:b/>
-          <w:bCs/>
-        </w:rPr>
-        <w:t>400</w:t>
-      </w:r>
-      <w:r>
-        <w:rPr>
-          <w:rFonts w:hint="eastAsia"/>
-          <w:b/>
-          <w:bCs/>
-        </w:rPr>
-        <w:t>字為限）</w:t>
-      </w:r>
-      <w:r>
-        <w:rPr>
-          <w:rFonts w:hint="eastAsia"/>
-        </w:rPr>
-        <w:t> * </w:t>
-      </w:r>
-      <w:r>
-        <w:rPr>
-          <w:rFonts w:hint="eastAsia"/>
-          <w:b/>
-          <w:bCs/>
-        </w:rPr>
-        <w:t>(0/400)</w:t>
-      </w:r>
-      <w:r>
-        <w:rPr>
-          <w:rFonts w:hint="eastAsia"/>
-        </w:rPr>
-        <w:br/>
-      </w:r>
-      <w:r>
-        <w:rPr>
-          <w:color w:val="0070C0"/>
-        </w:rPr>
-        <w:t>提案能有效降低街頭騷擾與潛在侵害風險，提升個人安全感。透過數據共享，政府可掌握治安熱點，作為資源調度參考。商家參與「安全據點」計畫，不僅提升形象，也實質強化社區安全。社群互助與資訊透明則能促進社會信任，達到科技公益效益。</w:t>
-      </w:r>
-    </w:p>
-    <w:p/>
-    <w:p>
-      <w:r>
-        <w:rPr>
-          <w:rFonts w:hint="eastAsia"/>
-          <w:b/>
-          <w:bCs/>
-        </w:rPr>
-        <w:t>請說明本提案是否具備可複製性及擴散性？（</w:t>
-      </w:r>
-      <w:r>
-        <w:rPr>
-          <w:rFonts w:hint="eastAsia"/>
-          <w:b/>
-          <w:bCs/>
-        </w:rPr>
-        <w:t>400</w:t>
-      </w:r>
-      <w:r>
-        <w:rPr>
-          <w:rFonts w:hint="eastAsia"/>
-          <w:b/>
-          <w:bCs/>
-        </w:rPr>
-        <w:t>字為限）</w:t>
-      </w:r>
-      <w:r>
-        <w:rPr>
-          <w:rFonts w:hint="eastAsia"/>
-        </w:rPr>
-        <w:t> * </w:t>
-      </w:r>
-      <w:r>
-        <w:rPr>
-          <w:rFonts w:hint="eastAsia"/>
-          <w:b/>
-          <w:bCs/>
-        </w:rPr>
-        <w:t>(0/400)</w:t>
-      </w:r>
-      <w:r>
-        <w:rPr>
-          <w:rFonts w:hint="eastAsia"/>
-        </w:rPr>
-        <w:br/>
-      </w:r>
-      <w:r>
-        <w:rPr>
-          <w:color w:val="0070C0"/>
-        </w:rPr>
-        <w:t>系統採用</w:t>
-      </w:r>
-      <w:r>
-        <w:rPr>
-          <w:color w:val="0070C0"/>
-        </w:rPr>
-        <w:t xml:space="preserve"> PWA </w:t>
-      </w:r>
-      <w:r>
-        <w:rPr>
-          <w:color w:val="0070C0"/>
-        </w:rPr>
-        <w:t>與</w:t>
-      </w:r>
-      <w:r>
-        <w:rPr>
-          <w:color w:val="0070C0"/>
-        </w:rPr>
-        <w:t xml:space="preserve"> Django </w:t>
-      </w:r>
-      <w:r>
-        <w:rPr>
-          <w:color w:val="0070C0"/>
-        </w:rPr>
-        <w:t>架構，具備跨平台相容性</w:t>
-      </w:r>
-      <w:r>
-        <w:rPr>
-          <w:color w:val="0070C0"/>
-        </w:rPr>
-        <w:t>，僅需導入地方數據與商家合作即可複製應用</w:t>
-      </w:r>
-      <w:r>
-        <w:rPr>
-          <w:color w:val="0070C0"/>
-        </w:rPr>
-        <w:t>。未來可依需求擴充，如校園版、女性夜歸安全版，甚至國際化應用。只要有開放資料與合作商家，皆能快速導入，具高度擴散性與永續推廣價值。</w:t>
-      </w:r>
-    </w:p>
-    <w:p/>
-    <w:p>
-      <w:pPr>
-        <w:rPr>
-          <w:b/>
-          <w:bCs/>
-        </w:rPr>
-      </w:pPr>
-      <w:r>
-        <w:rPr>
-          <w:b/>
-          <w:bCs/>
-        </w:rPr>
-        <w:t>三、創新性（使用之工具、實作期程規劃說明）</w:t>
-      </w:r>
-    </w:p>
-    <w:p>
-      <w:r>
-        <w:rPr>
-          <w:rFonts w:hint="eastAsia"/>
-          <w:b/>
-          <w:bCs/>
-        </w:rPr>
-        <w:t>請說明本次提案內容跨領域合作或服務與技術之創新程度？（</w:t>
-      </w:r>
-      <w:r>
-        <w:rPr>
-          <w:rFonts w:hint="eastAsia"/>
-          <w:b/>
-          <w:bCs/>
-        </w:rPr>
-        <w:t>400</w:t>
-      </w:r>
-      <w:r>
-        <w:rPr>
-          <w:rFonts w:hint="eastAsia"/>
-          <w:b/>
-          <w:bCs/>
-        </w:rPr>
-        <w:t>字為限）</w:t>
-      </w:r>
-      <w:r>
-        <w:rPr>
-          <w:rFonts w:hint="eastAsia"/>
-        </w:rPr>
-        <w:t> * </w:t>
-      </w:r>
-      <w:r>
-        <w:rPr>
-          <w:rFonts w:hint="eastAsia"/>
-          <w:b/>
-          <w:bCs/>
-        </w:rPr>
-        <w:t>(0/400)</w:t>
-      </w:r>
-      <w:r>
-        <w:rPr>
-          <w:rFonts w:hint="eastAsia"/>
-        </w:rPr>
-        <w:br/>
-      </w:r>
-      <w:r>
-        <w:rPr>
-          <w:color w:val="0070C0"/>
-        </w:rPr>
-        <w:t>本系統結合資訊工程、公共安全、社會倡議與商業合作，跨足</w:t>
-      </w:r>
-      <w:r>
-        <w:rPr>
-          <w:b/>
-          <w:bCs/>
-          <w:color w:val="0070C0"/>
-        </w:rPr>
-        <w:t>警政、防騷擾</w:t>
-      </w:r>
-      <w:r>
-        <w:rPr>
-          <w:b/>
-          <w:bCs/>
-          <w:color w:val="0070C0"/>
-        </w:rPr>
-        <w:t xml:space="preserve"> NGO</w:t>
-      </w:r>
-      <w:r>
-        <w:rPr>
-          <w:b/>
-          <w:bCs/>
-          <w:color w:val="0070C0"/>
-        </w:rPr>
-        <w:t>、商家、校園</w:t>
-      </w:r>
-      <w:r>
-        <w:rPr>
-          <w:color w:val="0070C0"/>
-        </w:rPr>
-        <w:t>等領域。創新點包括：</w:t>
-      </w:r>
-      <w:r>
-        <w:rPr>
-          <w:color w:val="0070C0"/>
-        </w:rPr>
-        <w:t xml:space="preserve">AI </w:t>
-      </w:r>
-      <w:r>
-        <w:rPr>
-          <w:color w:val="0070C0"/>
-        </w:rPr>
-        <w:t>審查防止惡意言論、匿名社群降低受害者壓力、商家合作模式兼顧安全與經濟利益，形成社會共治的創新解決方案。</w:t>
-      </w:r>
-    </w:p>
-    <w:p/>
-    <w:p>
-      <w:r>
-        <w:rPr>
-          <w:rFonts w:hint="eastAsia"/>
-          <w:b/>
-          <w:bCs/>
-        </w:rPr>
-        <w:t>請說明提案預計使用之工具或平台？（</w:t>
-      </w:r>
-      <w:r>
-        <w:rPr>
-          <w:rFonts w:hint="eastAsia"/>
-          <w:b/>
-          <w:bCs/>
-        </w:rPr>
-        <w:t>400</w:t>
-      </w:r>
-      <w:r>
-        <w:rPr>
-          <w:rFonts w:hint="eastAsia"/>
-          <w:b/>
-          <w:bCs/>
-        </w:rPr>
-        <w:t>字為限）</w:t>
-      </w:r>
-      <w:r>
-        <w:rPr>
-          <w:rFonts w:hint="eastAsia"/>
-        </w:rPr>
-        <w:t> * </w:t>
-      </w:r>
-      <w:r>
-        <w:rPr>
-          <w:rFonts w:hint="eastAsia"/>
-          <w:b/>
-          <w:bCs/>
-        </w:rPr>
-        <w:t>(0/400)</w:t>
-      </w:r>
-      <w:r>
-        <w:rPr>
-          <w:rFonts w:hint="eastAsia"/>
-        </w:rPr>
-        <w:br/>
-      </w:r>
-      <w:r>
-        <w:rPr>
-          <w:color w:val="0070C0"/>
-        </w:rPr>
-        <w:t>後端採</w:t>
-      </w:r>
-      <w:r>
-        <w:rPr>
-          <w:color w:val="0070C0"/>
-        </w:rPr>
-        <w:t xml:space="preserve"> Django + Python</w:t>
-      </w:r>
-      <w:r>
-        <w:rPr>
-          <w:color w:val="0070C0"/>
-        </w:rPr>
-        <w:t>，資料庫</w:t>
-      </w:r>
-      <w:r>
-        <w:rPr>
-          <w:color w:val="0070C0"/>
-        </w:rPr>
-        <w:t xml:space="preserve"> MySQL</w:t>
-      </w:r>
-      <w:r>
-        <w:rPr>
-          <w:color w:val="0070C0"/>
-        </w:rPr>
-        <w:t>，前端使用</w:t>
-      </w:r>
-      <w:r>
-        <w:rPr>
-          <w:color w:val="0070C0"/>
-        </w:rPr>
-        <w:t xml:space="preserve"> HTML/CSS/JS </w:t>
-      </w:r>
-      <w:r>
-        <w:rPr>
-          <w:color w:val="0070C0"/>
-        </w:rPr>
-        <w:t>並整合</w:t>
-      </w:r>
-      <w:r>
-        <w:rPr>
-          <w:color w:val="0070C0"/>
-        </w:rPr>
-        <w:t xml:space="preserve"> Google Maps API</w:t>
-      </w:r>
-      <w:r>
-        <w:rPr>
-          <w:color w:val="0070C0"/>
-        </w:rPr>
-        <w:t>。</w:t>
-      </w:r>
-      <w:r>
-        <w:rPr>
-          <w:color w:val="0070C0"/>
-        </w:rPr>
-        <w:t xml:space="preserve">PWA </w:t>
-      </w:r>
-      <w:r>
-        <w:rPr>
-          <w:color w:val="0070C0"/>
-        </w:rPr>
-        <w:t>技術支援跨平台推播，</w:t>
-      </w:r>
-      <w:r>
-        <w:rPr>
-          <w:color w:val="0070C0"/>
-        </w:rPr>
-        <w:t xml:space="preserve">AI </w:t>
-      </w:r>
-      <w:r>
-        <w:rPr>
-          <w:color w:val="0070C0"/>
-        </w:rPr>
-        <w:t>模型（</w:t>
-      </w:r>
-      <w:r>
-        <w:rPr>
-          <w:color w:val="0070C0"/>
-        </w:rPr>
-        <w:t>OpenCV + Caffe</w:t>
-      </w:r>
-      <w:r>
-        <w:rPr>
-          <w:color w:val="0070C0"/>
-        </w:rPr>
-        <w:t>）用於人臉模糊與聊天室審查。平台以</w:t>
-      </w:r>
-      <w:r>
-        <w:rPr>
-          <w:color w:val="0070C0"/>
-        </w:rPr>
-        <w:t xml:space="preserve"> GitHub </w:t>
-      </w:r>
-      <w:r>
-        <w:rPr>
-          <w:color w:val="0070C0"/>
-        </w:rPr>
-        <w:t>管控版本，並透過</w:t>
-      </w:r>
-      <w:r>
-        <w:rPr>
-          <w:color w:val="0070C0"/>
-        </w:rPr>
-        <w:t xml:space="preserve"> Figma/Canva </w:t>
-      </w:r>
-      <w:r>
-        <w:rPr>
-          <w:color w:val="0070C0"/>
-        </w:rPr>
-        <w:lastRenderedPageBreak/>
-        <w:t>進行設計與簡報製作。</w:t>
-      </w:r>
-    </w:p>
-    <w:p/>
-    <w:p>
-      <w:r>
-        <w:rPr>
-          <w:rFonts w:hint="eastAsia"/>
-          <w:b/>
-          <w:bCs/>
-        </w:rPr>
-        <w:t>實作期程規劃</w:t>
-      </w:r>
-      <w:r>
-        <w:rPr>
-          <w:rFonts w:hint="eastAsia"/>
-          <w:b/>
-          <w:bCs/>
-        </w:rPr>
-        <w:t xml:space="preserve"> </w:t>
-      </w:r>
-      <w:r>
-        <w:rPr>
-          <w:rFonts w:hint="eastAsia"/>
-          <w:b/>
-          <w:bCs/>
-        </w:rPr>
-        <w:t>（入選後至決審期間）？</w:t>
-      </w:r>
-      <w:r>
-        <w:rPr>
-          <w:rFonts w:hint="eastAsia"/>
-        </w:rPr>
-        <w:t> * </w:t>
-      </w:r>
-      <w:r>
-        <w:rPr>
-          <w:rFonts w:hint="eastAsia"/>
-          <w:b/>
-          <w:bCs/>
-        </w:rPr>
-        <w:t>(0/400)</w:t>
-      </w:r>
-    </w:p>
-    <w:p>
-      <w:pPr>
-        <w:rPr>
-          <w:color w:val="0070C0"/>
-        </w:rPr>
-      </w:pPr>
-      <w:r>
-        <w:rPr>
-          <w:color w:val="0070C0"/>
-        </w:rPr>
-        <w:t>本專案共分為六個主要工作階段。首先進行</w:t>
-      </w:r>
-      <w:r>
-        <w:rPr>
-          <w:color w:val="0070C0"/>
-        </w:rPr>
-        <w:t xml:space="preserve"> </w:t>
-      </w:r>
-      <w:r>
-        <w:rPr>
-          <w:b/>
-          <w:bCs/>
-          <w:color w:val="0070C0"/>
-        </w:rPr>
-        <w:t>需求分析與市場調查</w:t>
-      </w:r>
-      <w:r>
-        <w:rPr>
-          <w:rFonts w:hint="eastAsia"/>
-          <w:color w:val="0070C0"/>
-        </w:rPr>
-        <w:t>，</w:t>
-      </w:r>
-      <w:r>
-        <w:rPr>
-          <w:color w:val="0070C0"/>
-        </w:rPr>
-        <w:t>歷時</w:t>
-      </w:r>
-      <w:r>
-        <w:rPr>
-          <w:color w:val="0070C0"/>
-        </w:rPr>
-        <w:t xml:space="preserve"> </w:t>
-      </w:r>
-      <w:r>
-        <w:rPr>
-          <w:rFonts w:hint="eastAsia"/>
-          <w:color w:val="0070C0"/>
-        </w:rPr>
-        <w:t>38</w:t>
-      </w:r>
-      <w:r>
-        <w:rPr>
-          <w:color w:val="0070C0"/>
-        </w:rPr>
-        <w:t xml:space="preserve"> </w:t>
-      </w:r>
-      <w:r>
-        <w:rPr>
-          <w:color w:val="0070C0"/>
-        </w:rPr>
-        <w:t>日，以確認系統功能方向與使用者需求。接著展開</w:t>
-      </w:r>
-      <w:r>
-        <w:rPr>
-          <w:color w:val="0070C0"/>
-        </w:rPr>
-        <w:t xml:space="preserve"> </w:t>
-      </w:r>
-      <w:r>
-        <w:rPr>
-          <w:b/>
-          <w:bCs/>
-          <w:color w:val="0070C0"/>
-        </w:rPr>
-        <w:t>系統設計與資料庫規劃</w:t>
-      </w:r>
-      <w:r>
-        <w:rPr>
-          <w:color w:val="0070C0"/>
-        </w:rPr>
-        <w:t>，投入</w:t>
-      </w:r>
-      <w:r>
-        <w:rPr>
-          <w:color w:val="0070C0"/>
-        </w:rPr>
-        <w:t xml:space="preserve"> 26 </w:t>
-      </w:r>
-      <w:r>
-        <w:rPr>
-          <w:color w:val="0070C0"/>
-        </w:rPr>
-        <w:t>日完成整體架構規劃。之後進入為期最長的</w:t>
-      </w:r>
-      <w:r>
-        <w:rPr>
-          <w:color w:val="0070C0"/>
-        </w:rPr>
-        <w:t xml:space="preserve"> </w:t>
-      </w:r>
-      <w:r>
-        <w:rPr>
-          <w:b/>
-          <w:bCs/>
-          <w:color w:val="0070C0"/>
-        </w:rPr>
-        <w:t>系統開發階段</w:t>
-      </w:r>
-      <w:r>
-        <w:rPr>
-          <w:color w:val="0070C0"/>
-        </w:rPr>
-        <w:t>，共計</w:t>
-      </w:r>
-      <w:r>
-        <w:rPr>
-          <w:color w:val="0070C0"/>
-        </w:rPr>
-        <w:t xml:space="preserve"> 13</w:t>
-      </w:r>
-      <w:r>
-        <w:rPr>
-          <w:rFonts w:hint="eastAsia"/>
-          <w:color w:val="0070C0"/>
-        </w:rPr>
-        <w:t>0</w:t>
-      </w:r>
-      <w:r>
-        <w:rPr>
-          <w:color w:val="0070C0"/>
-        </w:rPr>
-        <w:t xml:space="preserve"> </w:t>
-      </w:r>
-      <w:r>
-        <w:rPr>
-          <w:color w:val="0070C0"/>
-        </w:rPr>
-        <w:t>日，完成核心功能與模組建置。完成開發後進行</w:t>
-      </w:r>
-      <w:r>
-        <w:rPr>
-          <w:color w:val="0070C0"/>
-        </w:rPr>
-        <w:t xml:space="preserve"> </w:t>
-      </w:r>
-      <w:r>
-        <w:rPr>
-          <w:b/>
-          <w:bCs/>
-          <w:color w:val="0070C0"/>
-        </w:rPr>
-        <w:t>系統整合與測試</w:t>
-      </w:r>
-      <w:r>
-        <w:rPr>
-          <w:color w:val="0070C0"/>
-        </w:rPr>
-        <w:t>，耗時</w:t>
-      </w:r>
-      <w:r>
-        <w:rPr>
-          <w:color w:val="0070C0"/>
-        </w:rPr>
-        <w:t xml:space="preserve"> 34 </w:t>
-      </w:r>
-      <w:r>
-        <w:rPr>
-          <w:color w:val="0070C0"/>
-        </w:rPr>
-        <w:t>日，以確保系統穩定性與正確性。接下來投入</w:t>
-      </w:r>
-      <w:r>
-        <w:rPr>
-          <w:color w:val="0070C0"/>
-        </w:rPr>
-        <w:t xml:space="preserve"> 14 </w:t>
-      </w:r>
-      <w:r>
-        <w:rPr>
-          <w:color w:val="0070C0"/>
-        </w:rPr>
-        <w:t>日進行</w:t>
-      </w:r>
-      <w:r>
-        <w:rPr>
-          <w:color w:val="0070C0"/>
-        </w:rPr>
-        <w:t xml:space="preserve"> </w:t>
-      </w:r>
-      <w:r>
-        <w:rPr>
-          <w:b/>
-          <w:bCs/>
-          <w:color w:val="0070C0"/>
-        </w:rPr>
-        <w:t xml:space="preserve">UI/UX </w:t>
-      </w:r>
-      <w:r>
-        <w:rPr>
-          <w:b/>
-          <w:bCs/>
-          <w:color w:val="0070C0"/>
-        </w:rPr>
-        <w:t>優化與上線準備</w:t>
-      </w:r>
-      <w:r>
-        <w:rPr>
-          <w:color w:val="0070C0"/>
-        </w:rPr>
-        <w:t>，確保使用體驗與正式運行的順利。最後安排</w:t>
-      </w:r>
-      <w:r>
-        <w:rPr>
-          <w:color w:val="0070C0"/>
-        </w:rPr>
-        <w:t xml:space="preserve"> 16 </w:t>
-      </w:r>
-      <w:r>
-        <w:rPr>
-          <w:color w:val="0070C0"/>
-        </w:rPr>
-        <w:t>日進行</w:t>
-      </w:r>
-      <w:r>
-        <w:rPr>
-          <w:color w:val="0070C0"/>
-        </w:rPr>
-        <w:t xml:space="preserve"> </w:t>
-      </w:r>
-      <w:r>
-        <w:rPr>
-          <w:b/>
-          <w:bCs/>
-          <w:color w:val="0070C0"/>
-        </w:rPr>
-        <w:t>發表與回饋改善</w:t>
-      </w:r>
-      <w:r>
-        <w:rPr>
-          <w:color w:val="0070C0"/>
-        </w:rPr>
-        <w:t>，依據實際使用狀況進行調整。此外，專案同時進行</w:t>
-      </w:r>
-      <w:r>
-        <w:rPr>
-          <w:color w:val="0070C0"/>
-        </w:rPr>
-        <w:t xml:space="preserve"> </w:t>
-      </w:r>
-      <w:r>
-        <w:rPr>
-          <w:b/>
-          <w:bCs/>
-          <w:color w:val="0070C0"/>
-        </w:rPr>
-        <w:t>簡報與文件等資料的準備</w:t>
-      </w:r>
-      <w:r>
-        <w:rPr>
-          <w:color w:val="0070C0"/>
-        </w:rPr>
-        <w:t>，以利後續成果發表與推廣。</w:t>
+    </w:p>
+    <w:p>
+      <w:pPr>
+        <w:rPr>
+          <w:color w:val="0070C0"/>
+        </w:rPr>
+      </w:pPr>
+      <w:r>
+        <w:rPr>
+          <w:color w:val="0070C0"/>
+        </w:rPr>
+        <w:t>專案期程自</w:t>
+      </w:r>
+      <w:r>
+        <w:rPr>
+          <w:rFonts w:hint="eastAsia"/>
+          <w:color w:val="0070C0"/>
+        </w:rPr>
+        <w:t>今年</w:t>
+      </w:r>
+      <w:r>
+        <w:rPr>
+          <w:color w:val="0070C0"/>
+        </w:rPr>
+        <w:t>二月啟動，首先完成資料庫設計與系統架構規劃，建立整體基礎；三月至八月依計畫逐步開發各項功能並進行整合；九月安排完整測試與修正，確保穩定性與可靠性；十月則正式上線，進入實際運行階段，提供完整的安全服務。</w:t>
       </w:r>
     </w:p>
     <w:p/>
@@ -2951,6 +2282,78 @@
     <w:p>
       <w:pPr>
         <w:rPr>
+          <w:b/>
+          <w:bCs/>
+        </w:rPr>
+      </w:pPr>
+      <w:r>
+        <w:rPr>
+          <w:b/>
+          <w:bCs/>
+        </w:rPr>
+        <w:t xml:space="preserve">AI </w:t>
+      </w:r>
+      <w:r>
+        <w:rPr>
+          <w:b/>
+          <w:bCs/>
+        </w:rPr>
+        <w:t>工具應用</w:t>
+      </w:r>
+    </w:p>
+    <w:p>
+      <w:pPr>
+        <w:rPr>
+          <w:color w:val="0070C0"/>
+        </w:rPr>
+      </w:pPr>
+      <w:r>
+        <w:rPr>
+          <w:color w:val="0070C0"/>
+        </w:rPr>
+        <w:t>系統中導入人工智慧於兩大場景：其一為透過</w:t>
+      </w:r>
+      <w:r>
+        <w:rPr>
+          <w:color w:val="0070C0"/>
+        </w:rPr>
+        <w:t xml:space="preserve"> OpenCV Haar Cascade </w:t>
+      </w:r>
+      <w:r>
+        <w:rPr>
+          <w:color w:val="0070C0"/>
+        </w:rPr>
+        <w:t>結合</w:t>
+      </w:r>
+      <w:r>
+        <w:rPr>
+          <w:color w:val="0070C0"/>
+        </w:rPr>
+        <w:t xml:space="preserve"> Base64 </w:t>
+      </w:r>
+      <w:r>
+        <w:rPr>
+          <w:color w:val="0070C0"/>
+        </w:rPr>
+        <w:t>儲存，實現人臉偵測與模糊化，確保上傳影像不侵犯隱私；其二則是聊天室</w:t>
+      </w:r>
+      <w:r>
+        <w:rPr>
+          <w:color w:val="0070C0"/>
+        </w:rPr>
+        <w:t xml:space="preserve"> AI </w:t>
+      </w:r>
+      <w:r>
+        <w:rPr>
+          <w:color w:val="0070C0"/>
+        </w:rPr>
+        <w:t>審查機制，用以過濾惡意或不當言論，營造友善、安全的社群互助環境。此舉不僅提升了平台可信度與合規性，也具備實務性與創新價值。</w:t>
+      </w:r>
+    </w:p>
+    <w:p/>
+    <w:p>
+      <w:pPr>
+        <w:rPr>
           <w:color w:val="EE0000"/>
         </w:rPr>
       </w:pPr>
@@ -3029,7 +2432,6 @@
               <w:rPr>
                 <w:color w:val="000000" w:themeColor="text1"/>
               </w:rPr>
-              <w:lastRenderedPageBreak/>
               <w:t>協助調整作品架構及服務模式</w:t>
             </w:r>
           </w:p>
@@ -3115,6 +2517,7 @@
                 <w:color w:val="000000" w:themeColor="text1"/>
                 <w:highlight w:val="yellow"/>
               </w:rPr>
+              <w:lastRenderedPageBreak/>
               <w:t>協助建議資料應用項目是否需要調整</w:t>
             </w:r>
           </w:p>
@@ -3570,7 +2973,6 @@
         <w:rPr>
           <w:rFonts w:hint="eastAsia"/>
         </w:rPr>
-        <w:lastRenderedPageBreak/>
         <w:t>範例：減碳平台整合資料來源：環境部氣候變遷署、溫室氣體國家報告等。</w:t>
       </w:r>
       <w:r>
@@ -5265,7 +4667,6 @@
     <w:next w:val="a"/>
     <w:link w:val="30"/>
     <w:uiPriority w:val="9"/>
-    <w:semiHidden/>
     <w:unhideWhenUsed/>
     <w:qFormat/>
     <w:rsid w:val="00156A79"/>
@@ -5472,7 +4873,6 @@
     <w:basedOn w:val="a0"/>
     <w:link w:val="3"/>
     <w:uiPriority w:val="9"/>
-    <w:semiHidden/>
     <w:rsid w:val="00156A79"/>
     <w:rPr>
       <w:rFonts w:eastAsiaTheme="majorEastAsia" w:cstheme="majorBidi"/>
